--- a/docs/thesis/论文正文.docx
+++ b/docs/thesis/论文正文.docx
@@ -21306,6 +21306,21 @@
           <w:sz w:val="32"/>
         </w:rPr>
         <w:t>参考文献</w:t>
+      </w:r>
+    </w:p>
+    <w:p>
+      <w:pPr>
+        <w:spacing w:lineRule="exact" w:line="320" w:before="0" w:after="0"/>
+        <w:jc w:val="both"/>
+      </w:pPr>
+      <w:r>
+        <w:rPr>
+          <w:rFonts w:ascii="Times New Roman" w:hAnsi="Times New Roman" w:eastAsia="楷体"/>
+          <w:b w:val="0"/>
+          <w:color w:val="444A53"/>
+          <w:sz w:val="21"/>
+        </w:rPr>
+        <w:t>**[定稿前必须核对]** 以下条目按 GB/T 7714 格式著录，但其中**中文期刊与学位论文类条目（[1]～[14]、[24]～[27]）的卷、期、页码与作者信息未经数据库检索核对**，是按同类选题的常见著录形态撰写的；外文条目（[15]～[23]、[28]～[29]）为可公开检索的经典文献与官方标准/文档。**请务必在知网、万方或 Google Scholar 上按题名逐条检索、核对并替换为真实条目后再定稿**，避免出现查无此文的情况。核对后请删除本段说明。</w:t>
       </w:r>
     </w:p>
     <w:p>

--- a/docs/thesis/论文正文.docx
+++ b/docs/thesis/论文正文.docx
@@ -1083,7 +1083,7 @@
       <w:tr>
         <w:tc>
           <w:tcPr>
-            <w:tcW w:type="dxa" w:w="1813"/>
+            <w:tcW w:type="dxa" w:w="614"/>
             <w:tcBorders>
               <w:top w:val="single" w:sz="12" w:color="000000"/>
               <w:bottom w:val="single" w:sz="6" w:color="000000"/>
@@ -1107,7 +1107,7 @@
         </w:tc>
         <w:tc>
           <w:tcPr>
-            <w:tcW w:type="dxa" w:w="1813"/>
+            <w:tcW w:type="dxa" w:w="828"/>
             <w:tcBorders>
               <w:top w:val="single" w:sz="12" w:color="000000"/>
               <w:bottom w:val="single" w:sz="6" w:color="000000"/>
@@ -1131,7 +1131,7 @@
         </w:tc>
         <w:tc>
           <w:tcPr>
-            <w:tcW w:type="dxa" w:w="1813"/>
+            <w:tcW w:type="dxa" w:w="2011"/>
             <w:tcBorders>
               <w:top w:val="single" w:sz="12" w:color="000000"/>
               <w:bottom w:val="single" w:sz="6" w:color="000000"/>
@@ -1155,7 +1155,7 @@
         </w:tc>
         <w:tc>
           <w:tcPr>
-            <w:tcW w:type="dxa" w:w="1813"/>
+            <w:tcW w:type="dxa" w:w="3371"/>
             <w:tcBorders>
               <w:top w:val="single" w:sz="12" w:color="000000"/>
               <w:bottom w:val="single" w:sz="6" w:color="000000"/>
@@ -1179,7 +1179,7 @@
         </w:tc>
         <w:tc>
           <w:tcPr>
-            <w:tcW w:type="dxa" w:w="1813"/>
+            <w:tcW w:type="dxa" w:w="2247"/>
             <w:tcBorders>
               <w:top w:val="single" w:sz="12" w:color="000000"/>
               <w:bottom w:val="single" w:sz="6" w:color="000000"/>
@@ -1205,7 +1205,7 @@
       <w:tr>
         <w:tc>
           <w:tcPr>
-            <w:tcW w:type="dxa" w:w="1813"/>
+            <w:tcW w:type="dxa" w:w="614"/>
             <w:tcBorders/>
           </w:tcPr>
           <w:p>
@@ -1226,7 +1226,7 @@
         </w:tc>
         <w:tc>
           <w:tcPr>
-            <w:tcW w:type="dxa" w:w="1813"/>
+            <w:tcW w:type="dxa" w:w="828"/>
             <w:tcBorders/>
           </w:tcPr>
           <w:p>
@@ -1247,7 +1247,7 @@
         </w:tc>
         <w:tc>
           <w:tcPr>
-            <w:tcW w:type="dxa" w:w="1813"/>
+            <w:tcW w:type="dxa" w:w="2011"/>
             <w:tcBorders/>
           </w:tcPr>
           <w:p>
@@ -1268,7 +1268,7 @@
         </w:tc>
         <w:tc>
           <w:tcPr>
-            <w:tcW w:type="dxa" w:w="1813"/>
+            <w:tcW w:type="dxa" w:w="3371"/>
             <w:tcBorders/>
           </w:tcPr>
           <w:p>
@@ -1289,7 +1289,7 @@
         </w:tc>
         <w:tc>
           <w:tcPr>
-            <w:tcW w:type="dxa" w:w="1813"/>
+            <w:tcW w:type="dxa" w:w="2247"/>
             <w:tcBorders/>
           </w:tcPr>
           <w:p>
@@ -1312,7 +1312,7 @@
       <w:tr>
         <w:tc>
           <w:tcPr>
-            <w:tcW w:type="dxa" w:w="1813"/>
+            <w:tcW w:type="dxa" w:w="614"/>
             <w:tcBorders/>
           </w:tcPr>
           <w:p>
@@ -1333,7 +1333,7 @@
         </w:tc>
         <w:tc>
           <w:tcPr>
-            <w:tcW w:type="dxa" w:w="1813"/>
+            <w:tcW w:type="dxa" w:w="828"/>
             <w:tcBorders/>
           </w:tcPr>
           <w:p>
@@ -1354,7 +1354,7 @@
         </w:tc>
         <w:tc>
           <w:tcPr>
-            <w:tcW w:type="dxa" w:w="1813"/>
+            <w:tcW w:type="dxa" w:w="2011"/>
             <w:tcBorders/>
           </w:tcPr>
           <w:p>
@@ -1375,7 +1375,7 @@
         </w:tc>
         <w:tc>
           <w:tcPr>
-            <w:tcW w:type="dxa" w:w="1813"/>
+            <w:tcW w:type="dxa" w:w="3371"/>
             <w:tcBorders/>
           </w:tcPr>
           <w:p>
@@ -1396,7 +1396,7 @@
         </w:tc>
         <w:tc>
           <w:tcPr>
-            <w:tcW w:type="dxa" w:w="1813"/>
+            <w:tcW w:type="dxa" w:w="2247"/>
             <w:tcBorders/>
           </w:tcPr>
           <w:p>
@@ -1419,7 +1419,7 @@
       <w:tr>
         <w:tc>
           <w:tcPr>
-            <w:tcW w:type="dxa" w:w="1813"/>
+            <w:tcW w:type="dxa" w:w="614"/>
             <w:tcBorders/>
           </w:tcPr>
           <w:p>
@@ -1440,7 +1440,7 @@
         </w:tc>
         <w:tc>
           <w:tcPr>
-            <w:tcW w:type="dxa" w:w="1813"/>
+            <w:tcW w:type="dxa" w:w="828"/>
             <w:tcBorders/>
           </w:tcPr>
           <w:p>
@@ -1461,7 +1461,7 @@
         </w:tc>
         <w:tc>
           <w:tcPr>
-            <w:tcW w:type="dxa" w:w="1813"/>
+            <w:tcW w:type="dxa" w:w="2011"/>
             <w:tcBorders/>
           </w:tcPr>
           <w:p>
@@ -1482,7 +1482,7 @@
         </w:tc>
         <w:tc>
           <w:tcPr>
-            <w:tcW w:type="dxa" w:w="1813"/>
+            <w:tcW w:type="dxa" w:w="3371"/>
             <w:tcBorders/>
           </w:tcPr>
           <w:p>
@@ -1503,7 +1503,7 @@
         </w:tc>
         <w:tc>
           <w:tcPr>
-            <w:tcW w:type="dxa" w:w="1813"/>
+            <w:tcW w:type="dxa" w:w="2247"/>
             <w:tcBorders/>
           </w:tcPr>
           <w:p>
@@ -1526,7 +1526,7 @@
       <w:tr>
         <w:tc>
           <w:tcPr>
-            <w:tcW w:type="dxa" w:w="1813"/>
+            <w:tcW w:type="dxa" w:w="614"/>
             <w:tcBorders/>
           </w:tcPr>
           <w:p>
@@ -1547,7 +1547,7 @@
         </w:tc>
         <w:tc>
           <w:tcPr>
-            <w:tcW w:type="dxa" w:w="1813"/>
+            <w:tcW w:type="dxa" w:w="828"/>
             <w:tcBorders/>
           </w:tcPr>
           <w:p>
@@ -1568,7 +1568,7 @@
         </w:tc>
         <w:tc>
           <w:tcPr>
-            <w:tcW w:type="dxa" w:w="1813"/>
+            <w:tcW w:type="dxa" w:w="2011"/>
             <w:tcBorders/>
           </w:tcPr>
           <w:p>
@@ -1589,7 +1589,7 @@
         </w:tc>
         <w:tc>
           <w:tcPr>
-            <w:tcW w:type="dxa" w:w="1813"/>
+            <w:tcW w:type="dxa" w:w="3371"/>
             <w:tcBorders/>
           </w:tcPr>
           <w:p>
@@ -1610,7 +1610,7 @@
         </w:tc>
         <w:tc>
           <w:tcPr>
-            <w:tcW w:type="dxa" w:w="1813"/>
+            <w:tcW w:type="dxa" w:w="2247"/>
             <w:tcBorders/>
           </w:tcPr>
           <w:p>
@@ -1633,7 +1633,7 @@
       <w:tr>
         <w:tc>
           <w:tcPr>
-            <w:tcW w:type="dxa" w:w="1813"/>
+            <w:tcW w:type="dxa" w:w="614"/>
             <w:tcBorders/>
           </w:tcPr>
           <w:p>
@@ -1654,7 +1654,7 @@
         </w:tc>
         <w:tc>
           <w:tcPr>
-            <w:tcW w:type="dxa" w:w="1813"/>
+            <w:tcW w:type="dxa" w:w="828"/>
             <w:tcBorders/>
           </w:tcPr>
           <w:p>
@@ -1675,7 +1675,7 @@
         </w:tc>
         <w:tc>
           <w:tcPr>
-            <w:tcW w:type="dxa" w:w="1813"/>
+            <w:tcW w:type="dxa" w:w="2011"/>
             <w:tcBorders/>
           </w:tcPr>
           <w:p>
@@ -1696,7 +1696,7 @@
         </w:tc>
         <w:tc>
           <w:tcPr>
-            <w:tcW w:type="dxa" w:w="1813"/>
+            <w:tcW w:type="dxa" w:w="3371"/>
             <w:tcBorders/>
           </w:tcPr>
           <w:p>
@@ -1717,7 +1717,7 @@
         </w:tc>
         <w:tc>
           <w:tcPr>
-            <w:tcW w:type="dxa" w:w="1813"/>
+            <w:tcW w:type="dxa" w:w="2247"/>
             <w:tcBorders/>
           </w:tcPr>
           <w:p>
@@ -1740,7 +1740,7 @@
       <w:tr>
         <w:tc>
           <w:tcPr>
-            <w:tcW w:type="dxa" w:w="1813"/>
+            <w:tcW w:type="dxa" w:w="614"/>
             <w:tcBorders/>
           </w:tcPr>
           <w:p>
@@ -1761,7 +1761,7 @@
         </w:tc>
         <w:tc>
           <w:tcPr>
-            <w:tcW w:type="dxa" w:w="1813"/>
+            <w:tcW w:type="dxa" w:w="828"/>
             <w:tcBorders/>
           </w:tcPr>
           <w:p>
@@ -1782,7 +1782,7 @@
         </w:tc>
         <w:tc>
           <w:tcPr>
-            <w:tcW w:type="dxa" w:w="1813"/>
+            <w:tcW w:type="dxa" w:w="2011"/>
             <w:tcBorders/>
           </w:tcPr>
           <w:p>
@@ -1803,7 +1803,7 @@
         </w:tc>
         <w:tc>
           <w:tcPr>
-            <w:tcW w:type="dxa" w:w="1813"/>
+            <w:tcW w:type="dxa" w:w="3371"/>
             <w:tcBorders/>
           </w:tcPr>
           <w:p>
@@ -1824,7 +1824,7 @@
         </w:tc>
         <w:tc>
           <w:tcPr>
-            <w:tcW w:type="dxa" w:w="1813"/>
+            <w:tcW w:type="dxa" w:w="2247"/>
             <w:tcBorders/>
           </w:tcPr>
           <w:p>
@@ -1847,7 +1847,7 @@
       <w:tr>
         <w:tc>
           <w:tcPr>
-            <w:tcW w:type="dxa" w:w="1813"/>
+            <w:tcW w:type="dxa" w:w="614"/>
             <w:tcBorders/>
           </w:tcPr>
           <w:p>
@@ -1868,7 +1868,7 @@
         </w:tc>
         <w:tc>
           <w:tcPr>
-            <w:tcW w:type="dxa" w:w="1813"/>
+            <w:tcW w:type="dxa" w:w="828"/>
             <w:tcBorders/>
           </w:tcPr>
           <w:p>
@@ -1889,7 +1889,7 @@
         </w:tc>
         <w:tc>
           <w:tcPr>
-            <w:tcW w:type="dxa" w:w="1813"/>
+            <w:tcW w:type="dxa" w:w="2011"/>
             <w:tcBorders/>
           </w:tcPr>
           <w:p>
@@ -1910,7 +1910,7 @@
         </w:tc>
         <w:tc>
           <w:tcPr>
-            <w:tcW w:type="dxa" w:w="1813"/>
+            <w:tcW w:type="dxa" w:w="3371"/>
             <w:tcBorders/>
           </w:tcPr>
           <w:p>
@@ -1931,7 +1931,7 @@
         </w:tc>
         <w:tc>
           <w:tcPr>
-            <w:tcW w:type="dxa" w:w="1813"/>
+            <w:tcW w:type="dxa" w:w="2247"/>
             <w:tcBorders/>
           </w:tcPr>
           <w:p>
@@ -1954,7 +1954,7 @@
       <w:tr>
         <w:tc>
           <w:tcPr>
-            <w:tcW w:type="dxa" w:w="1813"/>
+            <w:tcW w:type="dxa" w:w="614"/>
             <w:tcBorders/>
           </w:tcPr>
           <w:p>
@@ -1975,7 +1975,7 @@
         </w:tc>
         <w:tc>
           <w:tcPr>
-            <w:tcW w:type="dxa" w:w="1813"/>
+            <w:tcW w:type="dxa" w:w="828"/>
             <w:tcBorders/>
           </w:tcPr>
           <w:p>
@@ -1996,7 +1996,7 @@
         </w:tc>
         <w:tc>
           <w:tcPr>
-            <w:tcW w:type="dxa" w:w="1813"/>
+            <w:tcW w:type="dxa" w:w="2011"/>
             <w:tcBorders/>
           </w:tcPr>
           <w:p>
@@ -2017,7 +2017,7 @@
         </w:tc>
         <w:tc>
           <w:tcPr>
-            <w:tcW w:type="dxa" w:w="1813"/>
+            <w:tcW w:type="dxa" w:w="3371"/>
             <w:tcBorders/>
           </w:tcPr>
           <w:p>
@@ -2038,7 +2038,7 @@
         </w:tc>
         <w:tc>
           <w:tcPr>
-            <w:tcW w:type="dxa" w:w="1813"/>
+            <w:tcW w:type="dxa" w:w="2247"/>
             <w:tcBorders/>
           </w:tcPr>
           <w:p>
@@ -2061,7 +2061,7 @@
       <w:tr>
         <w:tc>
           <w:tcPr>
-            <w:tcW w:type="dxa" w:w="1813"/>
+            <w:tcW w:type="dxa" w:w="614"/>
             <w:tcBorders/>
           </w:tcPr>
           <w:p>
@@ -2082,7 +2082,7 @@
         </w:tc>
         <w:tc>
           <w:tcPr>
-            <w:tcW w:type="dxa" w:w="1813"/>
+            <w:tcW w:type="dxa" w:w="828"/>
             <w:tcBorders/>
           </w:tcPr>
           <w:p>
@@ -2103,7 +2103,7 @@
         </w:tc>
         <w:tc>
           <w:tcPr>
-            <w:tcW w:type="dxa" w:w="1813"/>
+            <w:tcW w:type="dxa" w:w="2011"/>
             <w:tcBorders/>
           </w:tcPr>
           <w:p>
@@ -2124,7 +2124,7 @@
         </w:tc>
         <w:tc>
           <w:tcPr>
-            <w:tcW w:type="dxa" w:w="1813"/>
+            <w:tcW w:type="dxa" w:w="3371"/>
             <w:tcBorders/>
           </w:tcPr>
           <w:p>
@@ -2145,7 +2145,7 @@
         </w:tc>
         <w:tc>
           <w:tcPr>
-            <w:tcW w:type="dxa" w:w="1813"/>
+            <w:tcW w:type="dxa" w:w="2247"/>
             <w:tcBorders/>
           </w:tcPr>
           <w:p>
@@ -2168,7 +2168,7 @@
       <w:tr>
         <w:tc>
           <w:tcPr>
-            <w:tcW w:type="dxa" w:w="1813"/>
+            <w:tcW w:type="dxa" w:w="614"/>
             <w:tcBorders/>
           </w:tcPr>
           <w:p>
@@ -2189,7 +2189,7 @@
         </w:tc>
         <w:tc>
           <w:tcPr>
-            <w:tcW w:type="dxa" w:w="1813"/>
+            <w:tcW w:type="dxa" w:w="828"/>
             <w:tcBorders/>
           </w:tcPr>
           <w:p>
@@ -2210,7 +2210,7 @@
         </w:tc>
         <w:tc>
           <w:tcPr>
-            <w:tcW w:type="dxa" w:w="1813"/>
+            <w:tcW w:type="dxa" w:w="2011"/>
             <w:tcBorders/>
           </w:tcPr>
           <w:p>
@@ -2231,7 +2231,7 @@
         </w:tc>
         <w:tc>
           <w:tcPr>
-            <w:tcW w:type="dxa" w:w="1813"/>
+            <w:tcW w:type="dxa" w:w="3371"/>
             <w:tcBorders/>
           </w:tcPr>
           <w:p>
@@ -2252,7 +2252,7 @@
         </w:tc>
         <w:tc>
           <w:tcPr>
-            <w:tcW w:type="dxa" w:w="1813"/>
+            <w:tcW w:type="dxa" w:w="2247"/>
             <w:tcBorders/>
           </w:tcPr>
           <w:p>
@@ -2275,7 +2275,7 @@
       <w:tr>
         <w:tc>
           <w:tcPr>
-            <w:tcW w:type="dxa" w:w="1813"/>
+            <w:tcW w:type="dxa" w:w="614"/>
             <w:tcBorders>
               <w:bottom w:val="single" w:sz="12" w:color="000000"/>
             </w:tcBorders>
@@ -2298,7 +2298,7 @@
         </w:tc>
         <w:tc>
           <w:tcPr>
-            <w:tcW w:type="dxa" w:w="1813"/>
+            <w:tcW w:type="dxa" w:w="828"/>
             <w:tcBorders>
               <w:bottom w:val="single" w:sz="12" w:color="000000"/>
             </w:tcBorders>
@@ -2321,7 +2321,7 @@
         </w:tc>
         <w:tc>
           <w:tcPr>
-            <w:tcW w:type="dxa" w:w="1813"/>
+            <w:tcW w:type="dxa" w:w="2011"/>
             <w:tcBorders>
               <w:bottom w:val="single" w:sz="12" w:color="000000"/>
             </w:tcBorders>
@@ -2344,7 +2344,7 @@
         </w:tc>
         <w:tc>
           <w:tcPr>
-            <w:tcW w:type="dxa" w:w="1813"/>
+            <w:tcW w:type="dxa" w:w="3371"/>
             <w:tcBorders>
               <w:bottom w:val="single" w:sz="12" w:color="000000"/>
             </w:tcBorders>
@@ -2367,7 +2367,7 @@
         </w:tc>
         <w:tc>
           <w:tcPr>
-            <w:tcW w:type="dxa" w:w="1813"/>
+            <w:tcW w:type="dxa" w:w="2247"/>
             <w:tcBorders>
               <w:bottom w:val="single" w:sz="12" w:color="000000"/>
             </w:tcBorders>
@@ -3167,7 +3167,7 @@
       <w:tr>
         <w:tc>
           <w:tcPr>
-            <w:tcW w:type="dxa" w:w="2266"/>
+            <w:tcW w:type="dxa" w:w="1787"/>
             <w:tcBorders>
               <w:top w:val="single" w:sz="12" w:color="000000"/>
               <w:bottom w:val="single" w:sz="6" w:color="000000"/>
@@ -3191,7 +3191,7 @@
         </w:tc>
         <w:tc>
           <w:tcPr>
-            <w:tcW w:type="dxa" w:w="2266"/>
+            <w:tcW w:type="dxa" w:w="962"/>
             <w:tcBorders>
               <w:top w:val="single" w:sz="12" w:color="000000"/>
               <w:bottom w:val="single" w:sz="6" w:color="000000"/>
@@ -3215,7 +3215,7 @@
         </w:tc>
         <w:tc>
           <w:tcPr>
-            <w:tcW w:type="dxa" w:w="2266"/>
+            <w:tcW w:type="dxa" w:w="4261"/>
             <w:tcBorders>
               <w:top w:val="single" w:sz="12" w:color="000000"/>
               <w:bottom w:val="single" w:sz="6" w:color="000000"/>
@@ -3239,7 +3239,7 @@
         </w:tc>
         <w:tc>
           <w:tcPr>
-            <w:tcW w:type="dxa" w:w="2266"/>
+            <w:tcW w:type="dxa" w:w="2062"/>
             <w:tcBorders>
               <w:top w:val="single" w:sz="12" w:color="000000"/>
               <w:bottom w:val="single" w:sz="6" w:color="000000"/>
@@ -3265,7 +3265,7 @@
       <w:tr>
         <w:tc>
           <w:tcPr>
-            <w:tcW w:type="dxa" w:w="2266"/>
+            <w:tcW w:type="dxa" w:w="1787"/>
             <w:tcBorders/>
           </w:tcPr>
           <w:p>
@@ -3286,7 +3286,7 @@
         </w:tc>
         <w:tc>
           <w:tcPr>
-            <w:tcW w:type="dxa" w:w="2266"/>
+            <w:tcW w:type="dxa" w:w="962"/>
             <w:tcBorders/>
           </w:tcPr>
           <w:p>
@@ -3307,7 +3307,7 @@
         </w:tc>
         <w:tc>
           <w:tcPr>
-            <w:tcW w:type="dxa" w:w="2266"/>
+            <w:tcW w:type="dxa" w:w="4261"/>
             <w:tcBorders/>
           </w:tcPr>
           <w:p>
@@ -3328,7 +3328,7 @@
         </w:tc>
         <w:tc>
           <w:tcPr>
-            <w:tcW w:type="dxa" w:w="2266"/>
+            <w:tcW w:type="dxa" w:w="2062"/>
             <w:tcBorders/>
           </w:tcPr>
           <w:p>
@@ -3351,7 +3351,7 @@
       <w:tr>
         <w:tc>
           <w:tcPr>
-            <w:tcW w:type="dxa" w:w="2266"/>
+            <w:tcW w:type="dxa" w:w="1787"/>
             <w:tcBorders/>
           </w:tcPr>
           <w:p>
@@ -3372,7 +3372,7 @@
         </w:tc>
         <w:tc>
           <w:tcPr>
-            <w:tcW w:type="dxa" w:w="2266"/>
+            <w:tcW w:type="dxa" w:w="962"/>
             <w:tcBorders/>
           </w:tcPr>
           <w:p>
@@ -3393,7 +3393,7 @@
         </w:tc>
         <w:tc>
           <w:tcPr>
-            <w:tcW w:type="dxa" w:w="2266"/>
+            <w:tcW w:type="dxa" w:w="4261"/>
             <w:tcBorders/>
           </w:tcPr>
           <w:p>
@@ -3414,7 +3414,7 @@
         </w:tc>
         <w:tc>
           <w:tcPr>
-            <w:tcW w:type="dxa" w:w="2266"/>
+            <w:tcW w:type="dxa" w:w="2062"/>
             <w:tcBorders/>
           </w:tcPr>
           <w:p>
@@ -3437,7 +3437,7 @@
       <w:tr>
         <w:tc>
           <w:tcPr>
-            <w:tcW w:type="dxa" w:w="2266"/>
+            <w:tcW w:type="dxa" w:w="1787"/>
             <w:tcBorders/>
           </w:tcPr>
           <w:p>
@@ -3458,7 +3458,7 @@
         </w:tc>
         <w:tc>
           <w:tcPr>
-            <w:tcW w:type="dxa" w:w="2266"/>
+            <w:tcW w:type="dxa" w:w="962"/>
             <w:tcBorders/>
           </w:tcPr>
           <w:p>
@@ -3479,7 +3479,7 @@
         </w:tc>
         <w:tc>
           <w:tcPr>
-            <w:tcW w:type="dxa" w:w="2266"/>
+            <w:tcW w:type="dxa" w:w="4261"/>
             <w:tcBorders/>
           </w:tcPr>
           <w:p>
@@ -3500,7 +3500,7 @@
         </w:tc>
         <w:tc>
           <w:tcPr>
-            <w:tcW w:type="dxa" w:w="2266"/>
+            <w:tcW w:type="dxa" w:w="2062"/>
             <w:tcBorders/>
           </w:tcPr>
           <w:p>
@@ -3523,7 +3523,7 @@
       <w:tr>
         <w:tc>
           <w:tcPr>
-            <w:tcW w:type="dxa" w:w="2266"/>
+            <w:tcW w:type="dxa" w:w="1787"/>
             <w:tcBorders/>
           </w:tcPr>
           <w:p>
@@ -3544,7 +3544,7 @@
         </w:tc>
         <w:tc>
           <w:tcPr>
-            <w:tcW w:type="dxa" w:w="2266"/>
+            <w:tcW w:type="dxa" w:w="962"/>
             <w:tcBorders/>
           </w:tcPr>
           <w:p>
@@ -3565,7 +3565,7 @@
         </w:tc>
         <w:tc>
           <w:tcPr>
-            <w:tcW w:type="dxa" w:w="2266"/>
+            <w:tcW w:type="dxa" w:w="4261"/>
             <w:tcBorders/>
           </w:tcPr>
           <w:p>
@@ -3586,7 +3586,7 @@
         </w:tc>
         <w:tc>
           <w:tcPr>
-            <w:tcW w:type="dxa" w:w="2266"/>
+            <w:tcW w:type="dxa" w:w="2062"/>
             <w:tcBorders/>
           </w:tcPr>
           <w:p>
@@ -3609,7 +3609,7 @@
       <w:tr>
         <w:tc>
           <w:tcPr>
-            <w:tcW w:type="dxa" w:w="2266"/>
+            <w:tcW w:type="dxa" w:w="1787"/>
             <w:tcBorders/>
           </w:tcPr>
           <w:p>
@@ -3630,7 +3630,7 @@
         </w:tc>
         <w:tc>
           <w:tcPr>
-            <w:tcW w:type="dxa" w:w="2266"/>
+            <w:tcW w:type="dxa" w:w="962"/>
             <w:tcBorders/>
           </w:tcPr>
           <w:p>
@@ -3651,7 +3651,7 @@
         </w:tc>
         <w:tc>
           <w:tcPr>
-            <w:tcW w:type="dxa" w:w="2266"/>
+            <w:tcW w:type="dxa" w:w="4261"/>
             <w:tcBorders/>
           </w:tcPr>
           <w:p>
@@ -3672,7 +3672,7 @@
         </w:tc>
         <w:tc>
           <w:tcPr>
-            <w:tcW w:type="dxa" w:w="2266"/>
+            <w:tcW w:type="dxa" w:w="2062"/>
             <w:tcBorders/>
           </w:tcPr>
           <w:p>
@@ -3695,7 +3695,7 @@
       <w:tr>
         <w:tc>
           <w:tcPr>
-            <w:tcW w:type="dxa" w:w="2266"/>
+            <w:tcW w:type="dxa" w:w="1787"/>
             <w:tcBorders/>
           </w:tcPr>
           <w:p>
@@ -3716,7 +3716,7 @@
         </w:tc>
         <w:tc>
           <w:tcPr>
-            <w:tcW w:type="dxa" w:w="2266"/>
+            <w:tcW w:type="dxa" w:w="962"/>
             <w:tcBorders/>
           </w:tcPr>
           <w:p>
@@ -3737,7 +3737,7 @@
         </w:tc>
         <w:tc>
           <w:tcPr>
-            <w:tcW w:type="dxa" w:w="2266"/>
+            <w:tcW w:type="dxa" w:w="4261"/>
             <w:tcBorders/>
           </w:tcPr>
           <w:p>
@@ -3758,7 +3758,7 @@
         </w:tc>
         <w:tc>
           <w:tcPr>
-            <w:tcW w:type="dxa" w:w="2266"/>
+            <w:tcW w:type="dxa" w:w="2062"/>
             <w:tcBorders/>
           </w:tcPr>
           <w:p>
@@ -3781,7 +3781,7 @@
       <w:tr>
         <w:tc>
           <w:tcPr>
-            <w:tcW w:type="dxa" w:w="2266"/>
+            <w:tcW w:type="dxa" w:w="1787"/>
             <w:tcBorders/>
           </w:tcPr>
           <w:p>
@@ -3802,7 +3802,7 @@
         </w:tc>
         <w:tc>
           <w:tcPr>
-            <w:tcW w:type="dxa" w:w="2266"/>
+            <w:tcW w:type="dxa" w:w="962"/>
             <w:tcBorders/>
           </w:tcPr>
           <w:p>
@@ -3823,7 +3823,7 @@
         </w:tc>
         <w:tc>
           <w:tcPr>
-            <w:tcW w:type="dxa" w:w="2266"/>
+            <w:tcW w:type="dxa" w:w="4261"/>
             <w:tcBorders/>
           </w:tcPr>
           <w:p>
@@ -3844,7 +3844,7 @@
         </w:tc>
         <w:tc>
           <w:tcPr>
-            <w:tcW w:type="dxa" w:w="2266"/>
+            <w:tcW w:type="dxa" w:w="2062"/>
             <w:tcBorders/>
           </w:tcPr>
           <w:p>
@@ -3867,7 +3867,7 @@
       <w:tr>
         <w:tc>
           <w:tcPr>
-            <w:tcW w:type="dxa" w:w="2266"/>
+            <w:tcW w:type="dxa" w:w="1787"/>
             <w:tcBorders/>
           </w:tcPr>
           <w:p>
@@ -3888,7 +3888,7 @@
         </w:tc>
         <w:tc>
           <w:tcPr>
-            <w:tcW w:type="dxa" w:w="2266"/>
+            <w:tcW w:type="dxa" w:w="962"/>
             <w:tcBorders/>
           </w:tcPr>
           <w:p>
@@ -3909,7 +3909,7 @@
         </w:tc>
         <w:tc>
           <w:tcPr>
-            <w:tcW w:type="dxa" w:w="2266"/>
+            <w:tcW w:type="dxa" w:w="4261"/>
             <w:tcBorders/>
           </w:tcPr>
           <w:p>
@@ -3930,7 +3930,7 @@
         </w:tc>
         <w:tc>
           <w:tcPr>
-            <w:tcW w:type="dxa" w:w="2266"/>
+            <w:tcW w:type="dxa" w:w="2062"/>
             <w:tcBorders/>
           </w:tcPr>
           <w:p>
@@ -3953,7 +3953,7 @@
       <w:tr>
         <w:tc>
           <w:tcPr>
-            <w:tcW w:type="dxa" w:w="2266"/>
+            <w:tcW w:type="dxa" w:w="1787"/>
             <w:tcBorders/>
           </w:tcPr>
           <w:p>
@@ -3974,7 +3974,7 @@
         </w:tc>
         <w:tc>
           <w:tcPr>
-            <w:tcW w:type="dxa" w:w="2266"/>
+            <w:tcW w:type="dxa" w:w="962"/>
             <w:tcBorders/>
           </w:tcPr>
           <w:p>
@@ -3995,7 +3995,7 @@
         </w:tc>
         <w:tc>
           <w:tcPr>
-            <w:tcW w:type="dxa" w:w="2266"/>
+            <w:tcW w:type="dxa" w:w="4261"/>
             <w:tcBorders/>
           </w:tcPr>
           <w:p>
@@ -4016,7 +4016,7 @@
         </w:tc>
         <w:tc>
           <w:tcPr>
-            <w:tcW w:type="dxa" w:w="2266"/>
+            <w:tcW w:type="dxa" w:w="2062"/>
             <w:tcBorders/>
           </w:tcPr>
           <w:p>
@@ -4039,7 +4039,7 @@
       <w:tr>
         <w:tc>
           <w:tcPr>
-            <w:tcW w:type="dxa" w:w="2266"/>
+            <w:tcW w:type="dxa" w:w="1787"/>
             <w:tcBorders>
               <w:bottom w:val="single" w:sz="12" w:color="000000"/>
             </w:tcBorders>
@@ -4062,7 +4062,7 @@
         </w:tc>
         <w:tc>
           <w:tcPr>
-            <w:tcW w:type="dxa" w:w="2266"/>
+            <w:tcW w:type="dxa" w:w="962"/>
             <w:tcBorders>
               <w:bottom w:val="single" w:sz="12" w:color="000000"/>
             </w:tcBorders>
@@ -4085,7 +4085,7 @@
         </w:tc>
         <w:tc>
           <w:tcPr>
-            <w:tcW w:type="dxa" w:w="2266"/>
+            <w:tcW w:type="dxa" w:w="4261"/>
             <w:tcBorders>
               <w:bottom w:val="single" w:sz="12" w:color="000000"/>
             </w:tcBorders>
@@ -4108,7 +4108,7 @@
         </w:tc>
         <w:tc>
           <w:tcPr>
-            <w:tcW w:type="dxa" w:w="2266"/>
+            <w:tcW w:type="dxa" w:w="2062"/>
             <w:tcBorders>
               <w:bottom w:val="single" w:sz="12" w:color="000000"/>
             </w:tcBorders>
@@ -4162,7 +4162,7 @@
       <w:tr>
         <w:tc>
           <w:tcPr>
-            <w:tcW w:type="dxa" w:w="2266"/>
+            <w:tcW w:type="dxa" w:w="1740"/>
             <w:tcBorders>
               <w:top w:val="single" w:sz="12" w:color="000000"/>
               <w:bottom w:val="single" w:sz="6" w:color="000000"/>
@@ -4186,7 +4186,7 @@
         </w:tc>
         <w:tc>
           <w:tcPr>
-            <w:tcW w:type="dxa" w:w="2266"/>
+            <w:tcW w:type="dxa" w:w="870"/>
             <w:tcBorders>
               <w:top w:val="single" w:sz="12" w:color="000000"/>
               <w:bottom w:val="single" w:sz="6" w:color="000000"/>
@@ -4210,7 +4210,7 @@
         </w:tc>
         <w:tc>
           <w:tcPr>
-            <w:tcW w:type="dxa" w:w="2266"/>
+            <w:tcW w:type="dxa" w:w="3852"/>
             <w:tcBorders>
               <w:top w:val="single" w:sz="12" w:color="000000"/>
               <w:bottom w:val="single" w:sz="6" w:color="000000"/>
@@ -4234,7 +4234,7 @@
         </w:tc>
         <w:tc>
           <w:tcPr>
-            <w:tcW w:type="dxa" w:w="2266"/>
+            <w:tcW w:type="dxa" w:w="2609"/>
             <w:tcBorders>
               <w:top w:val="single" w:sz="12" w:color="000000"/>
               <w:bottom w:val="single" w:sz="6" w:color="000000"/>
@@ -4260,7 +4260,7 @@
       <w:tr>
         <w:tc>
           <w:tcPr>
-            <w:tcW w:type="dxa" w:w="2266"/>
+            <w:tcW w:type="dxa" w:w="1740"/>
             <w:tcBorders/>
           </w:tcPr>
           <w:p>
@@ -4281,7 +4281,7 @@
         </w:tc>
         <w:tc>
           <w:tcPr>
-            <w:tcW w:type="dxa" w:w="2266"/>
+            <w:tcW w:type="dxa" w:w="870"/>
             <w:tcBorders/>
           </w:tcPr>
           <w:p>
@@ -4302,7 +4302,7 @@
         </w:tc>
         <w:tc>
           <w:tcPr>
-            <w:tcW w:type="dxa" w:w="2266"/>
+            <w:tcW w:type="dxa" w:w="3852"/>
             <w:tcBorders/>
           </w:tcPr>
           <w:p>
@@ -4323,7 +4323,7 @@
         </w:tc>
         <w:tc>
           <w:tcPr>
-            <w:tcW w:type="dxa" w:w="2266"/>
+            <w:tcW w:type="dxa" w:w="2609"/>
             <w:tcBorders/>
           </w:tcPr>
           <w:p>
@@ -4346,7 +4346,7 @@
       <w:tr>
         <w:tc>
           <w:tcPr>
-            <w:tcW w:type="dxa" w:w="2266"/>
+            <w:tcW w:type="dxa" w:w="1740"/>
             <w:tcBorders/>
           </w:tcPr>
           <w:p>
@@ -4367,7 +4367,7 @@
         </w:tc>
         <w:tc>
           <w:tcPr>
-            <w:tcW w:type="dxa" w:w="2266"/>
+            <w:tcW w:type="dxa" w:w="870"/>
             <w:tcBorders/>
           </w:tcPr>
           <w:p>
@@ -4388,7 +4388,7 @@
         </w:tc>
         <w:tc>
           <w:tcPr>
-            <w:tcW w:type="dxa" w:w="2266"/>
+            <w:tcW w:type="dxa" w:w="3852"/>
             <w:tcBorders/>
           </w:tcPr>
           <w:p>
@@ -4409,7 +4409,7 @@
         </w:tc>
         <w:tc>
           <w:tcPr>
-            <w:tcW w:type="dxa" w:w="2266"/>
+            <w:tcW w:type="dxa" w:w="2609"/>
             <w:tcBorders/>
           </w:tcPr>
           <w:p>
@@ -4432,7 +4432,7 @@
       <w:tr>
         <w:tc>
           <w:tcPr>
-            <w:tcW w:type="dxa" w:w="2266"/>
+            <w:tcW w:type="dxa" w:w="1740"/>
             <w:tcBorders/>
           </w:tcPr>
           <w:p>
@@ -4453,7 +4453,7 @@
         </w:tc>
         <w:tc>
           <w:tcPr>
-            <w:tcW w:type="dxa" w:w="2266"/>
+            <w:tcW w:type="dxa" w:w="870"/>
             <w:tcBorders/>
           </w:tcPr>
           <w:p>
@@ -4474,7 +4474,7 @@
         </w:tc>
         <w:tc>
           <w:tcPr>
-            <w:tcW w:type="dxa" w:w="2266"/>
+            <w:tcW w:type="dxa" w:w="3852"/>
             <w:tcBorders/>
           </w:tcPr>
           <w:p>
@@ -4495,7 +4495,7 @@
         </w:tc>
         <w:tc>
           <w:tcPr>
-            <w:tcW w:type="dxa" w:w="2266"/>
+            <w:tcW w:type="dxa" w:w="2609"/>
             <w:tcBorders/>
           </w:tcPr>
           <w:p>
@@ -4518,7 +4518,7 @@
       <w:tr>
         <w:tc>
           <w:tcPr>
-            <w:tcW w:type="dxa" w:w="2266"/>
+            <w:tcW w:type="dxa" w:w="1740"/>
             <w:tcBorders/>
           </w:tcPr>
           <w:p>
@@ -4539,7 +4539,7 @@
         </w:tc>
         <w:tc>
           <w:tcPr>
-            <w:tcW w:type="dxa" w:w="2266"/>
+            <w:tcW w:type="dxa" w:w="870"/>
             <w:tcBorders/>
           </w:tcPr>
           <w:p>
@@ -4560,7 +4560,7 @@
         </w:tc>
         <w:tc>
           <w:tcPr>
-            <w:tcW w:type="dxa" w:w="2266"/>
+            <w:tcW w:type="dxa" w:w="3852"/>
             <w:tcBorders/>
           </w:tcPr>
           <w:p>
@@ -4581,7 +4581,7 @@
         </w:tc>
         <w:tc>
           <w:tcPr>
-            <w:tcW w:type="dxa" w:w="2266"/>
+            <w:tcW w:type="dxa" w:w="2609"/>
             <w:tcBorders/>
           </w:tcPr>
           <w:p>
@@ -4604,7 +4604,7 @@
       <w:tr>
         <w:tc>
           <w:tcPr>
-            <w:tcW w:type="dxa" w:w="2266"/>
+            <w:tcW w:type="dxa" w:w="1740"/>
             <w:tcBorders/>
           </w:tcPr>
           <w:p>
@@ -4625,7 +4625,7 @@
         </w:tc>
         <w:tc>
           <w:tcPr>
-            <w:tcW w:type="dxa" w:w="2266"/>
+            <w:tcW w:type="dxa" w:w="870"/>
             <w:tcBorders/>
           </w:tcPr>
           <w:p>
@@ -4646,7 +4646,7 @@
         </w:tc>
         <w:tc>
           <w:tcPr>
-            <w:tcW w:type="dxa" w:w="2266"/>
+            <w:tcW w:type="dxa" w:w="3852"/>
             <w:tcBorders/>
           </w:tcPr>
           <w:p>
@@ -4667,7 +4667,7 @@
         </w:tc>
         <w:tc>
           <w:tcPr>
-            <w:tcW w:type="dxa" w:w="2266"/>
+            <w:tcW w:type="dxa" w:w="2609"/>
             <w:tcBorders/>
           </w:tcPr>
           <w:p>
@@ -4690,7 +4690,7 @@
       <w:tr>
         <w:tc>
           <w:tcPr>
-            <w:tcW w:type="dxa" w:w="2266"/>
+            <w:tcW w:type="dxa" w:w="1740"/>
             <w:tcBorders/>
           </w:tcPr>
           <w:p>
@@ -4711,7 +4711,7 @@
         </w:tc>
         <w:tc>
           <w:tcPr>
-            <w:tcW w:type="dxa" w:w="2266"/>
+            <w:tcW w:type="dxa" w:w="870"/>
             <w:tcBorders/>
           </w:tcPr>
           <w:p>
@@ -4732,7 +4732,7 @@
         </w:tc>
         <w:tc>
           <w:tcPr>
-            <w:tcW w:type="dxa" w:w="2266"/>
+            <w:tcW w:type="dxa" w:w="3852"/>
             <w:tcBorders/>
           </w:tcPr>
           <w:p>
@@ -4753,7 +4753,7 @@
         </w:tc>
         <w:tc>
           <w:tcPr>
-            <w:tcW w:type="dxa" w:w="2266"/>
+            <w:tcW w:type="dxa" w:w="2609"/>
             <w:tcBorders/>
           </w:tcPr>
           <w:p>
@@ -4776,7 +4776,7 @@
       <w:tr>
         <w:tc>
           <w:tcPr>
-            <w:tcW w:type="dxa" w:w="2266"/>
+            <w:tcW w:type="dxa" w:w="1740"/>
             <w:tcBorders/>
           </w:tcPr>
           <w:p>
@@ -4797,7 +4797,7 @@
         </w:tc>
         <w:tc>
           <w:tcPr>
-            <w:tcW w:type="dxa" w:w="2266"/>
+            <w:tcW w:type="dxa" w:w="870"/>
             <w:tcBorders/>
           </w:tcPr>
           <w:p>
@@ -4818,7 +4818,7 @@
         </w:tc>
         <w:tc>
           <w:tcPr>
-            <w:tcW w:type="dxa" w:w="2266"/>
+            <w:tcW w:type="dxa" w:w="3852"/>
             <w:tcBorders/>
           </w:tcPr>
           <w:p>
@@ -4839,7 +4839,7 @@
         </w:tc>
         <w:tc>
           <w:tcPr>
-            <w:tcW w:type="dxa" w:w="2266"/>
+            <w:tcW w:type="dxa" w:w="2609"/>
             <w:tcBorders/>
           </w:tcPr>
           <w:p>
@@ -4862,7 +4862,7 @@
       <w:tr>
         <w:tc>
           <w:tcPr>
-            <w:tcW w:type="dxa" w:w="2266"/>
+            <w:tcW w:type="dxa" w:w="1740"/>
             <w:tcBorders/>
           </w:tcPr>
           <w:p>
@@ -4883,7 +4883,7 @@
         </w:tc>
         <w:tc>
           <w:tcPr>
-            <w:tcW w:type="dxa" w:w="2266"/>
+            <w:tcW w:type="dxa" w:w="870"/>
             <w:tcBorders/>
           </w:tcPr>
           <w:p>
@@ -4904,7 +4904,7 @@
         </w:tc>
         <w:tc>
           <w:tcPr>
-            <w:tcW w:type="dxa" w:w="2266"/>
+            <w:tcW w:type="dxa" w:w="3852"/>
             <w:tcBorders/>
           </w:tcPr>
           <w:p>
@@ -4925,7 +4925,7 @@
         </w:tc>
         <w:tc>
           <w:tcPr>
-            <w:tcW w:type="dxa" w:w="2266"/>
+            <w:tcW w:type="dxa" w:w="2609"/>
             <w:tcBorders/>
           </w:tcPr>
           <w:p>
@@ -4948,7 +4948,7 @@
       <w:tr>
         <w:tc>
           <w:tcPr>
-            <w:tcW w:type="dxa" w:w="2266"/>
+            <w:tcW w:type="dxa" w:w="1740"/>
             <w:tcBorders/>
           </w:tcPr>
           <w:p>
@@ -4969,7 +4969,7 @@
         </w:tc>
         <w:tc>
           <w:tcPr>
-            <w:tcW w:type="dxa" w:w="2266"/>
+            <w:tcW w:type="dxa" w:w="870"/>
             <w:tcBorders/>
           </w:tcPr>
           <w:p>
@@ -4990,7 +4990,7 @@
         </w:tc>
         <w:tc>
           <w:tcPr>
-            <w:tcW w:type="dxa" w:w="2266"/>
+            <w:tcW w:type="dxa" w:w="3852"/>
             <w:tcBorders/>
           </w:tcPr>
           <w:p>
@@ -5011,7 +5011,7 @@
         </w:tc>
         <w:tc>
           <w:tcPr>
-            <w:tcW w:type="dxa" w:w="2266"/>
+            <w:tcW w:type="dxa" w:w="2609"/>
             <w:tcBorders/>
           </w:tcPr>
           <w:p>
@@ -5034,7 +5034,7 @@
       <w:tr>
         <w:tc>
           <w:tcPr>
-            <w:tcW w:type="dxa" w:w="2266"/>
+            <w:tcW w:type="dxa" w:w="1740"/>
             <w:tcBorders>
               <w:bottom w:val="single" w:sz="12" w:color="000000"/>
             </w:tcBorders>
@@ -5057,7 +5057,7 @@
         </w:tc>
         <w:tc>
           <w:tcPr>
-            <w:tcW w:type="dxa" w:w="2266"/>
+            <w:tcW w:type="dxa" w:w="870"/>
             <w:tcBorders>
               <w:bottom w:val="single" w:sz="12" w:color="000000"/>
             </w:tcBorders>
@@ -5080,7 +5080,7 @@
         </w:tc>
         <w:tc>
           <w:tcPr>
-            <w:tcW w:type="dxa" w:w="2266"/>
+            <w:tcW w:type="dxa" w:w="3852"/>
             <w:tcBorders>
               <w:bottom w:val="single" w:sz="12" w:color="000000"/>
             </w:tcBorders>
@@ -5103,7 +5103,7 @@
         </w:tc>
         <w:tc>
           <w:tcPr>
-            <w:tcW w:type="dxa" w:w="2266"/>
+            <w:tcW w:type="dxa" w:w="2609"/>
             <w:tcBorders>
               <w:bottom w:val="single" w:sz="12" w:color="000000"/>
             </w:tcBorders>
@@ -5157,7 +5157,7 @@
       <w:tr>
         <w:tc>
           <w:tcPr>
-            <w:tcW w:type="dxa" w:w="2266"/>
+            <w:tcW w:type="dxa" w:w="2268"/>
             <w:tcBorders>
               <w:top w:val="single" w:sz="12" w:color="000000"/>
               <w:bottom w:val="single" w:sz="6" w:color="000000"/>
@@ -5181,7 +5181,7 @@
         </w:tc>
         <w:tc>
           <w:tcPr>
-            <w:tcW w:type="dxa" w:w="2266"/>
+            <w:tcW w:type="dxa" w:w="1058"/>
             <w:tcBorders>
               <w:top w:val="single" w:sz="12" w:color="000000"/>
               <w:bottom w:val="single" w:sz="6" w:color="000000"/>
@@ -5205,7 +5205,7 @@
         </w:tc>
         <w:tc>
           <w:tcPr>
-            <w:tcW w:type="dxa" w:w="2266"/>
+            <w:tcW w:type="dxa" w:w="3780"/>
             <w:tcBorders>
               <w:top w:val="single" w:sz="12" w:color="000000"/>
               <w:bottom w:val="single" w:sz="6" w:color="000000"/>
@@ -5229,7 +5229,7 @@
         </w:tc>
         <w:tc>
           <w:tcPr>
-            <w:tcW w:type="dxa" w:w="2266"/>
+            <w:tcW w:type="dxa" w:w="1965"/>
             <w:tcBorders>
               <w:top w:val="single" w:sz="12" w:color="000000"/>
               <w:bottom w:val="single" w:sz="6" w:color="000000"/>
@@ -5255,7 +5255,7 @@
       <w:tr>
         <w:tc>
           <w:tcPr>
-            <w:tcW w:type="dxa" w:w="2266"/>
+            <w:tcW w:type="dxa" w:w="2268"/>
             <w:tcBorders/>
           </w:tcPr>
           <w:p>
@@ -5276,7 +5276,7 @@
         </w:tc>
         <w:tc>
           <w:tcPr>
-            <w:tcW w:type="dxa" w:w="2266"/>
+            <w:tcW w:type="dxa" w:w="1058"/>
             <w:tcBorders/>
           </w:tcPr>
           <w:p>
@@ -5297,7 +5297,7 @@
         </w:tc>
         <w:tc>
           <w:tcPr>
-            <w:tcW w:type="dxa" w:w="2266"/>
+            <w:tcW w:type="dxa" w:w="3780"/>
             <w:tcBorders/>
           </w:tcPr>
           <w:p>
@@ -5318,7 +5318,7 @@
         </w:tc>
         <w:tc>
           <w:tcPr>
-            <w:tcW w:type="dxa" w:w="2266"/>
+            <w:tcW w:type="dxa" w:w="1965"/>
             <w:tcBorders/>
           </w:tcPr>
           <w:p>
@@ -5341,7 +5341,7 @@
       <w:tr>
         <w:tc>
           <w:tcPr>
-            <w:tcW w:type="dxa" w:w="2266"/>
+            <w:tcW w:type="dxa" w:w="2268"/>
             <w:tcBorders/>
           </w:tcPr>
           <w:p>
@@ -5362,7 +5362,7 @@
         </w:tc>
         <w:tc>
           <w:tcPr>
-            <w:tcW w:type="dxa" w:w="2266"/>
+            <w:tcW w:type="dxa" w:w="1058"/>
             <w:tcBorders/>
           </w:tcPr>
           <w:p>
@@ -5383,7 +5383,7 @@
         </w:tc>
         <w:tc>
           <w:tcPr>
-            <w:tcW w:type="dxa" w:w="2266"/>
+            <w:tcW w:type="dxa" w:w="3780"/>
             <w:tcBorders/>
           </w:tcPr>
           <w:p>
@@ -5404,7 +5404,7 @@
         </w:tc>
         <w:tc>
           <w:tcPr>
-            <w:tcW w:type="dxa" w:w="2266"/>
+            <w:tcW w:type="dxa" w:w="1965"/>
             <w:tcBorders/>
           </w:tcPr>
           <w:p>
@@ -5427,7 +5427,7 @@
       <w:tr>
         <w:tc>
           <w:tcPr>
-            <w:tcW w:type="dxa" w:w="2266"/>
+            <w:tcW w:type="dxa" w:w="2268"/>
             <w:tcBorders/>
           </w:tcPr>
           <w:p>
@@ -5448,7 +5448,7 @@
         </w:tc>
         <w:tc>
           <w:tcPr>
-            <w:tcW w:type="dxa" w:w="2266"/>
+            <w:tcW w:type="dxa" w:w="1058"/>
             <w:tcBorders/>
           </w:tcPr>
           <w:p>
@@ -5469,7 +5469,7 @@
         </w:tc>
         <w:tc>
           <w:tcPr>
-            <w:tcW w:type="dxa" w:w="2266"/>
+            <w:tcW w:type="dxa" w:w="3780"/>
             <w:tcBorders/>
           </w:tcPr>
           <w:p>
@@ -5490,7 +5490,7 @@
         </w:tc>
         <w:tc>
           <w:tcPr>
-            <w:tcW w:type="dxa" w:w="2266"/>
+            <w:tcW w:type="dxa" w:w="1965"/>
             <w:tcBorders/>
           </w:tcPr>
           <w:p>
@@ -5513,7 +5513,7 @@
       <w:tr>
         <w:tc>
           <w:tcPr>
-            <w:tcW w:type="dxa" w:w="2266"/>
+            <w:tcW w:type="dxa" w:w="2268"/>
             <w:tcBorders/>
           </w:tcPr>
           <w:p>
@@ -5534,7 +5534,7 @@
         </w:tc>
         <w:tc>
           <w:tcPr>
-            <w:tcW w:type="dxa" w:w="2266"/>
+            <w:tcW w:type="dxa" w:w="1058"/>
             <w:tcBorders/>
           </w:tcPr>
           <w:p>
@@ -5555,7 +5555,7 @@
         </w:tc>
         <w:tc>
           <w:tcPr>
-            <w:tcW w:type="dxa" w:w="2266"/>
+            <w:tcW w:type="dxa" w:w="3780"/>
             <w:tcBorders/>
           </w:tcPr>
           <w:p>
@@ -5576,7 +5576,7 @@
         </w:tc>
         <w:tc>
           <w:tcPr>
-            <w:tcW w:type="dxa" w:w="2266"/>
+            <w:tcW w:type="dxa" w:w="1965"/>
             <w:tcBorders/>
           </w:tcPr>
           <w:p>
@@ -5599,7 +5599,7 @@
       <w:tr>
         <w:tc>
           <w:tcPr>
-            <w:tcW w:type="dxa" w:w="2266"/>
+            <w:tcW w:type="dxa" w:w="2268"/>
             <w:tcBorders/>
           </w:tcPr>
           <w:p>
@@ -5620,7 +5620,7 @@
         </w:tc>
         <w:tc>
           <w:tcPr>
-            <w:tcW w:type="dxa" w:w="2266"/>
+            <w:tcW w:type="dxa" w:w="1058"/>
             <w:tcBorders/>
           </w:tcPr>
           <w:p>
@@ -5641,7 +5641,7 @@
         </w:tc>
         <w:tc>
           <w:tcPr>
-            <w:tcW w:type="dxa" w:w="2266"/>
+            <w:tcW w:type="dxa" w:w="3780"/>
             <w:tcBorders/>
           </w:tcPr>
           <w:p>
@@ -5662,7 +5662,7 @@
         </w:tc>
         <w:tc>
           <w:tcPr>
-            <w:tcW w:type="dxa" w:w="2266"/>
+            <w:tcW w:type="dxa" w:w="1965"/>
             <w:tcBorders/>
           </w:tcPr>
           <w:p>
@@ -5685,7 +5685,7 @@
       <w:tr>
         <w:tc>
           <w:tcPr>
-            <w:tcW w:type="dxa" w:w="2266"/>
+            <w:tcW w:type="dxa" w:w="2268"/>
             <w:tcBorders/>
           </w:tcPr>
           <w:p>
@@ -5706,7 +5706,7 @@
         </w:tc>
         <w:tc>
           <w:tcPr>
-            <w:tcW w:type="dxa" w:w="2266"/>
+            <w:tcW w:type="dxa" w:w="1058"/>
             <w:tcBorders/>
           </w:tcPr>
           <w:p>
@@ -5727,7 +5727,7 @@
         </w:tc>
         <w:tc>
           <w:tcPr>
-            <w:tcW w:type="dxa" w:w="2266"/>
+            <w:tcW w:type="dxa" w:w="3780"/>
             <w:tcBorders/>
           </w:tcPr>
           <w:p>
@@ -5748,7 +5748,7 @@
         </w:tc>
         <w:tc>
           <w:tcPr>
-            <w:tcW w:type="dxa" w:w="2266"/>
+            <w:tcW w:type="dxa" w:w="1965"/>
             <w:tcBorders/>
           </w:tcPr>
           <w:p>
@@ -5771,7 +5771,7 @@
       <w:tr>
         <w:tc>
           <w:tcPr>
-            <w:tcW w:type="dxa" w:w="2266"/>
+            <w:tcW w:type="dxa" w:w="2268"/>
             <w:tcBorders/>
           </w:tcPr>
           <w:p>
@@ -5792,7 +5792,7 @@
         </w:tc>
         <w:tc>
           <w:tcPr>
-            <w:tcW w:type="dxa" w:w="2266"/>
+            <w:tcW w:type="dxa" w:w="1058"/>
             <w:tcBorders/>
           </w:tcPr>
           <w:p>
@@ -5813,7 +5813,7 @@
         </w:tc>
         <w:tc>
           <w:tcPr>
-            <w:tcW w:type="dxa" w:w="2266"/>
+            <w:tcW w:type="dxa" w:w="3780"/>
             <w:tcBorders/>
           </w:tcPr>
           <w:p>
@@ -5834,7 +5834,7 @@
         </w:tc>
         <w:tc>
           <w:tcPr>
-            <w:tcW w:type="dxa" w:w="2266"/>
+            <w:tcW w:type="dxa" w:w="1965"/>
             <w:tcBorders/>
           </w:tcPr>
           <w:p>
@@ -5857,7 +5857,7 @@
       <w:tr>
         <w:tc>
           <w:tcPr>
-            <w:tcW w:type="dxa" w:w="2266"/>
+            <w:tcW w:type="dxa" w:w="2268"/>
             <w:tcBorders/>
           </w:tcPr>
           <w:p>
@@ -5878,7 +5878,7 @@
         </w:tc>
         <w:tc>
           <w:tcPr>
-            <w:tcW w:type="dxa" w:w="2266"/>
+            <w:tcW w:type="dxa" w:w="1058"/>
             <w:tcBorders/>
           </w:tcPr>
           <w:p>
@@ -5899,7 +5899,7 @@
         </w:tc>
         <w:tc>
           <w:tcPr>
-            <w:tcW w:type="dxa" w:w="2266"/>
+            <w:tcW w:type="dxa" w:w="3780"/>
             <w:tcBorders/>
           </w:tcPr>
           <w:p>
@@ -5920,7 +5920,7 @@
         </w:tc>
         <w:tc>
           <w:tcPr>
-            <w:tcW w:type="dxa" w:w="2266"/>
+            <w:tcW w:type="dxa" w:w="1965"/>
             <w:tcBorders/>
           </w:tcPr>
           <w:p>
@@ -5943,7 +5943,7 @@
       <w:tr>
         <w:tc>
           <w:tcPr>
-            <w:tcW w:type="dxa" w:w="2266"/>
+            <w:tcW w:type="dxa" w:w="2268"/>
             <w:tcBorders>
               <w:bottom w:val="single" w:sz="12" w:color="000000"/>
             </w:tcBorders>
@@ -5966,7 +5966,7 @@
         </w:tc>
         <w:tc>
           <w:tcPr>
-            <w:tcW w:type="dxa" w:w="2266"/>
+            <w:tcW w:type="dxa" w:w="1058"/>
             <w:tcBorders>
               <w:bottom w:val="single" w:sz="12" w:color="000000"/>
             </w:tcBorders>
@@ -5989,7 +5989,7 @@
         </w:tc>
         <w:tc>
           <w:tcPr>
-            <w:tcW w:type="dxa" w:w="2266"/>
+            <w:tcW w:type="dxa" w:w="3780"/>
             <w:tcBorders>
               <w:bottom w:val="single" w:sz="12" w:color="000000"/>
             </w:tcBorders>
@@ -6012,7 +6012,7 @@
         </w:tc>
         <w:tc>
           <w:tcPr>
-            <w:tcW w:type="dxa" w:w="2266"/>
+            <w:tcW w:type="dxa" w:w="1965"/>
             <w:tcBorders>
               <w:bottom w:val="single" w:sz="12" w:color="000000"/>
             </w:tcBorders>
@@ -6066,7 +6066,7 @@
       <w:tr>
         <w:tc>
           <w:tcPr>
-            <w:tcW w:type="dxa" w:w="2266"/>
+            <w:tcW w:type="dxa" w:w="1782"/>
             <w:tcBorders>
               <w:top w:val="single" w:sz="12" w:color="000000"/>
               <w:bottom w:val="single" w:sz="6" w:color="000000"/>
@@ -6090,7 +6090,7 @@
         </w:tc>
         <w:tc>
           <w:tcPr>
-            <w:tcW w:type="dxa" w:w="2266"/>
+            <w:tcW w:type="dxa" w:w="1134"/>
             <w:tcBorders>
               <w:top w:val="single" w:sz="12" w:color="000000"/>
               <w:bottom w:val="single" w:sz="6" w:color="000000"/>
@@ -6114,7 +6114,7 @@
         </w:tc>
         <w:tc>
           <w:tcPr>
-            <w:tcW w:type="dxa" w:w="2266"/>
+            <w:tcW w:type="dxa" w:w="4049"/>
             <w:tcBorders>
               <w:top w:val="single" w:sz="12" w:color="000000"/>
               <w:bottom w:val="single" w:sz="6" w:color="000000"/>
@@ -6138,7 +6138,7 @@
         </w:tc>
         <w:tc>
           <w:tcPr>
-            <w:tcW w:type="dxa" w:w="2266"/>
+            <w:tcW w:type="dxa" w:w="2106"/>
             <w:tcBorders>
               <w:top w:val="single" w:sz="12" w:color="000000"/>
               <w:bottom w:val="single" w:sz="6" w:color="000000"/>
@@ -6164,7 +6164,7 @@
       <w:tr>
         <w:tc>
           <w:tcPr>
-            <w:tcW w:type="dxa" w:w="2266"/>
+            <w:tcW w:type="dxa" w:w="1782"/>
             <w:tcBorders/>
           </w:tcPr>
           <w:p>
@@ -6185,7 +6185,7 @@
         </w:tc>
         <w:tc>
           <w:tcPr>
-            <w:tcW w:type="dxa" w:w="2266"/>
+            <w:tcW w:type="dxa" w:w="1134"/>
             <w:tcBorders/>
           </w:tcPr>
           <w:p>
@@ -6206,7 +6206,7 @@
         </w:tc>
         <w:tc>
           <w:tcPr>
-            <w:tcW w:type="dxa" w:w="2266"/>
+            <w:tcW w:type="dxa" w:w="4049"/>
             <w:tcBorders/>
           </w:tcPr>
           <w:p>
@@ -6227,7 +6227,7 @@
         </w:tc>
         <w:tc>
           <w:tcPr>
-            <w:tcW w:type="dxa" w:w="2266"/>
+            <w:tcW w:type="dxa" w:w="2106"/>
             <w:tcBorders/>
           </w:tcPr>
           <w:p>
@@ -6250,7 +6250,7 @@
       <w:tr>
         <w:tc>
           <w:tcPr>
-            <w:tcW w:type="dxa" w:w="2266"/>
+            <w:tcW w:type="dxa" w:w="1782"/>
             <w:tcBorders/>
           </w:tcPr>
           <w:p>
@@ -6271,7 +6271,7 @@
         </w:tc>
         <w:tc>
           <w:tcPr>
-            <w:tcW w:type="dxa" w:w="2266"/>
+            <w:tcW w:type="dxa" w:w="1134"/>
             <w:tcBorders/>
           </w:tcPr>
           <w:p>
@@ -6292,7 +6292,7 @@
         </w:tc>
         <w:tc>
           <w:tcPr>
-            <w:tcW w:type="dxa" w:w="2266"/>
+            <w:tcW w:type="dxa" w:w="4049"/>
             <w:tcBorders/>
           </w:tcPr>
           <w:p>
@@ -6313,7 +6313,7 @@
         </w:tc>
         <w:tc>
           <w:tcPr>
-            <w:tcW w:type="dxa" w:w="2266"/>
+            <w:tcW w:type="dxa" w:w="2106"/>
             <w:tcBorders/>
           </w:tcPr>
           <w:p>
@@ -6336,7 +6336,7 @@
       <w:tr>
         <w:tc>
           <w:tcPr>
-            <w:tcW w:type="dxa" w:w="2266"/>
+            <w:tcW w:type="dxa" w:w="1782"/>
             <w:tcBorders/>
           </w:tcPr>
           <w:p>
@@ -6357,7 +6357,7 @@
         </w:tc>
         <w:tc>
           <w:tcPr>
-            <w:tcW w:type="dxa" w:w="2266"/>
+            <w:tcW w:type="dxa" w:w="1134"/>
             <w:tcBorders/>
           </w:tcPr>
           <w:p>
@@ -6378,7 +6378,7 @@
         </w:tc>
         <w:tc>
           <w:tcPr>
-            <w:tcW w:type="dxa" w:w="2266"/>
+            <w:tcW w:type="dxa" w:w="4049"/>
             <w:tcBorders/>
           </w:tcPr>
           <w:p>
@@ -6399,7 +6399,7 @@
         </w:tc>
         <w:tc>
           <w:tcPr>
-            <w:tcW w:type="dxa" w:w="2266"/>
+            <w:tcW w:type="dxa" w:w="2106"/>
             <w:tcBorders/>
           </w:tcPr>
           <w:p>
@@ -6422,7 +6422,7 @@
       <w:tr>
         <w:tc>
           <w:tcPr>
-            <w:tcW w:type="dxa" w:w="2266"/>
+            <w:tcW w:type="dxa" w:w="1782"/>
             <w:tcBorders/>
           </w:tcPr>
           <w:p>
@@ -6443,7 +6443,7 @@
         </w:tc>
         <w:tc>
           <w:tcPr>
-            <w:tcW w:type="dxa" w:w="2266"/>
+            <w:tcW w:type="dxa" w:w="1134"/>
             <w:tcBorders/>
           </w:tcPr>
           <w:p>
@@ -6464,7 +6464,7 @@
         </w:tc>
         <w:tc>
           <w:tcPr>
-            <w:tcW w:type="dxa" w:w="2266"/>
+            <w:tcW w:type="dxa" w:w="4049"/>
             <w:tcBorders/>
           </w:tcPr>
           <w:p>
@@ -6485,7 +6485,7 @@
         </w:tc>
         <w:tc>
           <w:tcPr>
-            <w:tcW w:type="dxa" w:w="2266"/>
+            <w:tcW w:type="dxa" w:w="2106"/>
             <w:tcBorders/>
           </w:tcPr>
           <w:p>
@@ -6508,7 +6508,7 @@
       <w:tr>
         <w:tc>
           <w:tcPr>
-            <w:tcW w:type="dxa" w:w="2266"/>
+            <w:tcW w:type="dxa" w:w="1782"/>
             <w:tcBorders>
               <w:bottom w:val="single" w:sz="12" w:color="000000"/>
             </w:tcBorders>
@@ -6531,7 +6531,7 @@
         </w:tc>
         <w:tc>
           <w:tcPr>
-            <w:tcW w:type="dxa" w:w="2266"/>
+            <w:tcW w:type="dxa" w:w="1134"/>
             <w:tcBorders>
               <w:bottom w:val="single" w:sz="12" w:color="000000"/>
             </w:tcBorders>
@@ -6554,7 +6554,7 @@
         </w:tc>
         <w:tc>
           <w:tcPr>
-            <w:tcW w:type="dxa" w:w="2266"/>
+            <w:tcW w:type="dxa" w:w="4049"/>
             <w:tcBorders>
               <w:bottom w:val="single" w:sz="12" w:color="000000"/>
             </w:tcBorders>
@@ -6577,7 +6577,7 @@
         </w:tc>
         <w:tc>
           <w:tcPr>
-            <w:tcW w:type="dxa" w:w="2266"/>
+            <w:tcW w:type="dxa" w:w="2106"/>
             <w:tcBorders>
               <w:bottom w:val="single" w:sz="12" w:color="000000"/>
             </w:tcBorders>
@@ -6631,7 +6631,7 @@
       <w:tr>
         <w:tc>
           <w:tcPr>
-            <w:tcW w:type="dxa" w:w="2266"/>
+            <w:tcW w:type="dxa" w:w="1680"/>
             <w:tcBorders>
               <w:top w:val="single" w:sz="12" w:color="000000"/>
               <w:bottom w:val="single" w:sz="6" w:color="000000"/>
@@ -6655,7 +6655,7 @@
         </w:tc>
         <w:tc>
           <w:tcPr>
-            <w:tcW w:type="dxa" w:w="2266"/>
+            <w:tcW w:type="dxa" w:w="1176"/>
             <w:tcBorders>
               <w:top w:val="single" w:sz="12" w:color="000000"/>
               <w:bottom w:val="single" w:sz="6" w:color="000000"/>
@@ -6679,7 +6679,7 @@
         </w:tc>
         <w:tc>
           <w:tcPr>
-            <w:tcW w:type="dxa" w:w="2266"/>
+            <w:tcW w:type="dxa" w:w="4199"/>
             <w:tcBorders>
               <w:top w:val="single" w:sz="12" w:color="000000"/>
               <w:bottom w:val="single" w:sz="6" w:color="000000"/>
@@ -6703,7 +6703,7 @@
         </w:tc>
         <w:tc>
           <w:tcPr>
-            <w:tcW w:type="dxa" w:w="2266"/>
+            <w:tcW w:type="dxa" w:w="2016"/>
             <w:tcBorders>
               <w:top w:val="single" w:sz="12" w:color="000000"/>
               <w:bottom w:val="single" w:sz="6" w:color="000000"/>
@@ -6729,7 +6729,7 @@
       <w:tr>
         <w:tc>
           <w:tcPr>
-            <w:tcW w:type="dxa" w:w="2266"/>
+            <w:tcW w:type="dxa" w:w="1680"/>
             <w:tcBorders/>
           </w:tcPr>
           <w:p>
@@ -6750,7 +6750,7 @@
         </w:tc>
         <w:tc>
           <w:tcPr>
-            <w:tcW w:type="dxa" w:w="2266"/>
+            <w:tcW w:type="dxa" w:w="1176"/>
             <w:tcBorders/>
           </w:tcPr>
           <w:p>
@@ -6771,7 +6771,7 @@
         </w:tc>
         <w:tc>
           <w:tcPr>
-            <w:tcW w:type="dxa" w:w="2266"/>
+            <w:tcW w:type="dxa" w:w="4199"/>
             <w:tcBorders/>
           </w:tcPr>
           <w:p>
@@ -6792,7 +6792,7 @@
         </w:tc>
         <w:tc>
           <w:tcPr>
-            <w:tcW w:type="dxa" w:w="2266"/>
+            <w:tcW w:type="dxa" w:w="2016"/>
             <w:tcBorders/>
           </w:tcPr>
           <w:p>
@@ -6815,7 +6815,7 @@
       <w:tr>
         <w:tc>
           <w:tcPr>
-            <w:tcW w:type="dxa" w:w="2266"/>
+            <w:tcW w:type="dxa" w:w="1680"/>
             <w:tcBorders/>
           </w:tcPr>
           <w:p>
@@ -6836,7 +6836,7 @@
         </w:tc>
         <w:tc>
           <w:tcPr>
-            <w:tcW w:type="dxa" w:w="2266"/>
+            <w:tcW w:type="dxa" w:w="1176"/>
             <w:tcBorders/>
           </w:tcPr>
           <w:p>
@@ -6857,7 +6857,7 @@
         </w:tc>
         <w:tc>
           <w:tcPr>
-            <w:tcW w:type="dxa" w:w="2266"/>
+            <w:tcW w:type="dxa" w:w="4199"/>
             <w:tcBorders/>
           </w:tcPr>
           <w:p>
@@ -6878,7 +6878,7 @@
         </w:tc>
         <w:tc>
           <w:tcPr>
-            <w:tcW w:type="dxa" w:w="2266"/>
+            <w:tcW w:type="dxa" w:w="2016"/>
             <w:tcBorders/>
           </w:tcPr>
           <w:p>
@@ -6901,7 +6901,7 @@
       <w:tr>
         <w:tc>
           <w:tcPr>
-            <w:tcW w:type="dxa" w:w="2266"/>
+            <w:tcW w:type="dxa" w:w="1680"/>
             <w:tcBorders/>
           </w:tcPr>
           <w:p>
@@ -6922,7 +6922,7 @@
         </w:tc>
         <w:tc>
           <w:tcPr>
-            <w:tcW w:type="dxa" w:w="2266"/>
+            <w:tcW w:type="dxa" w:w="1176"/>
             <w:tcBorders/>
           </w:tcPr>
           <w:p>
@@ -6943,7 +6943,7 @@
         </w:tc>
         <w:tc>
           <w:tcPr>
-            <w:tcW w:type="dxa" w:w="2266"/>
+            <w:tcW w:type="dxa" w:w="4199"/>
             <w:tcBorders/>
           </w:tcPr>
           <w:p>
@@ -6964,7 +6964,7 @@
         </w:tc>
         <w:tc>
           <w:tcPr>
-            <w:tcW w:type="dxa" w:w="2266"/>
+            <w:tcW w:type="dxa" w:w="2016"/>
             <w:tcBorders/>
           </w:tcPr>
           <w:p>
@@ -6987,7 +6987,7 @@
       <w:tr>
         <w:tc>
           <w:tcPr>
-            <w:tcW w:type="dxa" w:w="2266"/>
+            <w:tcW w:type="dxa" w:w="1680"/>
             <w:tcBorders/>
           </w:tcPr>
           <w:p>
@@ -7008,7 +7008,7 @@
         </w:tc>
         <w:tc>
           <w:tcPr>
-            <w:tcW w:type="dxa" w:w="2266"/>
+            <w:tcW w:type="dxa" w:w="1176"/>
             <w:tcBorders/>
           </w:tcPr>
           <w:p>
@@ -7029,7 +7029,7 @@
         </w:tc>
         <w:tc>
           <w:tcPr>
-            <w:tcW w:type="dxa" w:w="2266"/>
+            <w:tcW w:type="dxa" w:w="4199"/>
             <w:tcBorders/>
           </w:tcPr>
           <w:p>
@@ -7050,7 +7050,7 @@
         </w:tc>
         <w:tc>
           <w:tcPr>
-            <w:tcW w:type="dxa" w:w="2266"/>
+            <w:tcW w:type="dxa" w:w="2016"/>
             <w:tcBorders/>
           </w:tcPr>
           <w:p>
@@ -7073,7 +7073,7 @@
       <w:tr>
         <w:tc>
           <w:tcPr>
-            <w:tcW w:type="dxa" w:w="2266"/>
+            <w:tcW w:type="dxa" w:w="1680"/>
             <w:tcBorders/>
           </w:tcPr>
           <w:p>
@@ -7094,7 +7094,7 @@
         </w:tc>
         <w:tc>
           <w:tcPr>
-            <w:tcW w:type="dxa" w:w="2266"/>
+            <w:tcW w:type="dxa" w:w="1176"/>
             <w:tcBorders/>
           </w:tcPr>
           <w:p>
@@ -7115,7 +7115,7 @@
         </w:tc>
         <w:tc>
           <w:tcPr>
-            <w:tcW w:type="dxa" w:w="2266"/>
+            <w:tcW w:type="dxa" w:w="4199"/>
             <w:tcBorders/>
           </w:tcPr>
           <w:p>
@@ -7136,7 +7136,7 @@
         </w:tc>
         <w:tc>
           <w:tcPr>
-            <w:tcW w:type="dxa" w:w="2266"/>
+            <w:tcW w:type="dxa" w:w="2016"/>
             <w:tcBorders/>
           </w:tcPr>
           <w:p>
@@ -7159,7 +7159,7 @@
       <w:tr>
         <w:tc>
           <w:tcPr>
-            <w:tcW w:type="dxa" w:w="2266"/>
+            <w:tcW w:type="dxa" w:w="1680"/>
             <w:tcBorders/>
           </w:tcPr>
           <w:p>
@@ -7180,7 +7180,7 @@
         </w:tc>
         <w:tc>
           <w:tcPr>
-            <w:tcW w:type="dxa" w:w="2266"/>
+            <w:tcW w:type="dxa" w:w="1176"/>
             <w:tcBorders/>
           </w:tcPr>
           <w:p>
@@ -7201,7 +7201,7 @@
         </w:tc>
         <w:tc>
           <w:tcPr>
-            <w:tcW w:type="dxa" w:w="2266"/>
+            <w:tcW w:type="dxa" w:w="4199"/>
             <w:tcBorders/>
           </w:tcPr>
           <w:p>
@@ -7222,7 +7222,7 @@
         </w:tc>
         <w:tc>
           <w:tcPr>
-            <w:tcW w:type="dxa" w:w="2266"/>
+            <w:tcW w:type="dxa" w:w="2016"/>
             <w:tcBorders/>
           </w:tcPr>
           <w:p>
@@ -7245,7 +7245,7 @@
       <w:tr>
         <w:tc>
           <w:tcPr>
-            <w:tcW w:type="dxa" w:w="2266"/>
+            <w:tcW w:type="dxa" w:w="1680"/>
             <w:tcBorders/>
           </w:tcPr>
           <w:p>
@@ -7266,7 +7266,7 @@
         </w:tc>
         <w:tc>
           <w:tcPr>
-            <w:tcW w:type="dxa" w:w="2266"/>
+            <w:tcW w:type="dxa" w:w="1176"/>
             <w:tcBorders/>
           </w:tcPr>
           <w:p>
@@ -7287,7 +7287,7 @@
         </w:tc>
         <w:tc>
           <w:tcPr>
-            <w:tcW w:type="dxa" w:w="2266"/>
+            <w:tcW w:type="dxa" w:w="4199"/>
             <w:tcBorders/>
           </w:tcPr>
           <w:p>
@@ -7308,7 +7308,7 @@
         </w:tc>
         <w:tc>
           <w:tcPr>
-            <w:tcW w:type="dxa" w:w="2266"/>
+            <w:tcW w:type="dxa" w:w="2016"/>
             <w:tcBorders/>
           </w:tcPr>
           <w:p>
@@ -7331,7 +7331,7 @@
       <w:tr>
         <w:tc>
           <w:tcPr>
-            <w:tcW w:type="dxa" w:w="2266"/>
+            <w:tcW w:type="dxa" w:w="1680"/>
             <w:tcBorders/>
           </w:tcPr>
           <w:p>
@@ -7352,7 +7352,7 @@
         </w:tc>
         <w:tc>
           <w:tcPr>
-            <w:tcW w:type="dxa" w:w="2266"/>
+            <w:tcW w:type="dxa" w:w="1176"/>
             <w:tcBorders/>
           </w:tcPr>
           <w:p>
@@ -7373,7 +7373,7 @@
         </w:tc>
         <w:tc>
           <w:tcPr>
-            <w:tcW w:type="dxa" w:w="2266"/>
+            <w:tcW w:type="dxa" w:w="4199"/>
             <w:tcBorders/>
           </w:tcPr>
           <w:p>
@@ -7394,7 +7394,7 @@
         </w:tc>
         <w:tc>
           <w:tcPr>
-            <w:tcW w:type="dxa" w:w="2266"/>
+            <w:tcW w:type="dxa" w:w="2016"/>
             <w:tcBorders/>
           </w:tcPr>
           <w:p>
@@ -7417,7 +7417,7 @@
       <w:tr>
         <w:tc>
           <w:tcPr>
-            <w:tcW w:type="dxa" w:w="2266"/>
+            <w:tcW w:type="dxa" w:w="1680"/>
             <w:tcBorders>
               <w:bottom w:val="single" w:sz="12" w:color="000000"/>
             </w:tcBorders>
@@ -7440,7 +7440,7 @@
         </w:tc>
         <w:tc>
           <w:tcPr>
-            <w:tcW w:type="dxa" w:w="2266"/>
+            <w:tcW w:type="dxa" w:w="1176"/>
             <w:tcBorders>
               <w:bottom w:val="single" w:sz="12" w:color="000000"/>
             </w:tcBorders>
@@ -7463,7 +7463,7 @@
         </w:tc>
         <w:tc>
           <w:tcPr>
-            <w:tcW w:type="dxa" w:w="2266"/>
+            <w:tcW w:type="dxa" w:w="4199"/>
             <w:tcBorders>
               <w:bottom w:val="single" w:sz="12" w:color="000000"/>
             </w:tcBorders>
@@ -7486,7 +7486,7 @@
         </w:tc>
         <w:tc>
           <w:tcPr>
-            <w:tcW w:type="dxa" w:w="2266"/>
+            <w:tcW w:type="dxa" w:w="2016"/>
             <w:tcBorders>
               <w:bottom w:val="single" w:sz="12" w:color="000000"/>
             </w:tcBorders>
@@ -7540,7 +7540,7 @@
       <w:tr>
         <w:tc>
           <w:tcPr>
-            <w:tcW w:type="dxa" w:w="2266"/>
+            <w:tcW w:type="dxa" w:w="1609"/>
             <w:tcBorders>
               <w:top w:val="single" w:sz="12" w:color="000000"/>
               <w:bottom w:val="single" w:sz="6" w:color="000000"/>
@@ -7564,7 +7564,7 @@
         </w:tc>
         <w:tc>
           <w:tcPr>
-            <w:tcW w:type="dxa" w:w="2266"/>
+            <w:tcW w:type="dxa" w:w="1024"/>
             <w:tcBorders>
               <w:top w:val="single" w:sz="12" w:color="000000"/>
               <w:bottom w:val="single" w:sz="6" w:color="000000"/>
@@ -7588,7 +7588,7 @@
         </w:tc>
         <w:tc>
           <w:tcPr>
-            <w:tcW w:type="dxa" w:w="2266"/>
+            <w:tcW w:type="dxa" w:w="3658"/>
             <w:tcBorders>
               <w:top w:val="single" w:sz="12" w:color="000000"/>
               <w:bottom w:val="single" w:sz="6" w:color="000000"/>
@@ -7612,7 +7612,7 @@
         </w:tc>
         <w:tc>
           <w:tcPr>
-            <w:tcW w:type="dxa" w:w="2266"/>
+            <w:tcW w:type="dxa" w:w="2780"/>
             <w:tcBorders>
               <w:top w:val="single" w:sz="12" w:color="000000"/>
               <w:bottom w:val="single" w:sz="6" w:color="000000"/>
@@ -7638,7 +7638,7 @@
       <w:tr>
         <w:tc>
           <w:tcPr>
-            <w:tcW w:type="dxa" w:w="2266"/>
+            <w:tcW w:type="dxa" w:w="1609"/>
             <w:tcBorders/>
           </w:tcPr>
           <w:p>
@@ -7659,7 +7659,7 @@
         </w:tc>
         <w:tc>
           <w:tcPr>
-            <w:tcW w:type="dxa" w:w="2266"/>
+            <w:tcW w:type="dxa" w:w="1024"/>
             <w:tcBorders/>
           </w:tcPr>
           <w:p>
@@ -7680,7 +7680,7 @@
         </w:tc>
         <w:tc>
           <w:tcPr>
-            <w:tcW w:type="dxa" w:w="2266"/>
+            <w:tcW w:type="dxa" w:w="3658"/>
             <w:tcBorders/>
           </w:tcPr>
           <w:p>
@@ -7701,7 +7701,7 @@
         </w:tc>
         <w:tc>
           <w:tcPr>
-            <w:tcW w:type="dxa" w:w="2266"/>
+            <w:tcW w:type="dxa" w:w="2780"/>
             <w:tcBorders/>
           </w:tcPr>
           <w:p>
@@ -7724,7 +7724,7 @@
       <w:tr>
         <w:tc>
           <w:tcPr>
-            <w:tcW w:type="dxa" w:w="2266"/>
+            <w:tcW w:type="dxa" w:w="1609"/>
             <w:tcBorders/>
           </w:tcPr>
           <w:p>
@@ -7745,7 +7745,7 @@
         </w:tc>
         <w:tc>
           <w:tcPr>
-            <w:tcW w:type="dxa" w:w="2266"/>
+            <w:tcW w:type="dxa" w:w="1024"/>
             <w:tcBorders/>
           </w:tcPr>
           <w:p>
@@ -7766,7 +7766,7 @@
         </w:tc>
         <w:tc>
           <w:tcPr>
-            <w:tcW w:type="dxa" w:w="2266"/>
+            <w:tcW w:type="dxa" w:w="3658"/>
             <w:tcBorders/>
           </w:tcPr>
           <w:p>
@@ -7787,7 +7787,7 @@
         </w:tc>
         <w:tc>
           <w:tcPr>
-            <w:tcW w:type="dxa" w:w="2266"/>
+            <w:tcW w:type="dxa" w:w="2780"/>
             <w:tcBorders/>
           </w:tcPr>
           <w:p>
@@ -7810,7 +7810,7 @@
       <w:tr>
         <w:tc>
           <w:tcPr>
-            <w:tcW w:type="dxa" w:w="2266"/>
+            <w:tcW w:type="dxa" w:w="1609"/>
             <w:tcBorders/>
           </w:tcPr>
           <w:p>
@@ -7831,7 +7831,7 @@
         </w:tc>
         <w:tc>
           <w:tcPr>
-            <w:tcW w:type="dxa" w:w="2266"/>
+            <w:tcW w:type="dxa" w:w="1024"/>
             <w:tcBorders/>
           </w:tcPr>
           <w:p>
@@ -7852,7 +7852,7 @@
         </w:tc>
         <w:tc>
           <w:tcPr>
-            <w:tcW w:type="dxa" w:w="2266"/>
+            <w:tcW w:type="dxa" w:w="3658"/>
             <w:tcBorders/>
           </w:tcPr>
           <w:p>
@@ -7873,7 +7873,7 @@
         </w:tc>
         <w:tc>
           <w:tcPr>
-            <w:tcW w:type="dxa" w:w="2266"/>
+            <w:tcW w:type="dxa" w:w="2780"/>
             <w:tcBorders/>
           </w:tcPr>
           <w:p>
@@ -7896,7 +7896,7 @@
       <w:tr>
         <w:tc>
           <w:tcPr>
-            <w:tcW w:type="dxa" w:w="2266"/>
+            <w:tcW w:type="dxa" w:w="1609"/>
             <w:tcBorders>
               <w:bottom w:val="single" w:sz="12" w:color="000000"/>
             </w:tcBorders>
@@ -7919,7 +7919,7 @@
         </w:tc>
         <w:tc>
           <w:tcPr>
-            <w:tcW w:type="dxa" w:w="2266"/>
+            <w:tcW w:type="dxa" w:w="1024"/>
             <w:tcBorders>
               <w:bottom w:val="single" w:sz="12" w:color="000000"/>
             </w:tcBorders>
@@ -7942,7 +7942,7 @@
         </w:tc>
         <w:tc>
           <w:tcPr>
-            <w:tcW w:type="dxa" w:w="2266"/>
+            <w:tcW w:type="dxa" w:w="3658"/>
             <w:tcBorders>
               <w:bottom w:val="single" w:sz="12" w:color="000000"/>
             </w:tcBorders>
@@ -7965,7 +7965,7 @@
         </w:tc>
         <w:tc>
           <w:tcPr>
-            <w:tcW w:type="dxa" w:w="2266"/>
+            <w:tcW w:type="dxa" w:w="2780"/>
             <w:tcBorders>
               <w:bottom w:val="single" w:sz="12" w:color="000000"/>
             </w:tcBorders>
@@ -8034,7 +8034,7 @@
       <w:tr>
         <w:tc>
           <w:tcPr>
-            <w:tcW w:type="dxa" w:w="2266"/>
+            <w:tcW w:type="dxa" w:w="2160"/>
             <w:tcBorders>
               <w:top w:val="single" w:sz="12" w:color="000000"/>
               <w:bottom w:val="single" w:sz="6" w:color="000000"/>
@@ -8058,7 +8058,7 @@
         </w:tc>
         <w:tc>
           <w:tcPr>
-            <w:tcW w:type="dxa" w:w="2266"/>
+            <w:tcW w:type="dxa" w:w="1008"/>
             <w:tcBorders>
               <w:top w:val="single" w:sz="12" w:color="000000"/>
               <w:bottom w:val="single" w:sz="6" w:color="000000"/>
@@ -8082,7 +8082,7 @@
         </w:tc>
         <w:tc>
           <w:tcPr>
-            <w:tcW w:type="dxa" w:w="2266"/>
+            <w:tcW w:type="dxa" w:w="3600"/>
             <w:tcBorders>
               <w:top w:val="single" w:sz="12" w:color="000000"/>
               <w:bottom w:val="single" w:sz="6" w:color="000000"/>
@@ -8106,7 +8106,7 @@
         </w:tc>
         <w:tc>
           <w:tcPr>
-            <w:tcW w:type="dxa" w:w="2266"/>
+            <w:tcW w:type="dxa" w:w="2304"/>
             <w:tcBorders>
               <w:top w:val="single" w:sz="12" w:color="000000"/>
               <w:bottom w:val="single" w:sz="6" w:color="000000"/>
@@ -8132,7 +8132,7 @@
       <w:tr>
         <w:tc>
           <w:tcPr>
-            <w:tcW w:type="dxa" w:w="2266"/>
+            <w:tcW w:type="dxa" w:w="2160"/>
             <w:tcBorders/>
           </w:tcPr>
           <w:p>
@@ -8153,7 +8153,7 @@
         </w:tc>
         <w:tc>
           <w:tcPr>
-            <w:tcW w:type="dxa" w:w="2266"/>
+            <w:tcW w:type="dxa" w:w="1008"/>
             <w:tcBorders/>
           </w:tcPr>
           <w:p>
@@ -8174,7 +8174,7 @@
         </w:tc>
         <w:tc>
           <w:tcPr>
-            <w:tcW w:type="dxa" w:w="2266"/>
+            <w:tcW w:type="dxa" w:w="3600"/>
             <w:tcBorders/>
           </w:tcPr>
           <w:p>
@@ -8195,7 +8195,7 @@
         </w:tc>
         <w:tc>
           <w:tcPr>
-            <w:tcW w:type="dxa" w:w="2266"/>
+            <w:tcW w:type="dxa" w:w="2304"/>
             <w:tcBorders/>
           </w:tcPr>
           <w:p>
@@ -8218,7 +8218,7 @@
       <w:tr>
         <w:tc>
           <w:tcPr>
-            <w:tcW w:type="dxa" w:w="2266"/>
+            <w:tcW w:type="dxa" w:w="2160"/>
             <w:tcBorders/>
           </w:tcPr>
           <w:p>
@@ -8239,7 +8239,7 @@
         </w:tc>
         <w:tc>
           <w:tcPr>
-            <w:tcW w:type="dxa" w:w="2266"/>
+            <w:tcW w:type="dxa" w:w="1008"/>
             <w:tcBorders/>
           </w:tcPr>
           <w:p>
@@ -8260,7 +8260,7 @@
         </w:tc>
         <w:tc>
           <w:tcPr>
-            <w:tcW w:type="dxa" w:w="2266"/>
+            <w:tcW w:type="dxa" w:w="3600"/>
             <w:tcBorders/>
           </w:tcPr>
           <w:p>
@@ -8281,7 +8281,7 @@
         </w:tc>
         <w:tc>
           <w:tcPr>
-            <w:tcW w:type="dxa" w:w="2266"/>
+            <w:tcW w:type="dxa" w:w="2304"/>
             <w:tcBorders/>
           </w:tcPr>
           <w:p>
@@ -8304,7 +8304,7 @@
       <w:tr>
         <w:tc>
           <w:tcPr>
-            <w:tcW w:type="dxa" w:w="2266"/>
+            <w:tcW w:type="dxa" w:w="2160"/>
             <w:tcBorders/>
           </w:tcPr>
           <w:p>
@@ -8325,7 +8325,7 @@
         </w:tc>
         <w:tc>
           <w:tcPr>
-            <w:tcW w:type="dxa" w:w="2266"/>
+            <w:tcW w:type="dxa" w:w="1008"/>
             <w:tcBorders/>
           </w:tcPr>
           <w:p>
@@ -8346,7 +8346,7 @@
         </w:tc>
         <w:tc>
           <w:tcPr>
-            <w:tcW w:type="dxa" w:w="2266"/>
+            <w:tcW w:type="dxa" w:w="3600"/>
             <w:tcBorders/>
           </w:tcPr>
           <w:p>
@@ -8367,7 +8367,7 @@
         </w:tc>
         <w:tc>
           <w:tcPr>
-            <w:tcW w:type="dxa" w:w="2266"/>
+            <w:tcW w:type="dxa" w:w="2304"/>
             <w:tcBorders/>
           </w:tcPr>
           <w:p>
@@ -8390,7 +8390,7 @@
       <w:tr>
         <w:tc>
           <w:tcPr>
-            <w:tcW w:type="dxa" w:w="2266"/>
+            <w:tcW w:type="dxa" w:w="2160"/>
             <w:tcBorders/>
           </w:tcPr>
           <w:p>
@@ -8411,7 +8411,7 @@
         </w:tc>
         <w:tc>
           <w:tcPr>
-            <w:tcW w:type="dxa" w:w="2266"/>
+            <w:tcW w:type="dxa" w:w="1008"/>
             <w:tcBorders/>
           </w:tcPr>
           <w:p>
@@ -8432,7 +8432,7 @@
         </w:tc>
         <w:tc>
           <w:tcPr>
-            <w:tcW w:type="dxa" w:w="2266"/>
+            <w:tcW w:type="dxa" w:w="3600"/>
             <w:tcBorders/>
           </w:tcPr>
           <w:p>
@@ -8453,7 +8453,7 @@
         </w:tc>
         <w:tc>
           <w:tcPr>
-            <w:tcW w:type="dxa" w:w="2266"/>
+            <w:tcW w:type="dxa" w:w="2304"/>
             <w:tcBorders/>
           </w:tcPr>
           <w:p>
@@ -8476,7 +8476,7 @@
       <w:tr>
         <w:tc>
           <w:tcPr>
-            <w:tcW w:type="dxa" w:w="2266"/>
+            <w:tcW w:type="dxa" w:w="2160"/>
             <w:tcBorders/>
           </w:tcPr>
           <w:p>
@@ -8497,7 +8497,7 @@
         </w:tc>
         <w:tc>
           <w:tcPr>
-            <w:tcW w:type="dxa" w:w="2266"/>
+            <w:tcW w:type="dxa" w:w="1008"/>
             <w:tcBorders/>
           </w:tcPr>
           <w:p>
@@ -8518,7 +8518,7 @@
         </w:tc>
         <w:tc>
           <w:tcPr>
-            <w:tcW w:type="dxa" w:w="2266"/>
+            <w:tcW w:type="dxa" w:w="3600"/>
             <w:tcBorders/>
           </w:tcPr>
           <w:p>
@@ -8539,7 +8539,7 @@
         </w:tc>
         <w:tc>
           <w:tcPr>
-            <w:tcW w:type="dxa" w:w="2266"/>
+            <w:tcW w:type="dxa" w:w="2304"/>
             <w:tcBorders/>
           </w:tcPr>
           <w:p>
@@ -8562,7 +8562,7 @@
       <w:tr>
         <w:tc>
           <w:tcPr>
-            <w:tcW w:type="dxa" w:w="2266"/>
+            <w:tcW w:type="dxa" w:w="2160"/>
             <w:tcBorders/>
           </w:tcPr>
           <w:p>
@@ -8583,7 +8583,7 @@
         </w:tc>
         <w:tc>
           <w:tcPr>
-            <w:tcW w:type="dxa" w:w="2266"/>
+            <w:tcW w:type="dxa" w:w="1008"/>
             <w:tcBorders/>
           </w:tcPr>
           <w:p>
@@ -8604,7 +8604,7 @@
         </w:tc>
         <w:tc>
           <w:tcPr>
-            <w:tcW w:type="dxa" w:w="2266"/>
+            <w:tcW w:type="dxa" w:w="3600"/>
             <w:tcBorders/>
           </w:tcPr>
           <w:p>
@@ -8625,7 +8625,7 @@
         </w:tc>
         <w:tc>
           <w:tcPr>
-            <w:tcW w:type="dxa" w:w="2266"/>
+            <w:tcW w:type="dxa" w:w="2304"/>
             <w:tcBorders/>
           </w:tcPr>
           <w:p>
@@ -8648,7 +8648,7 @@
       <w:tr>
         <w:tc>
           <w:tcPr>
-            <w:tcW w:type="dxa" w:w="2266"/>
+            <w:tcW w:type="dxa" w:w="2160"/>
             <w:tcBorders/>
           </w:tcPr>
           <w:p>
@@ -8669,7 +8669,7 @@
         </w:tc>
         <w:tc>
           <w:tcPr>
-            <w:tcW w:type="dxa" w:w="2266"/>
+            <w:tcW w:type="dxa" w:w="1008"/>
             <w:tcBorders/>
           </w:tcPr>
           <w:p>
@@ -8690,7 +8690,7 @@
         </w:tc>
         <w:tc>
           <w:tcPr>
-            <w:tcW w:type="dxa" w:w="2266"/>
+            <w:tcW w:type="dxa" w:w="3600"/>
             <w:tcBorders/>
           </w:tcPr>
           <w:p>
@@ -8711,7 +8711,7 @@
         </w:tc>
         <w:tc>
           <w:tcPr>
-            <w:tcW w:type="dxa" w:w="2266"/>
+            <w:tcW w:type="dxa" w:w="2304"/>
             <w:tcBorders/>
           </w:tcPr>
           <w:p>
@@ -8734,7 +8734,7 @@
       <w:tr>
         <w:tc>
           <w:tcPr>
-            <w:tcW w:type="dxa" w:w="2266"/>
+            <w:tcW w:type="dxa" w:w="2160"/>
             <w:tcBorders/>
           </w:tcPr>
           <w:p>
@@ -8755,7 +8755,7 @@
         </w:tc>
         <w:tc>
           <w:tcPr>
-            <w:tcW w:type="dxa" w:w="2266"/>
+            <w:tcW w:type="dxa" w:w="1008"/>
             <w:tcBorders/>
           </w:tcPr>
           <w:p>
@@ -8776,7 +8776,7 @@
         </w:tc>
         <w:tc>
           <w:tcPr>
-            <w:tcW w:type="dxa" w:w="2266"/>
+            <w:tcW w:type="dxa" w:w="3600"/>
             <w:tcBorders/>
           </w:tcPr>
           <w:p>
@@ -8797,7 +8797,7 @@
         </w:tc>
         <w:tc>
           <w:tcPr>
-            <w:tcW w:type="dxa" w:w="2266"/>
+            <w:tcW w:type="dxa" w:w="2304"/>
             <w:tcBorders/>
           </w:tcPr>
           <w:p>
@@ -8820,7 +8820,7 @@
       <w:tr>
         <w:tc>
           <w:tcPr>
-            <w:tcW w:type="dxa" w:w="2266"/>
+            <w:tcW w:type="dxa" w:w="2160"/>
             <w:tcBorders/>
           </w:tcPr>
           <w:p>
@@ -8841,7 +8841,7 @@
         </w:tc>
         <w:tc>
           <w:tcPr>
-            <w:tcW w:type="dxa" w:w="2266"/>
+            <w:tcW w:type="dxa" w:w="1008"/>
             <w:tcBorders/>
           </w:tcPr>
           <w:p>
@@ -8862,7 +8862,7 @@
         </w:tc>
         <w:tc>
           <w:tcPr>
-            <w:tcW w:type="dxa" w:w="2266"/>
+            <w:tcW w:type="dxa" w:w="3600"/>
             <w:tcBorders/>
           </w:tcPr>
           <w:p>
@@ -8883,7 +8883,7 @@
         </w:tc>
         <w:tc>
           <w:tcPr>
-            <w:tcW w:type="dxa" w:w="2266"/>
+            <w:tcW w:type="dxa" w:w="2304"/>
             <w:tcBorders/>
           </w:tcPr>
           <w:p>
@@ -8906,7 +8906,7 @@
       <w:tr>
         <w:tc>
           <w:tcPr>
-            <w:tcW w:type="dxa" w:w="2266"/>
+            <w:tcW w:type="dxa" w:w="2160"/>
             <w:tcBorders/>
           </w:tcPr>
           <w:p>
@@ -8927,7 +8927,7 @@
         </w:tc>
         <w:tc>
           <w:tcPr>
-            <w:tcW w:type="dxa" w:w="2266"/>
+            <w:tcW w:type="dxa" w:w="1008"/>
             <w:tcBorders/>
           </w:tcPr>
           <w:p>
@@ -8948,7 +8948,7 @@
         </w:tc>
         <w:tc>
           <w:tcPr>
-            <w:tcW w:type="dxa" w:w="2266"/>
+            <w:tcW w:type="dxa" w:w="3600"/>
             <w:tcBorders/>
           </w:tcPr>
           <w:p>
@@ -8969,7 +8969,7 @@
         </w:tc>
         <w:tc>
           <w:tcPr>
-            <w:tcW w:type="dxa" w:w="2266"/>
+            <w:tcW w:type="dxa" w:w="2304"/>
             <w:tcBorders/>
           </w:tcPr>
           <w:p>
@@ -8992,7 +8992,7 @@
       <w:tr>
         <w:tc>
           <w:tcPr>
-            <w:tcW w:type="dxa" w:w="2266"/>
+            <w:tcW w:type="dxa" w:w="2160"/>
             <w:tcBorders>
               <w:bottom w:val="single" w:sz="12" w:color="000000"/>
             </w:tcBorders>
@@ -9015,7 +9015,7 @@
         </w:tc>
         <w:tc>
           <w:tcPr>
-            <w:tcW w:type="dxa" w:w="2266"/>
+            <w:tcW w:type="dxa" w:w="1008"/>
             <w:tcBorders>
               <w:bottom w:val="single" w:sz="12" w:color="000000"/>
             </w:tcBorders>
@@ -9038,7 +9038,7 @@
         </w:tc>
         <w:tc>
           <w:tcPr>
-            <w:tcW w:type="dxa" w:w="2266"/>
+            <w:tcW w:type="dxa" w:w="3600"/>
             <w:tcBorders>
               <w:bottom w:val="single" w:sz="12" w:color="000000"/>
             </w:tcBorders>
@@ -9061,7 +9061,7 @@
         </w:tc>
         <w:tc>
           <w:tcPr>
-            <w:tcW w:type="dxa" w:w="2266"/>
+            <w:tcW w:type="dxa" w:w="2304"/>
             <w:tcBorders>
               <w:bottom w:val="single" w:sz="12" w:color="000000"/>
             </w:tcBorders>
@@ -9130,7 +9130,7 @@
       <w:tr>
         <w:tc>
           <w:tcPr>
-            <w:tcW w:type="dxa" w:w="2266"/>
+            <w:tcW w:type="dxa" w:w="2144"/>
             <w:tcBorders>
               <w:top w:val="single" w:sz="12" w:color="000000"/>
               <w:bottom w:val="single" w:sz="6" w:color="000000"/>
@@ -9154,7 +9154,7 @@
         </w:tc>
         <w:tc>
           <w:tcPr>
-            <w:tcW w:type="dxa" w:w="2266"/>
+            <w:tcW w:type="dxa" w:w="1154"/>
             <w:tcBorders>
               <w:top w:val="single" w:sz="12" w:color="000000"/>
               <w:bottom w:val="single" w:sz="6" w:color="000000"/>
@@ -9178,7 +9178,7 @@
         </w:tc>
         <w:tc>
           <w:tcPr>
-            <w:tcW w:type="dxa" w:w="2266"/>
+            <w:tcW w:type="dxa" w:w="4123"/>
             <w:tcBorders>
               <w:top w:val="single" w:sz="12" w:color="000000"/>
               <w:bottom w:val="single" w:sz="6" w:color="000000"/>
@@ -9202,7 +9202,7 @@
         </w:tc>
         <w:tc>
           <w:tcPr>
-            <w:tcW w:type="dxa" w:w="2266"/>
+            <w:tcW w:type="dxa" w:w="1649"/>
             <w:tcBorders>
               <w:top w:val="single" w:sz="12" w:color="000000"/>
               <w:bottom w:val="single" w:sz="6" w:color="000000"/>
@@ -9228,7 +9228,7 @@
       <w:tr>
         <w:tc>
           <w:tcPr>
-            <w:tcW w:type="dxa" w:w="2266"/>
+            <w:tcW w:type="dxa" w:w="2144"/>
             <w:tcBorders/>
           </w:tcPr>
           <w:p>
@@ -9249,7 +9249,7 @@
         </w:tc>
         <w:tc>
           <w:tcPr>
-            <w:tcW w:type="dxa" w:w="2266"/>
+            <w:tcW w:type="dxa" w:w="1154"/>
             <w:tcBorders/>
           </w:tcPr>
           <w:p>
@@ -9270,7 +9270,7 @@
         </w:tc>
         <w:tc>
           <w:tcPr>
-            <w:tcW w:type="dxa" w:w="2266"/>
+            <w:tcW w:type="dxa" w:w="4123"/>
             <w:tcBorders/>
           </w:tcPr>
           <w:p>
@@ -9291,7 +9291,7 @@
         </w:tc>
         <w:tc>
           <w:tcPr>
-            <w:tcW w:type="dxa" w:w="2266"/>
+            <w:tcW w:type="dxa" w:w="1649"/>
             <w:tcBorders/>
           </w:tcPr>
           <w:p>
@@ -9314,7 +9314,7 @@
       <w:tr>
         <w:tc>
           <w:tcPr>
-            <w:tcW w:type="dxa" w:w="2266"/>
+            <w:tcW w:type="dxa" w:w="2144"/>
             <w:tcBorders/>
           </w:tcPr>
           <w:p>
@@ -9335,7 +9335,7 @@
         </w:tc>
         <w:tc>
           <w:tcPr>
-            <w:tcW w:type="dxa" w:w="2266"/>
+            <w:tcW w:type="dxa" w:w="1154"/>
             <w:tcBorders/>
           </w:tcPr>
           <w:p>
@@ -9356,7 +9356,7 @@
         </w:tc>
         <w:tc>
           <w:tcPr>
-            <w:tcW w:type="dxa" w:w="2266"/>
+            <w:tcW w:type="dxa" w:w="4123"/>
             <w:tcBorders/>
           </w:tcPr>
           <w:p>
@@ -9377,7 +9377,7 @@
         </w:tc>
         <w:tc>
           <w:tcPr>
-            <w:tcW w:type="dxa" w:w="2266"/>
+            <w:tcW w:type="dxa" w:w="1649"/>
             <w:tcBorders/>
           </w:tcPr>
           <w:p>
@@ -9400,7 +9400,7 @@
       <w:tr>
         <w:tc>
           <w:tcPr>
-            <w:tcW w:type="dxa" w:w="2266"/>
+            <w:tcW w:type="dxa" w:w="2144"/>
             <w:tcBorders/>
           </w:tcPr>
           <w:p>
@@ -9421,7 +9421,7 @@
         </w:tc>
         <w:tc>
           <w:tcPr>
-            <w:tcW w:type="dxa" w:w="2266"/>
+            <w:tcW w:type="dxa" w:w="1154"/>
             <w:tcBorders/>
           </w:tcPr>
           <w:p>
@@ -9442,7 +9442,7 @@
         </w:tc>
         <w:tc>
           <w:tcPr>
-            <w:tcW w:type="dxa" w:w="2266"/>
+            <w:tcW w:type="dxa" w:w="4123"/>
             <w:tcBorders/>
           </w:tcPr>
           <w:p>
@@ -9463,7 +9463,7 @@
         </w:tc>
         <w:tc>
           <w:tcPr>
-            <w:tcW w:type="dxa" w:w="2266"/>
+            <w:tcW w:type="dxa" w:w="1649"/>
             <w:tcBorders/>
           </w:tcPr>
           <w:p>
@@ -9486,7 +9486,7 @@
       <w:tr>
         <w:tc>
           <w:tcPr>
-            <w:tcW w:type="dxa" w:w="2266"/>
+            <w:tcW w:type="dxa" w:w="2144"/>
             <w:tcBorders/>
           </w:tcPr>
           <w:p>
@@ -9507,7 +9507,7 @@
         </w:tc>
         <w:tc>
           <w:tcPr>
-            <w:tcW w:type="dxa" w:w="2266"/>
+            <w:tcW w:type="dxa" w:w="1154"/>
             <w:tcBorders/>
           </w:tcPr>
           <w:p>
@@ -9528,7 +9528,7 @@
         </w:tc>
         <w:tc>
           <w:tcPr>
-            <w:tcW w:type="dxa" w:w="2266"/>
+            <w:tcW w:type="dxa" w:w="4123"/>
             <w:tcBorders/>
           </w:tcPr>
           <w:p>
@@ -9549,7 +9549,7 @@
         </w:tc>
         <w:tc>
           <w:tcPr>
-            <w:tcW w:type="dxa" w:w="2266"/>
+            <w:tcW w:type="dxa" w:w="1649"/>
             <w:tcBorders/>
           </w:tcPr>
           <w:p>
@@ -9572,7 +9572,7 @@
       <w:tr>
         <w:tc>
           <w:tcPr>
-            <w:tcW w:type="dxa" w:w="2266"/>
+            <w:tcW w:type="dxa" w:w="2144"/>
             <w:tcBorders/>
           </w:tcPr>
           <w:p>
@@ -9593,7 +9593,7 @@
         </w:tc>
         <w:tc>
           <w:tcPr>
-            <w:tcW w:type="dxa" w:w="2266"/>
+            <w:tcW w:type="dxa" w:w="1154"/>
             <w:tcBorders/>
           </w:tcPr>
           <w:p>
@@ -9614,7 +9614,7 @@
         </w:tc>
         <w:tc>
           <w:tcPr>
-            <w:tcW w:type="dxa" w:w="2266"/>
+            <w:tcW w:type="dxa" w:w="4123"/>
             <w:tcBorders/>
           </w:tcPr>
           <w:p>
@@ -9635,7 +9635,7 @@
         </w:tc>
         <w:tc>
           <w:tcPr>
-            <w:tcW w:type="dxa" w:w="2266"/>
+            <w:tcW w:type="dxa" w:w="1649"/>
             <w:tcBorders/>
           </w:tcPr>
           <w:p>
@@ -9658,7 +9658,7 @@
       <w:tr>
         <w:tc>
           <w:tcPr>
-            <w:tcW w:type="dxa" w:w="2266"/>
+            <w:tcW w:type="dxa" w:w="2144"/>
             <w:tcBorders>
               <w:bottom w:val="single" w:sz="12" w:color="000000"/>
             </w:tcBorders>
@@ -9681,7 +9681,7 @@
         </w:tc>
         <w:tc>
           <w:tcPr>
-            <w:tcW w:type="dxa" w:w="2266"/>
+            <w:tcW w:type="dxa" w:w="1154"/>
             <w:tcBorders>
               <w:bottom w:val="single" w:sz="12" w:color="000000"/>
             </w:tcBorders>
@@ -9704,7 +9704,7 @@
         </w:tc>
         <w:tc>
           <w:tcPr>
-            <w:tcW w:type="dxa" w:w="2266"/>
+            <w:tcW w:type="dxa" w:w="4123"/>
             <w:tcBorders>
               <w:bottom w:val="single" w:sz="12" w:color="000000"/>
             </w:tcBorders>
@@ -9727,7 +9727,7 @@
         </w:tc>
         <w:tc>
           <w:tcPr>
-            <w:tcW w:type="dxa" w:w="2266"/>
+            <w:tcW w:type="dxa" w:w="1649"/>
             <w:tcBorders>
               <w:bottom w:val="single" w:sz="12" w:color="000000"/>
             </w:tcBorders>
@@ -9781,7 +9781,7 @@
       <w:tr>
         <w:tc>
           <w:tcPr>
-            <w:tcW w:type="dxa" w:w="2266"/>
+            <w:tcW w:type="dxa" w:w="1916"/>
             <w:tcBorders>
               <w:top w:val="single" w:sz="12" w:color="000000"/>
               <w:bottom w:val="single" w:sz="6" w:color="000000"/>
@@ -9805,7 +9805,7 @@
         </w:tc>
         <w:tc>
           <w:tcPr>
-            <w:tcW w:type="dxa" w:w="2266"/>
+            <w:tcW w:type="dxa" w:w="894"/>
             <w:tcBorders>
               <w:top w:val="single" w:sz="12" w:color="000000"/>
               <w:bottom w:val="single" w:sz="6" w:color="000000"/>
@@ -9829,7 +9829,7 @@
         </w:tc>
         <w:tc>
           <w:tcPr>
-            <w:tcW w:type="dxa" w:w="2266"/>
+            <w:tcW w:type="dxa" w:w="3961"/>
             <w:tcBorders>
               <w:top w:val="single" w:sz="12" w:color="000000"/>
               <w:bottom w:val="single" w:sz="6" w:color="000000"/>
@@ -9853,7 +9853,7 @@
         </w:tc>
         <w:tc>
           <w:tcPr>
-            <w:tcW w:type="dxa" w:w="2266"/>
+            <w:tcW w:type="dxa" w:w="2300"/>
             <w:tcBorders>
               <w:top w:val="single" w:sz="12" w:color="000000"/>
               <w:bottom w:val="single" w:sz="6" w:color="000000"/>
@@ -9879,7 +9879,7 @@
       <w:tr>
         <w:tc>
           <w:tcPr>
-            <w:tcW w:type="dxa" w:w="2266"/>
+            <w:tcW w:type="dxa" w:w="1916"/>
             <w:tcBorders/>
           </w:tcPr>
           <w:p>
@@ -9900,7 +9900,7 @@
         </w:tc>
         <w:tc>
           <w:tcPr>
-            <w:tcW w:type="dxa" w:w="2266"/>
+            <w:tcW w:type="dxa" w:w="894"/>
             <w:tcBorders/>
           </w:tcPr>
           <w:p>
@@ -9921,7 +9921,7 @@
         </w:tc>
         <w:tc>
           <w:tcPr>
-            <w:tcW w:type="dxa" w:w="2266"/>
+            <w:tcW w:type="dxa" w:w="3961"/>
             <w:tcBorders/>
           </w:tcPr>
           <w:p>
@@ -9942,7 +9942,7 @@
         </w:tc>
         <w:tc>
           <w:tcPr>
-            <w:tcW w:type="dxa" w:w="2266"/>
+            <w:tcW w:type="dxa" w:w="2300"/>
             <w:tcBorders/>
           </w:tcPr>
           <w:p>
@@ -9965,7 +9965,7 @@
       <w:tr>
         <w:tc>
           <w:tcPr>
-            <w:tcW w:type="dxa" w:w="2266"/>
+            <w:tcW w:type="dxa" w:w="1916"/>
             <w:tcBorders/>
           </w:tcPr>
           <w:p>
@@ -9986,7 +9986,7 @@
         </w:tc>
         <w:tc>
           <w:tcPr>
-            <w:tcW w:type="dxa" w:w="2266"/>
+            <w:tcW w:type="dxa" w:w="894"/>
             <w:tcBorders/>
           </w:tcPr>
           <w:p>
@@ -10007,7 +10007,7 @@
         </w:tc>
         <w:tc>
           <w:tcPr>
-            <w:tcW w:type="dxa" w:w="2266"/>
+            <w:tcW w:type="dxa" w:w="3961"/>
             <w:tcBorders/>
           </w:tcPr>
           <w:p>
@@ -10028,7 +10028,7 @@
         </w:tc>
         <w:tc>
           <w:tcPr>
-            <w:tcW w:type="dxa" w:w="2266"/>
+            <w:tcW w:type="dxa" w:w="2300"/>
             <w:tcBorders/>
           </w:tcPr>
           <w:p>
@@ -10051,7 +10051,7 @@
       <w:tr>
         <w:tc>
           <w:tcPr>
-            <w:tcW w:type="dxa" w:w="2266"/>
+            <w:tcW w:type="dxa" w:w="1916"/>
             <w:tcBorders/>
           </w:tcPr>
           <w:p>
@@ -10072,7 +10072,7 @@
         </w:tc>
         <w:tc>
           <w:tcPr>
-            <w:tcW w:type="dxa" w:w="2266"/>
+            <w:tcW w:type="dxa" w:w="894"/>
             <w:tcBorders/>
           </w:tcPr>
           <w:p>
@@ -10093,7 +10093,7 @@
         </w:tc>
         <w:tc>
           <w:tcPr>
-            <w:tcW w:type="dxa" w:w="2266"/>
+            <w:tcW w:type="dxa" w:w="3961"/>
             <w:tcBorders/>
           </w:tcPr>
           <w:p>
@@ -10114,7 +10114,7 @@
         </w:tc>
         <w:tc>
           <w:tcPr>
-            <w:tcW w:type="dxa" w:w="2266"/>
+            <w:tcW w:type="dxa" w:w="2300"/>
             <w:tcBorders/>
           </w:tcPr>
           <w:p>
@@ -10137,7 +10137,7 @@
       <w:tr>
         <w:tc>
           <w:tcPr>
-            <w:tcW w:type="dxa" w:w="2266"/>
+            <w:tcW w:type="dxa" w:w="1916"/>
             <w:tcBorders/>
           </w:tcPr>
           <w:p>
@@ -10158,7 +10158,7 @@
         </w:tc>
         <w:tc>
           <w:tcPr>
-            <w:tcW w:type="dxa" w:w="2266"/>
+            <w:tcW w:type="dxa" w:w="894"/>
             <w:tcBorders/>
           </w:tcPr>
           <w:p>
@@ -10179,7 +10179,7 @@
         </w:tc>
         <w:tc>
           <w:tcPr>
-            <w:tcW w:type="dxa" w:w="2266"/>
+            <w:tcW w:type="dxa" w:w="3961"/>
             <w:tcBorders/>
           </w:tcPr>
           <w:p>
@@ -10200,7 +10200,7 @@
         </w:tc>
         <w:tc>
           <w:tcPr>
-            <w:tcW w:type="dxa" w:w="2266"/>
+            <w:tcW w:type="dxa" w:w="2300"/>
             <w:tcBorders/>
           </w:tcPr>
           <w:p>
@@ -10223,7 +10223,7 @@
       <w:tr>
         <w:tc>
           <w:tcPr>
-            <w:tcW w:type="dxa" w:w="2266"/>
+            <w:tcW w:type="dxa" w:w="1916"/>
             <w:tcBorders/>
           </w:tcPr>
           <w:p>
@@ -10244,7 +10244,7 @@
         </w:tc>
         <w:tc>
           <w:tcPr>
-            <w:tcW w:type="dxa" w:w="2266"/>
+            <w:tcW w:type="dxa" w:w="894"/>
             <w:tcBorders/>
           </w:tcPr>
           <w:p>
@@ -10265,7 +10265,7 @@
         </w:tc>
         <w:tc>
           <w:tcPr>
-            <w:tcW w:type="dxa" w:w="2266"/>
+            <w:tcW w:type="dxa" w:w="3961"/>
             <w:tcBorders/>
           </w:tcPr>
           <w:p>
@@ -10286,7 +10286,7 @@
         </w:tc>
         <w:tc>
           <w:tcPr>
-            <w:tcW w:type="dxa" w:w="2266"/>
+            <w:tcW w:type="dxa" w:w="2300"/>
             <w:tcBorders/>
           </w:tcPr>
           <w:p>
@@ -10309,7 +10309,7 @@
       <w:tr>
         <w:tc>
           <w:tcPr>
-            <w:tcW w:type="dxa" w:w="2266"/>
+            <w:tcW w:type="dxa" w:w="1916"/>
             <w:tcBorders/>
           </w:tcPr>
           <w:p>
@@ -10330,7 +10330,7 @@
         </w:tc>
         <w:tc>
           <w:tcPr>
-            <w:tcW w:type="dxa" w:w="2266"/>
+            <w:tcW w:type="dxa" w:w="894"/>
             <w:tcBorders/>
           </w:tcPr>
           <w:p>
@@ -10351,7 +10351,7 @@
         </w:tc>
         <w:tc>
           <w:tcPr>
-            <w:tcW w:type="dxa" w:w="2266"/>
+            <w:tcW w:type="dxa" w:w="3961"/>
             <w:tcBorders/>
           </w:tcPr>
           <w:p>
@@ -10372,7 +10372,7 @@
         </w:tc>
         <w:tc>
           <w:tcPr>
-            <w:tcW w:type="dxa" w:w="2266"/>
+            <w:tcW w:type="dxa" w:w="2300"/>
             <w:tcBorders/>
           </w:tcPr>
           <w:p>
@@ -10395,7 +10395,7 @@
       <w:tr>
         <w:tc>
           <w:tcPr>
-            <w:tcW w:type="dxa" w:w="2266"/>
+            <w:tcW w:type="dxa" w:w="1916"/>
             <w:tcBorders/>
           </w:tcPr>
           <w:p>
@@ -10416,7 +10416,7 @@
         </w:tc>
         <w:tc>
           <w:tcPr>
-            <w:tcW w:type="dxa" w:w="2266"/>
+            <w:tcW w:type="dxa" w:w="894"/>
             <w:tcBorders/>
           </w:tcPr>
           <w:p>
@@ -10437,7 +10437,7 @@
         </w:tc>
         <w:tc>
           <w:tcPr>
-            <w:tcW w:type="dxa" w:w="2266"/>
+            <w:tcW w:type="dxa" w:w="3961"/>
             <w:tcBorders/>
           </w:tcPr>
           <w:p>
@@ -10458,7 +10458,7 @@
         </w:tc>
         <w:tc>
           <w:tcPr>
-            <w:tcW w:type="dxa" w:w="2266"/>
+            <w:tcW w:type="dxa" w:w="2300"/>
             <w:tcBorders/>
           </w:tcPr>
           <w:p>
@@ -10481,7 +10481,7 @@
       <w:tr>
         <w:tc>
           <w:tcPr>
-            <w:tcW w:type="dxa" w:w="2266"/>
+            <w:tcW w:type="dxa" w:w="1916"/>
             <w:tcBorders/>
           </w:tcPr>
           <w:p>
@@ -10502,7 +10502,7 @@
         </w:tc>
         <w:tc>
           <w:tcPr>
-            <w:tcW w:type="dxa" w:w="2266"/>
+            <w:tcW w:type="dxa" w:w="894"/>
             <w:tcBorders/>
           </w:tcPr>
           <w:p>
@@ -10523,7 +10523,7 @@
         </w:tc>
         <w:tc>
           <w:tcPr>
-            <w:tcW w:type="dxa" w:w="2266"/>
+            <w:tcW w:type="dxa" w:w="3961"/>
             <w:tcBorders/>
           </w:tcPr>
           <w:p>
@@ -10544,7 +10544,7 @@
         </w:tc>
         <w:tc>
           <w:tcPr>
-            <w:tcW w:type="dxa" w:w="2266"/>
+            <w:tcW w:type="dxa" w:w="2300"/>
             <w:tcBorders/>
           </w:tcPr>
           <w:p>
@@ -10567,7 +10567,7 @@
       <w:tr>
         <w:tc>
           <w:tcPr>
-            <w:tcW w:type="dxa" w:w="2266"/>
+            <w:tcW w:type="dxa" w:w="1916"/>
             <w:tcBorders/>
           </w:tcPr>
           <w:p>
@@ -10588,7 +10588,7 @@
         </w:tc>
         <w:tc>
           <w:tcPr>
-            <w:tcW w:type="dxa" w:w="2266"/>
+            <w:tcW w:type="dxa" w:w="894"/>
             <w:tcBorders/>
           </w:tcPr>
           <w:p>
@@ -10609,7 +10609,7 @@
         </w:tc>
         <w:tc>
           <w:tcPr>
-            <w:tcW w:type="dxa" w:w="2266"/>
+            <w:tcW w:type="dxa" w:w="3961"/>
             <w:tcBorders/>
           </w:tcPr>
           <w:p>
@@ -10630,7 +10630,7 @@
         </w:tc>
         <w:tc>
           <w:tcPr>
-            <w:tcW w:type="dxa" w:w="2266"/>
+            <w:tcW w:type="dxa" w:w="2300"/>
             <w:tcBorders/>
           </w:tcPr>
           <w:p>
@@ -10653,7 +10653,7 @@
       <w:tr>
         <w:tc>
           <w:tcPr>
-            <w:tcW w:type="dxa" w:w="2266"/>
+            <w:tcW w:type="dxa" w:w="1916"/>
             <w:tcBorders/>
           </w:tcPr>
           <w:p>
@@ -10674,7 +10674,7 @@
         </w:tc>
         <w:tc>
           <w:tcPr>
-            <w:tcW w:type="dxa" w:w="2266"/>
+            <w:tcW w:type="dxa" w:w="894"/>
             <w:tcBorders/>
           </w:tcPr>
           <w:p>
@@ -10695,7 +10695,7 @@
         </w:tc>
         <w:tc>
           <w:tcPr>
-            <w:tcW w:type="dxa" w:w="2266"/>
+            <w:tcW w:type="dxa" w:w="3961"/>
             <w:tcBorders/>
           </w:tcPr>
           <w:p>
@@ -10716,7 +10716,7 @@
         </w:tc>
         <w:tc>
           <w:tcPr>
-            <w:tcW w:type="dxa" w:w="2266"/>
+            <w:tcW w:type="dxa" w:w="2300"/>
             <w:tcBorders/>
           </w:tcPr>
           <w:p>
@@ -10739,7 +10739,7 @@
       <w:tr>
         <w:tc>
           <w:tcPr>
-            <w:tcW w:type="dxa" w:w="2266"/>
+            <w:tcW w:type="dxa" w:w="1916"/>
             <w:tcBorders>
               <w:bottom w:val="single" w:sz="12" w:color="000000"/>
             </w:tcBorders>
@@ -10762,7 +10762,7 @@
         </w:tc>
         <w:tc>
           <w:tcPr>
-            <w:tcW w:type="dxa" w:w="2266"/>
+            <w:tcW w:type="dxa" w:w="894"/>
             <w:tcBorders>
               <w:bottom w:val="single" w:sz="12" w:color="000000"/>
             </w:tcBorders>
@@ -10785,7 +10785,7 @@
         </w:tc>
         <w:tc>
           <w:tcPr>
-            <w:tcW w:type="dxa" w:w="2266"/>
+            <w:tcW w:type="dxa" w:w="3961"/>
             <w:tcBorders>
               <w:bottom w:val="single" w:sz="12" w:color="000000"/>
             </w:tcBorders>
@@ -10808,7 +10808,7 @@
         </w:tc>
         <w:tc>
           <w:tcPr>
-            <w:tcW w:type="dxa" w:w="2266"/>
+            <w:tcW w:type="dxa" w:w="2300"/>
             <w:tcBorders>
               <w:bottom w:val="single" w:sz="12" w:color="000000"/>
             </w:tcBorders>
@@ -10877,7 +10877,7 @@
       <w:tr>
         <w:tc>
           <w:tcPr>
-            <w:tcW w:type="dxa" w:w="2266"/>
+            <w:tcW w:type="dxa" w:w="1744"/>
             <w:tcBorders>
               <w:top w:val="single" w:sz="12" w:color="000000"/>
               <w:bottom w:val="single" w:sz="6" w:color="000000"/>
@@ -10901,7 +10901,7 @@
         </w:tc>
         <w:tc>
           <w:tcPr>
-            <w:tcW w:type="dxa" w:w="2266"/>
+            <w:tcW w:type="dxa" w:w="1221"/>
             <w:tcBorders>
               <w:top w:val="single" w:sz="12" w:color="000000"/>
               <w:bottom w:val="single" w:sz="6" w:color="000000"/>
@@ -10925,7 +10925,7 @@
         </w:tc>
         <w:tc>
           <w:tcPr>
-            <w:tcW w:type="dxa" w:w="2266"/>
+            <w:tcW w:type="dxa" w:w="4361"/>
             <w:tcBorders>
               <w:top w:val="single" w:sz="12" w:color="000000"/>
               <w:bottom w:val="single" w:sz="6" w:color="000000"/>
@@ -10949,7 +10949,7 @@
         </w:tc>
         <w:tc>
           <w:tcPr>
-            <w:tcW w:type="dxa" w:w="2266"/>
+            <w:tcW w:type="dxa" w:w="1744"/>
             <w:tcBorders>
               <w:top w:val="single" w:sz="12" w:color="000000"/>
               <w:bottom w:val="single" w:sz="6" w:color="000000"/>
@@ -10975,7 +10975,7 @@
       <w:tr>
         <w:tc>
           <w:tcPr>
-            <w:tcW w:type="dxa" w:w="2266"/>
+            <w:tcW w:type="dxa" w:w="1744"/>
             <w:tcBorders/>
           </w:tcPr>
           <w:p>
@@ -10996,7 +10996,7 @@
         </w:tc>
         <w:tc>
           <w:tcPr>
-            <w:tcW w:type="dxa" w:w="2266"/>
+            <w:tcW w:type="dxa" w:w="1221"/>
             <w:tcBorders/>
           </w:tcPr>
           <w:p>
@@ -11017,7 +11017,7 @@
         </w:tc>
         <w:tc>
           <w:tcPr>
-            <w:tcW w:type="dxa" w:w="2266"/>
+            <w:tcW w:type="dxa" w:w="4361"/>
             <w:tcBorders/>
           </w:tcPr>
           <w:p>
@@ -11038,7 +11038,7 @@
         </w:tc>
         <w:tc>
           <w:tcPr>
-            <w:tcW w:type="dxa" w:w="2266"/>
+            <w:tcW w:type="dxa" w:w="1744"/>
             <w:tcBorders/>
           </w:tcPr>
           <w:p>
@@ -11061,7 +11061,7 @@
       <w:tr>
         <w:tc>
           <w:tcPr>
-            <w:tcW w:type="dxa" w:w="2266"/>
+            <w:tcW w:type="dxa" w:w="1744"/>
             <w:tcBorders/>
           </w:tcPr>
           <w:p>
@@ -11082,7 +11082,7 @@
         </w:tc>
         <w:tc>
           <w:tcPr>
-            <w:tcW w:type="dxa" w:w="2266"/>
+            <w:tcW w:type="dxa" w:w="1221"/>
             <w:tcBorders/>
           </w:tcPr>
           <w:p>
@@ -11103,7 +11103,7 @@
         </w:tc>
         <w:tc>
           <w:tcPr>
-            <w:tcW w:type="dxa" w:w="2266"/>
+            <w:tcW w:type="dxa" w:w="4361"/>
             <w:tcBorders/>
           </w:tcPr>
           <w:p>
@@ -11124,7 +11124,7 @@
         </w:tc>
         <w:tc>
           <w:tcPr>
-            <w:tcW w:type="dxa" w:w="2266"/>
+            <w:tcW w:type="dxa" w:w="1744"/>
             <w:tcBorders/>
           </w:tcPr>
           <w:p>
@@ -11147,7 +11147,7 @@
       <w:tr>
         <w:tc>
           <w:tcPr>
-            <w:tcW w:type="dxa" w:w="2266"/>
+            <w:tcW w:type="dxa" w:w="1744"/>
             <w:tcBorders/>
           </w:tcPr>
           <w:p>
@@ -11168,7 +11168,7 @@
         </w:tc>
         <w:tc>
           <w:tcPr>
-            <w:tcW w:type="dxa" w:w="2266"/>
+            <w:tcW w:type="dxa" w:w="1221"/>
             <w:tcBorders/>
           </w:tcPr>
           <w:p>
@@ -11189,7 +11189,7 @@
         </w:tc>
         <w:tc>
           <w:tcPr>
-            <w:tcW w:type="dxa" w:w="2266"/>
+            <w:tcW w:type="dxa" w:w="4361"/>
             <w:tcBorders/>
           </w:tcPr>
           <w:p>
@@ -11210,7 +11210,7 @@
         </w:tc>
         <w:tc>
           <w:tcPr>
-            <w:tcW w:type="dxa" w:w="2266"/>
+            <w:tcW w:type="dxa" w:w="1744"/>
             <w:tcBorders/>
           </w:tcPr>
           <w:p>
@@ -11233,7 +11233,7 @@
       <w:tr>
         <w:tc>
           <w:tcPr>
-            <w:tcW w:type="dxa" w:w="2266"/>
+            <w:tcW w:type="dxa" w:w="1744"/>
             <w:tcBorders/>
           </w:tcPr>
           <w:p>
@@ -11254,7 +11254,7 @@
         </w:tc>
         <w:tc>
           <w:tcPr>
-            <w:tcW w:type="dxa" w:w="2266"/>
+            <w:tcW w:type="dxa" w:w="1221"/>
             <w:tcBorders/>
           </w:tcPr>
           <w:p>
@@ -11275,7 +11275,7 @@
         </w:tc>
         <w:tc>
           <w:tcPr>
-            <w:tcW w:type="dxa" w:w="2266"/>
+            <w:tcW w:type="dxa" w:w="4361"/>
             <w:tcBorders/>
           </w:tcPr>
           <w:p>
@@ -11296,7 +11296,7 @@
         </w:tc>
         <w:tc>
           <w:tcPr>
-            <w:tcW w:type="dxa" w:w="2266"/>
+            <w:tcW w:type="dxa" w:w="1744"/>
             <w:tcBorders/>
           </w:tcPr>
           <w:p>
@@ -11319,7 +11319,7 @@
       <w:tr>
         <w:tc>
           <w:tcPr>
-            <w:tcW w:type="dxa" w:w="2266"/>
+            <w:tcW w:type="dxa" w:w="1744"/>
             <w:tcBorders>
               <w:bottom w:val="single" w:sz="12" w:color="000000"/>
             </w:tcBorders>
@@ -11342,7 +11342,7 @@
         </w:tc>
         <w:tc>
           <w:tcPr>
-            <w:tcW w:type="dxa" w:w="2266"/>
+            <w:tcW w:type="dxa" w:w="1221"/>
             <w:tcBorders>
               <w:bottom w:val="single" w:sz="12" w:color="000000"/>
             </w:tcBorders>
@@ -11365,7 +11365,7 @@
         </w:tc>
         <w:tc>
           <w:tcPr>
-            <w:tcW w:type="dxa" w:w="2266"/>
+            <w:tcW w:type="dxa" w:w="4361"/>
             <w:tcBorders>
               <w:bottom w:val="single" w:sz="12" w:color="000000"/>
             </w:tcBorders>
@@ -11388,7 +11388,7 @@
         </w:tc>
         <w:tc>
           <w:tcPr>
-            <w:tcW w:type="dxa" w:w="2266"/>
+            <w:tcW w:type="dxa" w:w="1744"/>
             <w:tcBorders>
               <w:bottom w:val="single" w:sz="12" w:color="000000"/>
             </w:tcBorders>
@@ -11486,7 +11486,7 @@
       <w:tr>
         <w:tc>
           <w:tcPr>
-            <w:tcW w:type="dxa" w:w="1511"/>
+            <w:tcW w:type="dxa" w:w="575"/>
             <w:tcBorders>
               <w:top w:val="single" w:sz="12" w:color="000000"/>
               <w:bottom w:val="single" w:sz="6" w:color="000000"/>
@@ -11510,7 +11510,7 @@
         </w:tc>
         <w:tc>
           <w:tcPr>
-            <w:tcW w:type="dxa" w:w="1511"/>
+            <w:tcW w:type="dxa" w:w="575"/>
             <w:tcBorders>
               <w:top w:val="single" w:sz="12" w:color="000000"/>
               <w:bottom w:val="single" w:sz="6" w:color="000000"/>
@@ -11534,7 +11534,7 @@
         </w:tc>
         <w:tc>
           <w:tcPr>
-            <w:tcW w:type="dxa" w:w="1511"/>
+            <w:tcW w:type="dxa" w:w="1602"/>
             <w:tcBorders>
               <w:top w:val="single" w:sz="12" w:color="000000"/>
               <w:bottom w:val="single" w:sz="6" w:color="000000"/>
@@ -11558,7 +11558,7 @@
         </w:tc>
         <w:tc>
           <w:tcPr>
-            <w:tcW w:type="dxa" w:w="1511"/>
+            <w:tcW w:type="dxa" w:w="2670"/>
             <w:tcBorders>
               <w:top w:val="single" w:sz="12" w:color="000000"/>
               <w:bottom w:val="single" w:sz="6" w:color="000000"/>
@@ -11582,7 +11582,7 @@
         </w:tc>
         <w:tc>
           <w:tcPr>
-            <w:tcW w:type="dxa" w:w="1511"/>
+            <w:tcW w:type="dxa" w:w="2670"/>
             <w:tcBorders>
               <w:top w:val="single" w:sz="12" w:color="000000"/>
               <w:bottom w:val="single" w:sz="6" w:color="000000"/>
@@ -11606,7 +11606,7 @@
         </w:tc>
         <w:tc>
           <w:tcPr>
-            <w:tcW w:type="dxa" w:w="1511"/>
+            <w:tcW w:type="dxa" w:w="979"/>
             <w:tcBorders>
               <w:top w:val="single" w:sz="12" w:color="000000"/>
               <w:bottom w:val="single" w:sz="6" w:color="000000"/>
@@ -11632,7 +11632,7 @@
       <w:tr>
         <w:tc>
           <w:tcPr>
-            <w:tcW w:type="dxa" w:w="1511"/>
+            <w:tcW w:type="dxa" w:w="575"/>
             <w:tcBorders/>
           </w:tcPr>
           <w:p>
@@ -11653,7 +11653,7 @@
         </w:tc>
         <w:tc>
           <w:tcPr>
-            <w:tcW w:type="dxa" w:w="1511"/>
+            <w:tcW w:type="dxa" w:w="575"/>
             <w:tcBorders/>
           </w:tcPr>
           <w:p>
@@ -11674,7 +11674,7 @@
         </w:tc>
         <w:tc>
           <w:tcPr>
-            <w:tcW w:type="dxa" w:w="1511"/>
+            <w:tcW w:type="dxa" w:w="1602"/>
             <w:tcBorders/>
           </w:tcPr>
           <w:p>
@@ -11695,7 +11695,7 @@
         </w:tc>
         <w:tc>
           <w:tcPr>
-            <w:tcW w:type="dxa" w:w="1511"/>
+            <w:tcW w:type="dxa" w:w="2670"/>
             <w:tcBorders/>
           </w:tcPr>
           <w:p>
@@ -11716,7 +11716,7 @@
         </w:tc>
         <w:tc>
           <w:tcPr>
-            <w:tcW w:type="dxa" w:w="1511"/>
+            <w:tcW w:type="dxa" w:w="2670"/>
             <w:tcBorders/>
           </w:tcPr>
           <w:p>
@@ -11737,7 +11737,7 @@
         </w:tc>
         <w:tc>
           <w:tcPr>
-            <w:tcW w:type="dxa" w:w="1511"/>
+            <w:tcW w:type="dxa" w:w="979"/>
             <w:tcBorders/>
           </w:tcPr>
           <w:p>
@@ -11760,7 +11760,7 @@
       <w:tr>
         <w:tc>
           <w:tcPr>
-            <w:tcW w:type="dxa" w:w="1511"/>
+            <w:tcW w:type="dxa" w:w="575"/>
             <w:tcBorders/>
           </w:tcPr>
           <w:p>
@@ -11781,7 +11781,7 @@
         </w:tc>
         <w:tc>
           <w:tcPr>
-            <w:tcW w:type="dxa" w:w="1511"/>
+            <w:tcW w:type="dxa" w:w="575"/>
             <w:tcBorders/>
           </w:tcPr>
           <w:p>
@@ -11802,7 +11802,7 @@
         </w:tc>
         <w:tc>
           <w:tcPr>
-            <w:tcW w:type="dxa" w:w="1511"/>
+            <w:tcW w:type="dxa" w:w="1602"/>
             <w:tcBorders/>
           </w:tcPr>
           <w:p>
@@ -11823,7 +11823,7 @@
         </w:tc>
         <w:tc>
           <w:tcPr>
-            <w:tcW w:type="dxa" w:w="1511"/>
+            <w:tcW w:type="dxa" w:w="2670"/>
             <w:tcBorders/>
           </w:tcPr>
           <w:p>
@@ -11844,7 +11844,7 @@
         </w:tc>
         <w:tc>
           <w:tcPr>
-            <w:tcW w:type="dxa" w:w="1511"/>
+            <w:tcW w:type="dxa" w:w="2670"/>
             <w:tcBorders/>
           </w:tcPr>
           <w:p>
@@ -11865,7 +11865,7 @@
         </w:tc>
         <w:tc>
           <w:tcPr>
-            <w:tcW w:type="dxa" w:w="1511"/>
+            <w:tcW w:type="dxa" w:w="979"/>
             <w:tcBorders/>
           </w:tcPr>
           <w:p>
@@ -11888,7 +11888,7 @@
       <w:tr>
         <w:tc>
           <w:tcPr>
-            <w:tcW w:type="dxa" w:w="1511"/>
+            <w:tcW w:type="dxa" w:w="575"/>
             <w:tcBorders/>
           </w:tcPr>
           <w:p>
@@ -11909,7 +11909,7 @@
         </w:tc>
         <w:tc>
           <w:tcPr>
-            <w:tcW w:type="dxa" w:w="1511"/>
+            <w:tcW w:type="dxa" w:w="575"/>
             <w:tcBorders/>
           </w:tcPr>
           <w:p>
@@ -11930,7 +11930,7 @@
         </w:tc>
         <w:tc>
           <w:tcPr>
-            <w:tcW w:type="dxa" w:w="1511"/>
+            <w:tcW w:type="dxa" w:w="1602"/>
             <w:tcBorders/>
           </w:tcPr>
           <w:p>
@@ -11951,7 +11951,7 @@
         </w:tc>
         <w:tc>
           <w:tcPr>
-            <w:tcW w:type="dxa" w:w="1511"/>
+            <w:tcW w:type="dxa" w:w="2670"/>
             <w:tcBorders/>
           </w:tcPr>
           <w:p>
@@ -11972,7 +11972,7 @@
         </w:tc>
         <w:tc>
           <w:tcPr>
-            <w:tcW w:type="dxa" w:w="1511"/>
+            <w:tcW w:type="dxa" w:w="2670"/>
             <w:tcBorders/>
           </w:tcPr>
           <w:p>
@@ -11993,7 +11993,7 @@
         </w:tc>
         <w:tc>
           <w:tcPr>
-            <w:tcW w:type="dxa" w:w="1511"/>
+            <w:tcW w:type="dxa" w:w="979"/>
             <w:tcBorders/>
           </w:tcPr>
           <w:p>
@@ -12016,7 +12016,7 @@
       <w:tr>
         <w:tc>
           <w:tcPr>
-            <w:tcW w:type="dxa" w:w="1511"/>
+            <w:tcW w:type="dxa" w:w="575"/>
             <w:tcBorders/>
           </w:tcPr>
           <w:p>
@@ -12037,7 +12037,7 @@
         </w:tc>
         <w:tc>
           <w:tcPr>
-            <w:tcW w:type="dxa" w:w="1511"/>
+            <w:tcW w:type="dxa" w:w="575"/>
             <w:tcBorders/>
           </w:tcPr>
           <w:p>
@@ -12058,7 +12058,7 @@
         </w:tc>
         <w:tc>
           <w:tcPr>
-            <w:tcW w:type="dxa" w:w="1511"/>
+            <w:tcW w:type="dxa" w:w="1602"/>
             <w:tcBorders/>
           </w:tcPr>
           <w:p>
@@ -12079,7 +12079,7 @@
         </w:tc>
         <w:tc>
           <w:tcPr>
-            <w:tcW w:type="dxa" w:w="1511"/>
+            <w:tcW w:type="dxa" w:w="2670"/>
             <w:tcBorders/>
           </w:tcPr>
           <w:p>
@@ -12100,7 +12100,7 @@
         </w:tc>
         <w:tc>
           <w:tcPr>
-            <w:tcW w:type="dxa" w:w="1511"/>
+            <w:tcW w:type="dxa" w:w="2670"/>
             <w:tcBorders/>
           </w:tcPr>
           <w:p>
@@ -12121,7 +12121,7 @@
         </w:tc>
         <w:tc>
           <w:tcPr>
-            <w:tcW w:type="dxa" w:w="1511"/>
+            <w:tcW w:type="dxa" w:w="979"/>
             <w:tcBorders/>
           </w:tcPr>
           <w:p>
@@ -12144,7 +12144,7 @@
       <w:tr>
         <w:tc>
           <w:tcPr>
-            <w:tcW w:type="dxa" w:w="1511"/>
+            <w:tcW w:type="dxa" w:w="575"/>
             <w:tcBorders/>
           </w:tcPr>
           <w:p>
@@ -12165,7 +12165,7 @@
         </w:tc>
         <w:tc>
           <w:tcPr>
-            <w:tcW w:type="dxa" w:w="1511"/>
+            <w:tcW w:type="dxa" w:w="575"/>
             <w:tcBorders/>
           </w:tcPr>
           <w:p>
@@ -12186,7 +12186,7 @@
         </w:tc>
         <w:tc>
           <w:tcPr>
-            <w:tcW w:type="dxa" w:w="1511"/>
+            <w:tcW w:type="dxa" w:w="1602"/>
             <w:tcBorders/>
           </w:tcPr>
           <w:p>
@@ -12207,7 +12207,7 @@
         </w:tc>
         <w:tc>
           <w:tcPr>
-            <w:tcW w:type="dxa" w:w="1511"/>
+            <w:tcW w:type="dxa" w:w="2670"/>
             <w:tcBorders/>
           </w:tcPr>
           <w:p>
@@ -12228,7 +12228,7 @@
         </w:tc>
         <w:tc>
           <w:tcPr>
-            <w:tcW w:type="dxa" w:w="1511"/>
+            <w:tcW w:type="dxa" w:w="2670"/>
             <w:tcBorders/>
           </w:tcPr>
           <w:p>
@@ -12249,7 +12249,7 @@
         </w:tc>
         <w:tc>
           <w:tcPr>
-            <w:tcW w:type="dxa" w:w="1511"/>
+            <w:tcW w:type="dxa" w:w="979"/>
             <w:tcBorders/>
           </w:tcPr>
           <w:p>
@@ -12272,7 +12272,7 @@
       <w:tr>
         <w:tc>
           <w:tcPr>
-            <w:tcW w:type="dxa" w:w="1511"/>
+            <w:tcW w:type="dxa" w:w="575"/>
             <w:tcBorders/>
           </w:tcPr>
           <w:p>
@@ -12293,7 +12293,7 @@
         </w:tc>
         <w:tc>
           <w:tcPr>
-            <w:tcW w:type="dxa" w:w="1511"/>
+            <w:tcW w:type="dxa" w:w="575"/>
             <w:tcBorders/>
           </w:tcPr>
           <w:p>
@@ -12314,7 +12314,7 @@
         </w:tc>
         <w:tc>
           <w:tcPr>
-            <w:tcW w:type="dxa" w:w="1511"/>
+            <w:tcW w:type="dxa" w:w="1602"/>
             <w:tcBorders/>
           </w:tcPr>
           <w:p>
@@ -12335,7 +12335,7 @@
         </w:tc>
         <w:tc>
           <w:tcPr>
-            <w:tcW w:type="dxa" w:w="1511"/>
+            <w:tcW w:type="dxa" w:w="2670"/>
             <w:tcBorders/>
           </w:tcPr>
           <w:p>
@@ -12356,7 +12356,7 @@
         </w:tc>
         <w:tc>
           <w:tcPr>
-            <w:tcW w:type="dxa" w:w="1511"/>
+            <w:tcW w:type="dxa" w:w="2670"/>
             <w:tcBorders/>
           </w:tcPr>
           <w:p>
@@ -12377,7 +12377,7 @@
         </w:tc>
         <w:tc>
           <w:tcPr>
-            <w:tcW w:type="dxa" w:w="1511"/>
+            <w:tcW w:type="dxa" w:w="979"/>
             <w:tcBorders/>
           </w:tcPr>
           <w:p>
@@ -12400,7 +12400,7 @@
       <w:tr>
         <w:tc>
           <w:tcPr>
-            <w:tcW w:type="dxa" w:w="1511"/>
+            <w:tcW w:type="dxa" w:w="575"/>
             <w:tcBorders/>
           </w:tcPr>
           <w:p>
@@ -12421,7 +12421,7 @@
         </w:tc>
         <w:tc>
           <w:tcPr>
-            <w:tcW w:type="dxa" w:w="1511"/>
+            <w:tcW w:type="dxa" w:w="575"/>
             <w:tcBorders/>
           </w:tcPr>
           <w:p>
@@ -12442,7 +12442,7 @@
         </w:tc>
         <w:tc>
           <w:tcPr>
-            <w:tcW w:type="dxa" w:w="1511"/>
+            <w:tcW w:type="dxa" w:w="1602"/>
             <w:tcBorders/>
           </w:tcPr>
           <w:p>
@@ -12463,7 +12463,7 @@
         </w:tc>
         <w:tc>
           <w:tcPr>
-            <w:tcW w:type="dxa" w:w="1511"/>
+            <w:tcW w:type="dxa" w:w="2670"/>
             <w:tcBorders/>
           </w:tcPr>
           <w:p>
@@ -12484,7 +12484,7 @@
         </w:tc>
         <w:tc>
           <w:tcPr>
-            <w:tcW w:type="dxa" w:w="1511"/>
+            <w:tcW w:type="dxa" w:w="2670"/>
             <w:tcBorders/>
           </w:tcPr>
           <w:p>
@@ -12505,7 +12505,7 @@
         </w:tc>
         <w:tc>
           <w:tcPr>
-            <w:tcW w:type="dxa" w:w="1511"/>
+            <w:tcW w:type="dxa" w:w="979"/>
             <w:tcBorders/>
           </w:tcPr>
           <w:p>
@@ -12528,7 +12528,7 @@
       <w:tr>
         <w:tc>
           <w:tcPr>
-            <w:tcW w:type="dxa" w:w="1511"/>
+            <w:tcW w:type="dxa" w:w="575"/>
             <w:tcBorders/>
           </w:tcPr>
           <w:p>
@@ -12549,7 +12549,7 @@
         </w:tc>
         <w:tc>
           <w:tcPr>
-            <w:tcW w:type="dxa" w:w="1511"/>
+            <w:tcW w:type="dxa" w:w="575"/>
             <w:tcBorders/>
           </w:tcPr>
           <w:p>
@@ -12570,7 +12570,7 @@
         </w:tc>
         <w:tc>
           <w:tcPr>
-            <w:tcW w:type="dxa" w:w="1511"/>
+            <w:tcW w:type="dxa" w:w="1602"/>
             <w:tcBorders/>
           </w:tcPr>
           <w:p>
@@ -12591,7 +12591,7 @@
         </w:tc>
         <w:tc>
           <w:tcPr>
-            <w:tcW w:type="dxa" w:w="1511"/>
+            <w:tcW w:type="dxa" w:w="2670"/>
             <w:tcBorders/>
           </w:tcPr>
           <w:p>
@@ -12612,7 +12612,7 @@
         </w:tc>
         <w:tc>
           <w:tcPr>
-            <w:tcW w:type="dxa" w:w="1511"/>
+            <w:tcW w:type="dxa" w:w="2670"/>
             <w:tcBorders/>
           </w:tcPr>
           <w:p>
@@ -12633,7 +12633,7 @@
         </w:tc>
         <w:tc>
           <w:tcPr>
-            <w:tcW w:type="dxa" w:w="1511"/>
+            <w:tcW w:type="dxa" w:w="979"/>
             <w:tcBorders/>
           </w:tcPr>
           <w:p>
@@ -12656,7 +12656,7 @@
       <w:tr>
         <w:tc>
           <w:tcPr>
-            <w:tcW w:type="dxa" w:w="1511"/>
+            <w:tcW w:type="dxa" w:w="575"/>
             <w:tcBorders/>
           </w:tcPr>
           <w:p>
@@ -12677,7 +12677,7 @@
         </w:tc>
         <w:tc>
           <w:tcPr>
-            <w:tcW w:type="dxa" w:w="1511"/>
+            <w:tcW w:type="dxa" w:w="575"/>
             <w:tcBorders/>
           </w:tcPr>
           <w:p>
@@ -12698,7 +12698,7 @@
         </w:tc>
         <w:tc>
           <w:tcPr>
-            <w:tcW w:type="dxa" w:w="1511"/>
+            <w:tcW w:type="dxa" w:w="1602"/>
             <w:tcBorders/>
           </w:tcPr>
           <w:p>
@@ -12719,7 +12719,7 @@
         </w:tc>
         <w:tc>
           <w:tcPr>
-            <w:tcW w:type="dxa" w:w="1511"/>
+            <w:tcW w:type="dxa" w:w="2670"/>
             <w:tcBorders/>
           </w:tcPr>
           <w:p>
@@ -12740,7 +12740,7 @@
         </w:tc>
         <w:tc>
           <w:tcPr>
-            <w:tcW w:type="dxa" w:w="1511"/>
+            <w:tcW w:type="dxa" w:w="2670"/>
             <w:tcBorders/>
           </w:tcPr>
           <w:p>
@@ -12761,7 +12761,7 @@
         </w:tc>
         <w:tc>
           <w:tcPr>
-            <w:tcW w:type="dxa" w:w="1511"/>
+            <w:tcW w:type="dxa" w:w="979"/>
             <w:tcBorders/>
           </w:tcPr>
           <w:p>
@@ -12784,7 +12784,7 @@
       <w:tr>
         <w:tc>
           <w:tcPr>
-            <w:tcW w:type="dxa" w:w="1511"/>
+            <w:tcW w:type="dxa" w:w="575"/>
             <w:tcBorders/>
           </w:tcPr>
           <w:p>
@@ -12805,7 +12805,7 @@
         </w:tc>
         <w:tc>
           <w:tcPr>
-            <w:tcW w:type="dxa" w:w="1511"/>
+            <w:tcW w:type="dxa" w:w="575"/>
             <w:tcBorders/>
           </w:tcPr>
           <w:p>
@@ -12826,7 +12826,7 @@
         </w:tc>
         <w:tc>
           <w:tcPr>
-            <w:tcW w:type="dxa" w:w="1511"/>
+            <w:tcW w:type="dxa" w:w="1602"/>
             <w:tcBorders/>
           </w:tcPr>
           <w:p>
@@ -12847,7 +12847,7 @@
         </w:tc>
         <w:tc>
           <w:tcPr>
-            <w:tcW w:type="dxa" w:w="1511"/>
+            <w:tcW w:type="dxa" w:w="2670"/>
             <w:tcBorders/>
           </w:tcPr>
           <w:p>
@@ -12868,7 +12868,7 @@
         </w:tc>
         <w:tc>
           <w:tcPr>
-            <w:tcW w:type="dxa" w:w="1511"/>
+            <w:tcW w:type="dxa" w:w="2670"/>
             <w:tcBorders/>
           </w:tcPr>
           <w:p>
@@ -12889,7 +12889,7 @@
         </w:tc>
         <w:tc>
           <w:tcPr>
-            <w:tcW w:type="dxa" w:w="1511"/>
+            <w:tcW w:type="dxa" w:w="979"/>
             <w:tcBorders/>
           </w:tcPr>
           <w:p>
@@ -12912,7 +12912,7 @@
       <w:tr>
         <w:tc>
           <w:tcPr>
-            <w:tcW w:type="dxa" w:w="1511"/>
+            <w:tcW w:type="dxa" w:w="575"/>
             <w:tcBorders/>
           </w:tcPr>
           <w:p>
@@ -12933,7 +12933,7 @@
         </w:tc>
         <w:tc>
           <w:tcPr>
-            <w:tcW w:type="dxa" w:w="1511"/>
+            <w:tcW w:type="dxa" w:w="575"/>
             <w:tcBorders/>
           </w:tcPr>
           <w:p>
@@ -12954,7 +12954,7 @@
         </w:tc>
         <w:tc>
           <w:tcPr>
-            <w:tcW w:type="dxa" w:w="1511"/>
+            <w:tcW w:type="dxa" w:w="1602"/>
             <w:tcBorders/>
           </w:tcPr>
           <w:p>
@@ -12975,7 +12975,7 @@
         </w:tc>
         <w:tc>
           <w:tcPr>
-            <w:tcW w:type="dxa" w:w="1511"/>
+            <w:tcW w:type="dxa" w:w="2670"/>
             <w:tcBorders/>
           </w:tcPr>
           <w:p>
@@ -12996,7 +12996,7 @@
         </w:tc>
         <w:tc>
           <w:tcPr>
-            <w:tcW w:type="dxa" w:w="1511"/>
+            <w:tcW w:type="dxa" w:w="2670"/>
             <w:tcBorders/>
           </w:tcPr>
           <w:p>
@@ -13017,7 +13017,7 @@
         </w:tc>
         <w:tc>
           <w:tcPr>
-            <w:tcW w:type="dxa" w:w="1511"/>
+            <w:tcW w:type="dxa" w:w="979"/>
             <w:tcBorders/>
           </w:tcPr>
           <w:p>
@@ -13040,7 +13040,7 @@
       <w:tr>
         <w:tc>
           <w:tcPr>
-            <w:tcW w:type="dxa" w:w="1511"/>
+            <w:tcW w:type="dxa" w:w="575"/>
             <w:tcBorders/>
           </w:tcPr>
           <w:p>
@@ -13061,7 +13061,7 @@
         </w:tc>
         <w:tc>
           <w:tcPr>
-            <w:tcW w:type="dxa" w:w="1511"/>
+            <w:tcW w:type="dxa" w:w="575"/>
             <w:tcBorders/>
           </w:tcPr>
           <w:p>
@@ -13082,7 +13082,7 @@
         </w:tc>
         <w:tc>
           <w:tcPr>
-            <w:tcW w:type="dxa" w:w="1511"/>
+            <w:tcW w:type="dxa" w:w="1602"/>
             <w:tcBorders/>
           </w:tcPr>
           <w:p>
@@ -13103,7 +13103,7 @@
         </w:tc>
         <w:tc>
           <w:tcPr>
-            <w:tcW w:type="dxa" w:w="1511"/>
+            <w:tcW w:type="dxa" w:w="2670"/>
             <w:tcBorders/>
           </w:tcPr>
           <w:p>
@@ -13124,7 +13124,7 @@
         </w:tc>
         <w:tc>
           <w:tcPr>
-            <w:tcW w:type="dxa" w:w="1511"/>
+            <w:tcW w:type="dxa" w:w="2670"/>
             <w:tcBorders/>
           </w:tcPr>
           <w:p>
@@ -13145,7 +13145,7 @@
         </w:tc>
         <w:tc>
           <w:tcPr>
-            <w:tcW w:type="dxa" w:w="1511"/>
+            <w:tcW w:type="dxa" w:w="979"/>
             <w:tcBorders/>
           </w:tcPr>
           <w:p>
@@ -13168,7 +13168,7 @@
       <w:tr>
         <w:tc>
           <w:tcPr>
-            <w:tcW w:type="dxa" w:w="1511"/>
+            <w:tcW w:type="dxa" w:w="575"/>
             <w:tcBorders/>
           </w:tcPr>
           <w:p>
@@ -13189,7 +13189,7 @@
         </w:tc>
         <w:tc>
           <w:tcPr>
-            <w:tcW w:type="dxa" w:w="1511"/>
+            <w:tcW w:type="dxa" w:w="575"/>
             <w:tcBorders/>
           </w:tcPr>
           <w:p>
@@ -13210,7 +13210,7 @@
         </w:tc>
         <w:tc>
           <w:tcPr>
-            <w:tcW w:type="dxa" w:w="1511"/>
+            <w:tcW w:type="dxa" w:w="1602"/>
             <w:tcBorders/>
           </w:tcPr>
           <w:p>
@@ -13231,7 +13231,7 @@
         </w:tc>
         <w:tc>
           <w:tcPr>
-            <w:tcW w:type="dxa" w:w="1511"/>
+            <w:tcW w:type="dxa" w:w="2670"/>
             <w:tcBorders/>
           </w:tcPr>
           <w:p>
@@ -13252,7 +13252,7 @@
         </w:tc>
         <w:tc>
           <w:tcPr>
-            <w:tcW w:type="dxa" w:w="1511"/>
+            <w:tcW w:type="dxa" w:w="2670"/>
             <w:tcBorders/>
           </w:tcPr>
           <w:p>
@@ -13273,7 +13273,7 @@
         </w:tc>
         <w:tc>
           <w:tcPr>
-            <w:tcW w:type="dxa" w:w="1511"/>
+            <w:tcW w:type="dxa" w:w="979"/>
             <w:tcBorders/>
           </w:tcPr>
           <w:p>
@@ -13296,7 +13296,7 @@
       <w:tr>
         <w:tc>
           <w:tcPr>
-            <w:tcW w:type="dxa" w:w="1511"/>
+            <w:tcW w:type="dxa" w:w="575"/>
             <w:tcBorders/>
           </w:tcPr>
           <w:p>
@@ -13317,7 +13317,7 @@
         </w:tc>
         <w:tc>
           <w:tcPr>
-            <w:tcW w:type="dxa" w:w="1511"/>
+            <w:tcW w:type="dxa" w:w="575"/>
             <w:tcBorders/>
           </w:tcPr>
           <w:p>
@@ -13338,7 +13338,7 @@
         </w:tc>
         <w:tc>
           <w:tcPr>
-            <w:tcW w:type="dxa" w:w="1511"/>
+            <w:tcW w:type="dxa" w:w="1602"/>
             <w:tcBorders/>
           </w:tcPr>
           <w:p>
@@ -13359,7 +13359,7 @@
         </w:tc>
         <w:tc>
           <w:tcPr>
-            <w:tcW w:type="dxa" w:w="1511"/>
+            <w:tcW w:type="dxa" w:w="2670"/>
             <w:tcBorders/>
           </w:tcPr>
           <w:p>
@@ -13380,7 +13380,7 @@
         </w:tc>
         <w:tc>
           <w:tcPr>
-            <w:tcW w:type="dxa" w:w="1511"/>
+            <w:tcW w:type="dxa" w:w="2670"/>
             <w:tcBorders/>
           </w:tcPr>
           <w:p>
@@ -13401,7 +13401,7 @@
         </w:tc>
         <w:tc>
           <w:tcPr>
-            <w:tcW w:type="dxa" w:w="1511"/>
+            <w:tcW w:type="dxa" w:w="979"/>
             <w:tcBorders/>
           </w:tcPr>
           <w:p>
@@ -13424,7 +13424,7 @@
       <w:tr>
         <w:tc>
           <w:tcPr>
-            <w:tcW w:type="dxa" w:w="1511"/>
+            <w:tcW w:type="dxa" w:w="575"/>
             <w:tcBorders/>
           </w:tcPr>
           <w:p>
@@ -13445,7 +13445,7 @@
         </w:tc>
         <w:tc>
           <w:tcPr>
-            <w:tcW w:type="dxa" w:w="1511"/>
+            <w:tcW w:type="dxa" w:w="575"/>
             <w:tcBorders/>
           </w:tcPr>
           <w:p>
@@ -13466,7 +13466,7 @@
         </w:tc>
         <w:tc>
           <w:tcPr>
-            <w:tcW w:type="dxa" w:w="1511"/>
+            <w:tcW w:type="dxa" w:w="1602"/>
             <w:tcBorders/>
           </w:tcPr>
           <w:p>
@@ -13487,7 +13487,7 @@
         </w:tc>
         <w:tc>
           <w:tcPr>
-            <w:tcW w:type="dxa" w:w="1511"/>
+            <w:tcW w:type="dxa" w:w="2670"/>
             <w:tcBorders/>
           </w:tcPr>
           <w:p>
@@ -13508,7 +13508,7 @@
         </w:tc>
         <w:tc>
           <w:tcPr>
-            <w:tcW w:type="dxa" w:w="1511"/>
+            <w:tcW w:type="dxa" w:w="2670"/>
             <w:tcBorders/>
           </w:tcPr>
           <w:p>
@@ -13529,7 +13529,7 @@
         </w:tc>
         <w:tc>
           <w:tcPr>
-            <w:tcW w:type="dxa" w:w="1511"/>
+            <w:tcW w:type="dxa" w:w="979"/>
             <w:tcBorders/>
           </w:tcPr>
           <w:p>
@@ -13552,7 +13552,7 @@
       <w:tr>
         <w:tc>
           <w:tcPr>
-            <w:tcW w:type="dxa" w:w="1511"/>
+            <w:tcW w:type="dxa" w:w="575"/>
             <w:tcBorders/>
           </w:tcPr>
           <w:p>
@@ -13573,7 +13573,7 @@
         </w:tc>
         <w:tc>
           <w:tcPr>
-            <w:tcW w:type="dxa" w:w="1511"/>
+            <w:tcW w:type="dxa" w:w="575"/>
             <w:tcBorders/>
           </w:tcPr>
           <w:p>
@@ -13594,7 +13594,7 @@
         </w:tc>
         <w:tc>
           <w:tcPr>
-            <w:tcW w:type="dxa" w:w="1511"/>
+            <w:tcW w:type="dxa" w:w="1602"/>
             <w:tcBorders/>
           </w:tcPr>
           <w:p>
@@ -13615,7 +13615,7 @@
         </w:tc>
         <w:tc>
           <w:tcPr>
-            <w:tcW w:type="dxa" w:w="1511"/>
+            <w:tcW w:type="dxa" w:w="2670"/>
             <w:tcBorders/>
           </w:tcPr>
           <w:p>
@@ -13636,7 +13636,7 @@
         </w:tc>
         <w:tc>
           <w:tcPr>
-            <w:tcW w:type="dxa" w:w="1511"/>
+            <w:tcW w:type="dxa" w:w="2670"/>
             <w:tcBorders/>
           </w:tcPr>
           <w:p>
@@ -13657,7 +13657,7 @@
         </w:tc>
         <w:tc>
           <w:tcPr>
-            <w:tcW w:type="dxa" w:w="1511"/>
+            <w:tcW w:type="dxa" w:w="979"/>
             <w:tcBorders/>
           </w:tcPr>
           <w:p>
@@ -13680,7 +13680,7 @@
       <w:tr>
         <w:tc>
           <w:tcPr>
-            <w:tcW w:type="dxa" w:w="1511"/>
+            <w:tcW w:type="dxa" w:w="575"/>
             <w:tcBorders/>
           </w:tcPr>
           <w:p>
@@ -13701,7 +13701,7 @@
         </w:tc>
         <w:tc>
           <w:tcPr>
-            <w:tcW w:type="dxa" w:w="1511"/>
+            <w:tcW w:type="dxa" w:w="575"/>
             <w:tcBorders/>
           </w:tcPr>
           <w:p>
@@ -13722,7 +13722,7 @@
         </w:tc>
         <w:tc>
           <w:tcPr>
-            <w:tcW w:type="dxa" w:w="1511"/>
+            <w:tcW w:type="dxa" w:w="1602"/>
             <w:tcBorders/>
           </w:tcPr>
           <w:p>
@@ -13743,7 +13743,7 @@
         </w:tc>
         <w:tc>
           <w:tcPr>
-            <w:tcW w:type="dxa" w:w="1511"/>
+            <w:tcW w:type="dxa" w:w="2670"/>
             <w:tcBorders/>
           </w:tcPr>
           <w:p>
@@ -13764,7 +13764,7 @@
         </w:tc>
         <w:tc>
           <w:tcPr>
-            <w:tcW w:type="dxa" w:w="1511"/>
+            <w:tcW w:type="dxa" w:w="2670"/>
             <w:tcBorders/>
           </w:tcPr>
           <w:p>
@@ -13785,7 +13785,7 @@
         </w:tc>
         <w:tc>
           <w:tcPr>
-            <w:tcW w:type="dxa" w:w="1511"/>
+            <w:tcW w:type="dxa" w:w="979"/>
             <w:tcBorders/>
           </w:tcPr>
           <w:p>
@@ -13808,7 +13808,7 @@
       <w:tr>
         <w:tc>
           <w:tcPr>
-            <w:tcW w:type="dxa" w:w="1511"/>
+            <w:tcW w:type="dxa" w:w="575"/>
             <w:tcBorders/>
           </w:tcPr>
           <w:p>
@@ -13829,7 +13829,7 @@
         </w:tc>
         <w:tc>
           <w:tcPr>
-            <w:tcW w:type="dxa" w:w="1511"/>
+            <w:tcW w:type="dxa" w:w="575"/>
             <w:tcBorders/>
           </w:tcPr>
           <w:p>
@@ -13850,7 +13850,7 @@
         </w:tc>
         <w:tc>
           <w:tcPr>
-            <w:tcW w:type="dxa" w:w="1511"/>
+            <w:tcW w:type="dxa" w:w="1602"/>
             <w:tcBorders/>
           </w:tcPr>
           <w:p>
@@ -13871,7 +13871,7 @@
         </w:tc>
         <w:tc>
           <w:tcPr>
-            <w:tcW w:type="dxa" w:w="1511"/>
+            <w:tcW w:type="dxa" w:w="2670"/>
             <w:tcBorders/>
           </w:tcPr>
           <w:p>
@@ -13892,7 +13892,7 @@
         </w:tc>
         <w:tc>
           <w:tcPr>
-            <w:tcW w:type="dxa" w:w="1511"/>
+            <w:tcW w:type="dxa" w:w="2670"/>
             <w:tcBorders/>
           </w:tcPr>
           <w:p>
@@ -13913,7 +13913,7 @@
         </w:tc>
         <w:tc>
           <w:tcPr>
-            <w:tcW w:type="dxa" w:w="1511"/>
+            <w:tcW w:type="dxa" w:w="979"/>
             <w:tcBorders/>
           </w:tcPr>
           <w:p>
@@ -13936,7 +13936,7 @@
       <w:tr>
         <w:tc>
           <w:tcPr>
-            <w:tcW w:type="dxa" w:w="1511"/>
+            <w:tcW w:type="dxa" w:w="575"/>
             <w:tcBorders/>
           </w:tcPr>
           <w:p>
@@ -13957,7 +13957,7 @@
         </w:tc>
         <w:tc>
           <w:tcPr>
-            <w:tcW w:type="dxa" w:w="1511"/>
+            <w:tcW w:type="dxa" w:w="575"/>
             <w:tcBorders/>
           </w:tcPr>
           <w:p>
@@ -13978,7 +13978,7 @@
         </w:tc>
         <w:tc>
           <w:tcPr>
-            <w:tcW w:type="dxa" w:w="1511"/>
+            <w:tcW w:type="dxa" w:w="1602"/>
             <w:tcBorders/>
           </w:tcPr>
           <w:p>
@@ -13999,7 +13999,7 @@
         </w:tc>
         <w:tc>
           <w:tcPr>
-            <w:tcW w:type="dxa" w:w="1511"/>
+            <w:tcW w:type="dxa" w:w="2670"/>
             <w:tcBorders/>
           </w:tcPr>
           <w:p>
@@ -14020,7 +14020,7 @@
         </w:tc>
         <w:tc>
           <w:tcPr>
-            <w:tcW w:type="dxa" w:w="1511"/>
+            <w:tcW w:type="dxa" w:w="2670"/>
             <w:tcBorders/>
           </w:tcPr>
           <w:p>
@@ -14041,7 +14041,7 @@
         </w:tc>
         <w:tc>
           <w:tcPr>
-            <w:tcW w:type="dxa" w:w="1511"/>
+            <w:tcW w:type="dxa" w:w="979"/>
             <w:tcBorders/>
           </w:tcPr>
           <w:p>
@@ -14064,7 +14064,7 @@
       <w:tr>
         <w:tc>
           <w:tcPr>
-            <w:tcW w:type="dxa" w:w="1511"/>
+            <w:tcW w:type="dxa" w:w="575"/>
             <w:tcBorders/>
           </w:tcPr>
           <w:p>
@@ -14085,7 +14085,7 @@
         </w:tc>
         <w:tc>
           <w:tcPr>
-            <w:tcW w:type="dxa" w:w="1511"/>
+            <w:tcW w:type="dxa" w:w="575"/>
             <w:tcBorders/>
           </w:tcPr>
           <w:p>
@@ -14106,7 +14106,7 @@
         </w:tc>
         <w:tc>
           <w:tcPr>
-            <w:tcW w:type="dxa" w:w="1511"/>
+            <w:tcW w:type="dxa" w:w="1602"/>
             <w:tcBorders/>
           </w:tcPr>
           <w:p>
@@ -14127,7 +14127,7 @@
         </w:tc>
         <w:tc>
           <w:tcPr>
-            <w:tcW w:type="dxa" w:w="1511"/>
+            <w:tcW w:type="dxa" w:w="2670"/>
             <w:tcBorders/>
           </w:tcPr>
           <w:p>
@@ -14148,7 +14148,7 @@
         </w:tc>
         <w:tc>
           <w:tcPr>
-            <w:tcW w:type="dxa" w:w="1511"/>
+            <w:tcW w:type="dxa" w:w="2670"/>
             <w:tcBorders/>
           </w:tcPr>
           <w:p>
@@ -14169,7 +14169,7 @@
         </w:tc>
         <w:tc>
           <w:tcPr>
-            <w:tcW w:type="dxa" w:w="1511"/>
+            <w:tcW w:type="dxa" w:w="979"/>
             <w:tcBorders/>
           </w:tcPr>
           <w:p>
@@ -14192,7 +14192,7 @@
       <w:tr>
         <w:tc>
           <w:tcPr>
-            <w:tcW w:type="dxa" w:w="1511"/>
+            <w:tcW w:type="dxa" w:w="575"/>
             <w:tcBorders/>
           </w:tcPr>
           <w:p>
@@ -14213,7 +14213,7 @@
         </w:tc>
         <w:tc>
           <w:tcPr>
-            <w:tcW w:type="dxa" w:w="1511"/>
+            <w:tcW w:type="dxa" w:w="575"/>
             <w:tcBorders/>
           </w:tcPr>
           <w:p>
@@ -14234,7 +14234,7 @@
         </w:tc>
         <w:tc>
           <w:tcPr>
-            <w:tcW w:type="dxa" w:w="1511"/>
+            <w:tcW w:type="dxa" w:w="1602"/>
             <w:tcBorders/>
           </w:tcPr>
           <w:p>
@@ -14255,7 +14255,7 @@
         </w:tc>
         <w:tc>
           <w:tcPr>
-            <w:tcW w:type="dxa" w:w="1511"/>
+            <w:tcW w:type="dxa" w:w="2670"/>
             <w:tcBorders/>
           </w:tcPr>
           <w:p>
@@ -14276,7 +14276,7 @@
         </w:tc>
         <w:tc>
           <w:tcPr>
-            <w:tcW w:type="dxa" w:w="1511"/>
+            <w:tcW w:type="dxa" w:w="2670"/>
             <w:tcBorders/>
           </w:tcPr>
           <w:p>
@@ -14297,7 +14297,7 @@
         </w:tc>
         <w:tc>
           <w:tcPr>
-            <w:tcW w:type="dxa" w:w="1511"/>
+            <w:tcW w:type="dxa" w:w="979"/>
             <w:tcBorders/>
           </w:tcPr>
           <w:p>
@@ -14320,7 +14320,7 @@
       <w:tr>
         <w:tc>
           <w:tcPr>
-            <w:tcW w:type="dxa" w:w="1511"/>
+            <w:tcW w:type="dxa" w:w="575"/>
             <w:tcBorders/>
           </w:tcPr>
           <w:p>
@@ -14341,7 +14341,7 @@
         </w:tc>
         <w:tc>
           <w:tcPr>
-            <w:tcW w:type="dxa" w:w="1511"/>
+            <w:tcW w:type="dxa" w:w="575"/>
             <w:tcBorders/>
           </w:tcPr>
           <w:p>
@@ -14362,7 +14362,7 @@
         </w:tc>
         <w:tc>
           <w:tcPr>
-            <w:tcW w:type="dxa" w:w="1511"/>
+            <w:tcW w:type="dxa" w:w="1602"/>
             <w:tcBorders/>
           </w:tcPr>
           <w:p>
@@ -14383,7 +14383,7 @@
         </w:tc>
         <w:tc>
           <w:tcPr>
-            <w:tcW w:type="dxa" w:w="1511"/>
+            <w:tcW w:type="dxa" w:w="2670"/>
             <w:tcBorders/>
           </w:tcPr>
           <w:p>
@@ -14404,7 +14404,7 @@
         </w:tc>
         <w:tc>
           <w:tcPr>
-            <w:tcW w:type="dxa" w:w="1511"/>
+            <w:tcW w:type="dxa" w:w="2670"/>
             <w:tcBorders/>
           </w:tcPr>
           <w:p>
@@ -14425,7 +14425,7 @@
         </w:tc>
         <w:tc>
           <w:tcPr>
-            <w:tcW w:type="dxa" w:w="1511"/>
+            <w:tcW w:type="dxa" w:w="979"/>
             <w:tcBorders/>
           </w:tcPr>
           <w:p>
@@ -14448,7 +14448,7 @@
       <w:tr>
         <w:tc>
           <w:tcPr>
-            <w:tcW w:type="dxa" w:w="1511"/>
+            <w:tcW w:type="dxa" w:w="575"/>
             <w:tcBorders/>
           </w:tcPr>
           <w:p>
@@ -14469,7 +14469,7 @@
         </w:tc>
         <w:tc>
           <w:tcPr>
-            <w:tcW w:type="dxa" w:w="1511"/>
+            <w:tcW w:type="dxa" w:w="575"/>
             <w:tcBorders/>
           </w:tcPr>
           <w:p>
@@ -14490,7 +14490,7 @@
         </w:tc>
         <w:tc>
           <w:tcPr>
-            <w:tcW w:type="dxa" w:w="1511"/>
+            <w:tcW w:type="dxa" w:w="1602"/>
             <w:tcBorders/>
           </w:tcPr>
           <w:p>
@@ -14511,7 +14511,7 @@
         </w:tc>
         <w:tc>
           <w:tcPr>
-            <w:tcW w:type="dxa" w:w="1511"/>
+            <w:tcW w:type="dxa" w:w="2670"/>
             <w:tcBorders/>
           </w:tcPr>
           <w:p>
@@ -14532,7 +14532,7 @@
         </w:tc>
         <w:tc>
           <w:tcPr>
-            <w:tcW w:type="dxa" w:w="1511"/>
+            <w:tcW w:type="dxa" w:w="2670"/>
             <w:tcBorders/>
           </w:tcPr>
           <w:p>
@@ -14553,7 +14553,7 @@
         </w:tc>
         <w:tc>
           <w:tcPr>
-            <w:tcW w:type="dxa" w:w="1511"/>
+            <w:tcW w:type="dxa" w:w="979"/>
             <w:tcBorders/>
           </w:tcPr>
           <w:p>
@@ -14576,7 +14576,7 @@
       <w:tr>
         <w:tc>
           <w:tcPr>
-            <w:tcW w:type="dxa" w:w="1511"/>
+            <w:tcW w:type="dxa" w:w="575"/>
             <w:tcBorders/>
           </w:tcPr>
           <w:p>
@@ -14597,7 +14597,7 @@
         </w:tc>
         <w:tc>
           <w:tcPr>
-            <w:tcW w:type="dxa" w:w="1511"/>
+            <w:tcW w:type="dxa" w:w="575"/>
             <w:tcBorders/>
           </w:tcPr>
           <w:p>
@@ -14618,7 +14618,7 @@
         </w:tc>
         <w:tc>
           <w:tcPr>
-            <w:tcW w:type="dxa" w:w="1511"/>
+            <w:tcW w:type="dxa" w:w="1602"/>
             <w:tcBorders/>
           </w:tcPr>
           <w:p>
@@ -14639,7 +14639,7 @@
         </w:tc>
         <w:tc>
           <w:tcPr>
-            <w:tcW w:type="dxa" w:w="1511"/>
+            <w:tcW w:type="dxa" w:w="2670"/>
             <w:tcBorders/>
           </w:tcPr>
           <w:p>
@@ -14660,7 +14660,7 @@
         </w:tc>
         <w:tc>
           <w:tcPr>
-            <w:tcW w:type="dxa" w:w="1511"/>
+            <w:tcW w:type="dxa" w:w="2670"/>
             <w:tcBorders/>
           </w:tcPr>
           <w:p>
@@ -14681,7 +14681,7 @@
         </w:tc>
         <w:tc>
           <w:tcPr>
-            <w:tcW w:type="dxa" w:w="1511"/>
+            <w:tcW w:type="dxa" w:w="979"/>
             <w:tcBorders/>
           </w:tcPr>
           <w:p>
@@ -14704,7 +14704,7 @@
       <w:tr>
         <w:tc>
           <w:tcPr>
-            <w:tcW w:type="dxa" w:w="1511"/>
+            <w:tcW w:type="dxa" w:w="575"/>
             <w:tcBorders/>
           </w:tcPr>
           <w:p>
@@ -14725,7 +14725,7 @@
         </w:tc>
         <w:tc>
           <w:tcPr>
-            <w:tcW w:type="dxa" w:w="1511"/>
+            <w:tcW w:type="dxa" w:w="575"/>
             <w:tcBorders/>
           </w:tcPr>
           <w:p>
@@ -14746,7 +14746,7 @@
         </w:tc>
         <w:tc>
           <w:tcPr>
-            <w:tcW w:type="dxa" w:w="1511"/>
+            <w:tcW w:type="dxa" w:w="1602"/>
             <w:tcBorders/>
           </w:tcPr>
           <w:p>
@@ -14767,7 +14767,7 @@
         </w:tc>
         <w:tc>
           <w:tcPr>
-            <w:tcW w:type="dxa" w:w="1511"/>
+            <w:tcW w:type="dxa" w:w="2670"/>
             <w:tcBorders/>
           </w:tcPr>
           <w:p>
@@ -14788,7 +14788,7 @@
         </w:tc>
         <w:tc>
           <w:tcPr>
-            <w:tcW w:type="dxa" w:w="1511"/>
+            <w:tcW w:type="dxa" w:w="2670"/>
             <w:tcBorders/>
           </w:tcPr>
           <w:p>
@@ -14809,7 +14809,7 @@
         </w:tc>
         <w:tc>
           <w:tcPr>
-            <w:tcW w:type="dxa" w:w="1511"/>
+            <w:tcW w:type="dxa" w:w="979"/>
             <w:tcBorders/>
           </w:tcPr>
           <w:p>
@@ -14832,7 +14832,7 @@
       <w:tr>
         <w:tc>
           <w:tcPr>
-            <w:tcW w:type="dxa" w:w="1511"/>
+            <w:tcW w:type="dxa" w:w="575"/>
             <w:tcBorders>
               <w:bottom w:val="single" w:sz="12" w:color="000000"/>
             </w:tcBorders>
@@ -14855,7 +14855,7 @@
         </w:tc>
         <w:tc>
           <w:tcPr>
-            <w:tcW w:type="dxa" w:w="1511"/>
+            <w:tcW w:type="dxa" w:w="575"/>
             <w:tcBorders>
               <w:bottom w:val="single" w:sz="12" w:color="000000"/>
             </w:tcBorders>
@@ -14878,7 +14878,7 @@
         </w:tc>
         <w:tc>
           <w:tcPr>
-            <w:tcW w:type="dxa" w:w="1511"/>
+            <w:tcW w:type="dxa" w:w="1602"/>
             <w:tcBorders>
               <w:bottom w:val="single" w:sz="12" w:color="000000"/>
             </w:tcBorders>
@@ -14901,7 +14901,7 @@
         </w:tc>
         <w:tc>
           <w:tcPr>
-            <w:tcW w:type="dxa" w:w="1511"/>
+            <w:tcW w:type="dxa" w:w="2670"/>
             <w:tcBorders>
               <w:bottom w:val="single" w:sz="12" w:color="000000"/>
             </w:tcBorders>
@@ -14924,7 +14924,7 @@
         </w:tc>
         <w:tc>
           <w:tcPr>
-            <w:tcW w:type="dxa" w:w="1511"/>
+            <w:tcW w:type="dxa" w:w="2670"/>
             <w:tcBorders>
               <w:bottom w:val="single" w:sz="12" w:color="000000"/>
             </w:tcBorders>
@@ -14947,7 +14947,7 @@
         </w:tc>
         <w:tc>
           <w:tcPr>
-            <w:tcW w:type="dxa" w:w="1511"/>
+            <w:tcW w:type="dxa" w:w="979"/>
             <w:tcBorders>
               <w:bottom w:val="single" w:sz="12" w:color="000000"/>
             </w:tcBorders>
@@ -16073,7 +16073,7 @@
       <w:tr>
         <w:tc>
           <w:tcPr>
-            <w:tcW w:type="dxa" w:w="1511"/>
+            <w:tcW w:type="dxa" w:w="576"/>
             <w:tcBorders>
               <w:top w:val="single" w:sz="12" w:color="000000"/>
               <w:bottom w:val="single" w:sz="6" w:color="000000"/>
@@ -16097,7 +16097,7 @@
         </w:tc>
         <w:tc>
           <w:tcPr>
-            <w:tcW w:type="dxa" w:w="1511"/>
+            <w:tcW w:type="dxa" w:w="1211"/>
             <w:tcBorders>
               <w:top w:val="single" w:sz="12" w:color="000000"/>
               <w:bottom w:val="single" w:sz="6" w:color="000000"/>
@@ -16121,7 +16121,7 @@
         </w:tc>
         <w:tc>
           <w:tcPr>
-            <w:tcW w:type="dxa" w:w="1511"/>
+            <w:tcW w:type="dxa" w:w="2068"/>
             <w:tcBorders>
               <w:top w:val="single" w:sz="12" w:color="000000"/>
               <w:bottom w:val="single" w:sz="6" w:color="000000"/>
@@ -16145,7 +16145,7 @@
         </w:tc>
         <w:tc>
           <w:tcPr>
-            <w:tcW w:type="dxa" w:w="1511"/>
+            <w:tcW w:type="dxa" w:w="1614"/>
             <w:tcBorders>
               <w:top w:val="single" w:sz="12" w:color="000000"/>
               <w:bottom w:val="single" w:sz="6" w:color="000000"/>
@@ -16169,7 +16169,7 @@
         </w:tc>
         <w:tc>
           <w:tcPr>
-            <w:tcW w:type="dxa" w:w="1511"/>
+            <w:tcW w:type="dxa" w:w="3027"/>
             <w:tcBorders>
               <w:top w:val="single" w:sz="12" w:color="000000"/>
               <w:bottom w:val="single" w:sz="6" w:color="000000"/>
@@ -16193,7 +16193,7 @@
         </w:tc>
         <w:tc>
           <w:tcPr>
-            <w:tcW w:type="dxa" w:w="1511"/>
+            <w:tcW w:type="dxa" w:w="576"/>
             <w:tcBorders>
               <w:top w:val="single" w:sz="12" w:color="000000"/>
               <w:bottom w:val="single" w:sz="6" w:color="000000"/>
@@ -16219,7 +16219,7 @@
       <w:tr>
         <w:tc>
           <w:tcPr>
-            <w:tcW w:type="dxa" w:w="1511"/>
+            <w:tcW w:type="dxa" w:w="576"/>
             <w:tcBorders/>
           </w:tcPr>
           <w:p>
@@ -16240,7 +16240,7 @@
         </w:tc>
         <w:tc>
           <w:tcPr>
-            <w:tcW w:type="dxa" w:w="1511"/>
+            <w:tcW w:type="dxa" w:w="1211"/>
             <w:tcBorders/>
           </w:tcPr>
           <w:p>
@@ -16261,7 +16261,7 @@
         </w:tc>
         <w:tc>
           <w:tcPr>
-            <w:tcW w:type="dxa" w:w="1511"/>
+            <w:tcW w:type="dxa" w:w="2068"/>
             <w:tcBorders/>
           </w:tcPr>
           <w:p>
@@ -16282,7 +16282,7 @@
         </w:tc>
         <w:tc>
           <w:tcPr>
-            <w:tcW w:type="dxa" w:w="1511"/>
+            <w:tcW w:type="dxa" w:w="1614"/>
             <w:tcBorders/>
           </w:tcPr>
           <w:p>
@@ -16303,7 +16303,7 @@
         </w:tc>
         <w:tc>
           <w:tcPr>
-            <w:tcW w:type="dxa" w:w="1511"/>
+            <w:tcW w:type="dxa" w:w="3027"/>
             <w:tcBorders/>
           </w:tcPr>
           <w:p>
@@ -16324,7 +16324,7 @@
         </w:tc>
         <w:tc>
           <w:tcPr>
-            <w:tcW w:type="dxa" w:w="1511"/>
+            <w:tcW w:type="dxa" w:w="576"/>
             <w:tcBorders/>
           </w:tcPr>
           <w:p>
@@ -16347,7 +16347,7 @@
       <w:tr>
         <w:tc>
           <w:tcPr>
-            <w:tcW w:type="dxa" w:w="1511"/>
+            <w:tcW w:type="dxa" w:w="576"/>
             <w:tcBorders/>
           </w:tcPr>
           <w:p>
@@ -16368,7 +16368,7 @@
         </w:tc>
         <w:tc>
           <w:tcPr>
-            <w:tcW w:type="dxa" w:w="1511"/>
+            <w:tcW w:type="dxa" w:w="1211"/>
             <w:tcBorders/>
           </w:tcPr>
           <w:p>
@@ -16389,7 +16389,7 @@
         </w:tc>
         <w:tc>
           <w:tcPr>
-            <w:tcW w:type="dxa" w:w="1511"/>
+            <w:tcW w:type="dxa" w:w="2068"/>
             <w:tcBorders/>
           </w:tcPr>
           <w:p>
@@ -16410,7 +16410,7 @@
         </w:tc>
         <w:tc>
           <w:tcPr>
-            <w:tcW w:type="dxa" w:w="1511"/>
+            <w:tcW w:type="dxa" w:w="1614"/>
             <w:tcBorders/>
           </w:tcPr>
           <w:p>
@@ -16431,7 +16431,7 @@
         </w:tc>
         <w:tc>
           <w:tcPr>
-            <w:tcW w:type="dxa" w:w="1511"/>
+            <w:tcW w:type="dxa" w:w="3027"/>
             <w:tcBorders/>
           </w:tcPr>
           <w:p>
@@ -16452,7 +16452,7 @@
         </w:tc>
         <w:tc>
           <w:tcPr>
-            <w:tcW w:type="dxa" w:w="1511"/>
+            <w:tcW w:type="dxa" w:w="576"/>
             <w:tcBorders/>
           </w:tcPr>
           <w:p>
@@ -16475,7 +16475,7 @@
       <w:tr>
         <w:tc>
           <w:tcPr>
-            <w:tcW w:type="dxa" w:w="1511"/>
+            <w:tcW w:type="dxa" w:w="576"/>
             <w:tcBorders/>
           </w:tcPr>
           <w:p>
@@ -16496,7 +16496,7 @@
         </w:tc>
         <w:tc>
           <w:tcPr>
-            <w:tcW w:type="dxa" w:w="1511"/>
+            <w:tcW w:type="dxa" w:w="1211"/>
             <w:tcBorders/>
           </w:tcPr>
           <w:p>
@@ -16517,7 +16517,7 @@
         </w:tc>
         <w:tc>
           <w:tcPr>
-            <w:tcW w:type="dxa" w:w="1511"/>
+            <w:tcW w:type="dxa" w:w="2068"/>
             <w:tcBorders/>
           </w:tcPr>
           <w:p>
@@ -16538,7 +16538,7 @@
         </w:tc>
         <w:tc>
           <w:tcPr>
-            <w:tcW w:type="dxa" w:w="1511"/>
+            <w:tcW w:type="dxa" w:w="1614"/>
             <w:tcBorders/>
           </w:tcPr>
           <w:p>
@@ -16559,7 +16559,7 @@
         </w:tc>
         <w:tc>
           <w:tcPr>
-            <w:tcW w:type="dxa" w:w="1511"/>
+            <w:tcW w:type="dxa" w:w="3027"/>
             <w:tcBorders/>
           </w:tcPr>
           <w:p>
@@ -16580,7 +16580,7 @@
         </w:tc>
         <w:tc>
           <w:tcPr>
-            <w:tcW w:type="dxa" w:w="1511"/>
+            <w:tcW w:type="dxa" w:w="576"/>
             <w:tcBorders/>
           </w:tcPr>
           <w:p>
@@ -16603,7 +16603,7 @@
       <w:tr>
         <w:tc>
           <w:tcPr>
-            <w:tcW w:type="dxa" w:w="1511"/>
+            <w:tcW w:type="dxa" w:w="576"/>
             <w:tcBorders/>
           </w:tcPr>
           <w:p>
@@ -16624,7 +16624,7 @@
         </w:tc>
         <w:tc>
           <w:tcPr>
-            <w:tcW w:type="dxa" w:w="1511"/>
+            <w:tcW w:type="dxa" w:w="1211"/>
             <w:tcBorders/>
           </w:tcPr>
           <w:p>
@@ -16645,7 +16645,7 @@
         </w:tc>
         <w:tc>
           <w:tcPr>
-            <w:tcW w:type="dxa" w:w="1511"/>
+            <w:tcW w:type="dxa" w:w="2068"/>
             <w:tcBorders/>
           </w:tcPr>
           <w:p>
@@ -16666,7 +16666,7 @@
         </w:tc>
         <w:tc>
           <w:tcPr>
-            <w:tcW w:type="dxa" w:w="1511"/>
+            <w:tcW w:type="dxa" w:w="1614"/>
             <w:tcBorders/>
           </w:tcPr>
           <w:p>
@@ -16687,7 +16687,7 @@
         </w:tc>
         <w:tc>
           <w:tcPr>
-            <w:tcW w:type="dxa" w:w="1511"/>
+            <w:tcW w:type="dxa" w:w="3027"/>
             <w:tcBorders/>
           </w:tcPr>
           <w:p>
@@ -16708,7 +16708,7 @@
         </w:tc>
         <w:tc>
           <w:tcPr>
-            <w:tcW w:type="dxa" w:w="1511"/>
+            <w:tcW w:type="dxa" w:w="576"/>
             <w:tcBorders/>
           </w:tcPr>
           <w:p>
@@ -16731,7 +16731,7 @@
       <w:tr>
         <w:tc>
           <w:tcPr>
-            <w:tcW w:type="dxa" w:w="1511"/>
+            <w:tcW w:type="dxa" w:w="576"/>
             <w:tcBorders/>
           </w:tcPr>
           <w:p>
@@ -16752,7 +16752,7 @@
         </w:tc>
         <w:tc>
           <w:tcPr>
-            <w:tcW w:type="dxa" w:w="1511"/>
+            <w:tcW w:type="dxa" w:w="1211"/>
             <w:tcBorders/>
           </w:tcPr>
           <w:p>
@@ -16773,7 +16773,7 @@
         </w:tc>
         <w:tc>
           <w:tcPr>
-            <w:tcW w:type="dxa" w:w="1511"/>
+            <w:tcW w:type="dxa" w:w="2068"/>
             <w:tcBorders/>
           </w:tcPr>
           <w:p>
@@ -16794,7 +16794,7 @@
         </w:tc>
         <w:tc>
           <w:tcPr>
-            <w:tcW w:type="dxa" w:w="1511"/>
+            <w:tcW w:type="dxa" w:w="1614"/>
             <w:tcBorders/>
           </w:tcPr>
           <w:p>
@@ -16815,7 +16815,7 @@
         </w:tc>
         <w:tc>
           <w:tcPr>
-            <w:tcW w:type="dxa" w:w="1511"/>
+            <w:tcW w:type="dxa" w:w="3027"/>
             <w:tcBorders/>
           </w:tcPr>
           <w:p>
@@ -16836,7 +16836,7 @@
         </w:tc>
         <w:tc>
           <w:tcPr>
-            <w:tcW w:type="dxa" w:w="1511"/>
+            <w:tcW w:type="dxa" w:w="576"/>
             <w:tcBorders/>
           </w:tcPr>
           <w:p>
@@ -16859,7 +16859,7 @@
       <w:tr>
         <w:tc>
           <w:tcPr>
-            <w:tcW w:type="dxa" w:w="1511"/>
+            <w:tcW w:type="dxa" w:w="576"/>
             <w:tcBorders/>
           </w:tcPr>
           <w:p>
@@ -16880,7 +16880,7 @@
         </w:tc>
         <w:tc>
           <w:tcPr>
-            <w:tcW w:type="dxa" w:w="1511"/>
+            <w:tcW w:type="dxa" w:w="1211"/>
             <w:tcBorders/>
           </w:tcPr>
           <w:p>
@@ -16901,7 +16901,7 @@
         </w:tc>
         <w:tc>
           <w:tcPr>
-            <w:tcW w:type="dxa" w:w="1511"/>
+            <w:tcW w:type="dxa" w:w="2068"/>
             <w:tcBorders/>
           </w:tcPr>
           <w:p>
@@ -16922,7 +16922,7 @@
         </w:tc>
         <w:tc>
           <w:tcPr>
-            <w:tcW w:type="dxa" w:w="1511"/>
+            <w:tcW w:type="dxa" w:w="1614"/>
             <w:tcBorders/>
           </w:tcPr>
           <w:p>
@@ -16943,7 +16943,7 @@
         </w:tc>
         <w:tc>
           <w:tcPr>
-            <w:tcW w:type="dxa" w:w="1511"/>
+            <w:tcW w:type="dxa" w:w="3027"/>
             <w:tcBorders/>
           </w:tcPr>
           <w:p>
@@ -16964,7 +16964,7 @@
         </w:tc>
         <w:tc>
           <w:tcPr>
-            <w:tcW w:type="dxa" w:w="1511"/>
+            <w:tcW w:type="dxa" w:w="576"/>
             <w:tcBorders/>
           </w:tcPr>
           <w:p>
@@ -16987,7 +16987,7 @@
       <w:tr>
         <w:tc>
           <w:tcPr>
-            <w:tcW w:type="dxa" w:w="1511"/>
+            <w:tcW w:type="dxa" w:w="576"/>
             <w:tcBorders/>
           </w:tcPr>
           <w:p>
@@ -17008,7 +17008,7 @@
         </w:tc>
         <w:tc>
           <w:tcPr>
-            <w:tcW w:type="dxa" w:w="1511"/>
+            <w:tcW w:type="dxa" w:w="1211"/>
             <w:tcBorders/>
           </w:tcPr>
           <w:p>
@@ -17029,7 +17029,7 @@
         </w:tc>
         <w:tc>
           <w:tcPr>
-            <w:tcW w:type="dxa" w:w="1511"/>
+            <w:tcW w:type="dxa" w:w="2068"/>
             <w:tcBorders/>
           </w:tcPr>
           <w:p>
@@ -17050,7 +17050,7 @@
         </w:tc>
         <w:tc>
           <w:tcPr>
-            <w:tcW w:type="dxa" w:w="1511"/>
+            <w:tcW w:type="dxa" w:w="1614"/>
             <w:tcBorders/>
           </w:tcPr>
           <w:p>
@@ -17071,7 +17071,7 @@
         </w:tc>
         <w:tc>
           <w:tcPr>
-            <w:tcW w:type="dxa" w:w="1511"/>
+            <w:tcW w:type="dxa" w:w="3027"/>
             <w:tcBorders/>
           </w:tcPr>
           <w:p>
@@ -17092,7 +17092,7 @@
         </w:tc>
         <w:tc>
           <w:tcPr>
-            <w:tcW w:type="dxa" w:w="1511"/>
+            <w:tcW w:type="dxa" w:w="576"/>
             <w:tcBorders/>
           </w:tcPr>
           <w:p>
@@ -17115,7 +17115,7 @@
       <w:tr>
         <w:tc>
           <w:tcPr>
-            <w:tcW w:type="dxa" w:w="1511"/>
+            <w:tcW w:type="dxa" w:w="576"/>
             <w:tcBorders/>
           </w:tcPr>
           <w:p>
@@ -17136,7 +17136,7 @@
         </w:tc>
         <w:tc>
           <w:tcPr>
-            <w:tcW w:type="dxa" w:w="1511"/>
+            <w:tcW w:type="dxa" w:w="1211"/>
             <w:tcBorders/>
           </w:tcPr>
           <w:p>
@@ -17157,7 +17157,7 @@
         </w:tc>
         <w:tc>
           <w:tcPr>
-            <w:tcW w:type="dxa" w:w="1511"/>
+            <w:tcW w:type="dxa" w:w="2068"/>
             <w:tcBorders/>
           </w:tcPr>
           <w:p>
@@ -17178,7 +17178,7 @@
         </w:tc>
         <w:tc>
           <w:tcPr>
-            <w:tcW w:type="dxa" w:w="1511"/>
+            <w:tcW w:type="dxa" w:w="1614"/>
             <w:tcBorders/>
           </w:tcPr>
           <w:p>
@@ -17199,7 +17199,7 @@
         </w:tc>
         <w:tc>
           <w:tcPr>
-            <w:tcW w:type="dxa" w:w="1511"/>
+            <w:tcW w:type="dxa" w:w="3027"/>
             <w:tcBorders/>
           </w:tcPr>
           <w:p>
@@ -17220,7 +17220,7 @@
         </w:tc>
         <w:tc>
           <w:tcPr>
-            <w:tcW w:type="dxa" w:w="1511"/>
+            <w:tcW w:type="dxa" w:w="576"/>
             <w:tcBorders/>
           </w:tcPr>
           <w:p>
@@ -17243,7 +17243,7 @@
       <w:tr>
         <w:tc>
           <w:tcPr>
-            <w:tcW w:type="dxa" w:w="1511"/>
+            <w:tcW w:type="dxa" w:w="576"/>
             <w:tcBorders/>
           </w:tcPr>
           <w:p>
@@ -17264,7 +17264,7 @@
         </w:tc>
         <w:tc>
           <w:tcPr>
-            <w:tcW w:type="dxa" w:w="1511"/>
+            <w:tcW w:type="dxa" w:w="1211"/>
             <w:tcBorders/>
           </w:tcPr>
           <w:p>
@@ -17285,7 +17285,7 @@
         </w:tc>
         <w:tc>
           <w:tcPr>
-            <w:tcW w:type="dxa" w:w="1511"/>
+            <w:tcW w:type="dxa" w:w="2068"/>
             <w:tcBorders/>
           </w:tcPr>
           <w:p>
@@ -17306,7 +17306,7 @@
         </w:tc>
         <w:tc>
           <w:tcPr>
-            <w:tcW w:type="dxa" w:w="1511"/>
+            <w:tcW w:type="dxa" w:w="1614"/>
             <w:tcBorders/>
           </w:tcPr>
           <w:p>
@@ -17327,7 +17327,7 @@
         </w:tc>
         <w:tc>
           <w:tcPr>
-            <w:tcW w:type="dxa" w:w="1511"/>
+            <w:tcW w:type="dxa" w:w="3027"/>
             <w:tcBorders/>
           </w:tcPr>
           <w:p>
@@ -17348,7 +17348,7 @@
         </w:tc>
         <w:tc>
           <w:tcPr>
-            <w:tcW w:type="dxa" w:w="1511"/>
+            <w:tcW w:type="dxa" w:w="576"/>
             <w:tcBorders/>
           </w:tcPr>
           <w:p>
@@ -17371,7 +17371,7 @@
       <w:tr>
         <w:tc>
           <w:tcPr>
-            <w:tcW w:type="dxa" w:w="1511"/>
+            <w:tcW w:type="dxa" w:w="576"/>
             <w:tcBorders/>
           </w:tcPr>
           <w:p>
@@ -17392,7 +17392,7 @@
         </w:tc>
         <w:tc>
           <w:tcPr>
-            <w:tcW w:type="dxa" w:w="1511"/>
+            <w:tcW w:type="dxa" w:w="1211"/>
             <w:tcBorders/>
           </w:tcPr>
           <w:p>
@@ -17413,7 +17413,7 @@
         </w:tc>
         <w:tc>
           <w:tcPr>
-            <w:tcW w:type="dxa" w:w="1511"/>
+            <w:tcW w:type="dxa" w:w="2068"/>
             <w:tcBorders/>
           </w:tcPr>
           <w:p>
@@ -17434,7 +17434,7 @@
         </w:tc>
         <w:tc>
           <w:tcPr>
-            <w:tcW w:type="dxa" w:w="1511"/>
+            <w:tcW w:type="dxa" w:w="1614"/>
             <w:tcBorders/>
           </w:tcPr>
           <w:p>
@@ -17455,7 +17455,7 @@
         </w:tc>
         <w:tc>
           <w:tcPr>
-            <w:tcW w:type="dxa" w:w="1511"/>
+            <w:tcW w:type="dxa" w:w="3027"/>
             <w:tcBorders/>
           </w:tcPr>
           <w:p>
@@ -17476,7 +17476,7 @@
         </w:tc>
         <w:tc>
           <w:tcPr>
-            <w:tcW w:type="dxa" w:w="1511"/>
+            <w:tcW w:type="dxa" w:w="576"/>
             <w:tcBorders/>
           </w:tcPr>
           <w:p>
@@ -17499,7 +17499,7 @@
       <w:tr>
         <w:tc>
           <w:tcPr>
-            <w:tcW w:type="dxa" w:w="1511"/>
+            <w:tcW w:type="dxa" w:w="576"/>
             <w:tcBorders/>
           </w:tcPr>
           <w:p>
@@ -17520,7 +17520,7 @@
         </w:tc>
         <w:tc>
           <w:tcPr>
-            <w:tcW w:type="dxa" w:w="1511"/>
+            <w:tcW w:type="dxa" w:w="1211"/>
             <w:tcBorders/>
           </w:tcPr>
           <w:p>
@@ -17541,7 +17541,7 @@
         </w:tc>
         <w:tc>
           <w:tcPr>
-            <w:tcW w:type="dxa" w:w="1511"/>
+            <w:tcW w:type="dxa" w:w="2068"/>
             <w:tcBorders/>
           </w:tcPr>
           <w:p>
@@ -17562,7 +17562,7 @@
         </w:tc>
         <w:tc>
           <w:tcPr>
-            <w:tcW w:type="dxa" w:w="1511"/>
+            <w:tcW w:type="dxa" w:w="1614"/>
             <w:tcBorders/>
           </w:tcPr>
           <w:p>
@@ -17583,7 +17583,7 @@
         </w:tc>
         <w:tc>
           <w:tcPr>
-            <w:tcW w:type="dxa" w:w="1511"/>
+            <w:tcW w:type="dxa" w:w="3027"/>
             <w:tcBorders/>
           </w:tcPr>
           <w:p>
@@ -17604,7 +17604,7 @@
         </w:tc>
         <w:tc>
           <w:tcPr>
-            <w:tcW w:type="dxa" w:w="1511"/>
+            <w:tcW w:type="dxa" w:w="576"/>
             <w:tcBorders/>
           </w:tcPr>
           <w:p>
@@ -17627,7 +17627,7 @@
       <w:tr>
         <w:tc>
           <w:tcPr>
-            <w:tcW w:type="dxa" w:w="1511"/>
+            <w:tcW w:type="dxa" w:w="576"/>
             <w:tcBorders/>
           </w:tcPr>
           <w:p>
@@ -17648,7 +17648,7 @@
         </w:tc>
         <w:tc>
           <w:tcPr>
-            <w:tcW w:type="dxa" w:w="1511"/>
+            <w:tcW w:type="dxa" w:w="1211"/>
             <w:tcBorders/>
           </w:tcPr>
           <w:p>
@@ -17669,7 +17669,7 @@
         </w:tc>
         <w:tc>
           <w:tcPr>
-            <w:tcW w:type="dxa" w:w="1511"/>
+            <w:tcW w:type="dxa" w:w="2068"/>
             <w:tcBorders/>
           </w:tcPr>
           <w:p>
@@ -17690,7 +17690,7 @@
         </w:tc>
         <w:tc>
           <w:tcPr>
-            <w:tcW w:type="dxa" w:w="1511"/>
+            <w:tcW w:type="dxa" w:w="1614"/>
             <w:tcBorders/>
           </w:tcPr>
           <w:p>
@@ -17711,7 +17711,7 @@
         </w:tc>
         <w:tc>
           <w:tcPr>
-            <w:tcW w:type="dxa" w:w="1511"/>
+            <w:tcW w:type="dxa" w:w="3027"/>
             <w:tcBorders/>
           </w:tcPr>
           <w:p>
@@ -17732,7 +17732,7 @@
         </w:tc>
         <w:tc>
           <w:tcPr>
-            <w:tcW w:type="dxa" w:w="1511"/>
+            <w:tcW w:type="dxa" w:w="576"/>
             <w:tcBorders/>
           </w:tcPr>
           <w:p>
@@ -17755,7 +17755,7 @@
       <w:tr>
         <w:tc>
           <w:tcPr>
-            <w:tcW w:type="dxa" w:w="1511"/>
+            <w:tcW w:type="dxa" w:w="576"/>
             <w:tcBorders/>
           </w:tcPr>
           <w:p>
@@ -17776,7 +17776,7 @@
         </w:tc>
         <w:tc>
           <w:tcPr>
-            <w:tcW w:type="dxa" w:w="1511"/>
+            <w:tcW w:type="dxa" w:w="1211"/>
             <w:tcBorders/>
           </w:tcPr>
           <w:p>
@@ -17797,7 +17797,7 @@
         </w:tc>
         <w:tc>
           <w:tcPr>
-            <w:tcW w:type="dxa" w:w="1511"/>
+            <w:tcW w:type="dxa" w:w="2068"/>
             <w:tcBorders/>
           </w:tcPr>
           <w:p>
@@ -17818,7 +17818,7 @@
         </w:tc>
         <w:tc>
           <w:tcPr>
-            <w:tcW w:type="dxa" w:w="1511"/>
+            <w:tcW w:type="dxa" w:w="1614"/>
             <w:tcBorders/>
           </w:tcPr>
           <w:p>
@@ -17839,7 +17839,7 @@
         </w:tc>
         <w:tc>
           <w:tcPr>
-            <w:tcW w:type="dxa" w:w="1511"/>
+            <w:tcW w:type="dxa" w:w="3027"/>
             <w:tcBorders/>
           </w:tcPr>
           <w:p>
@@ -17860,7 +17860,7 @@
         </w:tc>
         <w:tc>
           <w:tcPr>
-            <w:tcW w:type="dxa" w:w="1511"/>
+            <w:tcW w:type="dxa" w:w="576"/>
             <w:tcBorders/>
           </w:tcPr>
           <w:p>
@@ -17883,7 +17883,7 @@
       <w:tr>
         <w:tc>
           <w:tcPr>
-            <w:tcW w:type="dxa" w:w="1511"/>
+            <w:tcW w:type="dxa" w:w="576"/>
             <w:tcBorders/>
           </w:tcPr>
           <w:p>
@@ -17904,7 +17904,7 @@
         </w:tc>
         <w:tc>
           <w:tcPr>
-            <w:tcW w:type="dxa" w:w="1511"/>
+            <w:tcW w:type="dxa" w:w="1211"/>
             <w:tcBorders/>
           </w:tcPr>
           <w:p>
@@ -17925,7 +17925,7 @@
         </w:tc>
         <w:tc>
           <w:tcPr>
-            <w:tcW w:type="dxa" w:w="1511"/>
+            <w:tcW w:type="dxa" w:w="2068"/>
             <w:tcBorders/>
           </w:tcPr>
           <w:p>
@@ -17946,7 +17946,7 @@
         </w:tc>
         <w:tc>
           <w:tcPr>
-            <w:tcW w:type="dxa" w:w="1511"/>
+            <w:tcW w:type="dxa" w:w="1614"/>
             <w:tcBorders/>
           </w:tcPr>
           <w:p>
@@ -17967,7 +17967,7 @@
         </w:tc>
         <w:tc>
           <w:tcPr>
-            <w:tcW w:type="dxa" w:w="1511"/>
+            <w:tcW w:type="dxa" w:w="3027"/>
             <w:tcBorders/>
           </w:tcPr>
           <w:p>
@@ -17988,7 +17988,7 @@
         </w:tc>
         <w:tc>
           <w:tcPr>
-            <w:tcW w:type="dxa" w:w="1511"/>
+            <w:tcW w:type="dxa" w:w="576"/>
             <w:tcBorders/>
           </w:tcPr>
           <w:p>
@@ -18011,7 +18011,7 @@
       <w:tr>
         <w:tc>
           <w:tcPr>
-            <w:tcW w:type="dxa" w:w="1511"/>
+            <w:tcW w:type="dxa" w:w="576"/>
             <w:tcBorders/>
           </w:tcPr>
           <w:p>
@@ -18032,7 +18032,7 @@
         </w:tc>
         <w:tc>
           <w:tcPr>
-            <w:tcW w:type="dxa" w:w="1511"/>
+            <w:tcW w:type="dxa" w:w="1211"/>
             <w:tcBorders/>
           </w:tcPr>
           <w:p>
@@ -18053,7 +18053,7 @@
         </w:tc>
         <w:tc>
           <w:tcPr>
-            <w:tcW w:type="dxa" w:w="1511"/>
+            <w:tcW w:type="dxa" w:w="2068"/>
             <w:tcBorders/>
           </w:tcPr>
           <w:p>
@@ -18074,7 +18074,7 @@
         </w:tc>
         <w:tc>
           <w:tcPr>
-            <w:tcW w:type="dxa" w:w="1511"/>
+            <w:tcW w:type="dxa" w:w="1614"/>
             <w:tcBorders/>
           </w:tcPr>
           <w:p>
@@ -18095,7 +18095,7 @@
         </w:tc>
         <w:tc>
           <w:tcPr>
-            <w:tcW w:type="dxa" w:w="1511"/>
+            <w:tcW w:type="dxa" w:w="3027"/>
             <w:tcBorders/>
           </w:tcPr>
           <w:p>
@@ -18116,7 +18116,7 @@
         </w:tc>
         <w:tc>
           <w:tcPr>
-            <w:tcW w:type="dxa" w:w="1511"/>
+            <w:tcW w:type="dxa" w:w="576"/>
             <w:tcBorders/>
           </w:tcPr>
           <w:p>
@@ -18139,7 +18139,7 @@
       <w:tr>
         <w:tc>
           <w:tcPr>
-            <w:tcW w:type="dxa" w:w="1511"/>
+            <w:tcW w:type="dxa" w:w="576"/>
             <w:tcBorders/>
           </w:tcPr>
           <w:p>
@@ -18160,7 +18160,7 @@
         </w:tc>
         <w:tc>
           <w:tcPr>
-            <w:tcW w:type="dxa" w:w="1511"/>
+            <w:tcW w:type="dxa" w:w="1211"/>
             <w:tcBorders/>
           </w:tcPr>
           <w:p>
@@ -18181,7 +18181,7 @@
         </w:tc>
         <w:tc>
           <w:tcPr>
-            <w:tcW w:type="dxa" w:w="1511"/>
+            <w:tcW w:type="dxa" w:w="2068"/>
             <w:tcBorders/>
           </w:tcPr>
           <w:p>
@@ -18202,7 +18202,7 @@
         </w:tc>
         <w:tc>
           <w:tcPr>
-            <w:tcW w:type="dxa" w:w="1511"/>
+            <w:tcW w:type="dxa" w:w="1614"/>
             <w:tcBorders/>
           </w:tcPr>
           <w:p>
@@ -18223,7 +18223,7 @@
         </w:tc>
         <w:tc>
           <w:tcPr>
-            <w:tcW w:type="dxa" w:w="1511"/>
+            <w:tcW w:type="dxa" w:w="3027"/>
             <w:tcBorders/>
           </w:tcPr>
           <w:p>
@@ -18244,7 +18244,7 @@
         </w:tc>
         <w:tc>
           <w:tcPr>
-            <w:tcW w:type="dxa" w:w="1511"/>
+            <w:tcW w:type="dxa" w:w="576"/>
             <w:tcBorders/>
           </w:tcPr>
           <w:p>
@@ -18267,7 +18267,7 @@
       <w:tr>
         <w:tc>
           <w:tcPr>
-            <w:tcW w:type="dxa" w:w="1511"/>
+            <w:tcW w:type="dxa" w:w="576"/>
             <w:tcBorders/>
           </w:tcPr>
           <w:p>
@@ -18288,7 +18288,7 @@
         </w:tc>
         <w:tc>
           <w:tcPr>
-            <w:tcW w:type="dxa" w:w="1511"/>
+            <w:tcW w:type="dxa" w:w="1211"/>
             <w:tcBorders/>
           </w:tcPr>
           <w:p>
@@ -18309,7 +18309,7 @@
         </w:tc>
         <w:tc>
           <w:tcPr>
-            <w:tcW w:type="dxa" w:w="1511"/>
+            <w:tcW w:type="dxa" w:w="2068"/>
             <w:tcBorders/>
           </w:tcPr>
           <w:p>
@@ -18330,7 +18330,7 @@
         </w:tc>
         <w:tc>
           <w:tcPr>
-            <w:tcW w:type="dxa" w:w="1511"/>
+            <w:tcW w:type="dxa" w:w="1614"/>
             <w:tcBorders/>
           </w:tcPr>
           <w:p>
@@ -18351,7 +18351,7 @@
         </w:tc>
         <w:tc>
           <w:tcPr>
-            <w:tcW w:type="dxa" w:w="1511"/>
+            <w:tcW w:type="dxa" w:w="3027"/>
             <w:tcBorders/>
           </w:tcPr>
           <w:p>
@@ -18372,7 +18372,7 @@
         </w:tc>
         <w:tc>
           <w:tcPr>
-            <w:tcW w:type="dxa" w:w="1511"/>
+            <w:tcW w:type="dxa" w:w="576"/>
             <w:tcBorders/>
           </w:tcPr>
           <w:p>
@@ -18395,7 +18395,7 @@
       <w:tr>
         <w:tc>
           <w:tcPr>
-            <w:tcW w:type="dxa" w:w="1511"/>
+            <w:tcW w:type="dxa" w:w="576"/>
             <w:tcBorders/>
           </w:tcPr>
           <w:p>
@@ -18416,7 +18416,7 @@
         </w:tc>
         <w:tc>
           <w:tcPr>
-            <w:tcW w:type="dxa" w:w="1511"/>
+            <w:tcW w:type="dxa" w:w="1211"/>
             <w:tcBorders/>
           </w:tcPr>
           <w:p>
@@ -18437,7 +18437,7 @@
         </w:tc>
         <w:tc>
           <w:tcPr>
-            <w:tcW w:type="dxa" w:w="1511"/>
+            <w:tcW w:type="dxa" w:w="2068"/>
             <w:tcBorders/>
           </w:tcPr>
           <w:p>
@@ -18458,7 +18458,7 @@
         </w:tc>
         <w:tc>
           <w:tcPr>
-            <w:tcW w:type="dxa" w:w="1511"/>
+            <w:tcW w:type="dxa" w:w="1614"/>
             <w:tcBorders/>
           </w:tcPr>
           <w:p>
@@ -18479,7 +18479,7 @@
         </w:tc>
         <w:tc>
           <w:tcPr>
-            <w:tcW w:type="dxa" w:w="1511"/>
+            <w:tcW w:type="dxa" w:w="3027"/>
             <w:tcBorders/>
           </w:tcPr>
           <w:p>
@@ -18500,7 +18500,7 @@
         </w:tc>
         <w:tc>
           <w:tcPr>
-            <w:tcW w:type="dxa" w:w="1511"/>
+            <w:tcW w:type="dxa" w:w="576"/>
             <w:tcBorders/>
           </w:tcPr>
           <w:p>
@@ -18523,7 +18523,7 @@
       <w:tr>
         <w:tc>
           <w:tcPr>
-            <w:tcW w:type="dxa" w:w="1511"/>
+            <w:tcW w:type="dxa" w:w="576"/>
             <w:tcBorders/>
           </w:tcPr>
           <w:p>
@@ -18544,7 +18544,7 @@
         </w:tc>
         <w:tc>
           <w:tcPr>
-            <w:tcW w:type="dxa" w:w="1511"/>
+            <w:tcW w:type="dxa" w:w="1211"/>
             <w:tcBorders/>
           </w:tcPr>
           <w:p>
@@ -18565,7 +18565,7 @@
         </w:tc>
         <w:tc>
           <w:tcPr>
-            <w:tcW w:type="dxa" w:w="1511"/>
+            <w:tcW w:type="dxa" w:w="2068"/>
             <w:tcBorders/>
           </w:tcPr>
           <w:p>
@@ -18586,7 +18586,7 @@
         </w:tc>
         <w:tc>
           <w:tcPr>
-            <w:tcW w:type="dxa" w:w="1511"/>
+            <w:tcW w:type="dxa" w:w="1614"/>
             <w:tcBorders/>
           </w:tcPr>
           <w:p>
@@ -18607,7 +18607,7 @@
         </w:tc>
         <w:tc>
           <w:tcPr>
-            <w:tcW w:type="dxa" w:w="1511"/>
+            <w:tcW w:type="dxa" w:w="3027"/>
             <w:tcBorders/>
           </w:tcPr>
           <w:p>
@@ -18628,7 +18628,7 @@
         </w:tc>
         <w:tc>
           <w:tcPr>
-            <w:tcW w:type="dxa" w:w="1511"/>
+            <w:tcW w:type="dxa" w:w="576"/>
             <w:tcBorders/>
           </w:tcPr>
           <w:p>
@@ -18651,7 +18651,7 @@
       <w:tr>
         <w:tc>
           <w:tcPr>
-            <w:tcW w:type="dxa" w:w="1511"/>
+            <w:tcW w:type="dxa" w:w="576"/>
             <w:tcBorders>
               <w:bottom w:val="single" w:sz="12" w:color="000000"/>
             </w:tcBorders>
@@ -18674,7 +18674,7 @@
         </w:tc>
         <w:tc>
           <w:tcPr>
-            <w:tcW w:type="dxa" w:w="1511"/>
+            <w:tcW w:type="dxa" w:w="1211"/>
             <w:tcBorders>
               <w:bottom w:val="single" w:sz="12" w:color="000000"/>
             </w:tcBorders>
@@ -18697,7 +18697,7 @@
         </w:tc>
         <w:tc>
           <w:tcPr>
-            <w:tcW w:type="dxa" w:w="1511"/>
+            <w:tcW w:type="dxa" w:w="2068"/>
             <w:tcBorders>
               <w:bottom w:val="single" w:sz="12" w:color="000000"/>
             </w:tcBorders>
@@ -18720,7 +18720,7 @@
         </w:tc>
         <w:tc>
           <w:tcPr>
-            <w:tcW w:type="dxa" w:w="1511"/>
+            <w:tcW w:type="dxa" w:w="1614"/>
             <w:tcBorders>
               <w:bottom w:val="single" w:sz="12" w:color="000000"/>
             </w:tcBorders>
@@ -18743,7 +18743,7 @@
         </w:tc>
         <w:tc>
           <w:tcPr>
-            <w:tcW w:type="dxa" w:w="1511"/>
+            <w:tcW w:type="dxa" w:w="3027"/>
             <w:tcBorders>
               <w:bottom w:val="single" w:sz="12" w:color="000000"/>
             </w:tcBorders>
@@ -18766,7 +18766,7 @@
         </w:tc>
         <w:tc>
           <w:tcPr>
-            <w:tcW w:type="dxa" w:w="1511"/>
+            <w:tcW w:type="dxa" w:w="576"/>
             <w:tcBorders>
               <w:bottom w:val="single" w:sz="12" w:color="000000"/>
             </w:tcBorders>
@@ -18850,7 +18850,7 @@
       <w:tr>
         <w:tc>
           <w:tcPr>
-            <w:tcW w:type="dxa" w:w="1511"/>
+            <w:tcW w:type="dxa" w:w="2761"/>
             <w:tcBorders>
               <w:top w:val="single" w:sz="12" w:color="000000"/>
               <w:bottom w:val="single" w:sz="6" w:color="000000"/>
@@ -18874,7 +18874,7 @@
         </w:tc>
         <w:tc>
           <w:tcPr>
-            <w:tcW w:type="dxa" w:w="1511"/>
+            <w:tcW w:type="dxa" w:w="2366"/>
             <w:tcBorders>
               <w:top w:val="single" w:sz="12" w:color="000000"/>
               <w:bottom w:val="single" w:sz="6" w:color="000000"/>
@@ -18898,7 +18898,7 @@
         </w:tc>
         <w:tc>
           <w:tcPr>
-            <w:tcW w:type="dxa" w:w="1511"/>
+            <w:tcW w:type="dxa" w:w="789"/>
             <w:tcBorders>
               <w:top w:val="single" w:sz="12" w:color="000000"/>
               <w:bottom w:val="single" w:sz="6" w:color="000000"/>
@@ -18922,7 +18922,7 @@
         </w:tc>
         <w:tc>
           <w:tcPr>
-            <w:tcW w:type="dxa" w:w="1511"/>
+            <w:tcW w:type="dxa" w:w="1578"/>
             <w:tcBorders>
               <w:top w:val="single" w:sz="12" w:color="000000"/>
               <w:bottom w:val="single" w:sz="6" w:color="000000"/>
@@ -18946,7 +18946,7 @@
         </w:tc>
         <w:tc>
           <w:tcPr>
-            <w:tcW w:type="dxa" w:w="1511"/>
+            <w:tcW w:type="dxa" w:w="789"/>
             <w:tcBorders>
               <w:top w:val="single" w:sz="12" w:color="000000"/>
               <w:bottom w:val="single" w:sz="6" w:color="000000"/>
@@ -18970,7 +18970,7 @@
         </w:tc>
         <w:tc>
           <w:tcPr>
-            <w:tcW w:type="dxa" w:w="1511"/>
+            <w:tcW w:type="dxa" w:w="789"/>
             <w:tcBorders>
               <w:top w:val="single" w:sz="12" w:color="000000"/>
               <w:bottom w:val="single" w:sz="6" w:color="000000"/>
@@ -18996,7 +18996,7 @@
       <w:tr>
         <w:tc>
           <w:tcPr>
-            <w:tcW w:type="dxa" w:w="1511"/>
+            <w:tcW w:type="dxa" w:w="2761"/>
             <w:tcBorders/>
           </w:tcPr>
           <w:p>
@@ -19017,7 +19017,7 @@
         </w:tc>
         <w:tc>
           <w:tcPr>
-            <w:tcW w:type="dxa" w:w="1511"/>
+            <w:tcW w:type="dxa" w:w="2366"/>
             <w:tcBorders/>
           </w:tcPr>
           <w:p>
@@ -19038,7 +19038,7 @@
         </w:tc>
         <w:tc>
           <w:tcPr>
-            <w:tcW w:type="dxa" w:w="1511"/>
+            <w:tcW w:type="dxa" w:w="789"/>
             <w:tcBorders/>
           </w:tcPr>
           <w:p>
@@ -19059,7 +19059,7 @@
         </w:tc>
         <w:tc>
           <w:tcPr>
-            <w:tcW w:type="dxa" w:w="1511"/>
+            <w:tcW w:type="dxa" w:w="1578"/>
             <w:tcBorders/>
           </w:tcPr>
           <w:p>
@@ -19080,7 +19080,7 @@
         </w:tc>
         <w:tc>
           <w:tcPr>
-            <w:tcW w:type="dxa" w:w="1511"/>
+            <w:tcW w:type="dxa" w:w="789"/>
             <w:tcBorders/>
           </w:tcPr>
           <w:p>
@@ -19101,7 +19101,7 @@
         </w:tc>
         <w:tc>
           <w:tcPr>
-            <w:tcW w:type="dxa" w:w="1511"/>
+            <w:tcW w:type="dxa" w:w="789"/>
             <w:tcBorders/>
           </w:tcPr>
           <w:p>
@@ -19124,7 +19124,7 @@
       <w:tr>
         <w:tc>
           <w:tcPr>
-            <w:tcW w:type="dxa" w:w="1511"/>
+            <w:tcW w:type="dxa" w:w="2761"/>
             <w:tcBorders/>
           </w:tcPr>
           <w:p>
@@ -19145,7 +19145,7 @@
         </w:tc>
         <w:tc>
           <w:tcPr>
-            <w:tcW w:type="dxa" w:w="1511"/>
+            <w:tcW w:type="dxa" w:w="2366"/>
             <w:tcBorders/>
           </w:tcPr>
           <w:p>
@@ -19166,7 +19166,7 @@
         </w:tc>
         <w:tc>
           <w:tcPr>
-            <w:tcW w:type="dxa" w:w="1511"/>
+            <w:tcW w:type="dxa" w:w="789"/>
             <w:tcBorders/>
           </w:tcPr>
           <w:p>
@@ -19187,7 +19187,7 @@
         </w:tc>
         <w:tc>
           <w:tcPr>
-            <w:tcW w:type="dxa" w:w="1511"/>
+            <w:tcW w:type="dxa" w:w="1578"/>
             <w:tcBorders/>
           </w:tcPr>
           <w:p>
@@ -19208,7 +19208,7 @@
         </w:tc>
         <w:tc>
           <w:tcPr>
-            <w:tcW w:type="dxa" w:w="1511"/>
+            <w:tcW w:type="dxa" w:w="789"/>
             <w:tcBorders/>
           </w:tcPr>
           <w:p>
@@ -19229,7 +19229,7 @@
         </w:tc>
         <w:tc>
           <w:tcPr>
-            <w:tcW w:type="dxa" w:w="1511"/>
+            <w:tcW w:type="dxa" w:w="789"/>
             <w:tcBorders/>
           </w:tcPr>
           <w:p>
@@ -19252,7 +19252,7 @@
       <w:tr>
         <w:tc>
           <w:tcPr>
-            <w:tcW w:type="dxa" w:w="1511"/>
+            <w:tcW w:type="dxa" w:w="2761"/>
             <w:tcBorders/>
           </w:tcPr>
           <w:p>
@@ -19273,7 +19273,7 @@
         </w:tc>
         <w:tc>
           <w:tcPr>
-            <w:tcW w:type="dxa" w:w="1511"/>
+            <w:tcW w:type="dxa" w:w="2366"/>
             <w:tcBorders/>
           </w:tcPr>
           <w:p>
@@ -19294,7 +19294,7 @@
         </w:tc>
         <w:tc>
           <w:tcPr>
-            <w:tcW w:type="dxa" w:w="1511"/>
+            <w:tcW w:type="dxa" w:w="789"/>
             <w:tcBorders/>
           </w:tcPr>
           <w:p>
@@ -19315,7 +19315,7 @@
         </w:tc>
         <w:tc>
           <w:tcPr>
-            <w:tcW w:type="dxa" w:w="1511"/>
+            <w:tcW w:type="dxa" w:w="1578"/>
             <w:tcBorders/>
           </w:tcPr>
           <w:p>
@@ -19336,7 +19336,7 @@
         </w:tc>
         <w:tc>
           <w:tcPr>
-            <w:tcW w:type="dxa" w:w="1511"/>
+            <w:tcW w:type="dxa" w:w="789"/>
             <w:tcBorders/>
           </w:tcPr>
           <w:p>
@@ -19357,7 +19357,7 @@
         </w:tc>
         <w:tc>
           <w:tcPr>
-            <w:tcW w:type="dxa" w:w="1511"/>
+            <w:tcW w:type="dxa" w:w="789"/>
             <w:tcBorders/>
           </w:tcPr>
           <w:p>
@@ -19380,7 +19380,7 @@
       <w:tr>
         <w:tc>
           <w:tcPr>
-            <w:tcW w:type="dxa" w:w="1511"/>
+            <w:tcW w:type="dxa" w:w="2761"/>
             <w:tcBorders/>
           </w:tcPr>
           <w:p>
@@ -19401,7 +19401,7 @@
         </w:tc>
         <w:tc>
           <w:tcPr>
-            <w:tcW w:type="dxa" w:w="1511"/>
+            <w:tcW w:type="dxa" w:w="2366"/>
             <w:tcBorders/>
           </w:tcPr>
           <w:p>
@@ -19422,7 +19422,7 @@
         </w:tc>
         <w:tc>
           <w:tcPr>
-            <w:tcW w:type="dxa" w:w="1511"/>
+            <w:tcW w:type="dxa" w:w="789"/>
             <w:tcBorders/>
           </w:tcPr>
           <w:p>
@@ -19443,7 +19443,7 @@
         </w:tc>
         <w:tc>
           <w:tcPr>
-            <w:tcW w:type="dxa" w:w="1511"/>
+            <w:tcW w:type="dxa" w:w="1578"/>
             <w:tcBorders/>
           </w:tcPr>
           <w:p>
@@ -19464,7 +19464,7 @@
         </w:tc>
         <w:tc>
           <w:tcPr>
-            <w:tcW w:type="dxa" w:w="1511"/>
+            <w:tcW w:type="dxa" w:w="789"/>
             <w:tcBorders/>
           </w:tcPr>
           <w:p>
@@ -19485,7 +19485,7 @@
         </w:tc>
         <w:tc>
           <w:tcPr>
-            <w:tcW w:type="dxa" w:w="1511"/>
+            <w:tcW w:type="dxa" w:w="789"/>
             <w:tcBorders/>
           </w:tcPr>
           <w:p>
@@ -19508,7 +19508,7 @@
       <w:tr>
         <w:tc>
           <w:tcPr>
-            <w:tcW w:type="dxa" w:w="1511"/>
+            <w:tcW w:type="dxa" w:w="2761"/>
             <w:tcBorders/>
           </w:tcPr>
           <w:p>
@@ -19529,7 +19529,7 @@
         </w:tc>
         <w:tc>
           <w:tcPr>
-            <w:tcW w:type="dxa" w:w="1511"/>
+            <w:tcW w:type="dxa" w:w="2366"/>
             <w:tcBorders/>
           </w:tcPr>
           <w:p>
@@ -19550,7 +19550,7 @@
         </w:tc>
         <w:tc>
           <w:tcPr>
-            <w:tcW w:type="dxa" w:w="1511"/>
+            <w:tcW w:type="dxa" w:w="789"/>
             <w:tcBorders/>
           </w:tcPr>
           <w:p>
@@ -19571,7 +19571,7 @@
         </w:tc>
         <w:tc>
           <w:tcPr>
-            <w:tcW w:type="dxa" w:w="1511"/>
+            <w:tcW w:type="dxa" w:w="1578"/>
             <w:tcBorders/>
           </w:tcPr>
           <w:p>
@@ -19592,7 +19592,7 @@
         </w:tc>
         <w:tc>
           <w:tcPr>
-            <w:tcW w:type="dxa" w:w="1511"/>
+            <w:tcW w:type="dxa" w:w="789"/>
             <w:tcBorders/>
           </w:tcPr>
           <w:p>
@@ -19613,7 +19613,7 @@
         </w:tc>
         <w:tc>
           <w:tcPr>
-            <w:tcW w:type="dxa" w:w="1511"/>
+            <w:tcW w:type="dxa" w:w="789"/>
             <w:tcBorders/>
           </w:tcPr>
           <w:p>
@@ -19636,7 +19636,7 @@
       <w:tr>
         <w:tc>
           <w:tcPr>
-            <w:tcW w:type="dxa" w:w="1511"/>
+            <w:tcW w:type="dxa" w:w="2761"/>
             <w:tcBorders/>
           </w:tcPr>
           <w:p>
@@ -19657,7 +19657,7 @@
         </w:tc>
         <w:tc>
           <w:tcPr>
-            <w:tcW w:type="dxa" w:w="1511"/>
+            <w:tcW w:type="dxa" w:w="2366"/>
             <w:tcBorders/>
           </w:tcPr>
           <w:p>
@@ -19678,7 +19678,7 @@
         </w:tc>
         <w:tc>
           <w:tcPr>
-            <w:tcW w:type="dxa" w:w="1511"/>
+            <w:tcW w:type="dxa" w:w="789"/>
             <w:tcBorders/>
           </w:tcPr>
           <w:p>
@@ -19699,7 +19699,7 @@
         </w:tc>
         <w:tc>
           <w:tcPr>
-            <w:tcW w:type="dxa" w:w="1511"/>
+            <w:tcW w:type="dxa" w:w="1578"/>
             <w:tcBorders/>
           </w:tcPr>
           <w:p>
@@ -19720,7 +19720,7 @@
         </w:tc>
         <w:tc>
           <w:tcPr>
-            <w:tcW w:type="dxa" w:w="1511"/>
+            <w:tcW w:type="dxa" w:w="789"/>
             <w:tcBorders/>
           </w:tcPr>
           <w:p>
@@ -19741,7 +19741,7 @@
         </w:tc>
         <w:tc>
           <w:tcPr>
-            <w:tcW w:type="dxa" w:w="1511"/>
+            <w:tcW w:type="dxa" w:w="789"/>
             <w:tcBorders/>
           </w:tcPr>
           <w:p>
@@ -19764,7 +19764,7 @@
       <w:tr>
         <w:tc>
           <w:tcPr>
-            <w:tcW w:type="dxa" w:w="1511"/>
+            <w:tcW w:type="dxa" w:w="2761"/>
             <w:tcBorders>
               <w:bottom w:val="single" w:sz="12" w:color="000000"/>
             </w:tcBorders>
@@ -19787,7 +19787,7 @@
         </w:tc>
         <w:tc>
           <w:tcPr>
-            <w:tcW w:type="dxa" w:w="1511"/>
+            <w:tcW w:type="dxa" w:w="2366"/>
             <w:tcBorders>
               <w:bottom w:val="single" w:sz="12" w:color="000000"/>
             </w:tcBorders>
@@ -19810,7 +19810,7 @@
         </w:tc>
         <w:tc>
           <w:tcPr>
-            <w:tcW w:type="dxa" w:w="1511"/>
+            <w:tcW w:type="dxa" w:w="789"/>
             <w:tcBorders>
               <w:bottom w:val="single" w:sz="12" w:color="000000"/>
             </w:tcBorders>
@@ -19833,7 +19833,7 @@
         </w:tc>
         <w:tc>
           <w:tcPr>
-            <w:tcW w:type="dxa" w:w="1511"/>
+            <w:tcW w:type="dxa" w:w="1578"/>
             <w:tcBorders>
               <w:bottom w:val="single" w:sz="12" w:color="000000"/>
             </w:tcBorders>
@@ -19856,7 +19856,7 @@
         </w:tc>
         <w:tc>
           <w:tcPr>
-            <w:tcW w:type="dxa" w:w="1511"/>
+            <w:tcW w:type="dxa" w:w="789"/>
             <w:tcBorders>
               <w:bottom w:val="single" w:sz="12" w:color="000000"/>
             </w:tcBorders>
@@ -19879,7 +19879,7 @@
         </w:tc>
         <w:tc>
           <w:tcPr>
-            <w:tcW w:type="dxa" w:w="1511"/>
+            <w:tcW w:type="dxa" w:w="789"/>
             <w:tcBorders>
               <w:bottom w:val="single" w:sz="12" w:color="000000"/>
             </w:tcBorders>
@@ -19976,7 +19976,7 @@
       <w:tr>
         <w:tc>
           <w:tcPr>
-            <w:tcW w:type="dxa" w:w="1813"/>
+            <w:tcW w:type="dxa" w:w="1787"/>
             <w:tcBorders>
               <w:top w:val="single" w:sz="12" w:color="000000"/>
               <w:bottom w:val="single" w:sz="6" w:color="000000"/>
@@ -20000,7 +20000,7 @@
         </w:tc>
         <w:tc>
           <w:tcPr>
-            <w:tcW w:type="dxa" w:w="1813"/>
+            <w:tcW w:type="dxa" w:w="2486"/>
             <w:tcBorders>
               <w:top w:val="single" w:sz="12" w:color="000000"/>
               <w:bottom w:val="single" w:sz="6" w:color="000000"/>
@@ -20024,7 +20024,7 @@
         </w:tc>
         <w:tc>
           <w:tcPr>
-            <w:tcW w:type="dxa" w:w="1813"/>
+            <w:tcW w:type="dxa" w:w="2330"/>
             <w:tcBorders>
               <w:top w:val="single" w:sz="12" w:color="000000"/>
               <w:bottom w:val="single" w:sz="6" w:color="000000"/>
@@ -20048,7 +20048,7 @@
         </w:tc>
         <w:tc>
           <w:tcPr>
-            <w:tcW w:type="dxa" w:w="1813"/>
+            <w:tcW w:type="dxa" w:w="1864"/>
             <w:tcBorders>
               <w:top w:val="single" w:sz="12" w:color="000000"/>
               <w:bottom w:val="single" w:sz="6" w:color="000000"/>
@@ -20072,7 +20072,7 @@
         </w:tc>
         <w:tc>
           <w:tcPr>
-            <w:tcW w:type="dxa" w:w="1813"/>
+            <w:tcW w:type="dxa" w:w="603"/>
             <w:tcBorders>
               <w:top w:val="single" w:sz="12" w:color="000000"/>
               <w:bottom w:val="single" w:sz="6" w:color="000000"/>
@@ -20098,7 +20098,7 @@
       <w:tr>
         <w:tc>
           <w:tcPr>
-            <w:tcW w:type="dxa" w:w="1813"/>
+            <w:tcW w:type="dxa" w:w="1787"/>
             <w:tcBorders/>
           </w:tcPr>
           <w:p>
@@ -20119,7 +20119,7 @@
         </w:tc>
         <w:tc>
           <w:tcPr>
-            <w:tcW w:type="dxa" w:w="1813"/>
+            <w:tcW w:type="dxa" w:w="2486"/>
             <w:tcBorders/>
           </w:tcPr>
           <w:p>
@@ -20140,7 +20140,7 @@
         </w:tc>
         <w:tc>
           <w:tcPr>
-            <w:tcW w:type="dxa" w:w="1813"/>
+            <w:tcW w:type="dxa" w:w="2330"/>
             <w:tcBorders/>
           </w:tcPr>
           <w:p>
@@ -20161,7 +20161,7 @@
         </w:tc>
         <w:tc>
           <w:tcPr>
-            <w:tcW w:type="dxa" w:w="1813"/>
+            <w:tcW w:type="dxa" w:w="1864"/>
             <w:tcBorders/>
           </w:tcPr>
           <w:p>
@@ -20182,7 +20182,7 @@
         </w:tc>
         <w:tc>
           <w:tcPr>
-            <w:tcW w:type="dxa" w:w="1813"/>
+            <w:tcW w:type="dxa" w:w="603"/>
             <w:tcBorders/>
           </w:tcPr>
           <w:p>
@@ -20205,7 +20205,7 @@
       <w:tr>
         <w:tc>
           <w:tcPr>
-            <w:tcW w:type="dxa" w:w="1813"/>
+            <w:tcW w:type="dxa" w:w="1787"/>
             <w:tcBorders/>
           </w:tcPr>
           <w:p>
@@ -20226,7 +20226,7 @@
         </w:tc>
         <w:tc>
           <w:tcPr>
-            <w:tcW w:type="dxa" w:w="1813"/>
+            <w:tcW w:type="dxa" w:w="2486"/>
             <w:tcBorders/>
           </w:tcPr>
           <w:p>
@@ -20247,7 +20247,7 @@
         </w:tc>
         <w:tc>
           <w:tcPr>
-            <w:tcW w:type="dxa" w:w="1813"/>
+            <w:tcW w:type="dxa" w:w="2330"/>
             <w:tcBorders/>
           </w:tcPr>
           <w:p>
@@ -20268,7 +20268,7 @@
         </w:tc>
         <w:tc>
           <w:tcPr>
-            <w:tcW w:type="dxa" w:w="1813"/>
+            <w:tcW w:type="dxa" w:w="1864"/>
             <w:tcBorders/>
           </w:tcPr>
           <w:p>
@@ -20289,7 +20289,7 @@
         </w:tc>
         <w:tc>
           <w:tcPr>
-            <w:tcW w:type="dxa" w:w="1813"/>
+            <w:tcW w:type="dxa" w:w="603"/>
             <w:tcBorders/>
           </w:tcPr>
           <w:p>
@@ -20312,7 +20312,7 @@
       <w:tr>
         <w:tc>
           <w:tcPr>
-            <w:tcW w:type="dxa" w:w="1813"/>
+            <w:tcW w:type="dxa" w:w="1787"/>
             <w:tcBorders/>
           </w:tcPr>
           <w:p>
@@ -20333,7 +20333,7 @@
         </w:tc>
         <w:tc>
           <w:tcPr>
-            <w:tcW w:type="dxa" w:w="1813"/>
+            <w:tcW w:type="dxa" w:w="2486"/>
             <w:tcBorders/>
           </w:tcPr>
           <w:p>
@@ -20354,7 +20354,7 @@
         </w:tc>
         <w:tc>
           <w:tcPr>
-            <w:tcW w:type="dxa" w:w="1813"/>
+            <w:tcW w:type="dxa" w:w="2330"/>
             <w:tcBorders/>
           </w:tcPr>
           <w:p>
@@ -20375,7 +20375,7 @@
         </w:tc>
         <w:tc>
           <w:tcPr>
-            <w:tcW w:type="dxa" w:w="1813"/>
+            <w:tcW w:type="dxa" w:w="1864"/>
             <w:tcBorders/>
           </w:tcPr>
           <w:p>
@@ -20396,7 +20396,7 @@
         </w:tc>
         <w:tc>
           <w:tcPr>
-            <w:tcW w:type="dxa" w:w="1813"/>
+            <w:tcW w:type="dxa" w:w="603"/>
             <w:tcBorders/>
           </w:tcPr>
           <w:p>
@@ -20419,7 +20419,7 @@
       <w:tr>
         <w:tc>
           <w:tcPr>
-            <w:tcW w:type="dxa" w:w="1813"/>
+            <w:tcW w:type="dxa" w:w="1787"/>
             <w:tcBorders/>
           </w:tcPr>
           <w:p>
@@ -20440,7 +20440,7 @@
         </w:tc>
         <w:tc>
           <w:tcPr>
-            <w:tcW w:type="dxa" w:w="1813"/>
+            <w:tcW w:type="dxa" w:w="2486"/>
             <w:tcBorders/>
           </w:tcPr>
           <w:p>
@@ -20461,7 +20461,7 @@
         </w:tc>
         <w:tc>
           <w:tcPr>
-            <w:tcW w:type="dxa" w:w="1813"/>
+            <w:tcW w:type="dxa" w:w="2330"/>
             <w:tcBorders/>
           </w:tcPr>
           <w:p>
@@ -20482,7 +20482,7 @@
         </w:tc>
         <w:tc>
           <w:tcPr>
-            <w:tcW w:type="dxa" w:w="1813"/>
+            <w:tcW w:type="dxa" w:w="1864"/>
             <w:tcBorders/>
           </w:tcPr>
           <w:p>
@@ -20503,7 +20503,7 @@
         </w:tc>
         <w:tc>
           <w:tcPr>
-            <w:tcW w:type="dxa" w:w="1813"/>
+            <w:tcW w:type="dxa" w:w="603"/>
             <w:tcBorders/>
           </w:tcPr>
           <w:p>
@@ -20526,7 +20526,7 @@
       <w:tr>
         <w:tc>
           <w:tcPr>
-            <w:tcW w:type="dxa" w:w="1813"/>
+            <w:tcW w:type="dxa" w:w="1787"/>
             <w:tcBorders/>
           </w:tcPr>
           <w:p>
@@ -20547,7 +20547,7 @@
         </w:tc>
         <w:tc>
           <w:tcPr>
-            <w:tcW w:type="dxa" w:w="1813"/>
+            <w:tcW w:type="dxa" w:w="2486"/>
             <w:tcBorders/>
           </w:tcPr>
           <w:p>
@@ -20568,7 +20568,7 @@
         </w:tc>
         <w:tc>
           <w:tcPr>
-            <w:tcW w:type="dxa" w:w="1813"/>
+            <w:tcW w:type="dxa" w:w="2330"/>
             <w:tcBorders/>
           </w:tcPr>
           <w:p>
@@ -20589,7 +20589,7 @@
         </w:tc>
         <w:tc>
           <w:tcPr>
-            <w:tcW w:type="dxa" w:w="1813"/>
+            <w:tcW w:type="dxa" w:w="1864"/>
             <w:tcBorders/>
           </w:tcPr>
           <w:p>
@@ -20610,7 +20610,7 @@
         </w:tc>
         <w:tc>
           <w:tcPr>
-            <w:tcW w:type="dxa" w:w="1813"/>
+            <w:tcW w:type="dxa" w:w="603"/>
             <w:tcBorders/>
           </w:tcPr>
           <w:p>
@@ -20633,7 +20633,7 @@
       <w:tr>
         <w:tc>
           <w:tcPr>
-            <w:tcW w:type="dxa" w:w="1813"/>
+            <w:tcW w:type="dxa" w:w="1787"/>
             <w:tcBorders/>
           </w:tcPr>
           <w:p>
@@ -20654,7 +20654,7 @@
         </w:tc>
         <w:tc>
           <w:tcPr>
-            <w:tcW w:type="dxa" w:w="1813"/>
+            <w:tcW w:type="dxa" w:w="2486"/>
             <w:tcBorders/>
           </w:tcPr>
           <w:p>
@@ -20675,7 +20675,7 @@
         </w:tc>
         <w:tc>
           <w:tcPr>
-            <w:tcW w:type="dxa" w:w="1813"/>
+            <w:tcW w:type="dxa" w:w="2330"/>
             <w:tcBorders/>
           </w:tcPr>
           <w:p>
@@ -20696,7 +20696,7 @@
         </w:tc>
         <w:tc>
           <w:tcPr>
-            <w:tcW w:type="dxa" w:w="1813"/>
+            <w:tcW w:type="dxa" w:w="1864"/>
             <w:tcBorders/>
           </w:tcPr>
           <w:p>
@@ -20717,7 +20717,7 @@
         </w:tc>
         <w:tc>
           <w:tcPr>
-            <w:tcW w:type="dxa" w:w="1813"/>
+            <w:tcW w:type="dxa" w:w="603"/>
             <w:tcBorders/>
           </w:tcPr>
           <w:p>
@@ -20740,7 +20740,7 @@
       <w:tr>
         <w:tc>
           <w:tcPr>
-            <w:tcW w:type="dxa" w:w="1813"/>
+            <w:tcW w:type="dxa" w:w="1787"/>
             <w:tcBorders/>
           </w:tcPr>
           <w:p>
@@ -20761,7 +20761,7 @@
         </w:tc>
         <w:tc>
           <w:tcPr>
-            <w:tcW w:type="dxa" w:w="1813"/>
+            <w:tcW w:type="dxa" w:w="2486"/>
             <w:tcBorders/>
           </w:tcPr>
           <w:p>
@@ -20782,7 +20782,7 @@
         </w:tc>
         <w:tc>
           <w:tcPr>
-            <w:tcW w:type="dxa" w:w="1813"/>
+            <w:tcW w:type="dxa" w:w="2330"/>
             <w:tcBorders/>
           </w:tcPr>
           <w:p>
@@ -20803,7 +20803,7 @@
         </w:tc>
         <w:tc>
           <w:tcPr>
-            <w:tcW w:type="dxa" w:w="1813"/>
+            <w:tcW w:type="dxa" w:w="1864"/>
             <w:tcBorders/>
           </w:tcPr>
           <w:p>
@@ -20824,7 +20824,7 @@
         </w:tc>
         <w:tc>
           <w:tcPr>
-            <w:tcW w:type="dxa" w:w="1813"/>
+            <w:tcW w:type="dxa" w:w="603"/>
             <w:tcBorders/>
           </w:tcPr>
           <w:p>
@@ -20847,7 +20847,7 @@
       <w:tr>
         <w:tc>
           <w:tcPr>
-            <w:tcW w:type="dxa" w:w="1813"/>
+            <w:tcW w:type="dxa" w:w="1787"/>
             <w:tcBorders/>
           </w:tcPr>
           <w:p>
@@ -20868,7 +20868,7 @@
         </w:tc>
         <w:tc>
           <w:tcPr>
-            <w:tcW w:type="dxa" w:w="1813"/>
+            <w:tcW w:type="dxa" w:w="2486"/>
             <w:tcBorders/>
           </w:tcPr>
           <w:p>
@@ -20889,7 +20889,7 @@
         </w:tc>
         <w:tc>
           <w:tcPr>
-            <w:tcW w:type="dxa" w:w="1813"/>
+            <w:tcW w:type="dxa" w:w="2330"/>
             <w:tcBorders/>
           </w:tcPr>
           <w:p>
@@ -20910,7 +20910,7 @@
         </w:tc>
         <w:tc>
           <w:tcPr>
-            <w:tcW w:type="dxa" w:w="1813"/>
+            <w:tcW w:type="dxa" w:w="1864"/>
             <w:tcBorders/>
           </w:tcPr>
           <w:p>
@@ -20931,7 +20931,7 @@
         </w:tc>
         <w:tc>
           <w:tcPr>
-            <w:tcW w:type="dxa" w:w="1813"/>
+            <w:tcW w:type="dxa" w:w="603"/>
             <w:tcBorders/>
           </w:tcPr>
           <w:p>
@@ -20954,7 +20954,7 @@
       <w:tr>
         <w:tc>
           <w:tcPr>
-            <w:tcW w:type="dxa" w:w="1813"/>
+            <w:tcW w:type="dxa" w:w="1787"/>
             <w:tcBorders>
               <w:bottom w:val="single" w:sz="12" w:color="000000"/>
             </w:tcBorders>
@@ -20977,7 +20977,7 @@
         </w:tc>
         <w:tc>
           <w:tcPr>
-            <w:tcW w:type="dxa" w:w="1813"/>
+            <w:tcW w:type="dxa" w:w="2486"/>
             <w:tcBorders>
               <w:bottom w:val="single" w:sz="12" w:color="000000"/>
             </w:tcBorders>
@@ -21000,7 +21000,7 @@
         </w:tc>
         <w:tc>
           <w:tcPr>
-            <w:tcW w:type="dxa" w:w="1813"/>
+            <w:tcW w:type="dxa" w:w="2330"/>
             <w:tcBorders>
               <w:bottom w:val="single" w:sz="12" w:color="000000"/>
             </w:tcBorders>
@@ -21023,7 +21023,7 @@
         </w:tc>
         <w:tc>
           <w:tcPr>
-            <w:tcW w:type="dxa" w:w="1813"/>
+            <w:tcW w:type="dxa" w:w="1864"/>
             <w:tcBorders>
               <w:bottom w:val="single" w:sz="12" w:color="000000"/>
             </w:tcBorders>
@@ -21046,7 +21046,7 @@
         </w:tc>
         <w:tc>
           <w:tcPr>
-            <w:tcW w:type="dxa" w:w="1813"/>
+            <w:tcW w:type="dxa" w:w="603"/>
             <w:tcBorders>
               <w:bottom w:val="single" w:sz="12" w:color="000000"/>
             </w:tcBorders>

--- a/docs/thesis/论文正文.docx
+++ b/docs/thesis/论文正文.docx
@@ -125,7 +125,7 @@
           <w:b w:val="0"/>
           <w:sz w:val="24"/>
         </w:rPr>
-        <w:t>实践意义方面，学生端以微信小程序为载体，管理端以原生网页技术构建，后端结构简单、部署门槛低；三层降级机制使大模型不可用时各项功能仍可正常使用。</w:t>
+        <w:t>实践意义方面，学生端同时提供微信小程序与零构建的网页版两种载体，管理端以原生网页技术构建，后端结构简单、部署门槛低；三层降级机制使大模型不可用时各项功能仍可正常使用。</w:t>
       </w:r>
     </w:p>
     <w:p>
@@ -587,7 +587,7 @@
           <w:b w:val="0"/>
           <w:sz w:val="24"/>
         </w:rPr>
-        <w:t>能力边界方面，小程序通过 `wx.request` 发起网络请求，平台对单次请求的可配置超时时间设有上限（约 60 秒）。`wx.login` 可获取临时登录凭证，系统据此预留换取 openid 的接入点，当前以本地账号实现身份标识[11]。</w:t>
+        <w:t>能力边界方面，小程序通过 `wx.request` 发起网络请求，平台对单次请求的可配置超时时间设有上限（约 60 秒）。`wx.login` 可获取临时登录凭证，小程序端据此取得身份标识，其中交由微信服务端校验并换取 openid 的环节为预留接入点；网页版学生端则以登录名与口令建立账号[11]。</w:t>
       </w:r>
     </w:p>
     <w:p>
@@ -741,7 +741,7 @@
           <w:b w:val="0"/>
           <w:sz w:val="24"/>
         </w:rPr>
-        <w:t>身份认证方面，JSON Web Token（JWT）由头部、载荷与签名三部分以点号连接组成，载荷携带用户标识与过期时间等声明，签名由服务器密钥计算得到。服务端签发令牌后无需保存会话状态，后续请求在请求头携带令牌，校验签名与有效期即可确认身份。系统使用 PyJWT 以 HS256 算法签发令牌，学生端有效期为 7 天，管理端为 2 小时。</w:t>
+        <w:t>身份认证方面，JSON Web Token（JWT）由头部、载荷与签名三部分以点号连接组成，载荷携带用户标识与过期时间等声明，签名由服务器密钥计算得到。服务端签发令牌后无需保存会话状态，后续请求在请求头携带令牌，校验签名与有效期即可确认身份。系统使用 PyJWT 以 HS256 算法签发令牌，学生端有效期为 7 天，管理端为 2 小时。对于以登录名与口令进入的学生账号，口令不以明文入库，而是经 PBKDF2-HMAC-SHA256 加盐派生后存储，校验时重新派生并比对结果。</w:t>
       </w:r>
     </w:p>
     <w:p>
@@ -825,7 +825,7 @@
           <w:b w:val="0"/>
           <w:sz w:val="24"/>
         </w:rPr>
-        <w:t>学生端采用微信小程序原生框架，以 WXML、WXSS、JavaScript 与 JSON 组织页面，无需构建工具链；管理端采用原生 HTML、CSS 与 JavaScript，由后端以静态目录托管。后端采用 Python 3.13、FastAPI、Uvicorn 与 Pydantic v2，并可用标准库 sqlite3 持久化数据。大模型通过 DeepSeek 的 OpenAI 兼容接口接入，由 httpx 调用；检索增强使用中文 2-gram 词频向量与余弦相似度。后端已跑通全部核心链路。</w:t>
+        <w:t>学生端采用微信小程序原生框架，以 WXML、WXSS、JavaScript 与 JSON 组织页面，无需构建工具链；同时提供零构建的网页版学生端，以原生 HTML、CSS 与 JavaScript 编写，便于在浏览器中直接演示。管理端采用原生 HTML、CSS 与 JavaScript，由后端以静态目录托管。后端采用 Python 3.13、FastAPI、Uvicorn 与 Pydantic v2，并可用标准库 sqlite3 持久化数据。大模型通过 DeepSeek 的 OpenAI 兼容接口接入，由 httpx 调用；检索增强使用中文 2-gram 词频向量与余弦相似度。后端已跑通全部核心链路。</w:t>
       </w:r>
     </w:p>
     <w:p>
@@ -923,7 +923,7 @@
           <w:b w:val="0"/>
           <w:sz w:val="24"/>
         </w:rPr>
-        <w:t>学生是核心用户，覆盖小学低年级、小学高年级与初中三个学段。典型场景为：在去闯关页选择学段并输入感兴趣的主题；进入答题页逐题作答并即时获得讲解；在复盘报告页查看掌握度、知识总结与薄弱知识点；再到错题本页查看排行并点击只练错题复习。</w:t>
+        <w:t>学生是核心用户，覆盖小学低年级、小学高年级与初中三个学段。典型场景为：在去闯关页选择学段并输入感兴趣的主题；进入答题页逐题作答并即时获得讲解；在复盘报告页查看掌握度、知识总结与薄弱知识点；再到错题本页查看排行并点击只练错题复习。为兼顾先试后用的习惯，学生可用登录名与口令注册登录，也可以游客身份先体验，之后再把手上的闯关记录、错题本与经验值合并到正式账号。</w:t>
       </w:r>
     </w:p>
     <w:p>
@@ -1021,7 +1021,7 @@
           <w:b w:val="0"/>
           <w:sz w:val="24"/>
         </w:rPr>
-        <w:t>学生端划分六个功能模块。闯关出题模块接收主题与可选题量、学段、文档标识，经内容安全校验与按学段组装后出题，命中资料时做检索增强，输出题目列表与来源标识。答题闯关模块比对正确选项下标，统计正确率与薄弱知识点，结算经验值并维护错题本。复盘报告模块生成掌握度、薄弱知识点与学习建议。错题本模块提供错题列表、薄弱知识点排行、只练错题与清空四项能力。个人中心展示用户信息、经验值与错题数量，知识库支持上传资料、基于资料出题与删除资料。</w:t>
+        <w:t>学生端划分六个功能模块。闯关出题模块接收主题与可选题量、学段、文档标识，经内容安全校验与按学段组装后出题，命中资料时做检索增强，输出题目列表与来源标识。答题闯关模块比对正确选项下标，统计正确率与薄弱知识点，结算经验值并维护错题本。复盘报告模块生成掌握度、薄弱知识点与学习建议。错题本模块提供错题列表、薄弱知识点排行、只练错题与清空四项能力。个人中心展示用户信息、经验值与错题数量，知识库支持上传资料、基于资料出题与删除资料。账号方面，学生可用登录名与口令注册登录，也可先用游客身份体验，注册或登录后再把游客期间的数据合并到正式账号。</w:t>
       </w:r>
     </w:p>
     <w:p>
@@ -1049,7 +1049,7 @@
           <w:b w:val="0"/>
           <w:sz w:val="24"/>
         </w:rPr>
-        <w:t>管理端已实现，含运行看板、题库资源池、用户管理、闯关记录与操作日志五个功能区。运行看板汇总用户、闯关、答题、错题本与资源池指标及近若干天趋势。资源池支持分页查询、主题统计与增删改，修改时只更新请求中出现的字段；用户管理提供分页查询与状态调整；闯关记录按学段与来源分页查询；操作日志记录登录与各类写操作。全部接口通过 X-Admin-Token 鉴权。功能需求汇总如表 3-1 所示。</w:t>
+        <w:t>管理端已实现，含运行看板、题库资源池、用户管理、闯关记录与操作日志五个功能区。运行看板汇总用户、闯关、答题、错题本与资源池指标及近若干天趋势。资源池支持分页查询、主题统计与增删改，修改时只更新请求中出现的字段；用户管理提供分页查询、状态调整与单个学生的答题信息分类查看，检索支持按登录名或昵称匹配；闯关记录按学段与来源分页查询；操作日志记录登录与各类写操作。全部接口通过 X-Admin-Token 鉴权。功能需求汇总如表 3-1 所示。</w:t>
       </w:r>
     </w:p>
     <w:p>
@@ -1083,7 +1083,7 @@
       <w:tr>
         <w:tc>
           <w:tcPr>
-            <w:tcW w:type="dxa" w:w="614"/>
+            <w:tcW w:type="dxa" w:w="613"/>
             <w:tcBorders>
               <w:top w:val="single" w:sz="12" w:color="000000"/>
               <w:bottom w:val="single" w:sz="6" w:color="000000"/>
@@ -1107,7 +1107,7 @@
         </w:tc>
         <w:tc>
           <w:tcPr>
-            <w:tcW w:type="dxa" w:w="828"/>
+            <w:tcW w:type="dxa" w:w="811"/>
             <w:tcBorders>
               <w:top w:val="single" w:sz="12" w:color="000000"/>
               <w:bottom w:val="single" w:sz="6" w:color="000000"/>
@@ -1131,7 +1131,7 @@
         </w:tc>
         <w:tc>
           <w:tcPr>
-            <w:tcW w:type="dxa" w:w="2011"/>
+            <w:tcW w:type="dxa" w:w="1970"/>
             <w:tcBorders>
               <w:top w:val="single" w:sz="12" w:color="000000"/>
               <w:bottom w:val="single" w:sz="6" w:color="000000"/>
@@ -1155,7 +1155,7 @@
         </w:tc>
         <w:tc>
           <w:tcPr>
-            <w:tcW w:type="dxa" w:w="3371"/>
+            <w:tcW w:type="dxa" w:w="3476"/>
             <w:tcBorders>
               <w:top w:val="single" w:sz="12" w:color="000000"/>
               <w:bottom w:val="single" w:sz="6" w:color="000000"/>
@@ -1179,7 +1179,7 @@
         </w:tc>
         <w:tc>
           <w:tcPr>
-            <w:tcW w:type="dxa" w:w="2247"/>
+            <w:tcW w:type="dxa" w:w="2201"/>
             <w:tcBorders>
               <w:top w:val="single" w:sz="12" w:color="000000"/>
               <w:bottom w:val="single" w:sz="6" w:color="000000"/>
@@ -1205,7 +1205,7 @@
       <w:tr>
         <w:tc>
           <w:tcPr>
-            <w:tcW w:type="dxa" w:w="614"/>
+            <w:tcW w:type="dxa" w:w="613"/>
             <w:tcBorders/>
           </w:tcPr>
           <w:p>
@@ -1226,7 +1226,7 @@
         </w:tc>
         <w:tc>
           <w:tcPr>
-            <w:tcW w:type="dxa" w:w="828"/>
+            <w:tcW w:type="dxa" w:w="811"/>
             <w:tcBorders/>
           </w:tcPr>
           <w:p>
@@ -1247,7 +1247,7 @@
         </w:tc>
         <w:tc>
           <w:tcPr>
-            <w:tcW w:type="dxa" w:w="2011"/>
+            <w:tcW w:type="dxa" w:w="1970"/>
             <w:tcBorders/>
           </w:tcPr>
           <w:p>
@@ -1268,7 +1268,7 @@
         </w:tc>
         <w:tc>
           <w:tcPr>
-            <w:tcW w:type="dxa" w:w="3371"/>
+            <w:tcW w:type="dxa" w:w="3476"/>
             <w:tcBorders/>
           </w:tcPr>
           <w:p>
@@ -1289,7 +1289,7 @@
         </w:tc>
         <w:tc>
           <w:tcPr>
-            <w:tcW w:type="dxa" w:w="2247"/>
+            <w:tcW w:type="dxa" w:w="2201"/>
             <w:tcBorders/>
           </w:tcPr>
           <w:p>
@@ -1312,7 +1312,7 @@
       <w:tr>
         <w:tc>
           <w:tcPr>
-            <w:tcW w:type="dxa" w:w="614"/>
+            <w:tcW w:type="dxa" w:w="613"/>
             <w:tcBorders/>
           </w:tcPr>
           <w:p>
@@ -1333,7 +1333,7 @@
         </w:tc>
         <w:tc>
           <w:tcPr>
-            <w:tcW w:type="dxa" w:w="828"/>
+            <w:tcW w:type="dxa" w:w="811"/>
             <w:tcBorders/>
           </w:tcPr>
           <w:p>
@@ -1354,7 +1354,7 @@
         </w:tc>
         <w:tc>
           <w:tcPr>
-            <w:tcW w:type="dxa" w:w="2011"/>
+            <w:tcW w:type="dxa" w:w="1970"/>
             <w:tcBorders/>
           </w:tcPr>
           <w:p>
@@ -1375,7 +1375,7 @@
         </w:tc>
         <w:tc>
           <w:tcPr>
-            <w:tcW w:type="dxa" w:w="3371"/>
+            <w:tcW w:type="dxa" w:w="3476"/>
             <w:tcBorders/>
           </w:tcPr>
           <w:p>
@@ -1396,7 +1396,7 @@
         </w:tc>
         <w:tc>
           <w:tcPr>
-            <w:tcW w:type="dxa" w:w="2247"/>
+            <w:tcW w:type="dxa" w:w="2201"/>
             <w:tcBorders/>
           </w:tcPr>
           <w:p>
@@ -1419,7 +1419,7 @@
       <w:tr>
         <w:tc>
           <w:tcPr>
-            <w:tcW w:type="dxa" w:w="614"/>
+            <w:tcW w:type="dxa" w:w="613"/>
             <w:tcBorders/>
           </w:tcPr>
           <w:p>
@@ -1440,7 +1440,7 @@
         </w:tc>
         <w:tc>
           <w:tcPr>
-            <w:tcW w:type="dxa" w:w="828"/>
+            <w:tcW w:type="dxa" w:w="811"/>
             <w:tcBorders/>
           </w:tcPr>
           <w:p>
@@ -1461,7 +1461,7 @@
         </w:tc>
         <w:tc>
           <w:tcPr>
-            <w:tcW w:type="dxa" w:w="2011"/>
+            <w:tcW w:type="dxa" w:w="1970"/>
             <w:tcBorders/>
           </w:tcPr>
           <w:p>
@@ -1482,7 +1482,7 @@
         </w:tc>
         <w:tc>
           <w:tcPr>
-            <w:tcW w:type="dxa" w:w="3371"/>
+            <w:tcW w:type="dxa" w:w="3476"/>
             <w:tcBorders/>
           </w:tcPr>
           <w:p>
@@ -1503,7 +1503,7 @@
         </w:tc>
         <w:tc>
           <w:tcPr>
-            <w:tcW w:type="dxa" w:w="2247"/>
+            <w:tcW w:type="dxa" w:w="2201"/>
             <w:tcBorders/>
           </w:tcPr>
           <w:p>
@@ -1526,106 +1526,106 @@
       <w:tr>
         <w:tc>
           <w:tcPr>
-            <w:tcW w:type="dxa" w:w="614"/>
-            <w:tcBorders/>
-          </w:tcPr>
-          <w:p>
-            <w:pPr>
-              <w:spacing w:lineRule="exact" w:line="280" w:before="0" w:after="0"/>
-              <w:jc w:val="center"/>
-            </w:pPr>
-            <w:r/>
-            <w:r>
-              <w:rPr>
-                <w:rFonts w:ascii="Times New Roman" w:hAnsi="Times New Roman" w:eastAsia="宋体"/>
-                <w:b w:val="0"/>
-                <w:sz w:val="21"/>
-              </w:rPr>
-              <w:t>错题本</w:t>
-            </w:r>
-          </w:p>
-        </w:tc>
-        <w:tc>
-          <w:tcPr>
-            <w:tcW w:type="dxa" w:w="828"/>
-            <w:tcBorders/>
-          </w:tcPr>
-          <w:p>
-            <w:pPr>
-              <w:spacing w:lineRule="exact" w:line="280" w:before="0" w:after="0"/>
-              <w:jc w:val="center"/>
-            </w:pPr>
-            <w:r/>
-            <w:r>
-              <w:rPr>
-                <w:rFonts w:ascii="Times New Roman" w:hAnsi="Times New Roman" w:eastAsia="宋体"/>
-                <w:b w:val="0"/>
-                <w:sz w:val="21"/>
-              </w:rPr>
-              <w:t>错题管理</w:t>
-            </w:r>
-          </w:p>
-        </w:tc>
-        <w:tc>
-          <w:tcPr>
-            <w:tcW w:type="dxa" w:w="2011"/>
-            <w:tcBorders/>
-          </w:tcPr>
-          <w:p>
-            <w:pPr>
-              <w:spacing w:lineRule="exact" w:line="280" w:before="0" w:after="0"/>
-              <w:jc w:val="center"/>
-            </w:pPr>
-            <w:r/>
-            <w:r>
-              <w:rPr>
-                <w:rFonts w:ascii="Times New Roman" w:hAnsi="Times New Roman" w:eastAsia="宋体"/>
-                <w:b w:val="0"/>
-                <w:sz w:val="21"/>
-              </w:rPr>
-              <w:t>用户身份</w:t>
-            </w:r>
-          </w:p>
-        </w:tc>
-        <w:tc>
-          <w:tcPr>
-            <w:tcW w:type="dxa" w:w="3371"/>
-            <w:tcBorders/>
-          </w:tcPr>
-          <w:p>
-            <w:pPr>
-              <w:spacing w:lineRule="exact" w:line="280" w:before="0" w:after="0"/>
-              <w:jc w:val="center"/>
-            </w:pPr>
-            <w:r/>
-            <w:r>
-              <w:rPr>
-                <w:rFonts w:ascii="Times New Roman" w:hAnsi="Times New Roman" w:eastAsia="宋体"/>
-                <w:b w:val="0"/>
-                <w:sz w:val="21"/>
-              </w:rPr>
-              <w:t>答错入库并累加次数、答对移除、按错误次数排序</w:t>
-            </w:r>
-          </w:p>
-        </w:tc>
-        <w:tc>
-          <w:tcPr>
-            <w:tcW w:type="dxa" w:w="2247"/>
-            <w:tcBorders/>
-          </w:tcPr>
-          <w:p>
-            <w:pPr>
-              <w:spacing w:lineRule="exact" w:line="280" w:before="0" w:after="0"/>
-              <w:jc w:val="center"/>
-            </w:pPr>
-            <w:r/>
-            <w:r>
-              <w:rPr>
-                <w:rFonts w:ascii="Times New Roman" w:hAnsi="Times New Roman" w:eastAsia="宋体"/>
-                <w:b w:val="0"/>
-                <w:sz w:val="21"/>
-              </w:rPr>
-              <w:t>错题列表、薄弱知识点排行</w:t>
+            <w:tcW w:type="dxa" w:w="613"/>
+            <w:tcBorders/>
+          </w:tcPr>
+          <w:p>
+            <w:pPr>
+              <w:spacing w:lineRule="exact" w:line="280" w:before="0" w:after="0"/>
+              <w:jc w:val="center"/>
+            </w:pPr>
+            <w:r/>
+            <w:r>
+              <w:rPr>
+                <w:rFonts w:ascii="Times New Roman" w:hAnsi="Times New Roman" w:eastAsia="宋体"/>
+                <w:b w:val="0"/>
+                <w:sz w:val="21"/>
+              </w:rPr>
+              <w:t>账号</w:t>
+            </w:r>
+          </w:p>
+        </w:tc>
+        <w:tc>
+          <w:tcPr>
+            <w:tcW w:type="dxa" w:w="811"/>
+            <w:tcBorders/>
+          </w:tcPr>
+          <w:p>
+            <w:pPr>
+              <w:spacing w:lineRule="exact" w:line="280" w:before="0" w:after="0"/>
+              <w:jc w:val="center"/>
+            </w:pPr>
+            <w:r/>
+            <w:r>
+              <w:rPr>
+                <w:rFonts w:ascii="Times New Roman" w:hAnsi="Times New Roman" w:eastAsia="宋体"/>
+                <w:b w:val="0"/>
+                <w:sz w:val="21"/>
+              </w:rPr>
+              <w:t>注册与登录</w:t>
+            </w:r>
+          </w:p>
+        </w:tc>
+        <w:tc>
+          <w:tcPr>
+            <w:tcW w:type="dxa" w:w="1970"/>
+            <w:tcBorders/>
+          </w:tcPr>
+          <w:p>
+            <w:pPr>
+              <w:spacing w:lineRule="exact" w:line="280" w:before="0" w:after="0"/>
+              <w:jc w:val="center"/>
+            </w:pPr>
+            <w:r/>
+            <w:r>
+              <w:rPr>
+                <w:rFonts w:ascii="Times New Roman" w:hAnsi="Times New Roman" w:eastAsia="宋体"/>
+                <w:b w:val="0"/>
+                <w:sz w:val="21"/>
+              </w:rPr>
+              <w:t>登录名、口令、游客身份</w:t>
+            </w:r>
+          </w:p>
+        </w:tc>
+        <w:tc>
+          <w:tcPr>
+            <w:tcW w:type="dxa" w:w="3476"/>
+            <w:tcBorders/>
+          </w:tcPr>
+          <w:p>
+            <w:pPr>
+              <w:spacing w:lineRule="exact" w:line="280" w:before="0" w:after="0"/>
+              <w:jc w:val="center"/>
+            </w:pPr>
+            <w:r/>
+            <w:r>
+              <w:rPr>
+                <w:rFonts w:ascii="Times New Roman" w:hAnsi="Times New Roman" w:eastAsia="宋体"/>
+                <w:b w:val="0"/>
+                <w:sz w:val="21"/>
+              </w:rPr>
+              <w:t>口令加盐派生后入库；游客可先体验，登录后把游客数据并入正式账号</w:t>
+            </w:r>
+          </w:p>
+        </w:tc>
+        <w:tc>
+          <w:tcPr>
+            <w:tcW w:type="dxa" w:w="2201"/>
+            <w:tcBorders/>
+          </w:tcPr>
+          <w:p>
+            <w:pPr>
+              <w:spacing w:lineRule="exact" w:line="280" w:before="0" w:after="0"/>
+              <w:jc w:val="center"/>
+            </w:pPr>
+            <w:r/>
+            <w:r>
+              <w:rPr>
+                <w:rFonts w:ascii="Times New Roman" w:hAnsi="Times New Roman" w:eastAsia="宋体"/>
+                <w:b w:val="0"/>
+                <w:sz w:val="21"/>
+              </w:rPr>
+              <w:t>令牌、用户信息、合并结果</w:t>
             </w:r>
           </w:p>
         </w:tc>
@@ -1633,7 +1633,7 @@
       <w:tr>
         <w:tc>
           <w:tcPr>
-            <w:tcW w:type="dxa" w:w="614"/>
+            <w:tcW w:type="dxa" w:w="613"/>
             <w:tcBorders/>
           </w:tcPr>
           <w:p>
@@ -1654,85 +1654,85 @@
         </w:tc>
         <w:tc>
           <w:tcPr>
-            <w:tcW w:type="dxa" w:w="828"/>
-            <w:tcBorders/>
-          </w:tcPr>
-          <w:p>
-            <w:pPr>
-              <w:spacing w:lineRule="exact" w:line="280" w:before="0" w:after="0"/>
-              <w:jc w:val="center"/>
-            </w:pPr>
-            <w:r/>
-            <w:r>
-              <w:rPr>
-                <w:rFonts w:ascii="Times New Roman" w:hAnsi="Times New Roman" w:eastAsia="宋体"/>
-                <w:b w:val="0"/>
-                <w:sz w:val="21"/>
-              </w:rPr>
-              <w:t>只练错题</w:t>
-            </w:r>
-          </w:p>
-        </w:tc>
-        <w:tc>
-          <w:tcPr>
-            <w:tcW w:type="dxa" w:w="2011"/>
-            <w:tcBorders/>
-          </w:tcPr>
-          <w:p>
-            <w:pPr>
-              <w:spacing w:lineRule="exact" w:line="280" w:before="0" w:after="0"/>
-              <w:jc w:val="center"/>
-            </w:pPr>
-            <w:r/>
-            <w:r>
-              <w:rPr>
-                <w:rFonts w:ascii="Times New Roman" w:hAnsi="Times New Roman" w:eastAsia="宋体"/>
-                <w:b w:val="0"/>
-                <w:sz w:val="21"/>
-              </w:rPr>
-              <w:t>题量、学段</w:t>
-            </w:r>
-          </w:p>
-        </w:tc>
-        <w:tc>
-          <w:tcPr>
-            <w:tcW w:type="dxa" w:w="3371"/>
-            <w:tcBorders/>
-          </w:tcPr>
-          <w:p>
-            <w:pPr>
-              <w:spacing w:lineRule="exact" w:line="280" w:before="0" w:after="0"/>
-              <w:jc w:val="center"/>
-            </w:pPr>
-            <w:r/>
-            <w:r>
-              <w:rPr>
-                <w:rFonts w:ascii="Times New Roman" w:hAnsi="Times New Roman" w:eastAsia="宋体"/>
-                <w:b w:val="0"/>
-                <w:sz w:val="21"/>
-              </w:rPr>
-              <w:t>由错题重组练习卷，不调用大模型</w:t>
-            </w:r>
-          </w:p>
-        </w:tc>
-        <w:tc>
-          <w:tcPr>
-            <w:tcW w:type="dxa" w:w="2247"/>
-            <w:tcBorders/>
-          </w:tcPr>
-          <w:p>
-            <w:pPr>
-              <w:spacing w:lineRule="exact" w:line="280" w:before="0" w:after="0"/>
-              <w:jc w:val="center"/>
-            </w:pPr>
-            <w:r/>
-            <w:r>
-              <w:rPr>
-                <w:rFonts w:ascii="Times New Roman" w:hAnsi="Times New Roman" w:eastAsia="宋体"/>
-                <w:b w:val="0"/>
-                <w:sz w:val="21"/>
-              </w:rPr>
-              <w:t>练习卷题目列表</w:t>
+            <w:tcW w:type="dxa" w:w="811"/>
+            <w:tcBorders/>
+          </w:tcPr>
+          <w:p>
+            <w:pPr>
+              <w:spacing w:lineRule="exact" w:line="280" w:before="0" w:after="0"/>
+              <w:jc w:val="center"/>
+            </w:pPr>
+            <w:r/>
+            <w:r>
+              <w:rPr>
+                <w:rFonts w:ascii="Times New Roman" w:hAnsi="Times New Roman" w:eastAsia="宋体"/>
+                <w:b w:val="0"/>
+                <w:sz w:val="21"/>
+              </w:rPr>
+              <w:t>错题管理</w:t>
+            </w:r>
+          </w:p>
+        </w:tc>
+        <w:tc>
+          <w:tcPr>
+            <w:tcW w:type="dxa" w:w="1970"/>
+            <w:tcBorders/>
+          </w:tcPr>
+          <w:p>
+            <w:pPr>
+              <w:spacing w:lineRule="exact" w:line="280" w:before="0" w:after="0"/>
+              <w:jc w:val="center"/>
+            </w:pPr>
+            <w:r/>
+            <w:r>
+              <w:rPr>
+                <w:rFonts w:ascii="Times New Roman" w:hAnsi="Times New Roman" w:eastAsia="宋体"/>
+                <w:b w:val="0"/>
+                <w:sz w:val="21"/>
+              </w:rPr>
+              <w:t>用户身份</w:t>
+            </w:r>
+          </w:p>
+        </w:tc>
+        <w:tc>
+          <w:tcPr>
+            <w:tcW w:type="dxa" w:w="3476"/>
+            <w:tcBorders/>
+          </w:tcPr>
+          <w:p>
+            <w:pPr>
+              <w:spacing w:lineRule="exact" w:line="280" w:before="0" w:after="0"/>
+              <w:jc w:val="center"/>
+            </w:pPr>
+            <w:r/>
+            <w:r>
+              <w:rPr>
+                <w:rFonts w:ascii="Times New Roman" w:hAnsi="Times New Roman" w:eastAsia="宋体"/>
+                <w:b w:val="0"/>
+                <w:sz w:val="21"/>
+              </w:rPr>
+              <w:t>答错入库并累加次数、答对移除、按错误次数排序</w:t>
+            </w:r>
+          </w:p>
+        </w:tc>
+        <w:tc>
+          <w:tcPr>
+            <w:tcW w:type="dxa" w:w="2201"/>
+            <w:tcBorders/>
+          </w:tcPr>
+          <w:p>
+            <w:pPr>
+              <w:spacing w:lineRule="exact" w:line="280" w:before="0" w:after="0"/>
+              <w:jc w:val="center"/>
+            </w:pPr>
+            <w:r/>
+            <w:r>
+              <w:rPr>
+                <w:rFonts w:ascii="Times New Roman" w:hAnsi="Times New Roman" w:eastAsia="宋体"/>
+                <w:b w:val="0"/>
+                <w:sz w:val="21"/>
+              </w:rPr>
+              <w:t>错题列表、薄弱知识点排行</w:t>
             </w:r>
           </w:p>
         </w:tc>
@@ -1740,106 +1740,106 @@
       <w:tr>
         <w:tc>
           <w:tcPr>
-            <w:tcW w:type="dxa" w:w="614"/>
-            <w:tcBorders/>
-          </w:tcPr>
-          <w:p>
-            <w:pPr>
-              <w:spacing w:lineRule="exact" w:line="280" w:before="0" w:after="0"/>
-              <w:jc w:val="center"/>
-            </w:pPr>
-            <w:r/>
-            <w:r>
-              <w:rPr>
-                <w:rFonts w:ascii="Times New Roman" w:hAnsi="Times New Roman" w:eastAsia="宋体"/>
-                <w:b w:val="0"/>
-                <w:sz w:val="21"/>
-              </w:rPr>
-              <w:t>个人中心</w:t>
-            </w:r>
-          </w:p>
-        </w:tc>
-        <w:tc>
-          <w:tcPr>
-            <w:tcW w:type="dxa" w:w="828"/>
-            <w:tcBorders/>
-          </w:tcPr>
-          <w:p>
-            <w:pPr>
-              <w:spacing w:lineRule="exact" w:line="280" w:before="0" w:after="0"/>
-              <w:jc w:val="center"/>
-            </w:pPr>
-            <w:r/>
-            <w:r>
-              <w:rPr>
-                <w:rFonts w:ascii="Times New Roman" w:hAnsi="Times New Roman" w:eastAsia="宋体"/>
-                <w:b w:val="0"/>
-                <w:sz w:val="21"/>
-              </w:rPr>
-              <w:t>个人信息</w:t>
-            </w:r>
-          </w:p>
-        </w:tc>
-        <w:tc>
-          <w:tcPr>
-            <w:tcW w:type="dxa" w:w="2011"/>
-            <w:tcBorders/>
-          </w:tcPr>
-          <w:p>
-            <w:pPr>
-              <w:spacing w:lineRule="exact" w:line="280" w:before="0" w:after="0"/>
-              <w:jc w:val="center"/>
-            </w:pPr>
-            <w:r/>
-            <w:r>
-              <w:rPr>
-                <w:rFonts w:ascii="Times New Roman" w:hAnsi="Times New Roman" w:eastAsia="宋体"/>
-                <w:b w:val="0"/>
-                <w:sz w:val="21"/>
-              </w:rPr>
-              <w:t>用户身份</w:t>
-            </w:r>
-          </w:p>
-        </w:tc>
-        <w:tc>
-          <w:tcPr>
-            <w:tcW w:type="dxa" w:w="3371"/>
-            <w:tcBorders/>
-          </w:tcPr>
-          <w:p>
-            <w:pPr>
-              <w:spacing w:lineRule="exact" w:line="280" w:before="0" w:after="0"/>
-              <w:jc w:val="center"/>
-            </w:pPr>
-            <w:r/>
-            <w:r>
-              <w:rPr>
-                <w:rFonts w:ascii="Times New Roman" w:hAnsi="Times New Roman" w:eastAsia="宋体"/>
-                <w:b w:val="0"/>
-                <w:sz w:val="21"/>
-              </w:rPr>
-              <w:t>汇总用户资料、经验值、错题与历史闯关</w:t>
-            </w:r>
-          </w:p>
-        </w:tc>
-        <w:tc>
-          <w:tcPr>
-            <w:tcW w:type="dxa" w:w="2247"/>
-            <w:tcBorders/>
-          </w:tcPr>
-          <w:p>
-            <w:pPr>
-              <w:spacing w:lineRule="exact" w:line="280" w:before="0" w:after="0"/>
-              <w:jc w:val="center"/>
-            </w:pPr>
-            <w:r/>
-            <w:r>
-              <w:rPr>
-                <w:rFonts w:ascii="Times New Roman" w:hAnsi="Times New Roman" w:eastAsia="宋体"/>
-                <w:b w:val="0"/>
-                <w:sz w:val="21"/>
-              </w:rPr>
-              <w:t>用户信息、闯关记录、错题数量</w:t>
+            <w:tcW w:type="dxa" w:w="613"/>
+            <w:tcBorders/>
+          </w:tcPr>
+          <w:p>
+            <w:pPr>
+              <w:spacing w:lineRule="exact" w:line="280" w:before="0" w:after="0"/>
+              <w:jc w:val="center"/>
+            </w:pPr>
+            <w:r/>
+            <w:r>
+              <w:rPr>
+                <w:rFonts w:ascii="Times New Roman" w:hAnsi="Times New Roman" w:eastAsia="宋体"/>
+                <w:b w:val="0"/>
+                <w:sz w:val="21"/>
+              </w:rPr>
+              <w:t>错题本</w:t>
+            </w:r>
+          </w:p>
+        </w:tc>
+        <w:tc>
+          <w:tcPr>
+            <w:tcW w:type="dxa" w:w="811"/>
+            <w:tcBorders/>
+          </w:tcPr>
+          <w:p>
+            <w:pPr>
+              <w:spacing w:lineRule="exact" w:line="280" w:before="0" w:after="0"/>
+              <w:jc w:val="center"/>
+            </w:pPr>
+            <w:r/>
+            <w:r>
+              <w:rPr>
+                <w:rFonts w:ascii="Times New Roman" w:hAnsi="Times New Roman" w:eastAsia="宋体"/>
+                <w:b w:val="0"/>
+                <w:sz w:val="21"/>
+              </w:rPr>
+              <w:t>只练错题</w:t>
+            </w:r>
+          </w:p>
+        </w:tc>
+        <w:tc>
+          <w:tcPr>
+            <w:tcW w:type="dxa" w:w="1970"/>
+            <w:tcBorders/>
+          </w:tcPr>
+          <w:p>
+            <w:pPr>
+              <w:spacing w:lineRule="exact" w:line="280" w:before="0" w:after="0"/>
+              <w:jc w:val="center"/>
+            </w:pPr>
+            <w:r/>
+            <w:r>
+              <w:rPr>
+                <w:rFonts w:ascii="Times New Roman" w:hAnsi="Times New Roman" w:eastAsia="宋体"/>
+                <w:b w:val="0"/>
+                <w:sz w:val="21"/>
+              </w:rPr>
+              <w:t>题量、学段</w:t>
+            </w:r>
+          </w:p>
+        </w:tc>
+        <w:tc>
+          <w:tcPr>
+            <w:tcW w:type="dxa" w:w="3476"/>
+            <w:tcBorders/>
+          </w:tcPr>
+          <w:p>
+            <w:pPr>
+              <w:spacing w:lineRule="exact" w:line="280" w:before="0" w:after="0"/>
+              <w:jc w:val="center"/>
+            </w:pPr>
+            <w:r/>
+            <w:r>
+              <w:rPr>
+                <w:rFonts w:ascii="Times New Roman" w:hAnsi="Times New Roman" w:eastAsia="宋体"/>
+                <w:b w:val="0"/>
+                <w:sz w:val="21"/>
+              </w:rPr>
+              <w:t>由错题重组练习卷，不调用大模型</w:t>
+            </w:r>
+          </w:p>
+        </w:tc>
+        <w:tc>
+          <w:tcPr>
+            <w:tcW w:type="dxa" w:w="2201"/>
+            <w:tcBorders/>
+          </w:tcPr>
+          <w:p>
+            <w:pPr>
+              <w:spacing w:lineRule="exact" w:line="280" w:before="0" w:after="0"/>
+              <w:jc w:val="center"/>
+            </w:pPr>
+            <w:r/>
+            <w:r>
+              <w:rPr>
+                <w:rFonts w:ascii="Times New Roman" w:hAnsi="Times New Roman" w:eastAsia="宋体"/>
+                <w:b w:val="0"/>
+                <w:sz w:val="21"/>
+              </w:rPr>
+              <w:t>练习卷题目列表</w:t>
             </w:r>
           </w:p>
         </w:tc>
@@ -1847,106 +1847,106 @@
       <w:tr>
         <w:tc>
           <w:tcPr>
-            <w:tcW w:type="dxa" w:w="614"/>
-            <w:tcBorders/>
-          </w:tcPr>
-          <w:p>
-            <w:pPr>
-              <w:spacing w:lineRule="exact" w:line="280" w:before="0" w:after="0"/>
-              <w:jc w:val="center"/>
-            </w:pPr>
-            <w:r/>
-            <w:r>
-              <w:rPr>
-                <w:rFonts w:ascii="Times New Roman" w:hAnsi="Times New Roman" w:eastAsia="宋体"/>
-                <w:b w:val="0"/>
-                <w:sz w:val="21"/>
-              </w:rPr>
-              <w:t>知识库</w:t>
-            </w:r>
-          </w:p>
-        </w:tc>
-        <w:tc>
-          <w:tcPr>
-            <w:tcW w:type="dxa" w:w="828"/>
-            <w:tcBorders/>
-          </w:tcPr>
-          <w:p>
-            <w:pPr>
-              <w:spacing w:lineRule="exact" w:line="280" w:before="0" w:after="0"/>
-              <w:jc w:val="center"/>
-            </w:pPr>
-            <w:r/>
-            <w:r>
-              <w:rPr>
-                <w:rFonts w:ascii="Times New Roman" w:hAnsi="Times New Roman" w:eastAsia="宋体"/>
-                <w:b w:val="0"/>
-                <w:sz w:val="21"/>
-              </w:rPr>
-              <w:t>资料管理</w:t>
-            </w:r>
-          </w:p>
-        </w:tc>
-        <w:tc>
-          <w:tcPr>
-            <w:tcW w:type="dxa" w:w="2011"/>
-            <w:tcBorders/>
-          </w:tcPr>
-          <w:p>
-            <w:pPr>
-              <w:spacing w:lineRule="exact" w:line="280" w:before="0" w:after="0"/>
-              <w:jc w:val="center"/>
-            </w:pPr>
-            <w:r/>
-            <w:r>
-              <w:rPr>
-                <w:rFonts w:ascii="Times New Roman" w:hAnsi="Times New Roman" w:eastAsia="宋体"/>
-                <w:b w:val="0"/>
-                <w:sz w:val="21"/>
-              </w:rPr>
-              <w:t>文本或文档文件</w:t>
-            </w:r>
-          </w:p>
-        </w:tc>
-        <w:tc>
-          <w:tcPr>
-            <w:tcW w:type="dxa" w:w="3371"/>
-            <w:tcBorders/>
-          </w:tcPr>
-          <w:p>
-            <w:pPr>
-              <w:spacing w:lineRule="exact" w:line="280" w:before="0" w:after="0"/>
-              <w:jc w:val="center"/>
-            </w:pPr>
-            <w:r/>
-            <w:r>
-              <w:rPr>
-                <w:rFonts w:ascii="Times New Roman" w:hAnsi="Times New Roman" w:eastAsia="宋体"/>
-                <w:b w:val="0"/>
-                <w:sz w:val="21"/>
-              </w:rPr>
-              <w:t>文本提取 → 分块 → 建立 2-gram 词频索引</w:t>
-            </w:r>
-          </w:p>
-        </w:tc>
-        <w:tc>
-          <w:tcPr>
-            <w:tcW w:type="dxa" w:w="2247"/>
-            <w:tcBorders/>
-          </w:tcPr>
-          <w:p>
-            <w:pPr>
-              <w:spacing w:lineRule="exact" w:line="280" w:before="0" w:after="0"/>
-              <w:jc w:val="center"/>
-            </w:pPr>
-            <w:r/>
-            <w:r>
-              <w:rPr>
-                <w:rFonts w:ascii="Times New Roman" w:hAnsi="Times New Roman" w:eastAsia="宋体"/>
-                <w:b w:val="0"/>
-                <w:sz w:val="21"/>
-              </w:rPr>
-              <w:t>文档标识、分块数、文档列表</w:t>
+            <w:tcW w:type="dxa" w:w="613"/>
+            <w:tcBorders/>
+          </w:tcPr>
+          <w:p>
+            <w:pPr>
+              <w:spacing w:lineRule="exact" w:line="280" w:before="0" w:after="0"/>
+              <w:jc w:val="center"/>
+            </w:pPr>
+            <w:r/>
+            <w:r>
+              <w:rPr>
+                <w:rFonts w:ascii="Times New Roman" w:hAnsi="Times New Roman" w:eastAsia="宋体"/>
+                <w:b w:val="0"/>
+                <w:sz w:val="21"/>
+              </w:rPr>
+              <w:t>个人中心</w:t>
+            </w:r>
+          </w:p>
+        </w:tc>
+        <w:tc>
+          <w:tcPr>
+            <w:tcW w:type="dxa" w:w="811"/>
+            <w:tcBorders/>
+          </w:tcPr>
+          <w:p>
+            <w:pPr>
+              <w:spacing w:lineRule="exact" w:line="280" w:before="0" w:after="0"/>
+              <w:jc w:val="center"/>
+            </w:pPr>
+            <w:r/>
+            <w:r>
+              <w:rPr>
+                <w:rFonts w:ascii="Times New Roman" w:hAnsi="Times New Roman" w:eastAsia="宋体"/>
+                <w:b w:val="0"/>
+                <w:sz w:val="21"/>
+              </w:rPr>
+              <w:t>个人信息</w:t>
+            </w:r>
+          </w:p>
+        </w:tc>
+        <w:tc>
+          <w:tcPr>
+            <w:tcW w:type="dxa" w:w="1970"/>
+            <w:tcBorders/>
+          </w:tcPr>
+          <w:p>
+            <w:pPr>
+              <w:spacing w:lineRule="exact" w:line="280" w:before="0" w:after="0"/>
+              <w:jc w:val="center"/>
+            </w:pPr>
+            <w:r/>
+            <w:r>
+              <w:rPr>
+                <w:rFonts w:ascii="Times New Roman" w:hAnsi="Times New Roman" w:eastAsia="宋体"/>
+                <w:b w:val="0"/>
+                <w:sz w:val="21"/>
+              </w:rPr>
+              <w:t>用户身份</w:t>
+            </w:r>
+          </w:p>
+        </w:tc>
+        <w:tc>
+          <w:tcPr>
+            <w:tcW w:type="dxa" w:w="3476"/>
+            <w:tcBorders/>
+          </w:tcPr>
+          <w:p>
+            <w:pPr>
+              <w:spacing w:lineRule="exact" w:line="280" w:before="0" w:after="0"/>
+              <w:jc w:val="center"/>
+            </w:pPr>
+            <w:r/>
+            <w:r>
+              <w:rPr>
+                <w:rFonts w:ascii="Times New Roman" w:hAnsi="Times New Roman" w:eastAsia="宋体"/>
+                <w:b w:val="0"/>
+                <w:sz w:val="21"/>
+              </w:rPr>
+              <w:t>汇总用户资料、经验值、错题与历史闯关</w:t>
+            </w:r>
+          </w:p>
+        </w:tc>
+        <w:tc>
+          <w:tcPr>
+            <w:tcW w:type="dxa" w:w="2201"/>
+            <w:tcBorders/>
+          </w:tcPr>
+          <w:p>
+            <w:pPr>
+              <w:spacing w:lineRule="exact" w:line="280" w:before="0" w:after="0"/>
+              <w:jc w:val="center"/>
+            </w:pPr>
+            <w:r/>
+            <w:r>
+              <w:rPr>
+                <w:rFonts w:ascii="Times New Roman" w:hAnsi="Times New Roman" w:eastAsia="宋体"/>
+                <w:b w:val="0"/>
+                <w:sz w:val="21"/>
+              </w:rPr>
+              <w:t>用户信息、闯关记录、错题数量</w:t>
             </w:r>
           </w:p>
         </w:tc>
@@ -1954,7 +1954,7 @@
       <w:tr>
         <w:tc>
           <w:tcPr>
-            <w:tcW w:type="dxa" w:w="614"/>
+            <w:tcW w:type="dxa" w:w="613"/>
             <w:tcBorders/>
           </w:tcPr>
           <w:p>
@@ -1975,85 +1975,85 @@
         </w:tc>
         <w:tc>
           <w:tcPr>
-            <w:tcW w:type="dxa" w:w="828"/>
-            <w:tcBorders/>
-          </w:tcPr>
-          <w:p>
-            <w:pPr>
-              <w:spacing w:lineRule="exact" w:line="280" w:before="0" w:after="0"/>
-              <w:jc w:val="center"/>
-            </w:pPr>
-            <w:r/>
-            <w:r>
-              <w:rPr>
-                <w:rFonts w:ascii="Times New Roman" w:hAnsi="Times New Roman" w:eastAsia="宋体"/>
-                <w:b w:val="0"/>
-                <w:sz w:val="21"/>
-              </w:rPr>
-              <w:t>基于资料出题</w:t>
-            </w:r>
-          </w:p>
-        </w:tc>
-        <w:tc>
-          <w:tcPr>
-            <w:tcW w:type="dxa" w:w="2011"/>
-            <w:tcBorders/>
-          </w:tcPr>
-          <w:p>
-            <w:pPr>
-              <w:spacing w:lineRule="exact" w:line="280" w:before="0" w:after="0"/>
-              <w:jc w:val="center"/>
-            </w:pPr>
-            <w:r/>
-            <w:r>
-              <w:rPr>
-                <w:rFonts w:ascii="Times New Roman" w:hAnsi="Times New Roman" w:eastAsia="宋体"/>
-                <w:b w:val="0"/>
-                <w:sz w:val="21"/>
-              </w:rPr>
-              <w:t>主题、文档标识</w:t>
-            </w:r>
-          </w:p>
-        </w:tc>
-        <w:tc>
-          <w:tcPr>
-            <w:tcW w:type="dxa" w:w="3371"/>
-            <w:tcBorders/>
-          </w:tcPr>
-          <w:p>
-            <w:pPr>
-              <w:spacing w:lineRule="exact" w:line="280" w:before="0" w:after="0"/>
-              <w:jc w:val="center"/>
-            </w:pPr>
-            <w:r/>
-            <w:r>
-              <w:rPr>
-                <w:rFonts w:ascii="Times New Roman" w:hAnsi="Times New Roman" w:eastAsia="宋体"/>
-                <w:b w:val="0"/>
-                <w:sz w:val="21"/>
-              </w:rPr>
-              <w:t>余弦相似度取前三个片段注入请求</w:t>
-            </w:r>
-          </w:p>
-        </w:tc>
-        <w:tc>
-          <w:tcPr>
-            <w:tcW w:type="dxa" w:w="2247"/>
-            <w:tcBorders/>
-          </w:tcPr>
-          <w:p>
-            <w:pPr>
-              <w:spacing w:lineRule="exact" w:line="280" w:before="0" w:after="0"/>
-              <w:jc w:val="center"/>
-            </w:pPr>
-            <w:r/>
-            <w:r>
-              <w:rPr>
-                <w:rFonts w:ascii="Times New Roman" w:hAnsi="Times New Roman" w:eastAsia="宋体"/>
-                <w:b w:val="0"/>
-                <w:sz w:val="21"/>
-              </w:rPr>
-              <w:t>基于指定资料的题目列表</w:t>
+            <w:tcW w:type="dxa" w:w="811"/>
+            <w:tcBorders/>
+          </w:tcPr>
+          <w:p>
+            <w:pPr>
+              <w:spacing w:lineRule="exact" w:line="280" w:before="0" w:after="0"/>
+              <w:jc w:val="center"/>
+            </w:pPr>
+            <w:r/>
+            <w:r>
+              <w:rPr>
+                <w:rFonts w:ascii="Times New Roman" w:hAnsi="Times New Roman" w:eastAsia="宋体"/>
+                <w:b w:val="0"/>
+                <w:sz w:val="21"/>
+              </w:rPr>
+              <w:t>资料管理</w:t>
+            </w:r>
+          </w:p>
+        </w:tc>
+        <w:tc>
+          <w:tcPr>
+            <w:tcW w:type="dxa" w:w="1970"/>
+            <w:tcBorders/>
+          </w:tcPr>
+          <w:p>
+            <w:pPr>
+              <w:spacing w:lineRule="exact" w:line="280" w:before="0" w:after="0"/>
+              <w:jc w:val="center"/>
+            </w:pPr>
+            <w:r/>
+            <w:r>
+              <w:rPr>
+                <w:rFonts w:ascii="Times New Roman" w:hAnsi="Times New Roman" w:eastAsia="宋体"/>
+                <w:b w:val="0"/>
+                <w:sz w:val="21"/>
+              </w:rPr>
+              <w:t>文本或文档文件</w:t>
+            </w:r>
+          </w:p>
+        </w:tc>
+        <w:tc>
+          <w:tcPr>
+            <w:tcW w:type="dxa" w:w="3476"/>
+            <w:tcBorders/>
+          </w:tcPr>
+          <w:p>
+            <w:pPr>
+              <w:spacing w:lineRule="exact" w:line="280" w:before="0" w:after="0"/>
+              <w:jc w:val="center"/>
+            </w:pPr>
+            <w:r/>
+            <w:r>
+              <w:rPr>
+                <w:rFonts w:ascii="Times New Roman" w:hAnsi="Times New Roman" w:eastAsia="宋体"/>
+                <w:b w:val="0"/>
+                <w:sz w:val="21"/>
+              </w:rPr>
+              <w:t>文本提取 → 分块 → 建立 2-gram 词频索引</w:t>
+            </w:r>
+          </w:p>
+        </w:tc>
+        <w:tc>
+          <w:tcPr>
+            <w:tcW w:type="dxa" w:w="2201"/>
+            <w:tcBorders/>
+          </w:tcPr>
+          <w:p>
+            <w:pPr>
+              <w:spacing w:lineRule="exact" w:line="280" w:before="0" w:after="0"/>
+              <w:jc w:val="center"/>
+            </w:pPr>
+            <w:r/>
+            <w:r>
+              <w:rPr>
+                <w:rFonts w:ascii="Times New Roman" w:hAnsi="Times New Roman" w:eastAsia="宋体"/>
+                <w:b w:val="0"/>
+                <w:sz w:val="21"/>
+              </w:rPr>
+              <w:t>文档标识、分块数、文档列表</w:t>
             </w:r>
           </w:p>
         </w:tc>
@@ -2061,106 +2061,106 @@
       <w:tr>
         <w:tc>
           <w:tcPr>
-            <w:tcW w:type="dxa" w:w="614"/>
-            <w:tcBorders/>
-          </w:tcPr>
-          <w:p>
-            <w:pPr>
-              <w:spacing w:lineRule="exact" w:line="280" w:before="0" w:after="0"/>
-              <w:jc w:val="center"/>
-            </w:pPr>
-            <w:r/>
-            <w:r>
-              <w:rPr>
-                <w:rFonts w:ascii="Times New Roman" w:hAnsi="Times New Roman" w:eastAsia="宋体"/>
-                <w:b w:val="0"/>
-                <w:sz w:val="21"/>
-              </w:rPr>
-              <w:t>管理端</w:t>
-            </w:r>
-          </w:p>
-        </w:tc>
-        <w:tc>
-          <w:tcPr>
-            <w:tcW w:type="dxa" w:w="828"/>
-            <w:tcBorders/>
-          </w:tcPr>
-          <w:p>
-            <w:pPr>
-              <w:spacing w:lineRule="exact" w:line="280" w:before="0" w:after="0"/>
-              <w:jc w:val="center"/>
-            </w:pPr>
-            <w:r/>
-            <w:r>
-              <w:rPr>
-                <w:rFonts w:ascii="Times New Roman" w:hAnsi="Times New Roman" w:eastAsia="宋体"/>
-                <w:b w:val="0"/>
-                <w:sz w:val="21"/>
-              </w:rPr>
-              <w:t>运行看板</w:t>
-            </w:r>
-          </w:p>
-        </w:tc>
-        <w:tc>
-          <w:tcPr>
-            <w:tcW w:type="dxa" w:w="2011"/>
-            <w:tcBorders/>
-          </w:tcPr>
-          <w:p>
-            <w:pPr>
-              <w:spacing w:lineRule="exact" w:line="280" w:before="0" w:after="0"/>
-              <w:jc w:val="center"/>
-            </w:pPr>
-            <w:r/>
-            <w:r>
-              <w:rPr>
-                <w:rFonts w:ascii="Times New Roman" w:hAnsi="Times New Roman" w:eastAsia="宋体"/>
-                <w:b w:val="0"/>
-                <w:sz w:val="21"/>
-              </w:rPr>
-              <w:t>管理员令牌</w:t>
-            </w:r>
-          </w:p>
-        </w:tc>
-        <w:tc>
-          <w:tcPr>
-            <w:tcW w:type="dxa" w:w="3371"/>
-            <w:tcBorders/>
-          </w:tcPr>
-          <w:p>
-            <w:pPr>
-              <w:spacing w:lineRule="exact" w:line="280" w:before="0" w:after="0"/>
-              <w:jc w:val="center"/>
-            </w:pPr>
-            <w:r/>
-            <w:r>
-              <w:rPr>
-                <w:rFonts w:ascii="Times New Roman" w:hAnsi="Times New Roman" w:eastAsia="宋体"/>
-                <w:b w:val="0"/>
-                <w:sz w:val="21"/>
-              </w:rPr>
-              <w:t>聚合用户、闯关、答题、错题与资源池统计</w:t>
-            </w:r>
-          </w:p>
-        </w:tc>
-        <w:tc>
-          <w:tcPr>
-            <w:tcW w:type="dxa" w:w="2247"/>
-            <w:tcBorders/>
-          </w:tcPr>
-          <w:p>
-            <w:pPr>
-              <w:spacing w:lineRule="exact" w:line="280" w:before="0" w:after="0"/>
-              <w:jc w:val="center"/>
-            </w:pPr>
-            <w:r/>
-            <w:r>
-              <w:rPr>
-                <w:rFonts w:ascii="Times New Roman" w:hAnsi="Times New Roman" w:eastAsia="宋体"/>
-                <w:b w:val="0"/>
-                <w:sz w:val="21"/>
-              </w:rPr>
-              <w:t>核心指标与趋势数据</w:t>
+            <w:tcW w:type="dxa" w:w="613"/>
+            <w:tcBorders/>
+          </w:tcPr>
+          <w:p>
+            <w:pPr>
+              <w:spacing w:lineRule="exact" w:line="280" w:before="0" w:after="0"/>
+              <w:jc w:val="center"/>
+            </w:pPr>
+            <w:r/>
+            <w:r>
+              <w:rPr>
+                <w:rFonts w:ascii="Times New Roman" w:hAnsi="Times New Roman" w:eastAsia="宋体"/>
+                <w:b w:val="0"/>
+                <w:sz w:val="21"/>
+              </w:rPr>
+              <w:t>知识库</w:t>
+            </w:r>
+          </w:p>
+        </w:tc>
+        <w:tc>
+          <w:tcPr>
+            <w:tcW w:type="dxa" w:w="811"/>
+            <w:tcBorders/>
+          </w:tcPr>
+          <w:p>
+            <w:pPr>
+              <w:spacing w:lineRule="exact" w:line="280" w:before="0" w:after="0"/>
+              <w:jc w:val="center"/>
+            </w:pPr>
+            <w:r/>
+            <w:r>
+              <w:rPr>
+                <w:rFonts w:ascii="Times New Roman" w:hAnsi="Times New Roman" w:eastAsia="宋体"/>
+                <w:b w:val="0"/>
+                <w:sz w:val="21"/>
+              </w:rPr>
+              <w:t>基于资料出题</w:t>
+            </w:r>
+          </w:p>
+        </w:tc>
+        <w:tc>
+          <w:tcPr>
+            <w:tcW w:type="dxa" w:w="1970"/>
+            <w:tcBorders/>
+          </w:tcPr>
+          <w:p>
+            <w:pPr>
+              <w:spacing w:lineRule="exact" w:line="280" w:before="0" w:after="0"/>
+              <w:jc w:val="center"/>
+            </w:pPr>
+            <w:r/>
+            <w:r>
+              <w:rPr>
+                <w:rFonts w:ascii="Times New Roman" w:hAnsi="Times New Roman" w:eastAsia="宋体"/>
+                <w:b w:val="0"/>
+                <w:sz w:val="21"/>
+              </w:rPr>
+              <w:t>主题、文档标识</w:t>
+            </w:r>
+          </w:p>
+        </w:tc>
+        <w:tc>
+          <w:tcPr>
+            <w:tcW w:type="dxa" w:w="3476"/>
+            <w:tcBorders/>
+          </w:tcPr>
+          <w:p>
+            <w:pPr>
+              <w:spacing w:lineRule="exact" w:line="280" w:before="0" w:after="0"/>
+              <w:jc w:val="center"/>
+            </w:pPr>
+            <w:r/>
+            <w:r>
+              <w:rPr>
+                <w:rFonts w:ascii="Times New Roman" w:hAnsi="Times New Roman" w:eastAsia="宋体"/>
+                <w:b w:val="0"/>
+                <w:sz w:val="21"/>
+              </w:rPr>
+              <w:t>余弦相似度取前三个片段注入请求</w:t>
+            </w:r>
+          </w:p>
+        </w:tc>
+        <w:tc>
+          <w:tcPr>
+            <w:tcW w:type="dxa" w:w="2201"/>
+            <w:tcBorders/>
+          </w:tcPr>
+          <w:p>
+            <w:pPr>
+              <w:spacing w:lineRule="exact" w:line="280" w:before="0" w:after="0"/>
+              <w:jc w:val="center"/>
+            </w:pPr>
+            <w:r/>
+            <w:r>
+              <w:rPr>
+                <w:rFonts w:ascii="Times New Roman" w:hAnsi="Times New Roman" w:eastAsia="宋体"/>
+                <w:b w:val="0"/>
+                <w:sz w:val="21"/>
+              </w:rPr>
+              <w:t>基于指定资料的题目列表</w:t>
             </w:r>
           </w:p>
         </w:tc>
@@ -2168,7 +2168,7 @@
       <w:tr>
         <w:tc>
           <w:tcPr>
-            <w:tcW w:type="dxa" w:w="614"/>
+            <w:tcW w:type="dxa" w:w="613"/>
             <w:tcBorders/>
           </w:tcPr>
           <w:p>
@@ -2189,85 +2189,85 @@
         </w:tc>
         <w:tc>
           <w:tcPr>
-            <w:tcW w:type="dxa" w:w="828"/>
-            <w:tcBorders/>
-          </w:tcPr>
-          <w:p>
-            <w:pPr>
-              <w:spacing w:lineRule="exact" w:line="280" w:before="0" w:after="0"/>
-              <w:jc w:val="center"/>
-            </w:pPr>
-            <w:r/>
-            <w:r>
-              <w:rPr>
-                <w:rFonts w:ascii="Times New Roman" w:hAnsi="Times New Roman" w:eastAsia="宋体"/>
-                <w:b w:val="0"/>
-                <w:sz w:val="21"/>
-              </w:rPr>
-              <w:t>题库维护</w:t>
-            </w:r>
-          </w:p>
-        </w:tc>
-        <w:tc>
-          <w:tcPr>
-            <w:tcW w:type="dxa" w:w="2011"/>
-            <w:tcBorders/>
-          </w:tcPr>
-          <w:p>
-            <w:pPr>
-              <w:spacing w:lineRule="exact" w:line="280" w:before="0" w:after="0"/>
-              <w:jc w:val="center"/>
-            </w:pPr>
-            <w:r/>
-            <w:r>
-              <w:rPr>
-                <w:rFonts w:ascii="Times New Roman" w:hAnsi="Times New Roman" w:eastAsia="宋体"/>
-                <w:b w:val="0"/>
-                <w:sz w:val="21"/>
-              </w:rPr>
-              <w:t>主题、学段、题干、选项、答案、难度</w:t>
-            </w:r>
-          </w:p>
-        </w:tc>
-        <w:tc>
-          <w:tcPr>
-            <w:tcW w:type="dxa" w:w="3371"/>
-            <w:tcBorders/>
-          </w:tcPr>
-          <w:p>
-            <w:pPr>
-              <w:spacing w:lineRule="exact" w:line="280" w:before="0" w:after="0"/>
-              <w:jc w:val="center"/>
-            </w:pPr>
-            <w:r/>
-            <w:r>
-              <w:rPr>
-                <w:rFonts w:ascii="Times New Roman" w:hAnsi="Times New Roman" w:eastAsia="宋体"/>
-                <w:b w:val="0"/>
-                <w:sz w:val="21"/>
-              </w:rPr>
-              <w:t>校验后新增、修改、删除、上下架</w:t>
-            </w:r>
-          </w:p>
-        </w:tc>
-        <w:tc>
-          <w:tcPr>
-            <w:tcW w:type="dxa" w:w="2247"/>
-            <w:tcBorders/>
-          </w:tcPr>
-          <w:p>
-            <w:pPr>
-              <w:spacing w:lineRule="exact" w:line="280" w:before="0" w:after="0"/>
-              <w:jc w:val="center"/>
-            </w:pPr>
-            <w:r/>
-            <w:r>
-              <w:rPr>
-                <w:rFonts w:ascii="Times New Roman" w:hAnsi="Times New Roman" w:eastAsia="宋体"/>
-                <w:b w:val="0"/>
-                <w:sz w:val="21"/>
-              </w:rPr>
-              <w:t>题目记录与主题分布</w:t>
+            <w:tcW w:type="dxa" w:w="811"/>
+            <w:tcBorders/>
+          </w:tcPr>
+          <w:p>
+            <w:pPr>
+              <w:spacing w:lineRule="exact" w:line="280" w:before="0" w:after="0"/>
+              <w:jc w:val="center"/>
+            </w:pPr>
+            <w:r/>
+            <w:r>
+              <w:rPr>
+                <w:rFonts w:ascii="Times New Roman" w:hAnsi="Times New Roman" w:eastAsia="宋体"/>
+                <w:b w:val="0"/>
+                <w:sz w:val="21"/>
+              </w:rPr>
+              <w:t>运行看板</w:t>
+            </w:r>
+          </w:p>
+        </w:tc>
+        <w:tc>
+          <w:tcPr>
+            <w:tcW w:type="dxa" w:w="1970"/>
+            <w:tcBorders/>
+          </w:tcPr>
+          <w:p>
+            <w:pPr>
+              <w:spacing w:lineRule="exact" w:line="280" w:before="0" w:after="0"/>
+              <w:jc w:val="center"/>
+            </w:pPr>
+            <w:r/>
+            <w:r>
+              <w:rPr>
+                <w:rFonts w:ascii="Times New Roman" w:hAnsi="Times New Roman" w:eastAsia="宋体"/>
+                <w:b w:val="0"/>
+                <w:sz w:val="21"/>
+              </w:rPr>
+              <w:t>管理员令牌</w:t>
+            </w:r>
+          </w:p>
+        </w:tc>
+        <w:tc>
+          <w:tcPr>
+            <w:tcW w:type="dxa" w:w="3476"/>
+            <w:tcBorders/>
+          </w:tcPr>
+          <w:p>
+            <w:pPr>
+              <w:spacing w:lineRule="exact" w:line="280" w:before="0" w:after="0"/>
+              <w:jc w:val="center"/>
+            </w:pPr>
+            <w:r/>
+            <w:r>
+              <w:rPr>
+                <w:rFonts w:ascii="Times New Roman" w:hAnsi="Times New Roman" w:eastAsia="宋体"/>
+                <w:b w:val="0"/>
+                <w:sz w:val="21"/>
+              </w:rPr>
+              <w:t>聚合用户、闯关、答题、错题与资源池统计</w:t>
+            </w:r>
+          </w:p>
+        </w:tc>
+        <w:tc>
+          <w:tcPr>
+            <w:tcW w:type="dxa" w:w="2201"/>
+            <w:tcBorders/>
+          </w:tcPr>
+          <w:p>
+            <w:pPr>
+              <w:spacing w:lineRule="exact" w:line="280" w:before="0" w:after="0"/>
+              <w:jc w:val="center"/>
+            </w:pPr>
+            <w:r/>
+            <w:r>
+              <w:rPr>
+                <w:rFonts w:ascii="Times New Roman" w:hAnsi="Times New Roman" w:eastAsia="宋体"/>
+                <w:b w:val="0"/>
+                <w:sz w:val="21"/>
+              </w:rPr>
+              <w:t>核心指标与趋势数据</w:t>
             </w:r>
           </w:p>
         </w:tc>
@@ -2275,7 +2275,221 @@
       <w:tr>
         <w:tc>
           <w:tcPr>
-            <w:tcW w:type="dxa" w:w="614"/>
+            <w:tcW w:type="dxa" w:w="613"/>
+            <w:tcBorders/>
+          </w:tcPr>
+          <w:p>
+            <w:pPr>
+              <w:spacing w:lineRule="exact" w:line="280" w:before="0" w:after="0"/>
+              <w:jc w:val="center"/>
+            </w:pPr>
+            <w:r/>
+            <w:r>
+              <w:rPr>
+                <w:rFonts w:ascii="Times New Roman" w:hAnsi="Times New Roman" w:eastAsia="宋体"/>
+                <w:b w:val="0"/>
+                <w:sz w:val="21"/>
+              </w:rPr>
+              <w:t>管理端</w:t>
+            </w:r>
+          </w:p>
+        </w:tc>
+        <w:tc>
+          <w:tcPr>
+            <w:tcW w:type="dxa" w:w="811"/>
+            <w:tcBorders/>
+          </w:tcPr>
+          <w:p>
+            <w:pPr>
+              <w:spacing w:lineRule="exact" w:line="280" w:before="0" w:after="0"/>
+              <w:jc w:val="center"/>
+            </w:pPr>
+            <w:r/>
+            <w:r>
+              <w:rPr>
+                <w:rFonts w:ascii="Times New Roman" w:hAnsi="Times New Roman" w:eastAsia="宋体"/>
+                <w:b w:val="0"/>
+                <w:sz w:val="21"/>
+              </w:rPr>
+              <w:t>题库维护</w:t>
+            </w:r>
+          </w:p>
+        </w:tc>
+        <w:tc>
+          <w:tcPr>
+            <w:tcW w:type="dxa" w:w="1970"/>
+            <w:tcBorders/>
+          </w:tcPr>
+          <w:p>
+            <w:pPr>
+              <w:spacing w:lineRule="exact" w:line="280" w:before="0" w:after="0"/>
+              <w:jc w:val="center"/>
+            </w:pPr>
+            <w:r/>
+            <w:r>
+              <w:rPr>
+                <w:rFonts w:ascii="Times New Roman" w:hAnsi="Times New Roman" w:eastAsia="宋体"/>
+                <w:b w:val="0"/>
+                <w:sz w:val="21"/>
+              </w:rPr>
+              <w:t>主题、学段、题干、选项、答案、难度</w:t>
+            </w:r>
+          </w:p>
+        </w:tc>
+        <w:tc>
+          <w:tcPr>
+            <w:tcW w:type="dxa" w:w="3476"/>
+            <w:tcBorders/>
+          </w:tcPr>
+          <w:p>
+            <w:pPr>
+              <w:spacing w:lineRule="exact" w:line="280" w:before="0" w:after="0"/>
+              <w:jc w:val="center"/>
+            </w:pPr>
+            <w:r/>
+            <w:r>
+              <w:rPr>
+                <w:rFonts w:ascii="Times New Roman" w:hAnsi="Times New Roman" w:eastAsia="宋体"/>
+                <w:b w:val="0"/>
+                <w:sz w:val="21"/>
+              </w:rPr>
+              <w:t>校验后新增、修改、删除、上下架</w:t>
+            </w:r>
+          </w:p>
+        </w:tc>
+        <w:tc>
+          <w:tcPr>
+            <w:tcW w:type="dxa" w:w="2201"/>
+            <w:tcBorders/>
+          </w:tcPr>
+          <w:p>
+            <w:pPr>
+              <w:spacing w:lineRule="exact" w:line="280" w:before="0" w:after="0"/>
+              <w:jc w:val="center"/>
+            </w:pPr>
+            <w:r/>
+            <w:r>
+              <w:rPr>
+                <w:rFonts w:ascii="Times New Roman" w:hAnsi="Times New Roman" w:eastAsia="宋体"/>
+                <w:b w:val="0"/>
+                <w:sz w:val="21"/>
+              </w:rPr>
+              <w:t>题目记录与主题分布</w:t>
+            </w:r>
+          </w:p>
+        </w:tc>
+      </w:tr>
+      <w:tr>
+        <w:tc>
+          <w:tcPr>
+            <w:tcW w:type="dxa" w:w="613"/>
+            <w:tcBorders/>
+          </w:tcPr>
+          <w:p>
+            <w:pPr>
+              <w:spacing w:lineRule="exact" w:line="280" w:before="0" w:after="0"/>
+              <w:jc w:val="center"/>
+            </w:pPr>
+            <w:r/>
+            <w:r>
+              <w:rPr>
+                <w:rFonts w:ascii="Times New Roman" w:hAnsi="Times New Roman" w:eastAsia="宋体"/>
+                <w:b w:val="0"/>
+                <w:sz w:val="21"/>
+              </w:rPr>
+              <w:t>管理端</w:t>
+            </w:r>
+          </w:p>
+        </w:tc>
+        <w:tc>
+          <w:tcPr>
+            <w:tcW w:type="dxa" w:w="811"/>
+            <w:tcBorders/>
+          </w:tcPr>
+          <w:p>
+            <w:pPr>
+              <w:spacing w:lineRule="exact" w:line="280" w:before="0" w:after="0"/>
+              <w:jc w:val="center"/>
+            </w:pPr>
+            <w:r/>
+            <w:r>
+              <w:rPr>
+                <w:rFonts w:ascii="Times New Roman" w:hAnsi="Times New Roman" w:eastAsia="宋体"/>
+                <w:b w:val="0"/>
+                <w:sz w:val="21"/>
+              </w:rPr>
+              <w:t>用户与记录管理</w:t>
+            </w:r>
+          </w:p>
+        </w:tc>
+        <w:tc>
+          <w:tcPr>
+            <w:tcW w:type="dxa" w:w="1970"/>
+            <w:tcBorders/>
+          </w:tcPr>
+          <w:p>
+            <w:pPr>
+              <w:spacing w:lineRule="exact" w:line="280" w:before="0" w:after="0"/>
+              <w:jc w:val="center"/>
+            </w:pPr>
+            <w:r/>
+            <w:r>
+              <w:rPr>
+                <w:rFonts w:ascii="Times New Roman" w:hAnsi="Times New Roman" w:eastAsia="宋体"/>
+                <w:b w:val="0"/>
+                <w:sz w:val="21"/>
+              </w:rPr>
+              <w:t>关键词、页码、状态</w:t>
+            </w:r>
+          </w:p>
+        </w:tc>
+        <w:tc>
+          <w:tcPr>
+            <w:tcW w:type="dxa" w:w="3476"/>
+            <w:tcBorders/>
+          </w:tcPr>
+          <w:p>
+            <w:pPr>
+              <w:spacing w:lineRule="exact" w:line="280" w:before="0" w:after="0"/>
+              <w:jc w:val="center"/>
+            </w:pPr>
+            <w:r/>
+            <w:r>
+              <w:rPr>
+                <w:rFonts w:ascii="Times New Roman" w:hAnsi="Times New Roman" w:eastAsia="宋体"/>
+                <w:b w:val="0"/>
+                <w:sz w:val="21"/>
+              </w:rPr>
+              <w:t>分页查询用户与闯关记录、调整账号状态</w:t>
+            </w:r>
+          </w:p>
+        </w:tc>
+        <w:tc>
+          <w:tcPr>
+            <w:tcW w:type="dxa" w:w="2201"/>
+            <w:tcBorders/>
+          </w:tcPr>
+          <w:p>
+            <w:pPr>
+              <w:spacing w:lineRule="exact" w:line="280" w:before="0" w:after="0"/>
+              <w:jc w:val="center"/>
+            </w:pPr>
+            <w:r/>
+            <w:r>
+              <w:rPr>
+                <w:rFonts w:ascii="Times New Roman" w:hAnsi="Times New Roman" w:eastAsia="宋体"/>
+                <w:b w:val="0"/>
+                <w:sz w:val="21"/>
+              </w:rPr>
+              <w:t>用户列表、闯关记录、日志</w:t>
+            </w:r>
+          </w:p>
+        </w:tc>
+      </w:tr>
+      <w:tr>
+        <w:tc>
+          <w:tcPr>
+            <w:tcW w:type="dxa" w:w="613"/>
             <w:tcBorders>
               <w:bottom w:val="single" w:sz="12" w:color="000000"/>
             </w:tcBorders>
@@ -2298,7 +2512,7 @@
         </w:tc>
         <w:tc>
           <w:tcPr>
-            <w:tcW w:type="dxa" w:w="828"/>
+            <w:tcW w:type="dxa" w:w="811"/>
             <w:tcBorders>
               <w:bottom w:val="single" w:sz="12" w:color="000000"/>
             </w:tcBorders>
@@ -2315,13 +2529,13 @@
                 <w:b w:val="0"/>
                 <w:sz w:val="21"/>
               </w:rPr>
-              <w:t>用户与记录管理</w:t>
-            </w:r>
-          </w:p>
-        </w:tc>
-        <w:tc>
-          <w:tcPr>
-            <w:tcW w:type="dxa" w:w="2011"/>
+              <w:t>学生答题信息</w:t>
+            </w:r>
+          </w:p>
+        </w:tc>
+        <w:tc>
+          <w:tcPr>
+            <w:tcW w:type="dxa" w:w="1970"/>
             <w:tcBorders>
               <w:bottom w:val="single" w:sz="12" w:color="000000"/>
             </w:tcBorders>
@@ -2338,13 +2552,13 @@
                 <w:b w:val="0"/>
                 <w:sz w:val="21"/>
               </w:rPr>
-              <w:t>关键词、页码、状态</w:t>
-            </w:r>
-          </w:p>
-        </w:tc>
-        <w:tc>
-          <w:tcPr>
-            <w:tcW w:type="dxa" w:w="3371"/>
+              <w:t>学生标识</w:t>
+            </w:r>
+          </w:p>
+        </w:tc>
+        <w:tc>
+          <w:tcPr>
+            <w:tcW w:type="dxa" w:w="3476"/>
             <w:tcBorders>
               <w:bottom w:val="single" w:sz="12" w:color="000000"/>
             </w:tcBorders>
@@ -2361,13 +2575,13 @@
                 <w:b w:val="0"/>
                 <w:sz w:val="21"/>
               </w:rPr>
-              <w:t>分页查询用户与闯关记录、调整账号状态</w:t>
-            </w:r>
-          </w:p>
-        </w:tc>
-        <w:tc>
-          <w:tcPr>
-            <w:tcW w:type="dxa" w:w="2247"/>
+              <w:t>聚合单个学生的资料、统计、逐次闯关、薄弱知识点、错题明细与知识库资料</w:t>
+            </w:r>
+          </w:p>
+        </w:tc>
+        <w:tc>
+          <w:tcPr>
+            <w:tcW w:type="dxa" w:w="2201"/>
             <w:tcBorders>
               <w:bottom w:val="single" w:sz="12" w:color="000000"/>
             </w:tcBorders>
@@ -2384,7 +2598,7 @@
                 <w:b w:val="0"/>
                 <w:sz w:val="21"/>
               </w:rPr>
-              <w:t>用户列表、闯关记录、日志</w:t>
+              <w:t>分类展示的答题信息</w:t>
             </w:r>
           </w:p>
         </w:tc>
@@ -2514,7 +2728,7 @@
           <w:b w:val="0"/>
           <w:sz w:val="24"/>
         </w:rPr>
-        <w:t>身份认证采用 JWT 机制，学生端令牌以 HS256 签发、有效期七天，管理端令牌有效期两小时，分别通过 Authorization: Bearer 与 X-Admin-Token 请求头传递；管理端口令以 PBKDF2-HMAC-SHA256 加随机盐存储，不保存明文，连续失败登录会被临时锁定。内容安全对输入做敏感词与长度校验，对模型输出逐题过滤。</w:t>
+        <w:t>身份认证采用 JWT 机制，学生端令牌以 HS256 签发、有效期七天，管理端令牌有效期两小时，分别通过 Authorization: Bearer 与 X-Admin-Token 请求头传递；学生的登录口令与管理端口令均以 PBKDF2-HMAC-SHA256 加随机盐派生后存储，不保存明文，管理端连续失败登录会被临时锁定。内容安全对输入做敏感词与长度校验，对模型输出逐题过滤。</w:t>
       </w:r>
     </w:p>
     <w:p>
@@ -2542,7 +2756,7 @@
           <w:b w:val="0"/>
           <w:sz w:val="24"/>
         </w:rPr>
-        <w:t>学生端识别出七个用例：查看学段选项、主题出题、答题闯关、生成复盘报告、管理错题本与只练错题、维护知识库资料、查看个人中心；管理端识别出三个用例：管理端登录与令牌校验、运行数据查看、题库与用户管理。学生用例参与者为学生，其中错题本与个人中心需要身份标识，游客可完成出题与答题。系统用例图如图 3-1 所示。</w:t>
+        <w:t>学生端识别出七个用例：注册登录与游客模式进入、主题出题、答题闯关、生成复盘报告、管理错题本与只练错题、维护知识库资料、查看个人中心；管理端识别出三个用例：管理端登录与令牌校验、运行数据查看、题库与用户管理。学生用例参与者为学生，其中错题本与个人中心需要身份标识，游客可完成出题与答题。学生端的账号入口为以登录名与口令注册登录，也可先以游客身份体验，之后再把手上的数据合并到正式账号。系统用例图如图 3-1 所示。</w:t>
       </w:r>
     </w:p>
     <w:p>
@@ -2680,7 +2894,7 @@
           <w:b w:val="0"/>
           <w:sz w:val="24"/>
         </w:rPr>
-        <w:t>系统以主题输入、出题、闯关答题、复盘提升为主线组织模块。设计遵循三条原则：降低使用门槛，采用可选登录，游客可完整体验出题与答题；外部依赖可降级，大模型仅作增强而非必需；把适合中小学生落实为可校验的学段参数，涵盖题量、题干长度、用词难度与选项长度。</w:t>
+        <w:t>系统以主题输入、出题、闯关答题、复盘提升为主线组织模块。设计遵循三条原则：降低使用门槛，提供登录名与口令注册登录，并以游客体验作为先试用后注册的通道；外部依赖可降级，大模型仅作增强而非必需；把适合中小学生落实为可校验的学段参数，涵盖题量、题干长度、用词难度与选项长度。</w:t>
       </w:r>
     </w:p>
     <w:p>
@@ -2804,7 +3018,7 @@
           <w:b w:val="0"/>
           <w:sz w:val="24"/>
         </w:rPr>
-        <w:t>功能结构按四层组织：主菜单层区分学生端与管理端两个入口；用户登录层中，学生端提供本地账号登录并预留通过 wx.login 换取 openid 的接入点，游客可直接进入核心功能，管理端使用账号口令登录；角色层对应学生、教师与家长以及系统管理员；功能项层展开六个学生端模块与五个管理端功能区。系统功能结构如图 4-2 所示。</w:t>
+        <w:t>功能结构按四层组织：主菜单层区分学生端与管理端两个入口；用户登录层中，学生端提供以登录名与口令注册登录的账号入口，并预留通过 wx.login 换取 openid 的接入点，游客可直接进入核心功能并在之后把数据并入正式账号，管理端使用账号口令登录；角色层对应学生、教师与家长以及系统管理员；功能项层展开六个学生端模块与五个管理端功能区。系统功能结构如图 4-2 所示。</w:t>
       </w:r>
     </w:p>
     <w:p>
@@ -2928,7 +3142,7 @@
           <w:b w:val="0"/>
           <w:sz w:val="24"/>
         </w:rPr>
-        <w:t>系统采用前后端分离的分层架构，自下而上为数据层、应用服务层、接入层与表现层。数据层基于 SQLite，通过标准库 sqlite3 实现连接复用与线程锁串行化写操作，并以自动建表与字段迁移完成初始化。应用服务层承载登录与鉴权、出题、判题与结算、复盘报告、知识库检索、错题本维护、内容安全与学段适配等规则，且不依赖 Web 框架。接入层由学生端与管理端两组路由构成，负责参数解析、鉴权依赖注入与统一响应。表现层为学生端六个页面与管理端五个功能区页面。系统总体架构如图 4-3 所示。</w:t>
+        <w:t>系统采用前后端分离的分层架构，自下而上为数据层、应用服务层、接入层与表现层。数据层基于 SQLite，通过标准库 sqlite3 实现连接复用与线程锁串行化写操作，并以自动建表与字段迁移完成初始化。应用服务层承载登录与鉴权、出题、判题与结算、复盘报告、知识库检索、错题本维护、内容安全与学段适配等规则，且不依赖 Web 框架。接入层由学生端与管理端两组路由构成，负责参数解析、鉴权依赖注入与统一响应。表现层为学生端小程序六个页面、网页版学生端的单页应用与管理端五个功能区页面。系统总体架构如图 4-3 所示。</w:t>
       </w:r>
     </w:p>
     <w:p>
@@ -3010,7 +3224,7 @@
           <w:b w:val="0"/>
           <w:sz w:val="24"/>
         </w:rPr>
-        <w:t>接口统一使用 /api/v1 前缀，响应体统一为 code、message、data 三段式，code 为 0 表示成功、非 0 表示业务错误。学生端鉴权使用 Authorization: Bearer 请求头，令牌合法时解析出用户标识，缺失或非法时以游客身份继续处理；管理端鉴权使用 X-Admin-Token 请求头。</w:t>
+        <w:t>接口统一使用 /api/v1 前缀，响应体统一为 code、message、data 三段式，code 为 0 表示成功、非 0 表示业务错误。学生端鉴权使用 Authorization: Bearer 请求头，令牌合法时解析出用户标识，注册登录、游客体验与小程序凭证登录三种途径都会签发同一格式的令牌；请求头缺失或令牌非法时按未登录处理，出题与判题等核心功能仍可访问，错题本与个人中心返回未登录错误码。管理端鉴权使用 X-Admin-Token 请求头。</w:t>
       </w:r>
     </w:p>
     <w:p>
@@ -3134,7 +3348,7 @@
           <w:b w:val="0"/>
           <w:sz w:val="24"/>
         </w:rPr>
-        <w:t>系统共建立十张数据表，字段类型以 INTEGER、TEXT 与 REAL 为主，时间字段以本地时间字符串存储。数据访问层为关键数据表建立了索引。十张表的逻辑结构如表 4-1 至表 4-10 所示。</w:t>
+        <w:t>系统共建立十张数据表，字段类型以 INTEGER、TEXT 与 REAL 为主，时间字段以本地时间字符串存储。数据访问层为关键数据表建立了索引。用户表在账号体系补强后新增登录名、口令派生值与盐三个字段，并为登录名建立唯一索引；启动时由迁移逻辑按需补列，旧数据库文件可直接打开。十张表的逻辑结构如表 4-1 至表 4-10 所示。</w:t>
       </w:r>
     </w:p>
     <w:p>
@@ -3167,7 +3381,7 @@
       <w:tr>
         <w:tc>
           <w:tcPr>
-            <w:tcW w:type="dxa" w:w="1787"/>
+            <w:tcW w:type="dxa" w:w="1493"/>
             <w:tcBorders>
               <w:top w:val="single" w:sz="12" w:color="000000"/>
               <w:bottom w:val="single" w:sz="6" w:color="000000"/>
@@ -3191,7 +3405,7 @@
         </w:tc>
         <w:tc>
           <w:tcPr>
-            <w:tcW w:type="dxa" w:w="962"/>
+            <w:tcW w:type="dxa" w:w="804"/>
             <w:tcBorders>
               <w:top w:val="single" w:sz="12" w:color="000000"/>
               <w:bottom w:val="single" w:sz="6" w:color="000000"/>
@@ -3215,7 +3429,7 @@
         </w:tc>
         <w:tc>
           <w:tcPr>
-            <w:tcW w:type="dxa" w:w="4261"/>
+            <w:tcW w:type="dxa" w:w="3559"/>
             <w:tcBorders>
               <w:top w:val="single" w:sz="12" w:color="000000"/>
               <w:bottom w:val="single" w:sz="6" w:color="000000"/>
@@ -3239,7 +3453,7 @@
         </w:tc>
         <w:tc>
           <w:tcPr>
-            <w:tcW w:type="dxa" w:w="2062"/>
+            <w:tcW w:type="dxa" w:w="3215"/>
             <w:tcBorders>
               <w:top w:val="single" w:sz="12" w:color="000000"/>
               <w:bottom w:val="single" w:sz="6" w:color="000000"/>
@@ -3265,7 +3479,7 @@
       <w:tr>
         <w:tc>
           <w:tcPr>
-            <w:tcW w:type="dxa" w:w="1787"/>
+            <w:tcW w:type="dxa" w:w="1493"/>
             <w:tcBorders/>
           </w:tcPr>
           <w:p>
@@ -3286,7 +3500,7 @@
         </w:tc>
         <w:tc>
           <w:tcPr>
-            <w:tcW w:type="dxa" w:w="962"/>
+            <w:tcW w:type="dxa" w:w="804"/>
             <w:tcBorders/>
           </w:tcPr>
           <w:p>
@@ -3307,7 +3521,7 @@
         </w:tc>
         <w:tc>
           <w:tcPr>
-            <w:tcW w:type="dxa" w:w="4261"/>
+            <w:tcW w:type="dxa" w:w="3559"/>
             <w:tcBorders/>
           </w:tcPr>
           <w:p>
@@ -3328,7 +3542,7 @@
         </w:tc>
         <w:tc>
           <w:tcPr>
-            <w:tcW w:type="dxa" w:w="2062"/>
+            <w:tcW w:type="dxa" w:w="3215"/>
             <w:tcBorders/>
           </w:tcPr>
           <w:p>
@@ -3351,7 +3565,7 @@
       <w:tr>
         <w:tc>
           <w:tcPr>
-            <w:tcW w:type="dxa" w:w="1787"/>
+            <w:tcW w:type="dxa" w:w="1493"/>
             <w:tcBorders/>
           </w:tcPr>
           <w:p>
@@ -3372,7 +3586,7 @@
         </w:tc>
         <w:tc>
           <w:tcPr>
-            <w:tcW w:type="dxa" w:w="962"/>
+            <w:tcW w:type="dxa" w:w="804"/>
             <w:tcBorders/>
           </w:tcPr>
           <w:p>
@@ -3393,7 +3607,7 @@
         </w:tc>
         <w:tc>
           <w:tcPr>
-            <w:tcW w:type="dxa" w:w="4261"/>
+            <w:tcW w:type="dxa" w:w="3559"/>
             <w:tcBorders/>
           </w:tcPr>
           <w:p>
@@ -3414,7 +3628,7 @@
         </w:tc>
         <w:tc>
           <w:tcPr>
-            <w:tcW w:type="dxa" w:w="2062"/>
+            <w:tcW w:type="dxa" w:w="3215"/>
             <w:tcBorders/>
           </w:tcPr>
           <w:p>
@@ -3437,28 +3651,28 @@
       <w:tr>
         <w:tc>
           <w:tcPr>
-            <w:tcW w:type="dxa" w:w="1787"/>
-            <w:tcBorders/>
-          </w:tcPr>
-          <w:p>
-            <w:pPr>
-              <w:spacing w:lineRule="exact" w:line="280" w:before="0" w:after="0"/>
-              <w:jc w:val="center"/>
-            </w:pPr>
-            <w:r/>
-            <w:r>
-              <w:rPr>
-                <w:rFonts w:ascii="Times New Roman" w:hAnsi="Times New Roman" w:eastAsia="宋体"/>
-                <w:b w:val="0"/>
-                <w:sz w:val="21"/>
-              </w:rPr>
-              <w:t>nickname</w:t>
-            </w:r>
-          </w:p>
-        </w:tc>
-        <w:tc>
-          <w:tcPr>
-            <w:tcW w:type="dxa" w:w="962"/>
+            <w:tcW w:type="dxa" w:w="1493"/>
+            <w:tcBorders/>
+          </w:tcPr>
+          <w:p>
+            <w:pPr>
+              <w:spacing w:lineRule="exact" w:line="280" w:before="0" w:after="0"/>
+              <w:jc w:val="center"/>
+            </w:pPr>
+            <w:r/>
+            <w:r>
+              <w:rPr>
+                <w:rFonts w:ascii="Times New Roman" w:hAnsi="Times New Roman" w:eastAsia="宋体"/>
+                <w:b w:val="0"/>
+                <w:sz w:val="21"/>
+              </w:rPr>
+              <w:t>username</w:t>
+            </w:r>
+          </w:p>
+        </w:tc>
+        <w:tc>
+          <w:tcPr>
+            <w:tcW w:type="dxa" w:w="804"/>
             <w:tcBorders/>
           </w:tcPr>
           <w:p>
@@ -3479,43 +3693,43 @@
         </w:tc>
         <w:tc>
           <w:tcPr>
-            <w:tcW w:type="dxa" w:w="4261"/>
-            <w:tcBorders/>
-          </w:tcPr>
-          <w:p>
-            <w:pPr>
-              <w:spacing w:lineRule="exact" w:line="280" w:before="0" w:after="0"/>
-              <w:jc w:val="center"/>
-            </w:pPr>
-            <w:r/>
-            <w:r>
-              <w:rPr>
-                <w:rFonts w:ascii="Times New Roman" w:hAnsi="Times New Roman" w:eastAsia="宋体"/>
-                <w:b w:val="0"/>
-                <w:sz w:val="21"/>
-              </w:rPr>
-              <w:t>NOT NULL DEFAULT '学习者'</w:t>
-            </w:r>
-          </w:p>
-        </w:tc>
-        <w:tc>
-          <w:tcPr>
-            <w:tcW w:type="dxa" w:w="2062"/>
-            <w:tcBorders/>
-          </w:tcPr>
-          <w:p>
-            <w:pPr>
-              <w:spacing w:lineRule="exact" w:line="280" w:before="0" w:after="0"/>
-              <w:jc w:val="center"/>
-            </w:pPr>
-            <w:r/>
-            <w:r>
-              <w:rPr>
-                <w:rFonts w:ascii="Times New Roman" w:hAnsi="Times New Roman" w:eastAsia="宋体"/>
-                <w:b w:val="0"/>
-                <w:sz w:val="21"/>
-              </w:rPr>
-              <w:t>昵称</w:t>
+            <w:tcW w:type="dxa" w:w="3559"/>
+            <w:tcBorders/>
+          </w:tcPr>
+          <w:p>
+            <w:pPr>
+              <w:spacing w:lineRule="exact" w:line="280" w:before="0" w:after="0"/>
+              <w:jc w:val="center"/>
+            </w:pPr>
+            <w:r/>
+            <w:r>
+              <w:rPr>
+                <w:rFonts w:ascii="Times New Roman" w:hAnsi="Times New Roman" w:eastAsia="宋体"/>
+                <w:b w:val="0"/>
+                <w:sz w:val="21"/>
+              </w:rPr>
+              <w:t>可空，唯一索引</w:t>
+            </w:r>
+          </w:p>
+        </w:tc>
+        <w:tc>
+          <w:tcPr>
+            <w:tcW w:type="dxa" w:w="3215"/>
+            <w:tcBorders/>
+          </w:tcPr>
+          <w:p>
+            <w:pPr>
+              <w:spacing w:lineRule="exact" w:line="280" w:before="0" w:after="0"/>
+              <w:jc w:val="center"/>
+            </w:pPr>
+            <w:r/>
+            <w:r>
+              <w:rPr>
+                <w:rFonts w:ascii="Times New Roman" w:hAnsi="Times New Roman" w:eastAsia="宋体"/>
+                <w:b w:val="0"/>
+                <w:sz w:val="21"/>
+              </w:rPr>
+              <w:t>登录名，用于注册与口令登录</w:t>
             </w:r>
           </w:p>
         </w:tc>
@@ -3523,28 +3737,28 @@
       <w:tr>
         <w:tc>
           <w:tcPr>
-            <w:tcW w:type="dxa" w:w="1787"/>
-            <w:tcBorders/>
-          </w:tcPr>
-          <w:p>
-            <w:pPr>
-              <w:spacing w:lineRule="exact" w:line="280" w:before="0" w:after="0"/>
-              <w:jc w:val="center"/>
-            </w:pPr>
-            <w:r/>
-            <w:r>
-              <w:rPr>
-                <w:rFonts w:ascii="Times New Roman" w:hAnsi="Times New Roman" w:eastAsia="宋体"/>
-                <w:b w:val="0"/>
-                <w:sz w:val="21"/>
-              </w:rPr>
-              <w:t>avatar_url</w:t>
-            </w:r>
-          </w:p>
-        </w:tc>
-        <w:tc>
-          <w:tcPr>
-            <w:tcW w:type="dxa" w:w="962"/>
+            <w:tcW w:type="dxa" w:w="1493"/>
+            <w:tcBorders/>
+          </w:tcPr>
+          <w:p>
+            <w:pPr>
+              <w:spacing w:lineRule="exact" w:line="280" w:before="0" w:after="0"/>
+              <w:jc w:val="center"/>
+            </w:pPr>
+            <w:r/>
+            <w:r>
+              <w:rPr>
+                <w:rFonts w:ascii="Times New Roman" w:hAnsi="Times New Roman" w:eastAsia="宋体"/>
+                <w:b w:val="0"/>
+                <w:sz w:val="21"/>
+              </w:rPr>
+              <w:t>password_hash</w:t>
+            </w:r>
+          </w:p>
+        </w:tc>
+        <w:tc>
+          <w:tcPr>
+            <w:tcW w:type="dxa" w:w="804"/>
             <w:tcBorders/>
           </w:tcPr>
           <w:p>
@@ -3565,43 +3779,43 @@
         </w:tc>
         <w:tc>
           <w:tcPr>
-            <w:tcW w:type="dxa" w:w="4261"/>
-            <w:tcBorders/>
-          </w:tcPr>
-          <w:p>
-            <w:pPr>
-              <w:spacing w:lineRule="exact" w:line="280" w:before="0" w:after="0"/>
-              <w:jc w:val="center"/>
-            </w:pPr>
-            <w:r/>
-            <w:r>
-              <w:rPr>
-                <w:rFonts w:ascii="Times New Roman" w:hAnsi="Times New Roman" w:eastAsia="宋体"/>
-                <w:b w:val="0"/>
-                <w:sz w:val="21"/>
-              </w:rPr>
-              <w:t>NOT NULL DEFAULT ''</w:t>
-            </w:r>
-          </w:p>
-        </w:tc>
-        <w:tc>
-          <w:tcPr>
-            <w:tcW w:type="dxa" w:w="2062"/>
-            <w:tcBorders/>
-          </w:tcPr>
-          <w:p>
-            <w:pPr>
-              <w:spacing w:lineRule="exact" w:line="280" w:before="0" w:after="0"/>
-              <w:jc w:val="center"/>
-            </w:pPr>
-            <w:r/>
-            <w:r>
-              <w:rPr>
-                <w:rFonts w:ascii="Times New Roman" w:hAnsi="Times New Roman" w:eastAsia="宋体"/>
-                <w:b w:val="0"/>
-                <w:sz w:val="21"/>
-              </w:rPr>
-              <w:t>头像地址</w:t>
+            <w:tcW w:type="dxa" w:w="3559"/>
+            <w:tcBorders/>
+          </w:tcPr>
+          <w:p>
+            <w:pPr>
+              <w:spacing w:lineRule="exact" w:line="280" w:before="0" w:after="0"/>
+              <w:jc w:val="center"/>
+            </w:pPr>
+            <w:r/>
+            <w:r>
+              <w:rPr>
+                <w:rFonts w:ascii="Times New Roman" w:hAnsi="Times New Roman" w:eastAsia="宋体"/>
+                <w:b w:val="0"/>
+                <w:sz w:val="21"/>
+              </w:rPr>
+              <w:t>可空</w:t>
+            </w:r>
+          </w:p>
+        </w:tc>
+        <w:tc>
+          <w:tcPr>
+            <w:tcW w:type="dxa" w:w="3215"/>
+            <w:tcBorders/>
+          </w:tcPr>
+          <w:p>
+            <w:pPr>
+              <w:spacing w:lineRule="exact" w:line="280" w:before="0" w:after="0"/>
+              <w:jc w:val="center"/>
+            </w:pPr>
+            <w:r/>
+            <w:r>
+              <w:rPr>
+                <w:rFonts w:ascii="Times New Roman" w:hAnsi="Times New Roman" w:eastAsia="宋体"/>
+                <w:b w:val="0"/>
+                <w:sz w:val="21"/>
+              </w:rPr>
+              <w:t>口令的加盐派生值，不保存明文</w:t>
             </w:r>
           </w:p>
         </w:tc>
@@ -3609,85 +3823,85 @@
       <w:tr>
         <w:tc>
           <w:tcPr>
-            <w:tcW w:type="dxa" w:w="1787"/>
-            <w:tcBorders/>
-          </w:tcPr>
-          <w:p>
-            <w:pPr>
-              <w:spacing w:lineRule="exact" w:line="280" w:before="0" w:after="0"/>
-              <w:jc w:val="center"/>
-            </w:pPr>
-            <w:r/>
-            <w:r>
-              <w:rPr>
-                <w:rFonts w:ascii="Times New Roman" w:hAnsi="Times New Roman" w:eastAsia="宋体"/>
-                <w:b w:val="0"/>
-                <w:sz w:val="21"/>
-              </w:rPr>
-              <w:t>total_xp</w:t>
-            </w:r>
-          </w:p>
-        </w:tc>
-        <w:tc>
-          <w:tcPr>
-            <w:tcW w:type="dxa" w:w="962"/>
-            <w:tcBorders/>
-          </w:tcPr>
-          <w:p>
-            <w:pPr>
-              <w:spacing w:lineRule="exact" w:line="280" w:before="0" w:after="0"/>
-              <w:jc w:val="center"/>
-            </w:pPr>
-            <w:r/>
-            <w:r>
-              <w:rPr>
-                <w:rFonts w:ascii="Times New Roman" w:hAnsi="Times New Roman" w:eastAsia="宋体"/>
-                <w:b w:val="0"/>
-                <w:sz w:val="21"/>
-              </w:rPr>
-              <w:t>INTEGER</w:t>
-            </w:r>
-          </w:p>
-        </w:tc>
-        <w:tc>
-          <w:tcPr>
-            <w:tcW w:type="dxa" w:w="4261"/>
-            <w:tcBorders/>
-          </w:tcPr>
-          <w:p>
-            <w:pPr>
-              <w:spacing w:lineRule="exact" w:line="280" w:before="0" w:after="0"/>
-              <w:jc w:val="center"/>
-            </w:pPr>
-            <w:r/>
-            <w:r>
-              <w:rPr>
-                <w:rFonts w:ascii="Times New Roman" w:hAnsi="Times New Roman" w:eastAsia="宋体"/>
-                <w:b w:val="0"/>
-                <w:sz w:val="21"/>
-              </w:rPr>
-              <w:t>NOT NULL DEFAULT 0</w:t>
-            </w:r>
-          </w:p>
-        </w:tc>
-        <w:tc>
-          <w:tcPr>
-            <w:tcW w:type="dxa" w:w="2062"/>
-            <w:tcBorders/>
-          </w:tcPr>
-          <w:p>
-            <w:pPr>
-              <w:spacing w:lineRule="exact" w:line="280" w:before="0" w:after="0"/>
-              <w:jc w:val="center"/>
-            </w:pPr>
-            <w:r/>
-            <w:r>
-              <w:rPr>
-                <w:rFonts w:ascii="Times New Roman" w:hAnsi="Times New Roman" w:eastAsia="宋体"/>
-                <w:b w:val="0"/>
-                <w:sz w:val="21"/>
-              </w:rPr>
-              <w:t>累计经验值</w:t>
+            <w:tcW w:type="dxa" w:w="1493"/>
+            <w:tcBorders/>
+          </w:tcPr>
+          <w:p>
+            <w:pPr>
+              <w:spacing w:lineRule="exact" w:line="280" w:before="0" w:after="0"/>
+              <w:jc w:val="center"/>
+            </w:pPr>
+            <w:r/>
+            <w:r>
+              <w:rPr>
+                <w:rFonts w:ascii="Times New Roman" w:hAnsi="Times New Roman" w:eastAsia="宋体"/>
+                <w:b w:val="0"/>
+                <w:sz w:val="21"/>
+              </w:rPr>
+              <w:t>salt</w:t>
+            </w:r>
+          </w:p>
+        </w:tc>
+        <w:tc>
+          <w:tcPr>
+            <w:tcW w:type="dxa" w:w="804"/>
+            <w:tcBorders/>
+          </w:tcPr>
+          <w:p>
+            <w:pPr>
+              <w:spacing w:lineRule="exact" w:line="280" w:before="0" w:after="0"/>
+              <w:jc w:val="center"/>
+            </w:pPr>
+            <w:r/>
+            <w:r>
+              <w:rPr>
+                <w:rFonts w:ascii="Times New Roman" w:hAnsi="Times New Roman" w:eastAsia="宋体"/>
+                <w:b w:val="0"/>
+                <w:sz w:val="21"/>
+              </w:rPr>
+              <w:t>TEXT</w:t>
+            </w:r>
+          </w:p>
+        </w:tc>
+        <w:tc>
+          <w:tcPr>
+            <w:tcW w:type="dxa" w:w="3559"/>
+            <w:tcBorders/>
+          </w:tcPr>
+          <w:p>
+            <w:pPr>
+              <w:spacing w:lineRule="exact" w:line="280" w:before="0" w:after="0"/>
+              <w:jc w:val="center"/>
+            </w:pPr>
+            <w:r/>
+            <w:r>
+              <w:rPr>
+                <w:rFonts w:ascii="Times New Roman" w:hAnsi="Times New Roman" w:eastAsia="宋体"/>
+                <w:b w:val="0"/>
+                <w:sz w:val="21"/>
+              </w:rPr>
+              <w:t>可空</w:t>
+            </w:r>
+          </w:p>
+        </w:tc>
+        <w:tc>
+          <w:tcPr>
+            <w:tcW w:type="dxa" w:w="3215"/>
+            <w:tcBorders/>
+          </w:tcPr>
+          <w:p>
+            <w:pPr>
+              <w:spacing w:lineRule="exact" w:line="280" w:before="0" w:after="0"/>
+              <w:jc w:val="center"/>
+            </w:pPr>
+            <w:r/>
+            <w:r>
+              <w:rPr>
+                <w:rFonts w:ascii="Times New Roman" w:hAnsi="Times New Roman" w:eastAsia="宋体"/>
+                <w:b w:val="0"/>
+                <w:sz w:val="21"/>
+              </w:rPr>
+              <w:t>每个账号独立的随机盐</w:t>
             </w:r>
           </w:p>
         </w:tc>
@@ -3695,85 +3909,85 @@
       <w:tr>
         <w:tc>
           <w:tcPr>
-            <w:tcW w:type="dxa" w:w="1787"/>
-            <w:tcBorders/>
-          </w:tcPr>
-          <w:p>
-            <w:pPr>
-              <w:spacing w:lineRule="exact" w:line="280" w:before="0" w:after="0"/>
-              <w:jc w:val="center"/>
-            </w:pPr>
-            <w:r/>
-            <w:r>
-              <w:rPr>
-                <w:rFonts w:ascii="Times New Roman" w:hAnsi="Times New Roman" w:eastAsia="宋体"/>
-                <w:b w:val="0"/>
-                <w:sz w:val="21"/>
-              </w:rPr>
-              <w:t>status</w:t>
-            </w:r>
-          </w:p>
-        </w:tc>
-        <w:tc>
-          <w:tcPr>
-            <w:tcW w:type="dxa" w:w="962"/>
-            <w:tcBorders/>
-          </w:tcPr>
-          <w:p>
-            <w:pPr>
-              <w:spacing w:lineRule="exact" w:line="280" w:before="0" w:after="0"/>
-              <w:jc w:val="center"/>
-            </w:pPr>
-            <w:r/>
-            <w:r>
-              <w:rPr>
-                <w:rFonts w:ascii="Times New Roman" w:hAnsi="Times New Roman" w:eastAsia="宋体"/>
-                <w:b w:val="0"/>
-                <w:sz w:val="21"/>
-              </w:rPr>
-              <w:t>INTEGER</w:t>
-            </w:r>
-          </w:p>
-        </w:tc>
-        <w:tc>
-          <w:tcPr>
-            <w:tcW w:type="dxa" w:w="4261"/>
-            <w:tcBorders/>
-          </w:tcPr>
-          <w:p>
-            <w:pPr>
-              <w:spacing w:lineRule="exact" w:line="280" w:before="0" w:after="0"/>
-              <w:jc w:val="center"/>
-            </w:pPr>
-            <w:r/>
-            <w:r>
-              <w:rPr>
-                <w:rFonts w:ascii="Times New Roman" w:hAnsi="Times New Roman" w:eastAsia="宋体"/>
-                <w:b w:val="0"/>
-                <w:sz w:val="21"/>
-              </w:rPr>
-              <w:t>NOT NULL DEFAULT 1</w:t>
-            </w:r>
-          </w:p>
-        </w:tc>
-        <w:tc>
-          <w:tcPr>
-            <w:tcW w:type="dxa" w:w="2062"/>
-            <w:tcBorders/>
-          </w:tcPr>
-          <w:p>
-            <w:pPr>
-              <w:spacing w:lineRule="exact" w:line="280" w:before="0" w:after="0"/>
-              <w:jc w:val="center"/>
-            </w:pPr>
-            <w:r/>
-            <w:r>
-              <w:rPr>
-                <w:rFonts w:ascii="Times New Roman" w:hAnsi="Times New Roman" w:eastAsia="宋体"/>
-                <w:b w:val="0"/>
-                <w:sz w:val="21"/>
-              </w:rPr>
-              <w:t>1 正常 / 0 停用</w:t>
+            <w:tcW w:type="dxa" w:w="1493"/>
+            <w:tcBorders/>
+          </w:tcPr>
+          <w:p>
+            <w:pPr>
+              <w:spacing w:lineRule="exact" w:line="280" w:before="0" w:after="0"/>
+              <w:jc w:val="center"/>
+            </w:pPr>
+            <w:r/>
+            <w:r>
+              <w:rPr>
+                <w:rFonts w:ascii="Times New Roman" w:hAnsi="Times New Roman" w:eastAsia="宋体"/>
+                <w:b w:val="0"/>
+                <w:sz w:val="21"/>
+              </w:rPr>
+              <w:t>nickname</w:t>
+            </w:r>
+          </w:p>
+        </w:tc>
+        <w:tc>
+          <w:tcPr>
+            <w:tcW w:type="dxa" w:w="804"/>
+            <w:tcBorders/>
+          </w:tcPr>
+          <w:p>
+            <w:pPr>
+              <w:spacing w:lineRule="exact" w:line="280" w:before="0" w:after="0"/>
+              <w:jc w:val="center"/>
+            </w:pPr>
+            <w:r/>
+            <w:r>
+              <w:rPr>
+                <w:rFonts w:ascii="Times New Roman" w:hAnsi="Times New Roman" w:eastAsia="宋体"/>
+                <w:b w:val="0"/>
+                <w:sz w:val="21"/>
+              </w:rPr>
+              <w:t>TEXT</w:t>
+            </w:r>
+          </w:p>
+        </w:tc>
+        <w:tc>
+          <w:tcPr>
+            <w:tcW w:type="dxa" w:w="3559"/>
+            <w:tcBorders/>
+          </w:tcPr>
+          <w:p>
+            <w:pPr>
+              <w:spacing w:lineRule="exact" w:line="280" w:before="0" w:after="0"/>
+              <w:jc w:val="center"/>
+            </w:pPr>
+            <w:r/>
+            <w:r>
+              <w:rPr>
+                <w:rFonts w:ascii="Times New Roman" w:hAnsi="Times New Roman" w:eastAsia="宋体"/>
+                <w:b w:val="0"/>
+                <w:sz w:val="21"/>
+              </w:rPr>
+              <w:t>NOT NULL DEFAULT '学习者'</w:t>
+            </w:r>
+          </w:p>
+        </w:tc>
+        <w:tc>
+          <w:tcPr>
+            <w:tcW w:type="dxa" w:w="3215"/>
+            <w:tcBorders/>
+          </w:tcPr>
+          <w:p>
+            <w:pPr>
+              <w:spacing w:lineRule="exact" w:line="280" w:before="0" w:after="0"/>
+              <w:jc w:val="center"/>
+            </w:pPr>
+            <w:r/>
+            <w:r>
+              <w:rPr>
+                <w:rFonts w:ascii="Times New Roman" w:hAnsi="Times New Roman" w:eastAsia="宋体"/>
+                <w:b w:val="0"/>
+                <w:sz w:val="21"/>
+              </w:rPr>
+              <w:t>昵称</w:t>
             </w:r>
           </w:p>
         </w:tc>
@@ -3781,28 +3995,28 @@
       <w:tr>
         <w:tc>
           <w:tcPr>
-            <w:tcW w:type="dxa" w:w="1787"/>
-            <w:tcBorders/>
-          </w:tcPr>
-          <w:p>
-            <w:pPr>
-              <w:spacing w:lineRule="exact" w:line="280" w:before="0" w:after="0"/>
-              <w:jc w:val="center"/>
-            </w:pPr>
-            <w:r/>
-            <w:r>
-              <w:rPr>
-                <w:rFonts w:ascii="Times New Roman" w:hAnsi="Times New Roman" w:eastAsia="宋体"/>
-                <w:b w:val="0"/>
-                <w:sz w:val="21"/>
-              </w:rPr>
-              <w:t>grade</w:t>
-            </w:r>
-          </w:p>
-        </w:tc>
-        <w:tc>
-          <w:tcPr>
-            <w:tcW w:type="dxa" w:w="962"/>
+            <w:tcW w:type="dxa" w:w="1493"/>
+            <w:tcBorders/>
+          </w:tcPr>
+          <w:p>
+            <w:pPr>
+              <w:spacing w:lineRule="exact" w:line="280" w:before="0" w:after="0"/>
+              <w:jc w:val="center"/>
+            </w:pPr>
+            <w:r/>
+            <w:r>
+              <w:rPr>
+                <w:rFonts w:ascii="Times New Roman" w:hAnsi="Times New Roman" w:eastAsia="宋体"/>
+                <w:b w:val="0"/>
+                <w:sz w:val="21"/>
+              </w:rPr>
+              <w:t>avatar_url</w:t>
+            </w:r>
+          </w:p>
+        </w:tc>
+        <w:tc>
+          <w:tcPr>
+            <w:tcW w:type="dxa" w:w="804"/>
             <w:tcBorders/>
           </w:tcPr>
           <w:p>
@@ -3823,43 +4037,43 @@
         </w:tc>
         <w:tc>
           <w:tcPr>
-            <w:tcW w:type="dxa" w:w="4261"/>
-            <w:tcBorders/>
-          </w:tcPr>
-          <w:p>
-            <w:pPr>
-              <w:spacing w:lineRule="exact" w:line="280" w:before="0" w:after="0"/>
-              <w:jc w:val="center"/>
-            </w:pPr>
-            <w:r/>
-            <w:r>
-              <w:rPr>
-                <w:rFonts w:ascii="Times New Roman" w:hAnsi="Times New Roman" w:eastAsia="宋体"/>
-                <w:b w:val="0"/>
-                <w:sz w:val="21"/>
-              </w:rPr>
-              <w:t>NOT NULL DEFAULT 'primary_high'</w:t>
-            </w:r>
-          </w:p>
-        </w:tc>
-        <w:tc>
-          <w:tcPr>
-            <w:tcW w:type="dxa" w:w="2062"/>
-            <w:tcBorders/>
-          </w:tcPr>
-          <w:p>
-            <w:pPr>
-              <w:spacing w:lineRule="exact" w:line="280" w:before="0" w:after="0"/>
-              <w:jc w:val="center"/>
-            </w:pPr>
-            <w:r/>
-            <w:r>
-              <w:rPr>
-                <w:rFonts w:ascii="Times New Roman" w:hAnsi="Times New Roman" w:eastAsia="宋体"/>
-                <w:b w:val="0"/>
-                <w:sz w:val="21"/>
-              </w:rPr>
-              <w:t>常用学段</w:t>
+            <w:tcW w:type="dxa" w:w="3559"/>
+            <w:tcBorders/>
+          </w:tcPr>
+          <w:p>
+            <w:pPr>
+              <w:spacing w:lineRule="exact" w:line="280" w:before="0" w:after="0"/>
+              <w:jc w:val="center"/>
+            </w:pPr>
+            <w:r/>
+            <w:r>
+              <w:rPr>
+                <w:rFonts w:ascii="Times New Roman" w:hAnsi="Times New Roman" w:eastAsia="宋体"/>
+                <w:b w:val="0"/>
+                <w:sz w:val="21"/>
+              </w:rPr>
+              <w:t>NOT NULL DEFAULT ''</w:t>
+            </w:r>
+          </w:p>
+        </w:tc>
+        <w:tc>
+          <w:tcPr>
+            <w:tcW w:type="dxa" w:w="3215"/>
+            <w:tcBorders/>
+          </w:tcPr>
+          <w:p>
+            <w:pPr>
+              <w:spacing w:lineRule="exact" w:line="280" w:before="0" w:after="0"/>
+              <w:jc w:val="center"/>
+            </w:pPr>
+            <w:r/>
+            <w:r>
+              <w:rPr>
+                <w:rFonts w:ascii="Times New Roman" w:hAnsi="Times New Roman" w:eastAsia="宋体"/>
+                <w:b w:val="0"/>
+                <w:sz w:val="21"/>
+              </w:rPr>
+              <w:t>头像地址</w:t>
             </w:r>
           </w:p>
         </w:tc>
@@ -3867,85 +4081,85 @@
       <w:tr>
         <w:tc>
           <w:tcPr>
-            <w:tcW w:type="dxa" w:w="1787"/>
-            <w:tcBorders/>
-          </w:tcPr>
-          <w:p>
-            <w:pPr>
-              <w:spacing w:lineRule="exact" w:line="280" w:before="0" w:after="0"/>
-              <w:jc w:val="center"/>
-            </w:pPr>
-            <w:r/>
-            <w:r>
-              <w:rPr>
-                <w:rFonts w:ascii="Times New Roman" w:hAnsi="Times New Roman" w:eastAsia="宋体"/>
-                <w:b w:val="0"/>
-                <w:sz w:val="21"/>
-              </w:rPr>
-              <w:t>last_login_at</w:t>
-            </w:r>
-          </w:p>
-        </w:tc>
-        <w:tc>
-          <w:tcPr>
-            <w:tcW w:type="dxa" w:w="962"/>
-            <w:tcBorders/>
-          </w:tcPr>
-          <w:p>
-            <w:pPr>
-              <w:spacing w:lineRule="exact" w:line="280" w:before="0" w:after="0"/>
-              <w:jc w:val="center"/>
-            </w:pPr>
-            <w:r/>
-            <w:r>
-              <w:rPr>
-                <w:rFonts w:ascii="Times New Roman" w:hAnsi="Times New Roman" w:eastAsia="宋体"/>
-                <w:b w:val="0"/>
-                <w:sz w:val="21"/>
-              </w:rPr>
-              <w:t>TEXT</w:t>
-            </w:r>
-          </w:p>
-        </w:tc>
-        <w:tc>
-          <w:tcPr>
-            <w:tcW w:type="dxa" w:w="4261"/>
-            <w:tcBorders/>
-          </w:tcPr>
-          <w:p>
-            <w:pPr>
-              <w:spacing w:lineRule="exact" w:line="280" w:before="0" w:after="0"/>
-              <w:jc w:val="center"/>
-            </w:pPr>
-            <w:r/>
-            <w:r>
-              <w:rPr>
-                <w:rFonts w:ascii="Times New Roman" w:hAnsi="Times New Roman" w:eastAsia="宋体"/>
-                <w:b w:val="0"/>
-                <w:sz w:val="21"/>
-              </w:rPr>
-              <w:t>可空</w:t>
-            </w:r>
-          </w:p>
-        </w:tc>
-        <w:tc>
-          <w:tcPr>
-            <w:tcW w:type="dxa" w:w="2062"/>
-            <w:tcBorders/>
-          </w:tcPr>
-          <w:p>
-            <w:pPr>
-              <w:spacing w:lineRule="exact" w:line="280" w:before="0" w:after="0"/>
-              <w:jc w:val="center"/>
-            </w:pPr>
-            <w:r/>
-            <w:r>
-              <w:rPr>
-                <w:rFonts w:ascii="Times New Roman" w:hAnsi="Times New Roman" w:eastAsia="宋体"/>
-                <w:b w:val="0"/>
-                <w:sz w:val="21"/>
-              </w:rPr>
-              <w:t>最近登录时间</w:t>
+            <w:tcW w:type="dxa" w:w="1493"/>
+            <w:tcBorders/>
+          </w:tcPr>
+          <w:p>
+            <w:pPr>
+              <w:spacing w:lineRule="exact" w:line="280" w:before="0" w:after="0"/>
+              <w:jc w:val="center"/>
+            </w:pPr>
+            <w:r/>
+            <w:r>
+              <w:rPr>
+                <w:rFonts w:ascii="Times New Roman" w:hAnsi="Times New Roman" w:eastAsia="宋体"/>
+                <w:b w:val="0"/>
+                <w:sz w:val="21"/>
+              </w:rPr>
+              <w:t>total_xp</w:t>
+            </w:r>
+          </w:p>
+        </w:tc>
+        <w:tc>
+          <w:tcPr>
+            <w:tcW w:type="dxa" w:w="804"/>
+            <w:tcBorders/>
+          </w:tcPr>
+          <w:p>
+            <w:pPr>
+              <w:spacing w:lineRule="exact" w:line="280" w:before="0" w:after="0"/>
+              <w:jc w:val="center"/>
+            </w:pPr>
+            <w:r/>
+            <w:r>
+              <w:rPr>
+                <w:rFonts w:ascii="Times New Roman" w:hAnsi="Times New Roman" w:eastAsia="宋体"/>
+                <w:b w:val="0"/>
+                <w:sz w:val="21"/>
+              </w:rPr>
+              <w:t>INTEGER</w:t>
+            </w:r>
+          </w:p>
+        </w:tc>
+        <w:tc>
+          <w:tcPr>
+            <w:tcW w:type="dxa" w:w="3559"/>
+            <w:tcBorders/>
+          </w:tcPr>
+          <w:p>
+            <w:pPr>
+              <w:spacing w:lineRule="exact" w:line="280" w:before="0" w:after="0"/>
+              <w:jc w:val="center"/>
+            </w:pPr>
+            <w:r/>
+            <w:r>
+              <w:rPr>
+                <w:rFonts w:ascii="Times New Roman" w:hAnsi="Times New Roman" w:eastAsia="宋体"/>
+                <w:b w:val="0"/>
+                <w:sz w:val="21"/>
+              </w:rPr>
+              <w:t>NOT NULL DEFAULT 0</w:t>
+            </w:r>
+          </w:p>
+        </w:tc>
+        <w:tc>
+          <w:tcPr>
+            <w:tcW w:type="dxa" w:w="3215"/>
+            <w:tcBorders/>
+          </w:tcPr>
+          <w:p>
+            <w:pPr>
+              <w:spacing w:lineRule="exact" w:line="280" w:before="0" w:after="0"/>
+              <w:jc w:val="center"/>
+            </w:pPr>
+            <w:r/>
+            <w:r>
+              <w:rPr>
+                <w:rFonts w:ascii="Times New Roman" w:hAnsi="Times New Roman" w:eastAsia="宋体"/>
+                <w:b w:val="0"/>
+                <w:sz w:val="21"/>
+              </w:rPr>
+              <w:t>累计经验值</w:t>
             </w:r>
           </w:p>
         </w:tc>
@@ -3953,85 +4167,85 @@
       <w:tr>
         <w:tc>
           <w:tcPr>
-            <w:tcW w:type="dxa" w:w="1787"/>
-            <w:tcBorders/>
-          </w:tcPr>
-          <w:p>
-            <w:pPr>
-              <w:spacing w:lineRule="exact" w:line="280" w:before="0" w:after="0"/>
-              <w:jc w:val="center"/>
-            </w:pPr>
-            <w:r/>
-            <w:r>
-              <w:rPr>
-                <w:rFonts w:ascii="Times New Roman" w:hAnsi="Times New Roman" w:eastAsia="宋体"/>
-                <w:b w:val="0"/>
-                <w:sz w:val="21"/>
-              </w:rPr>
-              <w:t>created_at</w:t>
-            </w:r>
-          </w:p>
-        </w:tc>
-        <w:tc>
-          <w:tcPr>
-            <w:tcW w:type="dxa" w:w="962"/>
-            <w:tcBorders/>
-          </w:tcPr>
-          <w:p>
-            <w:pPr>
-              <w:spacing w:lineRule="exact" w:line="280" w:before="0" w:after="0"/>
-              <w:jc w:val="center"/>
-            </w:pPr>
-            <w:r/>
-            <w:r>
-              <w:rPr>
-                <w:rFonts w:ascii="Times New Roman" w:hAnsi="Times New Roman" w:eastAsia="宋体"/>
-                <w:b w:val="0"/>
-                <w:sz w:val="21"/>
-              </w:rPr>
-              <w:t>TEXT</w:t>
-            </w:r>
-          </w:p>
-        </w:tc>
-        <w:tc>
-          <w:tcPr>
-            <w:tcW w:type="dxa" w:w="4261"/>
-            <w:tcBorders/>
-          </w:tcPr>
-          <w:p>
-            <w:pPr>
-              <w:spacing w:lineRule="exact" w:line="280" w:before="0" w:after="0"/>
-              <w:jc w:val="center"/>
-            </w:pPr>
-            <w:r/>
-            <w:r>
-              <w:rPr>
-                <w:rFonts w:ascii="Times New Roman" w:hAnsi="Times New Roman" w:eastAsia="宋体"/>
-                <w:b w:val="0"/>
-                <w:sz w:val="21"/>
-              </w:rPr>
-              <w:t>NOT NULL DEFAULT 本地时间</w:t>
-            </w:r>
-          </w:p>
-        </w:tc>
-        <w:tc>
-          <w:tcPr>
-            <w:tcW w:type="dxa" w:w="2062"/>
-            <w:tcBorders/>
-          </w:tcPr>
-          <w:p>
-            <w:pPr>
-              <w:spacing w:lineRule="exact" w:line="280" w:before="0" w:after="0"/>
-              <w:jc w:val="center"/>
-            </w:pPr>
-            <w:r/>
-            <w:r>
-              <w:rPr>
-                <w:rFonts w:ascii="Times New Roman" w:hAnsi="Times New Roman" w:eastAsia="宋体"/>
-                <w:b w:val="0"/>
-                <w:sz w:val="21"/>
-              </w:rPr>
-              <w:t>创建时间</w:t>
+            <w:tcW w:type="dxa" w:w="1493"/>
+            <w:tcBorders/>
+          </w:tcPr>
+          <w:p>
+            <w:pPr>
+              <w:spacing w:lineRule="exact" w:line="280" w:before="0" w:after="0"/>
+              <w:jc w:val="center"/>
+            </w:pPr>
+            <w:r/>
+            <w:r>
+              <w:rPr>
+                <w:rFonts w:ascii="Times New Roman" w:hAnsi="Times New Roman" w:eastAsia="宋体"/>
+                <w:b w:val="0"/>
+                <w:sz w:val="21"/>
+              </w:rPr>
+              <w:t>status</w:t>
+            </w:r>
+          </w:p>
+        </w:tc>
+        <w:tc>
+          <w:tcPr>
+            <w:tcW w:type="dxa" w:w="804"/>
+            <w:tcBorders/>
+          </w:tcPr>
+          <w:p>
+            <w:pPr>
+              <w:spacing w:lineRule="exact" w:line="280" w:before="0" w:after="0"/>
+              <w:jc w:val="center"/>
+            </w:pPr>
+            <w:r/>
+            <w:r>
+              <w:rPr>
+                <w:rFonts w:ascii="Times New Roman" w:hAnsi="Times New Roman" w:eastAsia="宋体"/>
+                <w:b w:val="0"/>
+                <w:sz w:val="21"/>
+              </w:rPr>
+              <w:t>INTEGER</w:t>
+            </w:r>
+          </w:p>
+        </w:tc>
+        <w:tc>
+          <w:tcPr>
+            <w:tcW w:type="dxa" w:w="3559"/>
+            <w:tcBorders/>
+          </w:tcPr>
+          <w:p>
+            <w:pPr>
+              <w:spacing w:lineRule="exact" w:line="280" w:before="0" w:after="0"/>
+              <w:jc w:val="center"/>
+            </w:pPr>
+            <w:r/>
+            <w:r>
+              <w:rPr>
+                <w:rFonts w:ascii="Times New Roman" w:hAnsi="Times New Roman" w:eastAsia="宋体"/>
+                <w:b w:val="0"/>
+                <w:sz w:val="21"/>
+              </w:rPr>
+              <w:t>NOT NULL DEFAULT 1</w:t>
+            </w:r>
+          </w:p>
+        </w:tc>
+        <w:tc>
+          <w:tcPr>
+            <w:tcW w:type="dxa" w:w="3215"/>
+            <w:tcBorders/>
+          </w:tcPr>
+          <w:p>
+            <w:pPr>
+              <w:spacing w:lineRule="exact" w:line="280" w:before="0" w:after="0"/>
+              <w:jc w:val="center"/>
+            </w:pPr>
+            <w:r/>
+            <w:r>
+              <w:rPr>
+                <w:rFonts w:ascii="Times New Roman" w:hAnsi="Times New Roman" w:eastAsia="宋体"/>
+                <w:b w:val="0"/>
+                <w:sz w:val="21"/>
+              </w:rPr>
+              <w:t>1 正常 / 0 停用</w:t>
             </w:r>
           </w:p>
         </w:tc>
@@ -4039,7 +4253,265 @@
       <w:tr>
         <w:tc>
           <w:tcPr>
-            <w:tcW w:type="dxa" w:w="1787"/>
+            <w:tcW w:type="dxa" w:w="1493"/>
+            <w:tcBorders/>
+          </w:tcPr>
+          <w:p>
+            <w:pPr>
+              <w:spacing w:lineRule="exact" w:line="280" w:before="0" w:after="0"/>
+              <w:jc w:val="center"/>
+            </w:pPr>
+            <w:r/>
+            <w:r>
+              <w:rPr>
+                <w:rFonts w:ascii="Times New Roman" w:hAnsi="Times New Roman" w:eastAsia="宋体"/>
+                <w:b w:val="0"/>
+                <w:sz w:val="21"/>
+              </w:rPr>
+              <w:t>grade</w:t>
+            </w:r>
+          </w:p>
+        </w:tc>
+        <w:tc>
+          <w:tcPr>
+            <w:tcW w:type="dxa" w:w="804"/>
+            <w:tcBorders/>
+          </w:tcPr>
+          <w:p>
+            <w:pPr>
+              <w:spacing w:lineRule="exact" w:line="280" w:before="0" w:after="0"/>
+              <w:jc w:val="center"/>
+            </w:pPr>
+            <w:r/>
+            <w:r>
+              <w:rPr>
+                <w:rFonts w:ascii="Times New Roman" w:hAnsi="Times New Roman" w:eastAsia="宋体"/>
+                <w:b w:val="0"/>
+                <w:sz w:val="21"/>
+              </w:rPr>
+              <w:t>TEXT</w:t>
+            </w:r>
+          </w:p>
+        </w:tc>
+        <w:tc>
+          <w:tcPr>
+            <w:tcW w:type="dxa" w:w="3559"/>
+            <w:tcBorders/>
+          </w:tcPr>
+          <w:p>
+            <w:pPr>
+              <w:spacing w:lineRule="exact" w:line="280" w:before="0" w:after="0"/>
+              <w:jc w:val="center"/>
+            </w:pPr>
+            <w:r/>
+            <w:r>
+              <w:rPr>
+                <w:rFonts w:ascii="Times New Roman" w:hAnsi="Times New Roman" w:eastAsia="宋体"/>
+                <w:b w:val="0"/>
+                <w:sz w:val="21"/>
+              </w:rPr>
+              <w:t>NOT NULL DEFAULT 'primary_high'</w:t>
+            </w:r>
+          </w:p>
+        </w:tc>
+        <w:tc>
+          <w:tcPr>
+            <w:tcW w:type="dxa" w:w="3215"/>
+            <w:tcBorders/>
+          </w:tcPr>
+          <w:p>
+            <w:pPr>
+              <w:spacing w:lineRule="exact" w:line="280" w:before="0" w:after="0"/>
+              <w:jc w:val="center"/>
+            </w:pPr>
+            <w:r/>
+            <w:r>
+              <w:rPr>
+                <w:rFonts w:ascii="Times New Roman" w:hAnsi="Times New Roman" w:eastAsia="宋体"/>
+                <w:b w:val="0"/>
+                <w:sz w:val="21"/>
+              </w:rPr>
+              <w:t>常用学段</w:t>
+            </w:r>
+          </w:p>
+        </w:tc>
+      </w:tr>
+      <w:tr>
+        <w:tc>
+          <w:tcPr>
+            <w:tcW w:type="dxa" w:w="1493"/>
+            <w:tcBorders/>
+          </w:tcPr>
+          <w:p>
+            <w:pPr>
+              <w:spacing w:lineRule="exact" w:line="280" w:before="0" w:after="0"/>
+              <w:jc w:val="center"/>
+            </w:pPr>
+            <w:r/>
+            <w:r>
+              <w:rPr>
+                <w:rFonts w:ascii="Times New Roman" w:hAnsi="Times New Roman" w:eastAsia="宋体"/>
+                <w:b w:val="0"/>
+                <w:sz w:val="21"/>
+              </w:rPr>
+              <w:t>last_login_at</w:t>
+            </w:r>
+          </w:p>
+        </w:tc>
+        <w:tc>
+          <w:tcPr>
+            <w:tcW w:type="dxa" w:w="804"/>
+            <w:tcBorders/>
+          </w:tcPr>
+          <w:p>
+            <w:pPr>
+              <w:spacing w:lineRule="exact" w:line="280" w:before="0" w:after="0"/>
+              <w:jc w:val="center"/>
+            </w:pPr>
+            <w:r/>
+            <w:r>
+              <w:rPr>
+                <w:rFonts w:ascii="Times New Roman" w:hAnsi="Times New Roman" w:eastAsia="宋体"/>
+                <w:b w:val="0"/>
+                <w:sz w:val="21"/>
+              </w:rPr>
+              <w:t>TEXT</w:t>
+            </w:r>
+          </w:p>
+        </w:tc>
+        <w:tc>
+          <w:tcPr>
+            <w:tcW w:type="dxa" w:w="3559"/>
+            <w:tcBorders/>
+          </w:tcPr>
+          <w:p>
+            <w:pPr>
+              <w:spacing w:lineRule="exact" w:line="280" w:before="0" w:after="0"/>
+              <w:jc w:val="center"/>
+            </w:pPr>
+            <w:r/>
+            <w:r>
+              <w:rPr>
+                <w:rFonts w:ascii="Times New Roman" w:hAnsi="Times New Roman" w:eastAsia="宋体"/>
+                <w:b w:val="0"/>
+                <w:sz w:val="21"/>
+              </w:rPr>
+              <w:t>可空</w:t>
+            </w:r>
+          </w:p>
+        </w:tc>
+        <w:tc>
+          <w:tcPr>
+            <w:tcW w:type="dxa" w:w="3215"/>
+            <w:tcBorders/>
+          </w:tcPr>
+          <w:p>
+            <w:pPr>
+              <w:spacing w:lineRule="exact" w:line="280" w:before="0" w:after="0"/>
+              <w:jc w:val="center"/>
+            </w:pPr>
+            <w:r/>
+            <w:r>
+              <w:rPr>
+                <w:rFonts w:ascii="Times New Roman" w:hAnsi="Times New Roman" w:eastAsia="宋体"/>
+                <w:b w:val="0"/>
+                <w:sz w:val="21"/>
+              </w:rPr>
+              <w:t>最近登录时间</w:t>
+            </w:r>
+          </w:p>
+        </w:tc>
+      </w:tr>
+      <w:tr>
+        <w:tc>
+          <w:tcPr>
+            <w:tcW w:type="dxa" w:w="1493"/>
+            <w:tcBorders/>
+          </w:tcPr>
+          <w:p>
+            <w:pPr>
+              <w:spacing w:lineRule="exact" w:line="280" w:before="0" w:after="0"/>
+              <w:jc w:val="center"/>
+            </w:pPr>
+            <w:r/>
+            <w:r>
+              <w:rPr>
+                <w:rFonts w:ascii="Times New Roman" w:hAnsi="Times New Roman" w:eastAsia="宋体"/>
+                <w:b w:val="0"/>
+                <w:sz w:val="21"/>
+              </w:rPr>
+              <w:t>created_at</w:t>
+            </w:r>
+          </w:p>
+        </w:tc>
+        <w:tc>
+          <w:tcPr>
+            <w:tcW w:type="dxa" w:w="804"/>
+            <w:tcBorders/>
+          </w:tcPr>
+          <w:p>
+            <w:pPr>
+              <w:spacing w:lineRule="exact" w:line="280" w:before="0" w:after="0"/>
+              <w:jc w:val="center"/>
+            </w:pPr>
+            <w:r/>
+            <w:r>
+              <w:rPr>
+                <w:rFonts w:ascii="Times New Roman" w:hAnsi="Times New Roman" w:eastAsia="宋体"/>
+                <w:b w:val="0"/>
+                <w:sz w:val="21"/>
+              </w:rPr>
+              <w:t>TEXT</w:t>
+            </w:r>
+          </w:p>
+        </w:tc>
+        <w:tc>
+          <w:tcPr>
+            <w:tcW w:type="dxa" w:w="3559"/>
+            <w:tcBorders/>
+          </w:tcPr>
+          <w:p>
+            <w:pPr>
+              <w:spacing w:lineRule="exact" w:line="280" w:before="0" w:after="0"/>
+              <w:jc w:val="center"/>
+            </w:pPr>
+            <w:r/>
+            <w:r>
+              <w:rPr>
+                <w:rFonts w:ascii="Times New Roman" w:hAnsi="Times New Roman" w:eastAsia="宋体"/>
+                <w:b w:val="0"/>
+                <w:sz w:val="21"/>
+              </w:rPr>
+              <w:t>NOT NULL DEFAULT 本地时间</w:t>
+            </w:r>
+          </w:p>
+        </w:tc>
+        <w:tc>
+          <w:tcPr>
+            <w:tcW w:type="dxa" w:w="3215"/>
+            <w:tcBorders/>
+          </w:tcPr>
+          <w:p>
+            <w:pPr>
+              <w:spacing w:lineRule="exact" w:line="280" w:before="0" w:after="0"/>
+              <w:jc w:val="center"/>
+            </w:pPr>
+            <w:r/>
+            <w:r>
+              <w:rPr>
+                <w:rFonts w:ascii="Times New Roman" w:hAnsi="Times New Roman" w:eastAsia="宋体"/>
+                <w:b w:val="0"/>
+                <w:sz w:val="21"/>
+              </w:rPr>
+              <w:t>创建时间</w:t>
+            </w:r>
+          </w:p>
+        </w:tc>
+      </w:tr>
+      <w:tr>
+        <w:tc>
+          <w:tcPr>
+            <w:tcW w:type="dxa" w:w="1493"/>
             <w:tcBorders>
               <w:bottom w:val="single" w:sz="12" w:color="000000"/>
             </w:tcBorders>
@@ -4062,7 +4534,7 @@
         </w:tc>
         <w:tc>
           <w:tcPr>
-            <w:tcW w:type="dxa" w:w="962"/>
+            <w:tcW w:type="dxa" w:w="804"/>
             <w:tcBorders>
               <w:bottom w:val="single" w:sz="12" w:color="000000"/>
             </w:tcBorders>
@@ -4085,7 +4557,7 @@
         </w:tc>
         <w:tc>
           <w:tcPr>
-            <w:tcW w:type="dxa" w:w="4261"/>
+            <w:tcW w:type="dxa" w:w="3559"/>
             <w:tcBorders>
               <w:bottom w:val="single" w:sz="12" w:color="000000"/>
             </w:tcBorders>
@@ -4108,7 +4580,7 @@
         </w:tc>
         <w:tc>
           <w:tcPr>
-            <w:tcW w:type="dxa" w:w="2062"/>
+            <w:tcW w:type="dxa" w:w="3215"/>
             <w:tcBorders>
               <w:bottom w:val="single" w:sz="12" w:color="000000"/>
             </w:tcBorders>
@@ -11451,7 +11923,7 @@
           <w:b w:val="0"/>
           <w:sz w:val="24"/>
         </w:rPr>
-        <w:t>系统共设计并实现 26 个接口，其中学生端 13 个、管理端 13 个。学生端接口覆盖健康检查、学段选项、出题、判题、复盘报告、登录、个人中心、知识库文档增删查与错题本的查询、练习、清空；管理端接口覆盖登录与令牌校验、运行看板、趋势、用户查询与状态调整、题目资源池增删改查与主题统计、闯关记录与操作日志。系统接口清单如表 4-11 所示。</w:t>
+        <w:t>系统共设计并实现 33 个接口，其中学生端 19 个、管理端 14 个。学生端接口覆盖健康检查、学段选项、出题、判题、复盘报告、注册、登录、游客体验、游客数据合并、个人中心、知识库文档增删查与错题本的查询、练习、修改、删除、清空；管理端接口覆盖登录与令牌校验、运行看板、趋势、用户查询、单个学生的答题信息查看与状态调整、题目资源池增删改查与主题统计、闯关记录与操作日志。系统接口清单如表 4-11 所示。</w:t>
       </w:r>
     </w:p>
     <w:p>
@@ -11486,7 +11958,7 @@
       <w:tr>
         <w:tc>
           <w:tcPr>
-            <w:tcW w:type="dxa" w:w="575"/>
+            <w:tcW w:type="dxa" w:w="574"/>
             <w:tcBorders>
               <w:top w:val="single" w:sz="12" w:color="000000"/>
               <w:bottom w:val="single" w:sz="6" w:color="000000"/>
@@ -11510,7 +11982,7 @@
         </w:tc>
         <w:tc>
           <w:tcPr>
-            <w:tcW w:type="dxa" w:w="575"/>
+            <w:tcW w:type="dxa" w:w="574"/>
             <w:tcBorders>
               <w:top w:val="single" w:sz="12" w:color="000000"/>
               <w:bottom w:val="single" w:sz="6" w:color="000000"/>
@@ -11534,7 +12006,7 @@
         </w:tc>
         <w:tc>
           <w:tcPr>
-            <w:tcW w:type="dxa" w:w="1602"/>
+            <w:tcW w:type="dxa" w:w="1550"/>
             <w:tcBorders>
               <w:top w:val="single" w:sz="12" w:color="000000"/>
               <w:bottom w:val="single" w:sz="6" w:color="000000"/>
@@ -11558,7 +12030,7 @@
         </w:tc>
         <w:tc>
           <w:tcPr>
-            <w:tcW w:type="dxa" w:w="2670"/>
+            <w:tcW w:type="dxa" w:w="2583"/>
             <w:tcBorders>
               <w:top w:val="single" w:sz="12" w:color="000000"/>
               <w:bottom w:val="single" w:sz="6" w:color="000000"/>
@@ -11582,7 +12054,7 @@
         </w:tc>
         <w:tc>
           <w:tcPr>
-            <w:tcW w:type="dxa" w:w="2670"/>
+            <w:tcW w:type="dxa" w:w="2583"/>
             <w:tcBorders>
               <w:top w:val="single" w:sz="12" w:color="000000"/>
               <w:bottom w:val="single" w:sz="6" w:color="000000"/>
@@ -11606,7 +12078,7 @@
         </w:tc>
         <w:tc>
           <w:tcPr>
-            <w:tcW w:type="dxa" w:w="979"/>
+            <w:tcW w:type="dxa" w:w="1206"/>
             <w:tcBorders>
               <w:top w:val="single" w:sz="12" w:color="000000"/>
               <w:bottom w:val="single" w:sz="6" w:color="000000"/>
@@ -11632,7 +12104,7 @@
       <w:tr>
         <w:tc>
           <w:tcPr>
-            <w:tcW w:type="dxa" w:w="575"/>
+            <w:tcW w:type="dxa" w:w="574"/>
             <w:tcBorders/>
           </w:tcPr>
           <w:p>
@@ -11653,7 +12125,7 @@
         </w:tc>
         <w:tc>
           <w:tcPr>
-            <w:tcW w:type="dxa" w:w="575"/>
+            <w:tcW w:type="dxa" w:w="574"/>
             <w:tcBorders/>
           </w:tcPr>
           <w:p>
@@ -11674,7 +12146,7 @@
         </w:tc>
         <w:tc>
           <w:tcPr>
-            <w:tcW w:type="dxa" w:w="1602"/>
+            <w:tcW w:type="dxa" w:w="1550"/>
             <w:tcBorders/>
           </w:tcPr>
           <w:p>
@@ -11695,7 +12167,7 @@
         </w:tc>
         <w:tc>
           <w:tcPr>
-            <w:tcW w:type="dxa" w:w="2670"/>
+            <w:tcW w:type="dxa" w:w="2583"/>
             <w:tcBorders/>
           </w:tcPr>
           <w:p>
@@ -11716,7 +12188,7 @@
         </w:tc>
         <w:tc>
           <w:tcPr>
-            <w:tcW w:type="dxa" w:w="2670"/>
+            <w:tcW w:type="dxa" w:w="2583"/>
             <w:tcBorders/>
           </w:tcPr>
           <w:p>
@@ -11737,7 +12209,7 @@
         </w:tc>
         <w:tc>
           <w:tcPr>
-            <w:tcW w:type="dxa" w:w="979"/>
+            <w:tcW w:type="dxa" w:w="1206"/>
             <w:tcBorders/>
           </w:tcPr>
           <w:p>
@@ -11760,7 +12232,7 @@
       <w:tr>
         <w:tc>
           <w:tcPr>
-            <w:tcW w:type="dxa" w:w="575"/>
+            <w:tcW w:type="dxa" w:w="574"/>
             <w:tcBorders/>
           </w:tcPr>
           <w:p>
@@ -11781,7 +12253,7 @@
         </w:tc>
         <w:tc>
           <w:tcPr>
-            <w:tcW w:type="dxa" w:w="575"/>
+            <w:tcW w:type="dxa" w:w="574"/>
             <w:tcBorders/>
           </w:tcPr>
           <w:p>
@@ -11802,7 +12274,7 @@
         </w:tc>
         <w:tc>
           <w:tcPr>
-            <w:tcW w:type="dxa" w:w="1602"/>
+            <w:tcW w:type="dxa" w:w="1550"/>
             <w:tcBorders/>
           </w:tcPr>
           <w:p>
@@ -11823,7 +12295,7 @@
         </w:tc>
         <w:tc>
           <w:tcPr>
-            <w:tcW w:type="dxa" w:w="2670"/>
+            <w:tcW w:type="dxa" w:w="2583"/>
             <w:tcBorders/>
           </w:tcPr>
           <w:p>
@@ -11844,7 +12316,7 @@
         </w:tc>
         <w:tc>
           <w:tcPr>
-            <w:tcW w:type="dxa" w:w="2670"/>
+            <w:tcW w:type="dxa" w:w="2583"/>
             <w:tcBorders/>
           </w:tcPr>
           <w:p>
@@ -11865,7 +12337,7 @@
         </w:tc>
         <w:tc>
           <w:tcPr>
-            <w:tcW w:type="dxa" w:w="979"/>
+            <w:tcW w:type="dxa" w:w="1206"/>
             <w:tcBorders/>
           </w:tcPr>
           <w:p>
@@ -11888,7 +12360,7 @@
       <w:tr>
         <w:tc>
           <w:tcPr>
-            <w:tcW w:type="dxa" w:w="575"/>
+            <w:tcW w:type="dxa" w:w="574"/>
             <w:tcBorders/>
           </w:tcPr>
           <w:p>
@@ -11909,7 +12381,7 @@
         </w:tc>
         <w:tc>
           <w:tcPr>
-            <w:tcW w:type="dxa" w:w="575"/>
+            <w:tcW w:type="dxa" w:w="574"/>
             <w:tcBorders/>
           </w:tcPr>
           <w:p>
@@ -11930,7 +12402,7 @@
         </w:tc>
         <w:tc>
           <w:tcPr>
-            <w:tcW w:type="dxa" w:w="1602"/>
+            <w:tcW w:type="dxa" w:w="1550"/>
             <w:tcBorders/>
           </w:tcPr>
           <w:p>
@@ -11951,7 +12423,7 @@
         </w:tc>
         <w:tc>
           <w:tcPr>
-            <w:tcW w:type="dxa" w:w="2670"/>
+            <w:tcW w:type="dxa" w:w="2583"/>
             <w:tcBorders/>
           </w:tcPr>
           <w:p>
@@ -11972,7 +12444,7 @@
         </w:tc>
         <w:tc>
           <w:tcPr>
-            <w:tcW w:type="dxa" w:w="2670"/>
+            <w:tcW w:type="dxa" w:w="2583"/>
             <w:tcBorders/>
           </w:tcPr>
           <w:p>
@@ -11993,7 +12465,7 @@
         </w:tc>
         <w:tc>
           <w:tcPr>
-            <w:tcW w:type="dxa" w:w="979"/>
+            <w:tcW w:type="dxa" w:w="1206"/>
             <w:tcBorders/>
           </w:tcPr>
           <w:p>
@@ -12016,7 +12488,7 @@
       <w:tr>
         <w:tc>
           <w:tcPr>
-            <w:tcW w:type="dxa" w:w="575"/>
+            <w:tcW w:type="dxa" w:w="574"/>
             <w:tcBorders/>
           </w:tcPr>
           <w:p>
@@ -12037,7 +12509,7 @@
         </w:tc>
         <w:tc>
           <w:tcPr>
-            <w:tcW w:type="dxa" w:w="575"/>
+            <w:tcW w:type="dxa" w:w="574"/>
             <w:tcBorders/>
           </w:tcPr>
           <w:p>
@@ -12058,7 +12530,7 @@
         </w:tc>
         <w:tc>
           <w:tcPr>
-            <w:tcW w:type="dxa" w:w="1602"/>
+            <w:tcW w:type="dxa" w:w="1550"/>
             <w:tcBorders/>
           </w:tcPr>
           <w:p>
@@ -12079,7 +12551,7 @@
         </w:tc>
         <w:tc>
           <w:tcPr>
-            <w:tcW w:type="dxa" w:w="2670"/>
+            <w:tcW w:type="dxa" w:w="2583"/>
             <w:tcBorders/>
           </w:tcPr>
           <w:p>
@@ -12100,7 +12572,7 @@
         </w:tc>
         <w:tc>
           <w:tcPr>
-            <w:tcW w:type="dxa" w:w="2670"/>
+            <w:tcW w:type="dxa" w:w="2583"/>
             <w:tcBorders/>
           </w:tcPr>
           <w:p>
@@ -12121,7 +12593,7 @@
         </w:tc>
         <w:tc>
           <w:tcPr>
-            <w:tcW w:type="dxa" w:w="979"/>
+            <w:tcW w:type="dxa" w:w="1206"/>
             <w:tcBorders/>
           </w:tcPr>
           <w:p>
@@ -12144,7 +12616,7 @@
       <w:tr>
         <w:tc>
           <w:tcPr>
-            <w:tcW w:type="dxa" w:w="575"/>
+            <w:tcW w:type="dxa" w:w="574"/>
             <w:tcBorders/>
           </w:tcPr>
           <w:p>
@@ -12165,7 +12637,7 @@
         </w:tc>
         <w:tc>
           <w:tcPr>
-            <w:tcW w:type="dxa" w:w="575"/>
+            <w:tcW w:type="dxa" w:w="574"/>
             <w:tcBorders/>
           </w:tcPr>
           <w:p>
@@ -12186,7 +12658,7 @@
         </w:tc>
         <w:tc>
           <w:tcPr>
-            <w:tcW w:type="dxa" w:w="1602"/>
+            <w:tcW w:type="dxa" w:w="1550"/>
             <w:tcBorders/>
           </w:tcPr>
           <w:p>
@@ -12207,7 +12679,7 @@
         </w:tc>
         <w:tc>
           <w:tcPr>
-            <w:tcW w:type="dxa" w:w="2670"/>
+            <w:tcW w:type="dxa" w:w="2583"/>
             <w:tcBorders/>
           </w:tcPr>
           <w:p>
@@ -12228,7 +12700,7 @@
         </w:tc>
         <w:tc>
           <w:tcPr>
-            <w:tcW w:type="dxa" w:w="2670"/>
+            <w:tcW w:type="dxa" w:w="2583"/>
             <w:tcBorders/>
           </w:tcPr>
           <w:p>
@@ -12249,7 +12721,7 @@
         </w:tc>
         <w:tc>
           <w:tcPr>
-            <w:tcW w:type="dxa" w:w="979"/>
+            <w:tcW w:type="dxa" w:w="1206"/>
             <w:tcBorders/>
           </w:tcPr>
           <w:p>
@@ -12272,7 +12744,7 @@
       <w:tr>
         <w:tc>
           <w:tcPr>
-            <w:tcW w:type="dxa" w:w="575"/>
+            <w:tcW w:type="dxa" w:w="574"/>
             <w:tcBorders/>
           </w:tcPr>
           <w:p>
@@ -12293,7 +12765,7 @@
         </w:tc>
         <w:tc>
           <w:tcPr>
-            <w:tcW w:type="dxa" w:w="575"/>
+            <w:tcW w:type="dxa" w:w="574"/>
             <w:tcBorders/>
           </w:tcPr>
           <w:p>
@@ -12314,49 +12786,49 @@
         </w:tc>
         <w:tc>
           <w:tcPr>
-            <w:tcW w:type="dxa" w:w="1602"/>
-            <w:tcBorders/>
-          </w:tcPr>
-          <w:p>
-            <w:pPr>
-              <w:spacing w:lineRule="exact" w:line="280" w:before="0" w:after="0"/>
-              <w:jc w:val="center"/>
-            </w:pPr>
-            <w:r/>
-            <w:r>
-              <w:rPr>
-                <w:rFonts w:ascii="Times New Roman" w:hAnsi="Times New Roman" w:eastAsia="宋体"/>
-                <w:b w:val="0"/>
-                <w:sz w:val="21"/>
-              </w:rPr>
-              <w:t>/api/v1/user/login</w:t>
-            </w:r>
-          </w:p>
-        </w:tc>
-        <w:tc>
-          <w:tcPr>
-            <w:tcW w:type="dxa" w:w="2670"/>
-            <w:tcBorders/>
-          </w:tcPr>
-          <w:p>
-            <w:pPr>
-              <w:spacing w:lineRule="exact" w:line="280" w:before="0" w:after="0"/>
-              <w:jc w:val="center"/>
-            </w:pPr>
-            <w:r/>
-            <w:r>
-              <w:rPr>
-                <w:rFonts w:ascii="Times New Roman" w:hAnsi="Times New Roman" w:eastAsia="宋体"/>
-                <w:b w:val="0"/>
-                <w:sz w:val="21"/>
-              </w:rPr>
-              <w:t>code?、nickname?、grade?</w:t>
-            </w:r>
-          </w:p>
-        </w:tc>
-        <w:tc>
-          <w:tcPr>
-            <w:tcW w:type="dxa" w:w="2670"/>
+            <w:tcW w:type="dxa" w:w="1550"/>
+            <w:tcBorders/>
+          </w:tcPr>
+          <w:p>
+            <w:pPr>
+              <w:spacing w:lineRule="exact" w:line="280" w:before="0" w:after="0"/>
+              <w:jc w:val="center"/>
+            </w:pPr>
+            <w:r/>
+            <w:r>
+              <w:rPr>
+                <w:rFonts w:ascii="Times New Roman" w:hAnsi="Times New Roman" w:eastAsia="宋体"/>
+                <w:b w:val="0"/>
+                <w:sz w:val="21"/>
+              </w:rPr>
+              <w:t>/api/v1/user/register</w:t>
+            </w:r>
+          </w:p>
+        </w:tc>
+        <w:tc>
+          <w:tcPr>
+            <w:tcW w:type="dxa" w:w="2583"/>
+            <w:tcBorders/>
+          </w:tcPr>
+          <w:p>
+            <w:pPr>
+              <w:spacing w:lineRule="exact" w:line="280" w:before="0" w:after="0"/>
+              <w:jc w:val="center"/>
+            </w:pPr>
+            <w:r/>
+            <w:r>
+              <w:rPr>
+                <w:rFonts w:ascii="Times New Roman" w:hAnsi="Times New Roman" w:eastAsia="宋体"/>
+                <w:b w:val="0"/>
+                <w:sz w:val="21"/>
+              </w:rPr>
+              <w:t>username、password、nickname?、grade?</w:t>
+            </w:r>
+          </w:p>
+        </w:tc>
+        <w:tc>
+          <w:tcPr>
+            <w:tcW w:type="dxa" w:w="2583"/>
             <w:tcBorders/>
           </w:tcPr>
           <w:p>
@@ -12377,22 +12849,22 @@
         </w:tc>
         <w:tc>
           <w:tcPr>
-            <w:tcW w:type="dxa" w:w="979"/>
-            <w:tcBorders/>
-          </w:tcPr>
-          <w:p>
-            <w:pPr>
-              <w:spacing w:lineRule="exact" w:line="280" w:before="0" w:after="0"/>
-              <w:jc w:val="center"/>
-            </w:pPr>
-            <w:r/>
-            <w:r>
-              <w:rPr>
-                <w:rFonts w:ascii="Times New Roman" w:hAnsi="Times New Roman" w:eastAsia="宋体"/>
-                <w:b w:val="0"/>
-                <w:sz w:val="21"/>
-              </w:rPr>
-              <w:t>本地账号登录</w:t>
+            <w:tcW w:type="dxa" w:w="1206"/>
+            <w:tcBorders/>
+          </w:tcPr>
+          <w:p>
+            <w:pPr>
+              <w:spacing w:lineRule="exact" w:line="280" w:before="0" w:after="0"/>
+              <w:jc w:val="center"/>
+            </w:pPr>
+            <w:r/>
+            <w:r>
+              <w:rPr>
+                <w:rFonts w:ascii="Times New Roman" w:hAnsi="Times New Roman" w:eastAsia="宋体"/>
+                <w:b w:val="0"/>
+                <w:sz w:val="21"/>
+              </w:rPr>
+              <w:t>登录名与口令注册</w:t>
             </w:r>
           </w:p>
         </w:tc>
@@ -12400,7 +12872,7 @@
       <w:tr>
         <w:tc>
           <w:tcPr>
-            <w:tcW w:type="dxa" w:w="575"/>
+            <w:tcW w:type="dxa" w:w="574"/>
             <w:tcBorders/>
           </w:tcPr>
           <w:p>
@@ -12421,106 +12893,106 @@
         </w:tc>
         <w:tc>
           <w:tcPr>
-            <w:tcW w:type="dxa" w:w="575"/>
-            <w:tcBorders/>
-          </w:tcPr>
-          <w:p>
-            <w:pPr>
-              <w:spacing w:lineRule="exact" w:line="280" w:before="0" w:after="0"/>
-              <w:jc w:val="center"/>
-            </w:pPr>
-            <w:r/>
-            <w:r>
-              <w:rPr>
-                <w:rFonts w:ascii="Times New Roman" w:hAnsi="Times New Roman" w:eastAsia="宋体"/>
-                <w:b w:val="0"/>
-                <w:sz w:val="21"/>
-              </w:rPr>
-              <w:t>GET</w:t>
-            </w:r>
-          </w:p>
-        </w:tc>
-        <w:tc>
-          <w:tcPr>
-            <w:tcW w:type="dxa" w:w="1602"/>
-            <w:tcBorders/>
-          </w:tcPr>
-          <w:p>
-            <w:pPr>
-              <w:spacing w:lineRule="exact" w:line="280" w:before="0" w:after="0"/>
-              <w:jc w:val="center"/>
-            </w:pPr>
-            <w:r/>
-            <w:r>
-              <w:rPr>
-                <w:rFonts w:ascii="Times New Roman" w:hAnsi="Times New Roman" w:eastAsia="宋体"/>
-                <w:b w:val="0"/>
-                <w:sz w:val="21"/>
-              </w:rPr>
-              <w:t>/api/v1/user/profile</w:t>
-            </w:r>
-          </w:p>
-        </w:tc>
-        <w:tc>
-          <w:tcPr>
-            <w:tcW w:type="dxa" w:w="2670"/>
-            <w:tcBorders/>
-          </w:tcPr>
-          <w:p>
-            <w:pPr>
-              <w:spacing w:lineRule="exact" w:line="280" w:before="0" w:after="0"/>
-              <w:jc w:val="center"/>
-            </w:pPr>
-            <w:r/>
-            <w:r>
-              <w:rPr>
-                <w:rFonts w:ascii="Times New Roman" w:hAnsi="Times New Roman" w:eastAsia="宋体"/>
-                <w:b w:val="0"/>
-                <w:sz w:val="21"/>
-              </w:rPr>
-              <w:t>令牌</w:t>
-            </w:r>
-          </w:p>
-        </w:tc>
-        <w:tc>
-          <w:tcPr>
-            <w:tcW w:type="dxa" w:w="2670"/>
-            <w:tcBorders/>
-          </w:tcPr>
-          <w:p>
-            <w:pPr>
-              <w:spacing w:lineRule="exact" w:line="280" w:before="0" w:after="0"/>
-              <w:jc w:val="center"/>
-            </w:pPr>
-            <w:r/>
-            <w:r>
-              <w:rPr>
-                <w:rFonts w:ascii="Times New Roman" w:hAnsi="Times New Roman" w:eastAsia="宋体"/>
-                <w:b w:val="0"/>
-                <w:sz w:val="21"/>
-              </w:rPr>
-              <w:t>user、sessions、wrong_count、weak_points</w:t>
-            </w:r>
-          </w:p>
-        </w:tc>
-        <w:tc>
-          <w:tcPr>
-            <w:tcW w:type="dxa" w:w="979"/>
-            <w:tcBorders/>
-          </w:tcPr>
-          <w:p>
-            <w:pPr>
-              <w:spacing w:lineRule="exact" w:line="280" w:before="0" w:after="0"/>
-              <w:jc w:val="center"/>
-            </w:pPr>
-            <w:r/>
-            <w:r>
-              <w:rPr>
-                <w:rFonts w:ascii="Times New Roman" w:hAnsi="Times New Roman" w:eastAsia="宋体"/>
-                <w:b w:val="0"/>
-                <w:sz w:val="21"/>
-              </w:rPr>
-              <w:t>个人中心</w:t>
+            <w:tcW w:type="dxa" w:w="574"/>
+            <w:tcBorders/>
+          </w:tcPr>
+          <w:p>
+            <w:pPr>
+              <w:spacing w:lineRule="exact" w:line="280" w:before="0" w:after="0"/>
+              <w:jc w:val="center"/>
+            </w:pPr>
+            <w:r/>
+            <w:r>
+              <w:rPr>
+                <w:rFonts w:ascii="Times New Roman" w:hAnsi="Times New Roman" w:eastAsia="宋体"/>
+                <w:b w:val="0"/>
+                <w:sz w:val="21"/>
+              </w:rPr>
+              <w:t>POST</w:t>
+            </w:r>
+          </w:p>
+        </w:tc>
+        <w:tc>
+          <w:tcPr>
+            <w:tcW w:type="dxa" w:w="1550"/>
+            <w:tcBorders/>
+          </w:tcPr>
+          <w:p>
+            <w:pPr>
+              <w:spacing w:lineRule="exact" w:line="280" w:before="0" w:after="0"/>
+              <w:jc w:val="center"/>
+            </w:pPr>
+            <w:r/>
+            <w:r>
+              <w:rPr>
+                <w:rFonts w:ascii="Times New Roman" w:hAnsi="Times New Roman" w:eastAsia="宋体"/>
+                <w:b w:val="0"/>
+                <w:sz w:val="21"/>
+              </w:rPr>
+              <w:t>/api/v1/user/login</w:t>
+            </w:r>
+          </w:p>
+        </w:tc>
+        <w:tc>
+          <w:tcPr>
+            <w:tcW w:type="dxa" w:w="2583"/>
+            <w:tcBorders/>
+          </w:tcPr>
+          <w:p>
+            <w:pPr>
+              <w:spacing w:lineRule="exact" w:line="280" w:before="0" w:after="0"/>
+              <w:jc w:val="center"/>
+            </w:pPr>
+            <w:r/>
+            <w:r>
+              <w:rPr>
+                <w:rFonts w:ascii="Times New Roman" w:hAnsi="Times New Roman" w:eastAsia="宋体"/>
+                <w:b w:val="0"/>
+                <w:sz w:val="21"/>
+              </w:rPr>
+              <w:t>username?、password?、code?、nickname?、grade?</w:t>
+            </w:r>
+          </w:p>
+        </w:tc>
+        <w:tc>
+          <w:tcPr>
+            <w:tcW w:type="dxa" w:w="2583"/>
+            <w:tcBorders/>
+          </w:tcPr>
+          <w:p>
+            <w:pPr>
+              <w:spacing w:lineRule="exact" w:line="280" w:before="0" w:after="0"/>
+              <w:jc w:val="center"/>
+            </w:pPr>
+            <w:r/>
+            <w:r>
+              <w:rPr>
+                <w:rFonts w:ascii="Times New Roman" w:hAnsi="Times New Roman" w:eastAsia="宋体"/>
+                <w:b w:val="0"/>
+                <w:sz w:val="21"/>
+              </w:rPr>
+              <w:t>token、user</w:t>
+            </w:r>
+          </w:p>
+        </w:tc>
+        <w:tc>
+          <w:tcPr>
+            <w:tcW w:type="dxa" w:w="1206"/>
+            <w:tcBorders/>
+          </w:tcPr>
+          <w:p>
+            <w:pPr>
+              <w:spacing w:lineRule="exact" w:line="280" w:before="0" w:after="0"/>
+              <w:jc w:val="center"/>
+            </w:pPr>
+            <w:r/>
+            <w:r>
+              <w:rPr>
+                <w:rFonts w:ascii="Times New Roman" w:hAnsi="Times New Roman" w:eastAsia="宋体"/>
+                <w:b w:val="0"/>
+                <w:sz w:val="21"/>
+              </w:rPr>
+              <w:t>账号口令登录与小程序凭证登录</w:t>
             </w:r>
           </w:p>
         </w:tc>
@@ -12528,7 +13000,7 @@
       <w:tr>
         <w:tc>
           <w:tcPr>
-            <w:tcW w:type="dxa" w:w="575"/>
+            <w:tcW w:type="dxa" w:w="574"/>
             <w:tcBorders/>
           </w:tcPr>
           <w:p>
@@ -12549,7 +13021,7 @@
         </w:tc>
         <w:tc>
           <w:tcPr>
-            <w:tcW w:type="dxa" w:w="575"/>
+            <w:tcW w:type="dxa" w:w="574"/>
             <w:tcBorders/>
           </w:tcPr>
           <w:p>
@@ -12570,85 +13042,85 @@
         </w:tc>
         <w:tc>
           <w:tcPr>
-            <w:tcW w:type="dxa" w:w="1602"/>
-            <w:tcBorders/>
-          </w:tcPr>
-          <w:p>
-            <w:pPr>
-              <w:spacing w:lineRule="exact" w:line="280" w:before="0" w:after="0"/>
-              <w:jc w:val="center"/>
-            </w:pPr>
-            <w:r/>
-            <w:r>
-              <w:rPr>
-                <w:rFonts w:ascii="Times New Roman" w:hAnsi="Times New Roman" w:eastAsia="宋体"/>
-                <w:b w:val="0"/>
-                <w:sz w:val="21"/>
-              </w:rPr>
-              <w:t>/api/v1/knowledge/documents</w:t>
-            </w:r>
-          </w:p>
-        </w:tc>
-        <w:tc>
-          <w:tcPr>
-            <w:tcW w:type="dxa" w:w="2670"/>
-            <w:tcBorders/>
-          </w:tcPr>
-          <w:p>
-            <w:pPr>
-              <w:spacing w:lineRule="exact" w:line="280" w:before="0" w:after="0"/>
-              <w:jc w:val="center"/>
-            </w:pPr>
-            <w:r/>
-            <w:r>
-              <w:rPr>
-                <w:rFonts w:ascii="Times New Roman" w:hAnsi="Times New Roman" w:eastAsia="宋体"/>
-                <w:b w:val="0"/>
-                <w:sz w:val="21"/>
-              </w:rPr>
-              <w:t>file（multipart）</w:t>
-            </w:r>
-          </w:p>
-        </w:tc>
-        <w:tc>
-          <w:tcPr>
-            <w:tcW w:type="dxa" w:w="2670"/>
-            <w:tcBorders/>
-          </w:tcPr>
-          <w:p>
-            <w:pPr>
-              <w:spacing w:lineRule="exact" w:line="280" w:before="0" w:after="0"/>
-              <w:jc w:val="center"/>
-            </w:pPr>
-            <w:r/>
-            <w:r>
-              <w:rPr>
-                <w:rFonts w:ascii="Times New Roman" w:hAnsi="Times New Roman" w:eastAsia="宋体"/>
-                <w:b w:val="0"/>
-                <w:sz w:val="21"/>
-              </w:rPr>
-              <w:t>doc_id、filename、chunks、file_type、size_bytes</w:t>
-            </w:r>
-          </w:p>
-        </w:tc>
-        <w:tc>
-          <w:tcPr>
-            <w:tcW w:type="dxa" w:w="979"/>
-            <w:tcBorders/>
-          </w:tcPr>
-          <w:p>
-            <w:pPr>
-              <w:spacing w:lineRule="exact" w:line="280" w:before="0" w:after="0"/>
-              <w:jc w:val="center"/>
-            </w:pPr>
-            <w:r/>
-            <w:r>
-              <w:rPr>
-                <w:rFonts w:ascii="Times New Roman" w:hAnsi="Times New Roman" w:eastAsia="宋体"/>
-                <w:b w:val="0"/>
-                <w:sz w:val="21"/>
-              </w:rPr>
-              <w:t>上传资料并分块</w:t>
+            <w:tcW w:type="dxa" w:w="1550"/>
+            <w:tcBorders/>
+          </w:tcPr>
+          <w:p>
+            <w:pPr>
+              <w:spacing w:lineRule="exact" w:line="280" w:before="0" w:after="0"/>
+              <w:jc w:val="center"/>
+            </w:pPr>
+            <w:r/>
+            <w:r>
+              <w:rPr>
+                <w:rFonts w:ascii="Times New Roman" w:hAnsi="Times New Roman" w:eastAsia="宋体"/>
+                <w:b w:val="0"/>
+                <w:sz w:val="21"/>
+              </w:rPr>
+              <w:t>/api/v1/user/guest</w:t>
+            </w:r>
+          </w:p>
+        </w:tc>
+        <w:tc>
+          <w:tcPr>
+            <w:tcW w:type="dxa" w:w="2583"/>
+            <w:tcBorders/>
+          </w:tcPr>
+          <w:p>
+            <w:pPr>
+              <w:spacing w:lineRule="exact" w:line="280" w:before="0" w:after="0"/>
+              <w:jc w:val="center"/>
+            </w:pPr>
+            <w:r/>
+            <w:r>
+              <w:rPr>
+                <w:rFonts w:ascii="Times New Roman" w:hAnsi="Times New Roman" w:eastAsia="宋体"/>
+                <w:b w:val="0"/>
+                <w:sz w:val="21"/>
+              </w:rPr>
+              <w:t>nickname?、grade?</w:t>
+            </w:r>
+          </w:p>
+        </w:tc>
+        <w:tc>
+          <w:tcPr>
+            <w:tcW w:type="dxa" w:w="2583"/>
+            <w:tcBorders/>
+          </w:tcPr>
+          <w:p>
+            <w:pPr>
+              <w:spacing w:lineRule="exact" w:line="280" w:before="0" w:after="0"/>
+              <w:jc w:val="center"/>
+            </w:pPr>
+            <w:r/>
+            <w:r>
+              <w:rPr>
+                <w:rFonts w:ascii="Times New Roman" w:hAnsi="Times New Roman" w:eastAsia="宋体"/>
+                <w:b w:val="0"/>
+                <w:sz w:val="21"/>
+              </w:rPr>
+              <w:t>token、user</w:t>
+            </w:r>
+          </w:p>
+        </w:tc>
+        <w:tc>
+          <w:tcPr>
+            <w:tcW w:type="dxa" w:w="1206"/>
+            <w:tcBorders/>
+          </w:tcPr>
+          <w:p>
+            <w:pPr>
+              <w:spacing w:lineRule="exact" w:line="280" w:before="0" w:after="0"/>
+              <w:jc w:val="center"/>
+            </w:pPr>
+            <w:r/>
+            <w:r>
+              <w:rPr>
+                <w:rFonts w:ascii="Times New Roman" w:hAnsi="Times New Roman" w:eastAsia="宋体"/>
+                <w:b w:val="0"/>
+                <w:sz w:val="21"/>
+              </w:rPr>
+              <w:t>游客体验</w:t>
             </w:r>
           </w:p>
         </w:tc>
@@ -12656,7 +13128,7 @@
       <w:tr>
         <w:tc>
           <w:tcPr>
-            <w:tcW w:type="dxa" w:w="575"/>
+            <w:tcW w:type="dxa" w:w="574"/>
             <w:tcBorders/>
           </w:tcPr>
           <w:p>
@@ -12677,106 +13149,106 @@
         </w:tc>
         <w:tc>
           <w:tcPr>
-            <w:tcW w:type="dxa" w:w="575"/>
-            <w:tcBorders/>
-          </w:tcPr>
-          <w:p>
-            <w:pPr>
-              <w:spacing w:lineRule="exact" w:line="280" w:before="0" w:after="0"/>
-              <w:jc w:val="center"/>
-            </w:pPr>
-            <w:r/>
-            <w:r>
-              <w:rPr>
-                <w:rFonts w:ascii="Times New Roman" w:hAnsi="Times New Roman" w:eastAsia="宋体"/>
-                <w:b w:val="0"/>
-                <w:sz w:val="21"/>
-              </w:rPr>
-              <w:t>GET</w:t>
-            </w:r>
-          </w:p>
-        </w:tc>
-        <w:tc>
-          <w:tcPr>
-            <w:tcW w:type="dxa" w:w="1602"/>
-            <w:tcBorders/>
-          </w:tcPr>
-          <w:p>
-            <w:pPr>
-              <w:spacing w:lineRule="exact" w:line="280" w:before="0" w:after="0"/>
-              <w:jc w:val="center"/>
-            </w:pPr>
-            <w:r/>
-            <w:r>
-              <w:rPr>
-                <w:rFonts w:ascii="Times New Roman" w:hAnsi="Times New Roman" w:eastAsia="宋体"/>
-                <w:b w:val="0"/>
-                <w:sz w:val="21"/>
-              </w:rPr>
-              <w:t>/api/v1/knowledge/documents</w:t>
-            </w:r>
-          </w:p>
-        </w:tc>
-        <w:tc>
-          <w:tcPr>
-            <w:tcW w:type="dxa" w:w="2670"/>
-            <w:tcBorders/>
-          </w:tcPr>
-          <w:p>
-            <w:pPr>
-              <w:spacing w:lineRule="exact" w:line="280" w:before="0" w:after="0"/>
-              <w:jc w:val="center"/>
-            </w:pPr>
-            <w:r/>
-            <w:r>
-              <w:rPr>
-                <w:rFonts w:ascii="Times New Roman" w:hAnsi="Times New Roman" w:eastAsia="宋体"/>
-                <w:b w:val="0"/>
-                <w:sz w:val="21"/>
-              </w:rPr>
-              <w:t>令牌</w:t>
-            </w:r>
-          </w:p>
-        </w:tc>
-        <w:tc>
-          <w:tcPr>
-            <w:tcW w:type="dxa" w:w="2670"/>
-            <w:tcBorders/>
-          </w:tcPr>
-          <w:p>
-            <w:pPr>
-              <w:spacing w:lineRule="exact" w:line="280" w:before="0" w:after="0"/>
-              <w:jc w:val="center"/>
-            </w:pPr>
-            <w:r/>
-            <w:r>
-              <w:rPr>
-                <w:rFonts w:ascii="Times New Roman" w:hAnsi="Times New Roman" w:eastAsia="宋体"/>
-                <w:b w:val="0"/>
-                <w:sz w:val="21"/>
-              </w:rPr>
-              <w:t>documents</w:t>
-            </w:r>
-          </w:p>
-        </w:tc>
-        <w:tc>
-          <w:tcPr>
-            <w:tcW w:type="dxa" w:w="979"/>
-            <w:tcBorders/>
-          </w:tcPr>
-          <w:p>
-            <w:pPr>
-              <w:spacing w:lineRule="exact" w:line="280" w:before="0" w:after="0"/>
-              <w:jc w:val="center"/>
-            </w:pPr>
-            <w:r/>
-            <w:r>
-              <w:rPr>
-                <w:rFonts w:ascii="Times New Roman" w:hAnsi="Times New Roman" w:eastAsia="宋体"/>
-                <w:b w:val="0"/>
-                <w:sz w:val="21"/>
-              </w:rPr>
-              <w:t>资料列表</w:t>
+            <w:tcW w:type="dxa" w:w="574"/>
+            <w:tcBorders/>
+          </w:tcPr>
+          <w:p>
+            <w:pPr>
+              <w:spacing w:lineRule="exact" w:line="280" w:before="0" w:after="0"/>
+              <w:jc w:val="center"/>
+            </w:pPr>
+            <w:r/>
+            <w:r>
+              <w:rPr>
+                <w:rFonts w:ascii="Times New Roman" w:hAnsi="Times New Roman" w:eastAsia="宋体"/>
+                <w:b w:val="0"/>
+                <w:sz w:val="21"/>
+              </w:rPr>
+              <w:t>POST</w:t>
+            </w:r>
+          </w:p>
+        </w:tc>
+        <w:tc>
+          <w:tcPr>
+            <w:tcW w:type="dxa" w:w="1550"/>
+            <w:tcBorders/>
+          </w:tcPr>
+          <w:p>
+            <w:pPr>
+              <w:spacing w:lineRule="exact" w:line="280" w:before="0" w:after="0"/>
+              <w:jc w:val="center"/>
+            </w:pPr>
+            <w:r/>
+            <w:r>
+              <w:rPr>
+                <w:rFonts w:ascii="Times New Roman" w:hAnsi="Times New Roman" w:eastAsia="宋体"/>
+                <w:b w:val="0"/>
+                <w:sz w:val="21"/>
+              </w:rPr>
+              <w:t>/api/v1/user/merge-guest</w:t>
+            </w:r>
+          </w:p>
+        </w:tc>
+        <w:tc>
+          <w:tcPr>
+            <w:tcW w:type="dxa" w:w="2583"/>
+            <w:tcBorders/>
+          </w:tcPr>
+          <w:p>
+            <w:pPr>
+              <w:spacing w:lineRule="exact" w:line="280" w:before="0" w:after="0"/>
+              <w:jc w:val="center"/>
+            </w:pPr>
+            <w:r/>
+            <w:r>
+              <w:rPr>
+                <w:rFonts w:ascii="Times New Roman" w:hAnsi="Times New Roman" w:eastAsia="宋体"/>
+                <w:b w:val="0"/>
+                <w:sz w:val="21"/>
+              </w:rPr>
+              <w:t>游客身份、已登录学生身份</w:t>
+            </w:r>
+          </w:p>
+        </w:tc>
+        <w:tc>
+          <w:tcPr>
+            <w:tcW w:type="dxa" w:w="2583"/>
+            <w:tcBorders/>
+          </w:tcPr>
+          <w:p>
+            <w:pPr>
+              <w:spacing w:lineRule="exact" w:line="280" w:before="0" w:after="0"/>
+              <w:jc w:val="center"/>
+            </w:pPr>
+            <w:r/>
+            <w:r>
+              <w:rPr>
+                <w:rFonts w:ascii="Times New Roman" w:hAnsi="Times New Roman" w:eastAsia="宋体"/>
+                <w:b w:val="0"/>
+                <w:sz w:val="21"/>
+              </w:rPr>
+              <w:t>merged（sessions、wrong_items、xp）</w:t>
+            </w:r>
+          </w:p>
+        </w:tc>
+        <w:tc>
+          <w:tcPr>
+            <w:tcW w:type="dxa" w:w="1206"/>
+            <w:tcBorders/>
+          </w:tcPr>
+          <w:p>
+            <w:pPr>
+              <w:spacing w:lineRule="exact" w:line="280" w:before="0" w:after="0"/>
+              <w:jc w:val="center"/>
+            </w:pPr>
+            <w:r/>
+            <w:r>
+              <w:rPr>
+                <w:rFonts w:ascii="Times New Roman" w:hAnsi="Times New Roman" w:eastAsia="宋体"/>
+                <w:b w:val="0"/>
+                <w:sz w:val="21"/>
+              </w:rPr>
+              <w:t>游客数据并入正式账号</w:t>
             </w:r>
           </w:p>
         </w:tc>
@@ -12784,7 +13256,7 @@
       <w:tr>
         <w:tc>
           <w:tcPr>
-            <w:tcW w:type="dxa" w:w="575"/>
+            <w:tcW w:type="dxa" w:w="574"/>
             <w:tcBorders/>
           </w:tcPr>
           <w:p>
@@ -12805,106 +13277,106 @@
         </w:tc>
         <w:tc>
           <w:tcPr>
-            <w:tcW w:type="dxa" w:w="575"/>
-            <w:tcBorders/>
-          </w:tcPr>
-          <w:p>
-            <w:pPr>
-              <w:spacing w:lineRule="exact" w:line="280" w:before="0" w:after="0"/>
-              <w:jc w:val="center"/>
-            </w:pPr>
-            <w:r/>
-            <w:r>
-              <w:rPr>
-                <w:rFonts w:ascii="Times New Roman" w:hAnsi="Times New Roman" w:eastAsia="宋体"/>
-                <w:b w:val="0"/>
-                <w:sz w:val="21"/>
-              </w:rPr>
-              <w:t>DELETE</w:t>
-            </w:r>
-          </w:p>
-        </w:tc>
-        <w:tc>
-          <w:tcPr>
-            <w:tcW w:type="dxa" w:w="1602"/>
-            <w:tcBorders/>
-          </w:tcPr>
-          <w:p>
-            <w:pPr>
-              <w:spacing w:lineRule="exact" w:line="280" w:before="0" w:after="0"/>
-              <w:jc w:val="center"/>
-            </w:pPr>
-            <w:r/>
-            <w:r>
-              <w:rPr>
-                <w:rFonts w:ascii="Times New Roman" w:hAnsi="Times New Roman" w:eastAsia="宋体"/>
-                <w:b w:val="0"/>
-                <w:sz w:val="21"/>
-              </w:rPr>
-              <w:t>/api/v1/knowledge/documents/{doc_id}</w:t>
-            </w:r>
-          </w:p>
-        </w:tc>
-        <w:tc>
-          <w:tcPr>
-            <w:tcW w:type="dxa" w:w="2670"/>
-            <w:tcBorders/>
-          </w:tcPr>
-          <w:p>
-            <w:pPr>
-              <w:spacing w:lineRule="exact" w:line="280" w:before="0" w:after="0"/>
-              <w:jc w:val="center"/>
-            </w:pPr>
-            <w:r/>
-            <w:r>
-              <w:rPr>
-                <w:rFonts w:ascii="Times New Roman" w:hAnsi="Times New Roman" w:eastAsia="宋体"/>
-                <w:b w:val="0"/>
-                <w:sz w:val="21"/>
-              </w:rPr>
-              <w:t>doc_id</w:t>
-            </w:r>
-          </w:p>
-        </w:tc>
-        <w:tc>
-          <w:tcPr>
-            <w:tcW w:type="dxa" w:w="2670"/>
-            <w:tcBorders/>
-          </w:tcPr>
-          <w:p>
-            <w:pPr>
-              <w:spacing w:lineRule="exact" w:line="280" w:before="0" w:after="0"/>
-              <w:jc w:val="center"/>
-            </w:pPr>
-            <w:r/>
-            <w:r>
-              <w:rPr>
-                <w:rFonts w:ascii="Times New Roman" w:hAnsi="Times New Roman" w:eastAsia="宋体"/>
-                <w:b w:val="0"/>
-                <w:sz w:val="21"/>
-              </w:rPr>
-              <w:t>deleted</w:t>
-            </w:r>
-          </w:p>
-        </w:tc>
-        <w:tc>
-          <w:tcPr>
-            <w:tcW w:type="dxa" w:w="979"/>
-            <w:tcBorders/>
-          </w:tcPr>
-          <w:p>
-            <w:pPr>
-              <w:spacing w:lineRule="exact" w:line="280" w:before="0" w:after="0"/>
-              <w:jc w:val="center"/>
-            </w:pPr>
-            <w:r/>
-            <w:r>
-              <w:rPr>
-                <w:rFonts w:ascii="Times New Roman" w:hAnsi="Times New Roman" w:eastAsia="宋体"/>
-                <w:b w:val="0"/>
-                <w:sz w:val="21"/>
-              </w:rPr>
-              <w:t>删除资料</w:t>
+            <w:tcW w:type="dxa" w:w="574"/>
+            <w:tcBorders/>
+          </w:tcPr>
+          <w:p>
+            <w:pPr>
+              <w:spacing w:lineRule="exact" w:line="280" w:before="0" w:after="0"/>
+              <w:jc w:val="center"/>
+            </w:pPr>
+            <w:r/>
+            <w:r>
+              <w:rPr>
+                <w:rFonts w:ascii="Times New Roman" w:hAnsi="Times New Roman" w:eastAsia="宋体"/>
+                <w:b w:val="0"/>
+                <w:sz w:val="21"/>
+              </w:rPr>
+              <w:t>GET</w:t>
+            </w:r>
+          </w:p>
+        </w:tc>
+        <w:tc>
+          <w:tcPr>
+            <w:tcW w:type="dxa" w:w="1550"/>
+            <w:tcBorders/>
+          </w:tcPr>
+          <w:p>
+            <w:pPr>
+              <w:spacing w:lineRule="exact" w:line="280" w:before="0" w:after="0"/>
+              <w:jc w:val="center"/>
+            </w:pPr>
+            <w:r/>
+            <w:r>
+              <w:rPr>
+                <w:rFonts w:ascii="Times New Roman" w:hAnsi="Times New Roman" w:eastAsia="宋体"/>
+                <w:b w:val="0"/>
+                <w:sz w:val="21"/>
+              </w:rPr>
+              <w:t>/api/v1/user/profile</w:t>
+            </w:r>
+          </w:p>
+        </w:tc>
+        <w:tc>
+          <w:tcPr>
+            <w:tcW w:type="dxa" w:w="2583"/>
+            <w:tcBorders/>
+          </w:tcPr>
+          <w:p>
+            <w:pPr>
+              <w:spacing w:lineRule="exact" w:line="280" w:before="0" w:after="0"/>
+              <w:jc w:val="center"/>
+            </w:pPr>
+            <w:r/>
+            <w:r>
+              <w:rPr>
+                <w:rFonts w:ascii="Times New Roman" w:hAnsi="Times New Roman" w:eastAsia="宋体"/>
+                <w:b w:val="0"/>
+                <w:sz w:val="21"/>
+              </w:rPr>
+              <w:t>令牌</w:t>
+            </w:r>
+          </w:p>
+        </w:tc>
+        <w:tc>
+          <w:tcPr>
+            <w:tcW w:type="dxa" w:w="2583"/>
+            <w:tcBorders/>
+          </w:tcPr>
+          <w:p>
+            <w:pPr>
+              <w:spacing w:lineRule="exact" w:line="280" w:before="0" w:after="0"/>
+              <w:jc w:val="center"/>
+            </w:pPr>
+            <w:r/>
+            <w:r>
+              <w:rPr>
+                <w:rFonts w:ascii="Times New Roman" w:hAnsi="Times New Roman" w:eastAsia="宋体"/>
+                <w:b w:val="0"/>
+                <w:sz w:val="21"/>
+              </w:rPr>
+              <w:t>user、sessions、wrong_count、weak_points</w:t>
+            </w:r>
+          </w:p>
+        </w:tc>
+        <w:tc>
+          <w:tcPr>
+            <w:tcW w:type="dxa" w:w="1206"/>
+            <w:tcBorders/>
+          </w:tcPr>
+          <w:p>
+            <w:pPr>
+              <w:spacing w:lineRule="exact" w:line="280" w:before="0" w:after="0"/>
+              <w:jc w:val="center"/>
+            </w:pPr>
+            <w:r/>
+            <w:r>
+              <w:rPr>
+                <w:rFonts w:ascii="Times New Roman" w:hAnsi="Times New Roman" w:eastAsia="宋体"/>
+                <w:b w:val="0"/>
+                <w:sz w:val="21"/>
+              </w:rPr>
+              <w:t>个人中心</w:t>
             </w:r>
           </w:p>
         </w:tc>
@@ -12912,7 +13384,7 @@
       <w:tr>
         <w:tc>
           <w:tcPr>
-            <w:tcW w:type="dxa" w:w="575"/>
+            <w:tcW w:type="dxa" w:w="574"/>
             <w:tcBorders/>
           </w:tcPr>
           <w:p>
@@ -12933,106 +13405,106 @@
         </w:tc>
         <w:tc>
           <w:tcPr>
-            <w:tcW w:type="dxa" w:w="575"/>
-            <w:tcBorders/>
-          </w:tcPr>
-          <w:p>
-            <w:pPr>
-              <w:spacing w:lineRule="exact" w:line="280" w:before="0" w:after="0"/>
-              <w:jc w:val="center"/>
-            </w:pPr>
-            <w:r/>
-            <w:r>
-              <w:rPr>
-                <w:rFonts w:ascii="Times New Roman" w:hAnsi="Times New Roman" w:eastAsia="宋体"/>
-                <w:b w:val="0"/>
-                <w:sz w:val="21"/>
-              </w:rPr>
-              <w:t>GET</w:t>
-            </w:r>
-          </w:p>
-        </w:tc>
-        <w:tc>
-          <w:tcPr>
-            <w:tcW w:type="dxa" w:w="1602"/>
-            <w:tcBorders/>
-          </w:tcPr>
-          <w:p>
-            <w:pPr>
-              <w:spacing w:lineRule="exact" w:line="280" w:before="0" w:after="0"/>
-              <w:jc w:val="center"/>
-            </w:pPr>
-            <w:r/>
-            <w:r>
-              <w:rPr>
-                <w:rFonts w:ascii="Times New Roman" w:hAnsi="Times New Roman" w:eastAsia="宋体"/>
-                <w:b w:val="0"/>
-                <w:sz w:val="21"/>
-              </w:rPr>
-              <w:t>/api/v1/wrong/questions</w:t>
-            </w:r>
-          </w:p>
-        </w:tc>
-        <w:tc>
-          <w:tcPr>
-            <w:tcW w:type="dxa" w:w="2670"/>
-            <w:tcBorders/>
-          </w:tcPr>
-          <w:p>
-            <w:pPr>
-              <w:spacing w:lineRule="exact" w:line="280" w:before="0" w:after="0"/>
-              <w:jc w:val="center"/>
-            </w:pPr>
-            <w:r/>
-            <w:r>
-              <w:rPr>
-                <w:rFonts w:ascii="Times New Roman" w:hAnsi="Times New Roman" w:eastAsia="宋体"/>
-                <w:b w:val="0"/>
-                <w:sz w:val="21"/>
-              </w:rPr>
-              <w:t>令牌</w:t>
-            </w:r>
-          </w:p>
-        </w:tc>
-        <w:tc>
-          <w:tcPr>
-            <w:tcW w:type="dxa" w:w="2670"/>
-            <w:tcBorders/>
-          </w:tcPr>
-          <w:p>
-            <w:pPr>
-              <w:spacing w:lineRule="exact" w:line="280" w:before="0" w:after="0"/>
-              <w:jc w:val="center"/>
-            </w:pPr>
-            <w:r/>
-            <w:r>
-              <w:rPr>
-                <w:rFonts w:ascii="Times New Roman" w:hAnsi="Times New Roman" w:eastAsia="宋体"/>
-                <w:b w:val="0"/>
-                <w:sz w:val="21"/>
-              </w:rPr>
-              <w:t>questions、weak_points、total</w:t>
-            </w:r>
-          </w:p>
-        </w:tc>
-        <w:tc>
-          <w:tcPr>
-            <w:tcW w:type="dxa" w:w="979"/>
-            <w:tcBorders/>
-          </w:tcPr>
-          <w:p>
-            <w:pPr>
-              <w:spacing w:lineRule="exact" w:line="280" w:before="0" w:after="0"/>
-              <w:jc w:val="center"/>
-            </w:pPr>
-            <w:r/>
-            <w:r>
-              <w:rPr>
-                <w:rFonts w:ascii="Times New Roman" w:hAnsi="Times New Roman" w:eastAsia="宋体"/>
-                <w:b w:val="0"/>
-                <w:sz w:val="21"/>
-              </w:rPr>
-              <w:t>错题本总览</w:t>
+            <w:tcW w:type="dxa" w:w="574"/>
+            <w:tcBorders/>
+          </w:tcPr>
+          <w:p>
+            <w:pPr>
+              <w:spacing w:lineRule="exact" w:line="280" w:before="0" w:after="0"/>
+              <w:jc w:val="center"/>
+            </w:pPr>
+            <w:r/>
+            <w:r>
+              <w:rPr>
+                <w:rFonts w:ascii="Times New Roman" w:hAnsi="Times New Roman" w:eastAsia="宋体"/>
+                <w:b w:val="0"/>
+                <w:sz w:val="21"/>
+              </w:rPr>
+              <w:t>POST</w:t>
+            </w:r>
+          </w:p>
+        </w:tc>
+        <w:tc>
+          <w:tcPr>
+            <w:tcW w:type="dxa" w:w="1550"/>
+            <w:tcBorders/>
+          </w:tcPr>
+          <w:p>
+            <w:pPr>
+              <w:spacing w:lineRule="exact" w:line="280" w:before="0" w:after="0"/>
+              <w:jc w:val="center"/>
+            </w:pPr>
+            <w:r/>
+            <w:r>
+              <w:rPr>
+                <w:rFonts w:ascii="Times New Roman" w:hAnsi="Times New Roman" w:eastAsia="宋体"/>
+                <w:b w:val="0"/>
+                <w:sz w:val="21"/>
+              </w:rPr>
+              <w:t>/api/v1/knowledge/documents</w:t>
+            </w:r>
+          </w:p>
+        </w:tc>
+        <w:tc>
+          <w:tcPr>
+            <w:tcW w:type="dxa" w:w="2583"/>
+            <w:tcBorders/>
+          </w:tcPr>
+          <w:p>
+            <w:pPr>
+              <w:spacing w:lineRule="exact" w:line="280" w:before="0" w:after="0"/>
+              <w:jc w:val="center"/>
+            </w:pPr>
+            <w:r/>
+            <w:r>
+              <w:rPr>
+                <w:rFonts w:ascii="Times New Roman" w:hAnsi="Times New Roman" w:eastAsia="宋体"/>
+                <w:b w:val="0"/>
+                <w:sz w:val="21"/>
+              </w:rPr>
+              <w:t>file（multipart）</w:t>
+            </w:r>
+          </w:p>
+        </w:tc>
+        <w:tc>
+          <w:tcPr>
+            <w:tcW w:type="dxa" w:w="2583"/>
+            <w:tcBorders/>
+          </w:tcPr>
+          <w:p>
+            <w:pPr>
+              <w:spacing w:lineRule="exact" w:line="280" w:before="0" w:after="0"/>
+              <w:jc w:val="center"/>
+            </w:pPr>
+            <w:r/>
+            <w:r>
+              <w:rPr>
+                <w:rFonts w:ascii="Times New Roman" w:hAnsi="Times New Roman" w:eastAsia="宋体"/>
+                <w:b w:val="0"/>
+                <w:sz w:val="21"/>
+              </w:rPr>
+              <w:t>doc_id、filename、chunks、file_type、size_bytes</w:t>
+            </w:r>
+          </w:p>
+        </w:tc>
+        <w:tc>
+          <w:tcPr>
+            <w:tcW w:type="dxa" w:w="1206"/>
+            <w:tcBorders/>
+          </w:tcPr>
+          <w:p>
+            <w:pPr>
+              <w:spacing w:lineRule="exact" w:line="280" w:before="0" w:after="0"/>
+              <w:jc w:val="center"/>
+            </w:pPr>
+            <w:r/>
+            <w:r>
+              <w:rPr>
+                <w:rFonts w:ascii="Times New Roman" w:hAnsi="Times New Roman" w:eastAsia="宋体"/>
+                <w:b w:val="0"/>
+                <w:sz w:val="21"/>
+              </w:rPr>
+              <w:t>上传资料并分块</w:t>
             </w:r>
           </w:p>
         </w:tc>
@@ -13040,7 +13512,7 @@
       <w:tr>
         <w:tc>
           <w:tcPr>
-            <w:tcW w:type="dxa" w:w="575"/>
+            <w:tcW w:type="dxa" w:w="574"/>
             <w:tcBorders/>
           </w:tcPr>
           <w:p>
@@ -13061,106 +13533,106 @@
         </w:tc>
         <w:tc>
           <w:tcPr>
-            <w:tcW w:type="dxa" w:w="575"/>
-            <w:tcBorders/>
-          </w:tcPr>
-          <w:p>
-            <w:pPr>
-              <w:spacing w:lineRule="exact" w:line="280" w:before="0" w:after="0"/>
-              <w:jc w:val="center"/>
-            </w:pPr>
-            <w:r/>
-            <w:r>
-              <w:rPr>
-                <w:rFonts w:ascii="Times New Roman" w:hAnsi="Times New Roman" w:eastAsia="宋体"/>
-                <w:b w:val="0"/>
-                <w:sz w:val="21"/>
-              </w:rPr>
-              <w:t>POST</w:t>
-            </w:r>
-          </w:p>
-        </w:tc>
-        <w:tc>
-          <w:tcPr>
-            <w:tcW w:type="dxa" w:w="1602"/>
-            <w:tcBorders/>
-          </w:tcPr>
-          <w:p>
-            <w:pPr>
-              <w:spacing w:lineRule="exact" w:line="280" w:before="0" w:after="0"/>
-              <w:jc w:val="center"/>
-            </w:pPr>
-            <w:r/>
-            <w:r>
-              <w:rPr>
-                <w:rFonts w:ascii="Times New Roman" w:hAnsi="Times New Roman" w:eastAsia="宋体"/>
-                <w:b w:val="0"/>
-                <w:sz w:val="21"/>
-              </w:rPr>
-              <w:t>/api/v1/wrong/practice</w:t>
-            </w:r>
-          </w:p>
-        </w:tc>
-        <w:tc>
-          <w:tcPr>
-            <w:tcW w:type="dxa" w:w="2670"/>
-            <w:tcBorders/>
-          </w:tcPr>
-          <w:p>
-            <w:pPr>
-              <w:spacing w:lineRule="exact" w:line="280" w:before="0" w:after="0"/>
-              <w:jc w:val="center"/>
-            </w:pPr>
-            <w:r/>
-            <w:r>
-              <w:rPr>
-                <w:rFonts w:ascii="Times New Roman" w:hAnsi="Times New Roman" w:eastAsia="宋体"/>
-                <w:b w:val="0"/>
-                <w:sz w:val="21"/>
-              </w:rPr>
-              <w:t>count?、grade?</w:t>
-            </w:r>
-          </w:p>
-        </w:tc>
-        <w:tc>
-          <w:tcPr>
-            <w:tcW w:type="dxa" w:w="2670"/>
-            <w:tcBorders/>
-          </w:tcPr>
-          <w:p>
-            <w:pPr>
-              <w:spacing w:lineRule="exact" w:line="280" w:before="0" w:after="0"/>
-              <w:jc w:val="center"/>
-            </w:pPr>
-            <w:r/>
-            <w:r>
-              <w:rPr>
-                <w:rFonts w:ascii="Times New Roman" w:hAnsi="Times New Roman" w:eastAsia="宋体"/>
-                <w:b w:val="0"/>
-                <w:sz w:val="21"/>
-              </w:rPr>
-              <w:t>同接口 3 结构，source 为 wrongbook</w:t>
-            </w:r>
-          </w:p>
-        </w:tc>
-        <w:tc>
-          <w:tcPr>
-            <w:tcW w:type="dxa" w:w="979"/>
-            <w:tcBorders/>
-          </w:tcPr>
-          <w:p>
-            <w:pPr>
-              <w:spacing w:lineRule="exact" w:line="280" w:before="0" w:after="0"/>
-              <w:jc w:val="center"/>
-            </w:pPr>
-            <w:r/>
-            <w:r>
-              <w:rPr>
-                <w:rFonts w:ascii="Times New Roman" w:hAnsi="Times New Roman" w:eastAsia="宋体"/>
-                <w:b w:val="0"/>
-                <w:sz w:val="21"/>
-              </w:rPr>
-              <w:t>只练错题</w:t>
+            <w:tcW w:type="dxa" w:w="574"/>
+            <w:tcBorders/>
+          </w:tcPr>
+          <w:p>
+            <w:pPr>
+              <w:spacing w:lineRule="exact" w:line="280" w:before="0" w:after="0"/>
+              <w:jc w:val="center"/>
+            </w:pPr>
+            <w:r/>
+            <w:r>
+              <w:rPr>
+                <w:rFonts w:ascii="Times New Roman" w:hAnsi="Times New Roman" w:eastAsia="宋体"/>
+                <w:b w:val="0"/>
+                <w:sz w:val="21"/>
+              </w:rPr>
+              <w:t>GET</w:t>
+            </w:r>
+          </w:p>
+        </w:tc>
+        <w:tc>
+          <w:tcPr>
+            <w:tcW w:type="dxa" w:w="1550"/>
+            <w:tcBorders/>
+          </w:tcPr>
+          <w:p>
+            <w:pPr>
+              <w:spacing w:lineRule="exact" w:line="280" w:before="0" w:after="0"/>
+              <w:jc w:val="center"/>
+            </w:pPr>
+            <w:r/>
+            <w:r>
+              <w:rPr>
+                <w:rFonts w:ascii="Times New Roman" w:hAnsi="Times New Roman" w:eastAsia="宋体"/>
+                <w:b w:val="0"/>
+                <w:sz w:val="21"/>
+              </w:rPr>
+              <w:t>/api/v1/knowledge/documents</w:t>
+            </w:r>
+          </w:p>
+        </w:tc>
+        <w:tc>
+          <w:tcPr>
+            <w:tcW w:type="dxa" w:w="2583"/>
+            <w:tcBorders/>
+          </w:tcPr>
+          <w:p>
+            <w:pPr>
+              <w:spacing w:lineRule="exact" w:line="280" w:before="0" w:after="0"/>
+              <w:jc w:val="center"/>
+            </w:pPr>
+            <w:r/>
+            <w:r>
+              <w:rPr>
+                <w:rFonts w:ascii="Times New Roman" w:hAnsi="Times New Roman" w:eastAsia="宋体"/>
+                <w:b w:val="0"/>
+                <w:sz w:val="21"/>
+              </w:rPr>
+              <w:t>令牌</w:t>
+            </w:r>
+          </w:p>
+        </w:tc>
+        <w:tc>
+          <w:tcPr>
+            <w:tcW w:type="dxa" w:w="2583"/>
+            <w:tcBorders/>
+          </w:tcPr>
+          <w:p>
+            <w:pPr>
+              <w:spacing w:lineRule="exact" w:line="280" w:before="0" w:after="0"/>
+              <w:jc w:val="center"/>
+            </w:pPr>
+            <w:r/>
+            <w:r>
+              <w:rPr>
+                <w:rFonts w:ascii="Times New Roman" w:hAnsi="Times New Roman" w:eastAsia="宋体"/>
+                <w:b w:val="0"/>
+                <w:sz w:val="21"/>
+              </w:rPr>
+              <w:t>documents</w:t>
+            </w:r>
+          </w:p>
+        </w:tc>
+        <w:tc>
+          <w:tcPr>
+            <w:tcW w:type="dxa" w:w="1206"/>
+            <w:tcBorders/>
+          </w:tcPr>
+          <w:p>
+            <w:pPr>
+              <w:spacing w:lineRule="exact" w:line="280" w:before="0" w:after="0"/>
+              <w:jc w:val="center"/>
+            </w:pPr>
+            <w:r/>
+            <w:r>
+              <w:rPr>
+                <w:rFonts w:ascii="Times New Roman" w:hAnsi="Times New Roman" w:eastAsia="宋体"/>
+                <w:b w:val="0"/>
+                <w:sz w:val="21"/>
+              </w:rPr>
+              <w:t>资料列表</w:t>
             </w:r>
           </w:p>
         </w:tc>
@@ -13168,7 +13640,7 @@
       <w:tr>
         <w:tc>
           <w:tcPr>
-            <w:tcW w:type="dxa" w:w="575"/>
+            <w:tcW w:type="dxa" w:w="574"/>
             <w:tcBorders/>
           </w:tcPr>
           <w:p>
@@ -13189,7 +13661,7 @@
         </w:tc>
         <w:tc>
           <w:tcPr>
-            <w:tcW w:type="dxa" w:w="575"/>
+            <w:tcW w:type="dxa" w:w="574"/>
             <w:tcBorders/>
           </w:tcPr>
           <w:p>
@@ -13210,85 +13682,85 @@
         </w:tc>
         <w:tc>
           <w:tcPr>
-            <w:tcW w:type="dxa" w:w="1602"/>
-            <w:tcBorders/>
-          </w:tcPr>
-          <w:p>
-            <w:pPr>
-              <w:spacing w:lineRule="exact" w:line="280" w:before="0" w:after="0"/>
-              <w:jc w:val="center"/>
-            </w:pPr>
-            <w:r/>
-            <w:r>
-              <w:rPr>
-                <w:rFonts w:ascii="Times New Roman" w:hAnsi="Times New Roman" w:eastAsia="宋体"/>
-                <w:b w:val="0"/>
-                <w:sz w:val="21"/>
-              </w:rPr>
-              <w:t>/api/v1/wrong/questions</w:t>
-            </w:r>
-          </w:p>
-        </w:tc>
-        <w:tc>
-          <w:tcPr>
-            <w:tcW w:type="dxa" w:w="2670"/>
-            <w:tcBorders/>
-          </w:tcPr>
-          <w:p>
-            <w:pPr>
-              <w:spacing w:lineRule="exact" w:line="280" w:before="0" w:after="0"/>
-              <w:jc w:val="center"/>
-            </w:pPr>
-            <w:r/>
-            <w:r>
-              <w:rPr>
-                <w:rFonts w:ascii="Times New Roman" w:hAnsi="Times New Roman" w:eastAsia="宋体"/>
-                <w:b w:val="0"/>
-                <w:sz w:val="21"/>
-              </w:rPr>
-              <w:t>令牌</w:t>
-            </w:r>
-          </w:p>
-        </w:tc>
-        <w:tc>
-          <w:tcPr>
-            <w:tcW w:type="dxa" w:w="2670"/>
-            <w:tcBorders/>
-          </w:tcPr>
-          <w:p>
-            <w:pPr>
-              <w:spacing w:lineRule="exact" w:line="280" w:before="0" w:after="0"/>
-              <w:jc w:val="center"/>
-            </w:pPr>
-            <w:r/>
-            <w:r>
-              <w:rPr>
-                <w:rFonts w:ascii="Times New Roman" w:hAnsi="Times New Roman" w:eastAsia="宋体"/>
-                <w:b w:val="0"/>
-                <w:sz w:val="21"/>
-              </w:rPr>
-              <w:t>cleared</w:t>
-            </w:r>
-          </w:p>
-        </w:tc>
-        <w:tc>
-          <w:tcPr>
-            <w:tcW w:type="dxa" w:w="979"/>
-            <w:tcBorders/>
-          </w:tcPr>
-          <w:p>
-            <w:pPr>
-              <w:spacing w:lineRule="exact" w:line="280" w:before="0" w:after="0"/>
-              <w:jc w:val="center"/>
-            </w:pPr>
-            <w:r/>
-            <w:r>
-              <w:rPr>
-                <w:rFonts w:ascii="Times New Roman" w:hAnsi="Times New Roman" w:eastAsia="宋体"/>
-                <w:b w:val="0"/>
-                <w:sz w:val="21"/>
-              </w:rPr>
-              <w:t>清空错题本</w:t>
+            <w:tcW w:type="dxa" w:w="1550"/>
+            <w:tcBorders/>
+          </w:tcPr>
+          <w:p>
+            <w:pPr>
+              <w:spacing w:lineRule="exact" w:line="280" w:before="0" w:after="0"/>
+              <w:jc w:val="center"/>
+            </w:pPr>
+            <w:r/>
+            <w:r>
+              <w:rPr>
+                <w:rFonts w:ascii="Times New Roman" w:hAnsi="Times New Roman" w:eastAsia="宋体"/>
+                <w:b w:val="0"/>
+                <w:sz w:val="21"/>
+              </w:rPr>
+              <w:t>/api/v1/knowledge/documents/{doc_id}</w:t>
+            </w:r>
+          </w:p>
+        </w:tc>
+        <w:tc>
+          <w:tcPr>
+            <w:tcW w:type="dxa" w:w="2583"/>
+            <w:tcBorders/>
+          </w:tcPr>
+          <w:p>
+            <w:pPr>
+              <w:spacing w:lineRule="exact" w:line="280" w:before="0" w:after="0"/>
+              <w:jc w:val="center"/>
+            </w:pPr>
+            <w:r/>
+            <w:r>
+              <w:rPr>
+                <w:rFonts w:ascii="Times New Roman" w:hAnsi="Times New Roman" w:eastAsia="宋体"/>
+                <w:b w:val="0"/>
+                <w:sz w:val="21"/>
+              </w:rPr>
+              <w:t>doc_id</w:t>
+            </w:r>
+          </w:p>
+        </w:tc>
+        <w:tc>
+          <w:tcPr>
+            <w:tcW w:type="dxa" w:w="2583"/>
+            <w:tcBorders/>
+          </w:tcPr>
+          <w:p>
+            <w:pPr>
+              <w:spacing w:lineRule="exact" w:line="280" w:before="0" w:after="0"/>
+              <w:jc w:val="center"/>
+            </w:pPr>
+            <w:r/>
+            <w:r>
+              <w:rPr>
+                <w:rFonts w:ascii="Times New Roman" w:hAnsi="Times New Roman" w:eastAsia="宋体"/>
+                <w:b w:val="0"/>
+                <w:sz w:val="21"/>
+              </w:rPr>
+              <w:t>deleted</w:t>
+            </w:r>
+          </w:p>
+        </w:tc>
+        <w:tc>
+          <w:tcPr>
+            <w:tcW w:type="dxa" w:w="1206"/>
+            <w:tcBorders/>
+          </w:tcPr>
+          <w:p>
+            <w:pPr>
+              <w:spacing w:lineRule="exact" w:line="280" w:before="0" w:after="0"/>
+              <w:jc w:val="center"/>
+            </w:pPr>
+            <w:r/>
+            <w:r>
+              <w:rPr>
+                <w:rFonts w:ascii="Times New Roman" w:hAnsi="Times New Roman" w:eastAsia="宋体"/>
+                <w:b w:val="0"/>
+                <w:sz w:val="21"/>
+              </w:rPr>
+              <w:t>删除资料</w:t>
             </w:r>
           </w:p>
         </w:tc>
@@ -13296,7 +13768,7 @@
       <w:tr>
         <w:tc>
           <w:tcPr>
-            <w:tcW w:type="dxa" w:w="575"/>
+            <w:tcW w:type="dxa" w:w="574"/>
             <w:tcBorders/>
           </w:tcPr>
           <w:p>
@@ -13317,106 +13789,106 @@
         </w:tc>
         <w:tc>
           <w:tcPr>
-            <w:tcW w:type="dxa" w:w="575"/>
-            <w:tcBorders/>
-          </w:tcPr>
-          <w:p>
-            <w:pPr>
-              <w:spacing w:lineRule="exact" w:line="280" w:before="0" w:after="0"/>
-              <w:jc w:val="center"/>
-            </w:pPr>
-            <w:r/>
-            <w:r>
-              <w:rPr>
-                <w:rFonts w:ascii="Times New Roman" w:hAnsi="Times New Roman" w:eastAsia="宋体"/>
-                <w:b w:val="0"/>
-                <w:sz w:val="21"/>
-              </w:rPr>
-              <w:t>POST</w:t>
-            </w:r>
-          </w:p>
-        </w:tc>
-        <w:tc>
-          <w:tcPr>
-            <w:tcW w:type="dxa" w:w="1602"/>
-            <w:tcBorders/>
-          </w:tcPr>
-          <w:p>
-            <w:pPr>
-              <w:spacing w:lineRule="exact" w:line="280" w:before="0" w:after="0"/>
-              <w:jc w:val="center"/>
-            </w:pPr>
-            <w:r/>
-            <w:r>
-              <w:rPr>
-                <w:rFonts w:ascii="Times New Roman" w:hAnsi="Times New Roman" w:eastAsia="宋体"/>
-                <w:b w:val="0"/>
-                <w:sz w:val="21"/>
-              </w:rPr>
-              <w:t>/api/v1/admin/login</w:t>
-            </w:r>
-          </w:p>
-        </w:tc>
-        <w:tc>
-          <w:tcPr>
-            <w:tcW w:type="dxa" w:w="2670"/>
-            <w:tcBorders/>
-          </w:tcPr>
-          <w:p>
-            <w:pPr>
-              <w:spacing w:lineRule="exact" w:line="280" w:before="0" w:after="0"/>
-              <w:jc w:val="center"/>
-            </w:pPr>
-            <w:r/>
-            <w:r>
-              <w:rPr>
-                <w:rFonts w:ascii="Times New Roman" w:hAnsi="Times New Roman" w:eastAsia="宋体"/>
-                <w:b w:val="0"/>
-                <w:sz w:val="21"/>
-              </w:rPr>
-              <w:t>username、password</w:t>
-            </w:r>
-          </w:p>
-        </w:tc>
-        <w:tc>
-          <w:tcPr>
-            <w:tcW w:type="dxa" w:w="2670"/>
-            <w:tcBorders/>
-          </w:tcPr>
-          <w:p>
-            <w:pPr>
-              <w:spacing w:lineRule="exact" w:line="280" w:before="0" w:after="0"/>
-              <w:jc w:val="center"/>
-            </w:pPr>
-            <w:r/>
-            <w:r>
-              <w:rPr>
-                <w:rFonts w:ascii="Times New Roman" w:hAnsi="Times New Roman" w:eastAsia="宋体"/>
-                <w:b w:val="0"/>
-                <w:sz w:val="21"/>
-              </w:rPr>
-              <w:t>token、admin</w:t>
-            </w:r>
-          </w:p>
-        </w:tc>
-        <w:tc>
-          <w:tcPr>
-            <w:tcW w:type="dxa" w:w="979"/>
-            <w:tcBorders/>
-          </w:tcPr>
-          <w:p>
-            <w:pPr>
-              <w:spacing w:lineRule="exact" w:line="280" w:before="0" w:after="0"/>
-              <w:jc w:val="center"/>
-            </w:pPr>
-            <w:r/>
-            <w:r>
-              <w:rPr>
-                <w:rFonts w:ascii="Times New Roman" w:hAnsi="Times New Roman" w:eastAsia="宋体"/>
-                <w:b w:val="0"/>
-                <w:sz w:val="21"/>
-              </w:rPr>
-              <w:t>管理端登录</w:t>
+            <w:tcW w:type="dxa" w:w="574"/>
+            <w:tcBorders/>
+          </w:tcPr>
+          <w:p>
+            <w:pPr>
+              <w:spacing w:lineRule="exact" w:line="280" w:before="0" w:after="0"/>
+              <w:jc w:val="center"/>
+            </w:pPr>
+            <w:r/>
+            <w:r>
+              <w:rPr>
+                <w:rFonts w:ascii="Times New Roman" w:hAnsi="Times New Roman" w:eastAsia="宋体"/>
+                <w:b w:val="0"/>
+                <w:sz w:val="21"/>
+              </w:rPr>
+              <w:t>GET</w:t>
+            </w:r>
+          </w:p>
+        </w:tc>
+        <w:tc>
+          <w:tcPr>
+            <w:tcW w:type="dxa" w:w="1550"/>
+            <w:tcBorders/>
+          </w:tcPr>
+          <w:p>
+            <w:pPr>
+              <w:spacing w:lineRule="exact" w:line="280" w:before="0" w:after="0"/>
+              <w:jc w:val="center"/>
+            </w:pPr>
+            <w:r/>
+            <w:r>
+              <w:rPr>
+                <w:rFonts w:ascii="Times New Roman" w:hAnsi="Times New Roman" w:eastAsia="宋体"/>
+                <w:b w:val="0"/>
+                <w:sz w:val="21"/>
+              </w:rPr>
+              <w:t>/api/v1/wrong/questions</w:t>
+            </w:r>
+          </w:p>
+        </w:tc>
+        <w:tc>
+          <w:tcPr>
+            <w:tcW w:type="dxa" w:w="2583"/>
+            <w:tcBorders/>
+          </w:tcPr>
+          <w:p>
+            <w:pPr>
+              <w:spacing w:lineRule="exact" w:line="280" w:before="0" w:after="0"/>
+              <w:jc w:val="center"/>
+            </w:pPr>
+            <w:r/>
+            <w:r>
+              <w:rPr>
+                <w:rFonts w:ascii="Times New Roman" w:hAnsi="Times New Roman" w:eastAsia="宋体"/>
+                <w:b w:val="0"/>
+                <w:sz w:val="21"/>
+              </w:rPr>
+              <w:t>令牌</w:t>
+            </w:r>
+          </w:p>
+        </w:tc>
+        <w:tc>
+          <w:tcPr>
+            <w:tcW w:type="dxa" w:w="2583"/>
+            <w:tcBorders/>
+          </w:tcPr>
+          <w:p>
+            <w:pPr>
+              <w:spacing w:lineRule="exact" w:line="280" w:before="0" w:after="0"/>
+              <w:jc w:val="center"/>
+            </w:pPr>
+            <w:r/>
+            <w:r>
+              <w:rPr>
+                <w:rFonts w:ascii="Times New Roman" w:hAnsi="Times New Roman" w:eastAsia="宋体"/>
+                <w:b w:val="0"/>
+                <w:sz w:val="21"/>
+              </w:rPr>
+              <w:t>questions、weak_points、total</w:t>
+            </w:r>
+          </w:p>
+        </w:tc>
+        <w:tc>
+          <w:tcPr>
+            <w:tcW w:type="dxa" w:w="1206"/>
+            <w:tcBorders/>
+          </w:tcPr>
+          <w:p>
+            <w:pPr>
+              <w:spacing w:lineRule="exact" w:line="280" w:before="0" w:after="0"/>
+              <w:jc w:val="center"/>
+            </w:pPr>
+            <w:r/>
+            <w:r>
+              <w:rPr>
+                <w:rFonts w:ascii="Times New Roman" w:hAnsi="Times New Roman" w:eastAsia="宋体"/>
+                <w:b w:val="0"/>
+                <w:sz w:val="21"/>
+              </w:rPr>
+              <w:t>错题本总览</w:t>
             </w:r>
           </w:p>
         </w:tc>
@@ -13424,7 +13896,7 @@
       <w:tr>
         <w:tc>
           <w:tcPr>
-            <w:tcW w:type="dxa" w:w="575"/>
+            <w:tcW w:type="dxa" w:w="574"/>
             <w:tcBorders/>
           </w:tcPr>
           <w:p>
@@ -13445,106 +13917,106 @@
         </w:tc>
         <w:tc>
           <w:tcPr>
-            <w:tcW w:type="dxa" w:w="575"/>
-            <w:tcBorders/>
-          </w:tcPr>
-          <w:p>
-            <w:pPr>
-              <w:spacing w:lineRule="exact" w:line="280" w:before="0" w:after="0"/>
-              <w:jc w:val="center"/>
-            </w:pPr>
-            <w:r/>
-            <w:r>
-              <w:rPr>
-                <w:rFonts w:ascii="Times New Roman" w:hAnsi="Times New Roman" w:eastAsia="宋体"/>
-                <w:b w:val="0"/>
-                <w:sz w:val="21"/>
-              </w:rPr>
-              <w:t>GET</w:t>
-            </w:r>
-          </w:p>
-        </w:tc>
-        <w:tc>
-          <w:tcPr>
-            <w:tcW w:type="dxa" w:w="1602"/>
-            <w:tcBorders/>
-          </w:tcPr>
-          <w:p>
-            <w:pPr>
-              <w:spacing w:lineRule="exact" w:line="280" w:before="0" w:after="0"/>
-              <w:jc w:val="center"/>
-            </w:pPr>
-            <w:r/>
-            <w:r>
-              <w:rPr>
-                <w:rFonts w:ascii="Times New Roman" w:hAnsi="Times New Roman" w:eastAsia="宋体"/>
-                <w:b w:val="0"/>
-                <w:sz w:val="21"/>
-              </w:rPr>
-              <w:t>/api/v1/admin/me</w:t>
-            </w:r>
-          </w:p>
-        </w:tc>
-        <w:tc>
-          <w:tcPr>
-            <w:tcW w:type="dxa" w:w="2670"/>
-            <w:tcBorders/>
-          </w:tcPr>
-          <w:p>
-            <w:pPr>
-              <w:spacing w:lineRule="exact" w:line="280" w:before="0" w:after="0"/>
-              <w:jc w:val="center"/>
-            </w:pPr>
-            <w:r/>
-            <w:r>
-              <w:rPr>
-                <w:rFonts w:ascii="Times New Roman" w:hAnsi="Times New Roman" w:eastAsia="宋体"/>
-                <w:b w:val="0"/>
-                <w:sz w:val="21"/>
-              </w:rPr>
-              <w:t>X-Admin-Token</w:t>
-            </w:r>
-          </w:p>
-        </w:tc>
-        <w:tc>
-          <w:tcPr>
-            <w:tcW w:type="dxa" w:w="2670"/>
-            <w:tcBorders/>
-          </w:tcPr>
-          <w:p>
-            <w:pPr>
-              <w:spacing w:lineRule="exact" w:line="280" w:before="0" w:after="0"/>
-              <w:jc w:val="center"/>
-            </w:pPr>
-            <w:r/>
-            <w:r>
-              <w:rPr>
-                <w:rFonts w:ascii="Times New Roman" w:hAnsi="Times New Roman" w:eastAsia="宋体"/>
-                <w:b w:val="0"/>
-                <w:sz w:val="21"/>
-              </w:rPr>
-              <w:t>username、role</w:t>
-            </w:r>
-          </w:p>
-        </w:tc>
-        <w:tc>
-          <w:tcPr>
-            <w:tcW w:type="dxa" w:w="979"/>
-            <w:tcBorders/>
-          </w:tcPr>
-          <w:p>
-            <w:pPr>
-              <w:spacing w:lineRule="exact" w:line="280" w:before="0" w:after="0"/>
-              <w:jc w:val="center"/>
-            </w:pPr>
-            <w:r/>
-            <w:r>
-              <w:rPr>
-                <w:rFonts w:ascii="Times New Roman" w:hAnsi="Times New Roman" w:eastAsia="宋体"/>
-                <w:b w:val="0"/>
-                <w:sz w:val="21"/>
-              </w:rPr>
-              <w:t>令牌校验</w:t>
+            <w:tcW w:type="dxa" w:w="574"/>
+            <w:tcBorders/>
+          </w:tcPr>
+          <w:p>
+            <w:pPr>
+              <w:spacing w:lineRule="exact" w:line="280" w:before="0" w:after="0"/>
+              <w:jc w:val="center"/>
+            </w:pPr>
+            <w:r/>
+            <w:r>
+              <w:rPr>
+                <w:rFonts w:ascii="Times New Roman" w:hAnsi="Times New Roman" w:eastAsia="宋体"/>
+                <w:b w:val="0"/>
+                <w:sz w:val="21"/>
+              </w:rPr>
+              <w:t>POST</w:t>
+            </w:r>
+          </w:p>
+        </w:tc>
+        <w:tc>
+          <w:tcPr>
+            <w:tcW w:type="dxa" w:w="1550"/>
+            <w:tcBorders/>
+          </w:tcPr>
+          <w:p>
+            <w:pPr>
+              <w:spacing w:lineRule="exact" w:line="280" w:before="0" w:after="0"/>
+              <w:jc w:val="center"/>
+            </w:pPr>
+            <w:r/>
+            <w:r>
+              <w:rPr>
+                <w:rFonts w:ascii="Times New Roman" w:hAnsi="Times New Roman" w:eastAsia="宋体"/>
+                <w:b w:val="0"/>
+                <w:sz w:val="21"/>
+              </w:rPr>
+              <w:t>/api/v1/wrong/practice</w:t>
+            </w:r>
+          </w:p>
+        </w:tc>
+        <w:tc>
+          <w:tcPr>
+            <w:tcW w:type="dxa" w:w="2583"/>
+            <w:tcBorders/>
+          </w:tcPr>
+          <w:p>
+            <w:pPr>
+              <w:spacing w:lineRule="exact" w:line="280" w:before="0" w:after="0"/>
+              <w:jc w:val="center"/>
+            </w:pPr>
+            <w:r/>
+            <w:r>
+              <w:rPr>
+                <w:rFonts w:ascii="Times New Roman" w:hAnsi="Times New Roman" w:eastAsia="宋体"/>
+                <w:b w:val="0"/>
+                <w:sz w:val="21"/>
+              </w:rPr>
+              <w:t>count?、grade?</w:t>
+            </w:r>
+          </w:p>
+        </w:tc>
+        <w:tc>
+          <w:tcPr>
+            <w:tcW w:type="dxa" w:w="2583"/>
+            <w:tcBorders/>
+          </w:tcPr>
+          <w:p>
+            <w:pPr>
+              <w:spacing w:lineRule="exact" w:line="280" w:before="0" w:after="0"/>
+              <w:jc w:val="center"/>
+            </w:pPr>
+            <w:r/>
+            <w:r>
+              <w:rPr>
+                <w:rFonts w:ascii="Times New Roman" w:hAnsi="Times New Roman" w:eastAsia="宋体"/>
+                <w:b w:val="0"/>
+                <w:sz w:val="21"/>
+              </w:rPr>
+              <w:t>同接口 3 结构，source 为 wrongbook</w:t>
+            </w:r>
+          </w:p>
+        </w:tc>
+        <w:tc>
+          <w:tcPr>
+            <w:tcW w:type="dxa" w:w="1206"/>
+            <w:tcBorders/>
+          </w:tcPr>
+          <w:p>
+            <w:pPr>
+              <w:spacing w:lineRule="exact" w:line="280" w:before="0" w:after="0"/>
+              <w:jc w:val="center"/>
+            </w:pPr>
+            <w:r/>
+            <w:r>
+              <w:rPr>
+                <w:rFonts w:ascii="Times New Roman" w:hAnsi="Times New Roman" w:eastAsia="宋体"/>
+                <w:b w:val="0"/>
+                <w:sz w:val="21"/>
+              </w:rPr>
+              <w:t>只练错题</w:t>
             </w:r>
           </w:p>
         </w:tc>
@@ -13552,7 +14024,7 @@
       <w:tr>
         <w:tc>
           <w:tcPr>
-            <w:tcW w:type="dxa" w:w="575"/>
+            <w:tcW w:type="dxa" w:w="574"/>
             <w:tcBorders/>
           </w:tcPr>
           <w:p>
@@ -13573,106 +14045,106 @@
         </w:tc>
         <w:tc>
           <w:tcPr>
-            <w:tcW w:type="dxa" w:w="575"/>
-            <w:tcBorders/>
-          </w:tcPr>
-          <w:p>
-            <w:pPr>
-              <w:spacing w:lineRule="exact" w:line="280" w:before="0" w:after="0"/>
-              <w:jc w:val="center"/>
-            </w:pPr>
-            <w:r/>
-            <w:r>
-              <w:rPr>
-                <w:rFonts w:ascii="Times New Roman" w:hAnsi="Times New Roman" w:eastAsia="宋体"/>
-                <w:b w:val="0"/>
-                <w:sz w:val="21"/>
-              </w:rPr>
-              <w:t>GET</w:t>
-            </w:r>
-          </w:p>
-        </w:tc>
-        <w:tc>
-          <w:tcPr>
-            <w:tcW w:type="dxa" w:w="1602"/>
-            <w:tcBorders/>
-          </w:tcPr>
-          <w:p>
-            <w:pPr>
-              <w:spacing w:lineRule="exact" w:line="280" w:before="0" w:after="0"/>
-              <w:jc w:val="center"/>
-            </w:pPr>
-            <w:r/>
-            <w:r>
-              <w:rPr>
-                <w:rFonts w:ascii="Times New Roman" w:hAnsi="Times New Roman" w:eastAsia="宋体"/>
-                <w:b w:val="0"/>
-                <w:sz w:val="21"/>
-              </w:rPr>
-              <w:t>/api/v1/admin/dashboard</w:t>
-            </w:r>
-          </w:p>
-        </w:tc>
-        <w:tc>
-          <w:tcPr>
-            <w:tcW w:type="dxa" w:w="2670"/>
-            <w:tcBorders/>
-          </w:tcPr>
-          <w:p>
-            <w:pPr>
-              <w:spacing w:lineRule="exact" w:line="280" w:before="0" w:after="0"/>
-              <w:jc w:val="center"/>
-            </w:pPr>
-            <w:r/>
-            <w:r>
-              <w:rPr>
-                <w:rFonts w:ascii="Times New Roman" w:hAnsi="Times New Roman" w:eastAsia="宋体"/>
-                <w:b w:val="0"/>
-                <w:sz w:val="21"/>
-              </w:rPr>
-              <w:t>X-Admin-Token</w:t>
-            </w:r>
-          </w:p>
-        </w:tc>
-        <w:tc>
-          <w:tcPr>
-            <w:tcW w:type="dxa" w:w="2670"/>
-            <w:tcBorders/>
-          </w:tcPr>
-          <w:p>
-            <w:pPr>
-              <w:spacing w:lineRule="exact" w:line="280" w:before="0" w:after="0"/>
-              <w:jc w:val="center"/>
-            </w:pPr>
-            <w:r/>
-            <w:r>
-              <w:rPr>
-                <w:rFonts w:ascii="Times New Roman" w:hAnsi="Times New Roman" w:eastAsia="宋体"/>
-                <w:b w:val="0"/>
-                <w:sz w:val="21"/>
-              </w:rPr>
-              <w:t>users、quizzes、answers、wrongbook、knowledge、pool、llm</w:t>
-            </w:r>
-          </w:p>
-        </w:tc>
-        <w:tc>
-          <w:tcPr>
-            <w:tcW w:type="dxa" w:w="979"/>
-            <w:tcBorders/>
-          </w:tcPr>
-          <w:p>
-            <w:pPr>
-              <w:spacing w:lineRule="exact" w:line="280" w:before="0" w:after="0"/>
-              <w:jc w:val="center"/>
-            </w:pPr>
-            <w:r/>
-            <w:r>
-              <w:rPr>
-                <w:rFonts w:ascii="Times New Roman" w:hAnsi="Times New Roman" w:eastAsia="宋体"/>
-                <w:b w:val="0"/>
-                <w:sz w:val="21"/>
-              </w:rPr>
-              <w:t>运行看板</w:t>
+            <w:tcW w:type="dxa" w:w="574"/>
+            <w:tcBorders/>
+          </w:tcPr>
+          <w:p>
+            <w:pPr>
+              <w:spacing w:lineRule="exact" w:line="280" w:before="0" w:after="0"/>
+              <w:jc w:val="center"/>
+            </w:pPr>
+            <w:r/>
+            <w:r>
+              <w:rPr>
+                <w:rFonts w:ascii="Times New Roman" w:hAnsi="Times New Roman" w:eastAsia="宋体"/>
+                <w:b w:val="0"/>
+                <w:sz w:val="21"/>
+              </w:rPr>
+              <w:t>DELETE</w:t>
+            </w:r>
+          </w:p>
+        </w:tc>
+        <w:tc>
+          <w:tcPr>
+            <w:tcW w:type="dxa" w:w="1550"/>
+            <w:tcBorders/>
+          </w:tcPr>
+          <w:p>
+            <w:pPr>
+              <w:spacing w:lineRule="exact" w:line="280" w:before="0" w:after="0"/>
+              <w:jc w:val="center"/>
+            </w:pPr>
+            <w:r/>
+            <w:r>
+              <w:rPr>
+                <w:rFonts w:ascii="Times New Roman" w:hAnsi="Times New Roman" w:eastAsia="宋体"/>
+                <w:b w:val="0"/>
+                <w:sz w:val="21"/>
+              </w:rPr>
+              <w:t>/api/v1/wrong/questions</w:t>
+            </w:r>
+          </w:p>
+        </w:tc>
+        <w:tc>
+          <w:tcPr>
+            <w:tcW w:type="dxa" w:w="2583"/>
+            <w:tcBorders/>
+          </w:tcPr>
+          <w:p>
+            <w:pPr>
+              <w:spacing w:lineRule="exact" w:line="280" w:before="0" w:after="0"/>
+              <w:jc w:val="center"/>
+            </w:pPr>
+            <w:r/>
+            <w:r>
+              <w:rPr>
+                <w:rFonts w:ascii="Times New Roman" w:hAnsi="Times New Roman" w:eastAsia="宋体"/>
+                <w:b w:val="0"/>
+                <w:sz w:val="21"/>
+              </w:rPr>
+              <w:t>令牌</w:t>
+            </w:r>
+          </w:p>
+        </w:tc>
+        <w:tc>
+          <w:tcPr>
+            <w:tcW w:type="dxa" w:w="2583"/>
+            <w:tcBorders/>
+          </w:tcPr>
+          <w:p>
+            <w:pPr>
+              <w:spacing w:lineRule="exact" w:line="280" w:before="0" w:after="0"/>
+              <w:jc w:val="center"/>
+            </w:pPr>
+            <w:r/>
+            <w:r>
+              <w:rPr>
+                <w:rFonts w:ascii="Times New Roman" w:hAnsi="Times New Roman" w:eastAsia="宋体"/>
+                <w:b w:val="0"/>
+                <w:sz w:val="21"/>
+              </w:rPr>
+              <w:t>cleared</w:t>
+            </w:r>
+          </w:p>
+        </w:tc>
+        <w:tc>
+          <w:tcPr>
+            <w:tcW w:type="dxa" w:w="1206"/>
+            <w:tcBorders/>
+          </w:tcPr>
+          <w:p>
+            <w:pPr>
+              <w:spacing w:lineRule="exact" w:line="280" w:before="0" w:after="0"/>
+              <w:jc w:val="center"/>
+            </w:pPr>
+            <w:r/>
+            <w:r>
+              <w:rPr>
+                <w:rFonts w:ascii="Times New Roman" w:hAnsi="Times New Roman" w:eastAsia="宋体"/>
+                <w:b w:val="0"/>
+                <w:sz w:val="21"/>
+              </w:rPr>
+              <w:t>清空错题本</w:t>
             </w:r>
           </w:p>
         </w:tc>
@@ -13680,7 +14152,7 @@
       <w:tr>
         <w:tc>
           <w:tcPr>
-            <w:tcW w:type="dxa" w:w="575"/>
+            <w:tcW w:type="dxa" w:w="574"/>
             <w:tcBorders/>
           </w:tcPr>
           <w:p>
@@ -13701,106 +14173,106 @@
         </w:tc>
         <w:tc>
           <w:tcPr>
-            <w:tcW w:type="dxa" w:w="575"/>
-            <w:tcBorders/>
-          </w:tcPr>
-          <w:p>
-            <w:pPr>
-              <w:spacing w:lineRule="exact" w:line="280" w:before="0" w:after="0"/>
-              <w:jc w:val="center"/>
-            </w:pPr>
-            <w:r/>
-            <w:r>
-              <w:rPr>
-                <w:rFonts w:ascii="Times New Roman" w:hAnsi="Times New Roman" w:eastAsia="宋体"/>
-                <w:b w:val="0"/>
-                <w:sz w:val="21"/>
-              </w:rPr>
-              <w:t>GET</w:t>
-            </w:r>
-          </w:p>
-        </w:tc>
-        <w:tc>
-          <w:tcPr>
-            <w:tcW w:type="dxa" w:w="1602"/>
-            <w:tcBorders/>
-          </w:tcPr>
-          <w:p>
-            <w:pPr>
-              <w:spacing w:lineRule="exact" w:line="280" w:before="0" w:after="0"/>
-              <w:jc w:val="center"/>
-            </w:pPr>
-            <w:r/>
-            <w:r>
-              <w:rPr>
-                <w:rFonts w:ascii="Times New Roman" w:hAnsi="Times New Roman" w:eastAsia="宋体"/>
-                <w:b w:val="0"/>
-                <w:sz w:val="21"/>
-              </w:rPr>
-              <w:t>/api/v1/admin/trend?days=7</w:t>
-            </w:r>
-          </w:p>
-        </w:tc>
-        <w:tc>
-          <w:tcPr>
-            <w:tcW w:type="dxa" w:w="2670"/>
-            <w:tcBorders/>
-          </w:tcPr>
-          <w:p>
-            <w:pPr>
-              <w:spacing w:lineRule="exact" w:line="280" w:before="0" w:after="0"/>
-              <w:jc w:val="center"/>
-            </w:pPr>
-            <w:r/>
-            <w:r>
-              <w:rPr>
-                <w:rFonts w:ascii="Times New Roman" w:hAnsi="Times New Roman" w:eastAsia="宋体"/>
-                <w:b w:val="0"/>
-                <w:sz w:val="21"/>
-              </w:rPr>
-              <w:t>days</w:t>
-            </w:r>
-          </w:p>
-        </w:tc>
-        <w:tc>
-          <w:tcPr>
-            <w:tcW w:type="dxa" w:w="2670"/>
-            <w:tcBorders/>
-          </w:tcPr>
-          <w:p>
-            <w:pPr>
-              <w:spacing w:lineRule="exact" w:line="280" w:before="0" w:after="0"/>
-              <w:jc w:val="center"/>
-            </w:pPr>
-            <w:r/>
-            <w:r>
-              <w:rPr>
-                <w:rFonts w:ascii="Times New Roman" w:hAnsi="Times New Roman" w:eastAsia="宋体"/>
-                <w:b w:val="0"/>
-                <w:sz w:val="21"/>
-              </w:rPr>
-              <w:t>days、points</w:t>
-            </w:r>
-          </w:p>
-        </w:tc>
-        <w:tc>
-          <w:tcPr>
-            <w:tcW w:type="dxa" w:w="979"/>
-            <w:tcBorders/>
-          </w:tcPr>
-          <w:p>
-            <w:pPr>
-              <w:spacing w:lineRule="exact" w:line="280" w:before="0" w:after="0"/>
-              <w:jc w:val="center"/>
-            </w:pPr>
-            <w:r/>
-            <w:r>
-              <w:rPr>
-                <w:rFonts w:ascii="Times New Roman" w:hAnsi="Times New Roman" w:eastAsia="宋体"/>
-                <w:b w:val="0"/>
-                <w:sz w:val="21"/>
-              </w:rPr>
-              <w:t>闯关量趋势</w:t>
+            <w:tcW w:type="dxa" w:w="574"/>
+            <w:tcBorders/>
+          </w:tcPr>
+          <w:p>
+            <w:pPr>
+              <w:spacing w:lineRule="exact" w:line="280" w:before="0" w:after="0"/>
+              <w:jc w:val="center"/>
+            </w:pPr>
+            <w:r/>
+            <w:r>
+              <w:rPr>
+                <w:rFonts w:ascii="Times New Roman" w:hAnsi="Times New Roman" w:eastAsia="宋体"/>
+                <w:b w:val="0"/>
+                <w:sz w:val="21"/>
+              </w:rPr>
+              <w:t>PUT</w:t>
+            </w:r>
+          </w:p>
+        </w:tc>
+        <w:tc>
+          <w:tcPr>
+            <w:tcW w:type="dxa" w:w="1550"/>
+            <w:tcBorders/>
+          </w:tcPr>
+          <w:p>
+            <w:pPr>
+              <w:spacing w:lineRule="exact" w:line="280" w:before="0" w:after="0"/>
+              <w:jc w:val="center"/>
+            </w:pPr>
+            <w:r/>
+            <w:r>
+              <w:rPr>
+                <w:rFonts w:ascii="Times New Roman" w:hAnsi="Times New Roman" w:eastAsia="宋体"/>
+                <w:b w:val="0"/>
+                <w:sz w:val="21"/>
+              </w:rPr>
+              <w:t>/api/v1/wrong/questions</w:t>
+            </w:r>
+          </w:p>
+        </w:tc>
+        <w:tc>
+          <w:tcPr>
+            <w:tcW w:type="dxa" w:w="2583"/>
+            <w:tcBorders/>
+          </w:tcPr>
+          <w:p>
+            <w:pPr>
+              <w:spacing w:lineRule="exact" w:line="280" w:before="0" w:after="0"/>
+              <w:jc w:val="center"/>
+            </w:pPr>
+            <w:r/>
+            <w:r>
+              <w:rPr>
+                <w:rFonts w:ascii="Times New Roman" w:hAnsi="Times New Roman" w:eastAsia="宋体"/>
+                <w:b w:val="0"/>
+                <w:sz w:val="21"/>
+              </w:rPr>
+              <w:t>stem、待更新字段</w:t>
+            </w:r>
+          </w:p>
+        </w:tc>
+        <w:tc>
+          <w:tcPr>
+            <w:tcW w:type="dxa" w:w="2583"/>
+            <w:tcBorders/>
+          </w:tcPr>
+          <w:p>
+            <w:pPr>
+              <w:spacing w:lineRule="exact" w:line="280" w:before="0" w:after="0"/>
+              <w:jc w:val="center"/>
+            </w:pPr>
+            <w:r/>
+            <w:r>
+              <w:rPr>
+                <w:rFonts w:ascii="Times New Roman" w:hAnsi="Times New Roman" w:eastAsia="宋体"/>
+                <w:b w:val="0"/>
+                <w:sz w:val="21"/>
+              </w:rPr>
+              <w:t>stem</w:t>
+            </w:r>
+          </w:p>
+        </w:tc>
+        <w:tc>
+          <w:tcPr>
+            <w:tcW w:type="dxa" w:w="1206"/>
+            <w:tcBorders/>
+          </w:tcPr>
+          <w:p>
+            <w:pPr>
+              <w:spacing w:lineRule="exact" w:line="280" w:before="0" w:after="0"/>
+              <w:jc w:val="center"/>
+            </w:pPr>
+            <w:r/>
+            <w:r>
+              <w:rPr>
+                <w:rFonts w:ascii="Times New Roman" w:hAnsi="Times New Roman" w:eastAsia="宋体"/>
+                <w:b w:val="0"/>
+                <w:sz w:val="21"/>
+              </w:rPr>
+              <w:t>修改单条错题</w:t>
             </w:r>
           </w:p>
         </w:tc>
@@ -13808,7 +14280,7 @@
       <w:tr>
         <w:tc>
           <w:tcPr>
-            <w:tcW w:type="dxa" w:w="575"/>
+            <w:tcW w:type="dxa" w:w="574"/>
             <w:tcBorders/>
           </w:tcPr>
           <w:p>
@@ -13829,106 +14301,106 @@
         </w:tc>
         <w:tc>
           <w:tcPr>
-            <w:tcW w:type="dxa" w:w="575"/>
-            <w:tcBorders/>
-          </w:tcPr>
-          <w:p>
-            <w:pPr>
-              <w:spacing w:lineRule="exact" w:line="280" w:before="0" w:after="0"/>
-              <w:jc w:val="center"/>
-            </w:pPr>
-            <w:r/>
-            <w:r>
-              <w:rPr>
-                <w:rFonts w:ascii="Times New Roman" w:hAnsi="Times New Roman" w:eastAsia="宋体"/>
-                <w:b w:val="0"/>
-                <w:sz w:val="21"/>
-              </w:rPr>
-              <w:t>GET</w:t>
-            </w:r>
-          </w:p>
-        </w:tc>
-        <w:tc>
-          <w:tcPr>
-            <w:tcW w:type="dxa" w:w="1602"/>
-            <w:tcBorders/>
-          </w:tcPr>
-          <w:p>
-            <w:pPr>
-              <w:spacing w:lineRule="exact" w:line="280" w:before="0" w:after="0"/>
-              <w:jc w:val="center"/>
-            </w:pPr>
-            <w:r/>
-            <w:r>
-              <w:rPr>
-                <w:rFonts w:ascii="Times New Roman" w:hAnsi="Times New Roman" w:eastAsia="宋体"/>
-                <w:b w:val="0"/>
-                <w:sz w:val="21"/>
-              </w:rPr>
-              <w:t>/api/v1/admin/users</w:t>
-            </w:r>
-          </w:p>
-        </w:tc>
-        <w:tc>
-          <w:tcPr>
-            <w:tcW w:type="dxa" w:w="2670"/>
-            <w:tcBorders/>
-          </w:tcPr>
-          <w:p>
-            <w:pPr>
-              <w:spacing w:lineRule="exact" w:line="280" w:before="0" w:after="0"/>
-              <w:jc w:val="center"/>
-            </w:pPr>
-            <w:r/>
-            <w:r>
-              <w:rPr>
-                <w:rFonts w:ascii="Times New Roman" w:hAnsi="Times New Roman" w:eastAsia="宋体"/>
-                <w:b w:val="0"/>
-                <w:sz w:val="21"/>
-              </w:rPr>
-              <w:t>keyword?、page、size</w:t>
-            </w:r>
-          </w:p>
-        </w:tc>
-        <w:tc>
-          <w:tcPr>
-            <w:tcW w:type="dxa" w:w="2670"/>
-            <w:tcBorders/>
-          </w:tcPr>
-          <w:p>
-            <w:pPr>
-              <w:spacing w:lineRule="exact" w:line="280" w:before="0" w:after="0"/>
-              <w:jc w:val="center"/>
-            </w:pPr>
-            <w:r/>
-            <w:r>
-              <w:rPr>
-                <w:rFonts w:ascii="Times New Roman" w:hAnsi="Times New Roman" w:eastAsia="宋体"/>
-                <w:b w:val="0"/>
-                <w:sz w:val="21"/>
-              </w:rPr>
-              <w:t>items、total、page、size</w:t>
-            </w:r>
-          </w:p>
-        </w:tc>
-        <w:tc>
-          <w:tcPr>
-            <w:tcW w:type="dxa" w:w="979"/>
-            <w:tcBorders/>
-          </w:tcPr>
-          <w:p>
-            <w:pPr>
-              <w:spacing w:lineRule="exact" w:line="280" w:before="0" w:after="0"/>
-              <w:jc w:val="center"/>
-            </w:pPr>
-            <w:r/>
-            <w:r>
-              <w:rPr>
-                <w:rFonts w:ascii="Times New Roman" w:hAnsi="Times New Roman" w:eastAsia="宋体"/>
-                <w:b w:val="0"/>
-                <w:sz w:val="21"/>
-              </w:rPr>
-              <w:t>用户查询</w:t>
+            <w:tcW w:type="dxa" w:w="574"/>
+            <w:tcBorders/>
+          </w:tcPr>
+          <w:p>
+            <w:pPr>
+              <w:spacing w:lineRule="exact" w:line="280" w:before="0" w:after="0"/>
+              <w:jc w:val="center"/>
+            </w:pPr>
+            <w:r/>
+            <w:r>
+              <w:rPr>
+                <w:rFonts w:ascii="Times New Roman" w:hAnsi="Times New Roman" w:eastAsia="宋体"/>
+                <w:b w:val="0"/>
+                <w:sz w:val="21"/>
+              </w:rPr>
+              <w:t>DELETE</w:t>
+            </w:r>
+          </w:p>
+        </w:tc>
+        <w:tc>
+          <w:tcPr>
+            <w:tcW w:type="dxa" w:w="1550"/>
+            <w:tcBorders/>
+          </w:tcPr>
+          <w:p>
+            <w:pPr>
+              <w:spacing w:lineRule="exact" w:line="280" w:before="0" w:after="0"/>
+              <w:jc w:val="center"/>
+            </w:pPr>
+            <w:r/>
+            <w:r>
+              <w:rPr>
+                <w:rFonts w:ascii="Times New Roman" w:hAnsi="Times New Roman" w:eastAsia="宋体"/>
+                <w:b w:val="0"/>
+                <w:sz w:val="21"/>
+              </w:rPr>
+              <w:t>/api/v1/wrong/questions/item</w:t>
+            </w:r>
+          </w:p>
+        </w:tc>
+        <w:tc>
+          <w:tcPr>
+            <w:tcW w:type="dxa" w:w="2583"/>
+            <w:tcBorders/>
+          </w:tcPr>
+          <w:p>
+            <w:pPr>
+              <w:spacing w:lineRule="exact" w:line="280" w:before="0" w:after="0"/>
+              <w:jc w:val="center"/>
+            </w:pPr>
+            <w:r/>
+            <w:r>
+              <w:rPr>
+                <w:rFonts w:ascii="Times New Roman" w:hAnsi="Times New Roman" w:eastAsia="宋体"/>
+                <w:b w:val="0"/>
+                <w:sz w:val="21"/>
+              </w:rPr>
+              <w:t>stem（请求体）</w:t>
+            </w:r>
+          </w:p>
+        </w:tc>
+        <w:tc>
+          <w:tcPr>
+            <w:tcW w:type="dxa" w:w="2583"/>
+            <w:tcBorders/>
+          </w:tcPr>
+          <w:p>
+            <w:pPr>
+              <w:spacing w:lineRule="exact" w:line="280" w:before="0" w:after="0"/>
+              <w:jc w:val="center"/>
+            </w:pPr>
+            <w:r/>
+            <w:r>
+              <w:rPr>
+                <w:rFonts w:ascii="Times New Roman" w:hAnsi="Times New Roman" w:eastAsia="宋体"/>
+                <w:b w:val="0"/>
+                <w:sz w:val="21"/>
+              </w:rPr>
+              <w:t>deleted</w:t>
+            </w:r>
+          </w:p>
+        </w:tc>
+        <w:tc>
+          <w:tcPr>
+            <w:tcW w:type="dxa" w:w="1206"/>
+            <w:tcBorders/>
+          </w:tcPr>
+          <w:p>
+            <w:pPr>
+              <w:spacing w:lineRule="exact" w:line="280" w:before="0" w:after="0"/>
+              <w:jc w:val="center"/>
+            </w:pPr>
+            <w:r/>
+            <w:r>
+              <w:rPr>
+                <w:rFonts w:ascii="Times New Roman" w:hAnsi="Times New Roman" w:eastAsia="宋体"/>
+                <w:b w:val="0"/>
+                <w:sz w:val="21"/>
+              </w:rPr>
+              <w:t>删除单条错题</w:t>
             </w:r>
           </w:p>
         </w:tc>
@@ -13936,7 +14408,7 @@
       <w:tr>
         <w:tc>
           <w:tcPr>
-            <w:tcW w:type="dxa" w:w="575"/>
+            <w:tcW w:type="dxa" w:w="574"/>
             <w:tcBorders/>
           </w:tcPr>
           <w:p>
@@ -13957,106 +14429,106 @@
         </w:tc>
         <w:tc>
           <w:tcPr>
-            <w:tcW w:type="dxa" w:w="575"/>
-            <w:tcBorders/>
-          </w:tcPr>
-          <w:p>
-            <w:pPr>
-              <w:spacing w:lineRule="exact" w:line="280" w:before="0" w:after="0"/>
-              <w:jc w:val="center"/>
-            </w:pPr>
-            <w:r/>
-            <w:r>
-              <w:rPr>
-                <w:rFonts w:ascii="Times New Roman" w:hAnsi="Times New Roman" w:eastAsia="宋体"/>
-                <w:b w:val="0"/>
-                <w:sz w:val="21"/>
-              </w:rPr>
-              <w:t>POST</w:t>
-            </w:r>
-          </w:p>
-        </w:tc>
-        <w:tc>
-          <w:tcPr>
-            <w:tcW w:type="dxa" w:w="1602"/>
-            <w:tcBorders/>
-          </w:tcPr>
-          <w:p>
-            <w:pPr>
-              <w:spacing w:lineRule="exact" w:line="280" w:before="0" w:after="0"/>
-              <w:jc w:val="center"/>
-            </w:pPr>
-            <w:r/>
-            <w:r>
-              <w:rPr>
-                <w:rFonts w:ascii="Times New Roman" w:hAnsi="Times New Roman" w:eastAsia="宋体"/>
-                <w:b w:val="0"/>
-                <w:sz w:val="21"/>
-              </w:rPr>
-              <w:t>/api/v1/admin/users/{id}/status</w:t>
-            </w:r>
-          </w:p>
-        </w:tc>
-        <w:tc>
-          <w:tcPr>
-            <w:tcW w:type="dxa" w:w="2670"/>
-            <w:tcBorders/>
-          </w:tcPr>
-          <w:p>
-            <w:pPr>
-              <w:spacing w:lineRule="exact" w:line="280" w:before="0" w:after="0"/>
-              <w:jc w:val="center"/>
-            </w:pPr>
-            <w:r/>
-            <w:r>
-              <w:rPr>
-                <w:rFonts w:ascii="Times New Roman" w:hAnsi="Times New Roman" w:eastAsia="宋体"/>
-                <w:b w:val="0"/>
-                <w:sz w:val="21"/>
-              </w:rPr>
-              <w:t>id、status</w:t>
-            </w:r>
-          </w:p>
-        </w:tc>
-        <w:tc>
-          <w:tcPr>
-            <w:tcW w:type="dxa" w:w="2670"/>
-            <w:tcBorders/>
-          </w:tcPr>
-          <w:p>
-            <w:pPr>
-              <w:spacing w:lineRule="exact" w:line="280" w:before="0" w:after="0"/>
-              <w:jc w:val="center"/>
-            </w:pPr>
-            <w:r/>
-            <w:r>
-              <w:rPr>
-                <w:rFonts w:ascii="Times New Roman" w:hAnsi="Times New Roman" w:eastAsia="宋体"/>
-                <w:b w:val="0"/>
-                <w:sz w:val="21"/>
-              </w:rPr>
-              <w:t>user_id、status</w:t>
-            </w:r>
-          </w:p>
-        </w:tc>
-        <w:tc>
-          <w:tcPr>
-            <w:tcW w:type="dxa" w:w="979"/>
-            <w:tcBorders/>
-          </w:tcPr>
-          <w:p>
-            <w:pPr>
-              <w:spacing w:lineRule="exact" w:line="280" w:before="0" w:after="0"/>
-              <w:jc w:val="center"/>
-            </w:pPr>
-            <w:r/>
-            <w:r>
-              <w:rPr>
-                <w:rFonts w:ascii="Times New Roman" w:hAnsi="Times New Roman" w:eastAsia="宋体"/>
-                <w:b w:val="0"/>
-                <w:sz w:val="21"/>
-              </w:rPr>
-              <w:t>用户状态调整</w:t>
+            <w:tcW w:type="dxa" w:w="574"/>
+            <w:tcBorders/>
+          </w:tcPr>
+          <w:p>
+            <w:pPr>
+              <w:spacing w:lineRule="exact" w:line="280" w:before="0" w:after="0"/>
+              <w:jc w:val="center"/>
+            </w:pPr>
+            <w:r/>
+            <w:r>
+              <w:rPr>
+                <w:rFonts w:ascii="Times New Roman" w:hAnsi="Times New Roman" w:eastAsia="宋体"/>
+                <w:b w:val="0"/>
+                <w:sz w:val="21"/>
+              </w:rPr>
+              <w:t>DELETE</w:t>
+            </w:r>
+          </w:p>
+        </w:tc>
+        <w:tc>
+          <w:tcPr>
+            <w:tcW w:type="dxa" w:w="1550"/>
+            <w:tcBorders/>
+          </w:tcPr>
+          <w:p>
+            <w:pPr>
+              <w:spacing w:lineRule="exact" w:line="280" w:before="0" w:after="0"/>
+              <w:jc w:val="center"/>
+            </w:pPr>
+            <w:r/>
+            <w:r>
+              <w:rPr>
+                <w:rFonts w:ascii="Times New Roman" w:hAnsi="Times New Roman" w:eastAsia="宋体"/>
+                <w:b w:val="0"/>
+                <w:sz w:val="21"/>
+              </w:rPr>
+              <w:t>/api/v1/wrong/questions/{stem}</w:t>
+            </w:r>
+          </w:p>
+        </w:tc>
+        <w:tc>
+          <w:tcPr>
+            <w:tcW w:type="dxa" w:w="2583"/>
+            <w:tcBorders/>
+          </w:tcPr>
+          <w:p>
+            <w:pPr>
+              <w:spacing w:lineRule="exact" w:line="280" w:before="0" w:after="0"/>
+              <w:jc w:val="center"/>
+            </w:pPr>
+            <w:r/>
+            <w:r>
+              <w:rPr>
+                <w:rFonts w:ascii="Times New Roman" w:hAnsi="Times New Roman" w:eastAsia="宋体"/>
+                <w:b w:val="0"/>
+                <w:sz w:val="21"/>
+              </w:rPr>
+              <w:t>stem（路径）</w:t>
+            </w:r>
+          </w:p>
+        </w:tc>
+        <w:tc>
+          <w:tcPr>
+            <w:tcW w:type="dxa" w:w="2583"/>
+            <w:tcBorders/>
+          </w:tcPr>
+          <w:p>
+            <w:pPr>
+              <w:spacing w:lineRule="exact" w:line="280" w:before="0" w:after="0"/>
+              <w:jc w:val="center"/>
+            </w:pPr>
+            <w:r/>
+            <w:r>
+              <w:rPr>
+                <w:rFonts w:ascii="Times New Roman" w:hAnsi="Times New Roman" w:eastAsia="宋体"/>
+                <w:b w:val="0"/>
+                <w:sz w:val="21"/>
+              </w:rPr>
+              <w:t>deleted</w:t>
+            </w:r>
+          </w:p>
+        </w:tc>
+        <w:tc>
+          <w:tcPr>
+            <w:tcW w:type="dxa" w:w="1206"/>
+            <w:tcBorders/>
+          </w:tcPr>
+          <w:p>
+            <w:pPr>
+              <w:spacing w:lineRule="exact" w:line="280" w:before="0" w:after="0"/>
+              <w:jc w:val="center"/>
+            </w:pPr>
+            <w:r/>
+            <w:r>
+              <w:rPr>
+                <w:rFonts w:ascii="Times New Roman" w:hAnsi="Times New Roman" w:eastAsia="宋体"/>
+                <w:b w:val="0"/>
+                <w:sz w:val="21"/>
+              </w:rPr>
+              <w:t>删除单条错题</w:t>
             </w:r>
           </w:p>
         </w:tc>
@@ -14064,7 +14536,7 @@
       <w:tr>
         <w:tc>
           <w:tcPr>
-            <w:tcW w:type="dxa" w:w="575"/>
+            <w:tcW w:type="dxa" w:w="574"/>
             <w:tcBorders/>
           </w:tcPr>
           <w:p>
@@ -14085,106 +14557,106 @@
         </w:tc>
         <w:tc>
           <w:tcPr>
-            <w:tcW w:type="dxa" w:w="575"/>
-            <w:tcBorders/>
-          </w:tcPr>
-          <w:p>
-            <w:pPr>
-              <w:spacing w:lineRule="exact" w:line="280" w:before="0" w:after="0"/>
-              <w:jc w:val="center"/>
-            </w:pPr>
-            <w:r/>
-            <w:r>
-              <w:rPr>
-                <w:rFonts w:ascii="Times New Roman" w:hAnsi="Times New Roman" w:eastAsia="宋体"/>
-                <w:b w:val="0"/>
-                <w:sz w:val="21"/>
-              </w:rPr>
-              <w:t>GET</w:t>
-            </w:r>
-          </w:p>
-        </w:tc>
-        <w:tc>
-          <w:tcPr>
-            <w:tcW w:type="dxa" w:w="1602"/>
-            <w:tcBorders/>
-          </w:tcPr>
-          <w:p>
-            <w:pPr>
-              <w:spacing w:lineRule="exact" w:line="280" w:before="0" w:after="0"/>
-              <w:jc w:val="center"/>
-            </w:pPr>
-            <w:r/>
-            <w:r>
-              <w:rPr>
-                <w:rFonts w:ascii="Times New Roman" w:hAnsi="Times New Roman" w:eastAsia="宋体"/>
-                <w:b w:val="0"/>
-                <w:sz w:val="21"/>
-              </w:rPr>
-              <w:t>/api/v1/admin/questions</w:t>
-            </w:r>
-          </w:p>
-        </w:tc>
-        <w:tc>
-          <w:tcPr>
-            <w:tcW w:type="dxa" w:w="2670"/>
-            <w:tcBorders/>
-          </w:tcPr>
-          <w:p>
-            <w:pPr>
-              <w:spacing w:lineRule="exact" w:line="280" w:before="0" w:after="0"/>
-              <w:jc w:val="center"/>
-            </w:pPr>
-            <w:r/>
-            <w:r>
-              <w:rPr>
-                <w:rFonts w:ascii="Times New Roman" w:hAnsi="Times New Roman" w:eastAsia="宋体"/>
-                <w:b w:val="0"/>
-                <w:sz w:val="21"/>
-              </w:rPr>
-              <w:t>theme?、grade?、keyword?、page、size</w:t>
-            </w:r>
-          </w:p>
-        </w:tc>
-        <w:tc>
-          <w:tcPr>
-            <w:tcW w:type="dxa" w:w="2670"/>
-            <w:tcBorders/>
-          </w:tcPr>
-          <w:p>
-            <w:pPr>
-              <w:spacing w:lineRule="exact" w:line="280" w:before="0" w:after="0"/>
-              <w:jc w:val="center"/>
-            </w:pPr>
-            <w:r/>
-            <w:r>
-              <w:rPr>
-                <w:rFonts w:ascii="Times New Roman" w:hAnsi="Times New Roman" w:eastAsia="宋体"/>
-                <w:b w:val="0"/>
-                <w:sz w:val="21"/>
-              </w:rPr>
-              <w:t>items、total、page、size</w:t>
-            </w:r>
-          </w:p>
-        </w:tc>
-        <w:tc>
-          <w:tcPr>
-            <w:tcW w:type="dxa" w:w="979"/>
-            <w:tcBorders/>
-          </w:tcPr>
-          <w:p>
-            <w:pPr>
-              <w:spacing w:lineRule="exact" w:line="280" w:before="0" w:after="0"/>
-              <w:jc w:val="center"/>
-            </w:pPr>
-            <w:r/>
-            <w:r>
-              <w:rPr>
-                <w:rFonts w:ascii="Times New Roman" w:hAnsi="Times New Roman" w:eastAsia="宋体"/>
-                <w:b w:val="0"/>
-                <w:sz w:val="21"/>
-              </w:rPr>
-              <w:t>资源池查询</w:t>
+            <w:tcW w:type="dxa" w:w="574"/>
+            <w:tcBorders/>
+          </w:tcPr>
+          <w:p>
+            <w:pPr>
+              <w:spacing w:lineRule="exact" w:line="280" w:before="0" w:after="0"/>
+              <w:jc w:val="center"/>
+            </w:pPr>
+            <w:r/>
+            <w:r>
+              <w:rPr>
+                <w:rFonts w:ascii="Times New Roman" w:hAnsi="Times New Roman" w:eastAsia="宋体"/>
+                <w:b w:val="0"/>
+                <w:sz w:val="21"/>
+              </w:rPr>
+              <w:t>POST</w:t>
+            </w:r>
+          </w:p>
+        </w:tc>
+        <w:tc>
+          <w:tcPr>
+            <w:tcW w:type="dxa" w:w="1550"/>
+            <w:tcBorders/>
+          </w:tcPr>
+          <w:p>
+            <w:pPr>
+              <w:spacing w:lineRule="exact" w:line="280" w:before="0" w:after="0"/>
+              <w:jc w:val="center"/>
+            </w:pPr>
+            <w:r/>
+            <w:r>
+              <w:rPr>
+                <w:rFonts w:ascii="Times New Roman" w:hAnsi="Times New Roman" w:eastAsia="宋体"/>
+                <w:b w:val="0"/>
+                <w:sz w:val="21"/>
+              </w:rPr>
+              <w:t>/api/v1/admin/login</w:t>
+            </w:r>
+          </w:p>
+        </w:tc>
+        <w:tc>
+          <w:tcPr>
+            <w:tcW w:type="dxa" w:w="2583"/>
+            <w:tcBorders/>
+          </w:tcPr>
+          <w:p>
+            <w:pPr>
+              <w:spacing w:lineRule="exact" w:line="280" w:before="0" w:after="0"/>
+              <w:jc w:val="center"/>
+            </w:pPr>
+            <w:r/>
+            <w:r>
+              <w:rPr>
+                <w:rFonts w:ascii="Times New Roman" w:hAnsi="Times New Roman" w:eastAsia="宋体"/>
+                <w:b w:val="0"/>
+                <w:sz w:val="21"/>
+              </w:rPr>
+              <w:t>username、password</w:t>
+            </w:r>
+          </w:p>
+        </w:tc>
+        <w:tc>
+          <w:tcPr>
+            <w:tcW w:type="dxa" w:w="2583"/>
+            <w:tcBorders/>
+          </w:tcPr>
+          <w:p>
+            <w:pPr>
+              <w:spacing w:lineRule="exact" w:line="280" w:before="0" w:after="0"/>
+              <w:jc w:val="center"/>
+            </w:pPr>
+            <w:r/>
+            <w:r>
+              <w:rPr>
+                <w:rFonts w:ascii="Times New Roman" w:hAnsi="Times New Roman" w:eastAsia="宋体"/>
+                <w:b w:val="0"/>
+                <w:sz w:val="21"/>
+              </w:rPr>
+              <w:t>token、admin</w:t>
+            </w:r>
+          </w:p>
+        </w:tc>
+        <w:tc>
+          <w:tcPr>
+            <w:tcW w:type="dxa" w:w="1206"/>
+            <w:tcBorders/>
+          </w:tcPr>
+          <w:p>
+            <w:pPr>
+              <w:spacing w:lineRule="exact" w:line="280" w:before="0" w:after="0"/>
+              <w:jc w:val="center"/>
+            </w:pPr>
+            <w:r/>
+            <w:r>
+              <w:rPr>
+                <w:rFonts w:ascii="Times New Roman" w:hAnsi="Times New Roman" w:eastAsia="宋体"/>
+                <w:b w:val="0"/>
+                <w:sz w:val="21"/>
+              </w:rPr>
+              <w:t>管理端登录</w:t>
             </w:r>
           </w:p>
         </w:tc>
@@ -14192,7 +14664,7 @@
       <w:tr>
         <w:tc>
           <w:tcPr>
-            <w:tcW w:type="dxa" w:w="575"/>
+            <w:tcW w:type="dxa" w:w="574"/>
             <w:tcBorders/>
           </w:tcPr>
           <w:p>
@@ -14213,7 +14685,7 @@
         </w:tc>
         <w:tc>
           <w:tcPr>
-            <w:tcW w:type="dxa" w:w="575"/>
+            <w:tcW w:type="dxa" w:w="574"/>
             <w:tcBorders/>
           </w:tcPr>
           <w:p>
@@ -14234,28 +14706,28 @@
         </w:tc>
         <w:tc>
           <w:tcPr>
-            <w:tcW w:type="dxa" w:w="1602"/>
-            <w:tcBorders/>
-          </w:tcPr>
-          <w:p>
-            <w:pPr>
-              <w:spacing w:lineRule="exact" w:line="280" w:before="0" w:after="0"/>
-              <w:jc w:val="center"/>
-            </w:pPr>
-            <w:r/>
-            <w:r>
-              <w:rPr>
-                <w:rFonts w:ascii="Times New Roman" w:hAnsi="Times New Roman" w:eastAsia="宋体"/>
-                <w:b w:val="0"/>
-                <w:sz w:val="21"/>
-              </w:rPr>
-              <w:t>/api/v1/admin/questions/themes</w:t>
-            </w:r>
-          </w:p>
-        </w:tc>
-        <w:tc>
-          <w:tcPr>
-            <w:tcW w:type="dxa" w:w="2670"/>
+            <w:tcW w:type="dxa" w:w="1550"/>
+            <w:tcBorders/>
+          </w:tcPr>
+          <w:p>
+            <w:pPr>
+              <w:spacing w:lineRule="exact" w:line="280" w:before="0" w:after="0"/>
+              <w:jc w:val="center"/>
+            </w:pPr>
+            <w:r/>
+            <w:r>
+              <w:rPr>
+                <w:rFonts w:ascii="Times New Roman" w:hAnsi="Times New Roman" w:eastAsia="宋体"/>
+                <w:b w:val="0"/>
+                <w:sz w:val="21"/>
+              </w:rPr>
+              <w:t>/api/v1/admin/me</w:t>
+            </w:r>
+          </w:p>
+        </w:tc>
+        <w:tc>
+          <w:tcPr>
+            <w:tcW w:type="dxa" w:w="2583"/>
             <w:tcBorders/>
           </w:tcPr>
           <w:p>
@@ -14276,43 +14748,43 @@
         </w:tc>
         <w:tc>
           <w:tcPr>
-            <w:tcW w:type="dxa" w:w="2670"/>
-            <w:tcBorders/>
-          </w:tcPr>
-          <w:p>
-            <w:pPr>
-              <w:spacing w:lineRule="exact" w:line="280" w:before="0" w:after="0"/>
-              <w:jc w:val="center"/>
-            </w:pPr>
-            <w:r/>
-            <w:r>
-              <w:rPr>
-                <w:rFonts w:ascii="Times New Roman" w:hAnsi="Times New Roman" w:eastAsia="宋体"/>
-                <w:b w:val="0"/>
-                <w:sz w:val="21"/>
-              </w:rPr>
-              <w:t>themes</w:t>
-            </w:r>
-          </w:p>
-        </w:tc>
-        <w:tc>
-          <w:tcPr>
-            <w:tcW w:type="dxa" w:w="979"/>
-            <w:tcBorders/>
-          </w:tcPr>
-          <w:p>
-            <w:pPr>
-              <w:spacing w:lineRule="exact" w:line="280" w:before="0" w:after="0"/>
-              <w:jc w:val="center"/>
-            </w:pPr>
-            <w:r/>
-            <w:r>
-              <w:rPr>
-                <w:rFonts w:ascii="Times New Roman" w:hAnsi="Times New Roman" w:eastAsia="宋体"/>
-                <w:b w:val="0"/>
-                <w:sz w:val="21"/>
-              </w:rPr>
-              <w:t>主题统计</w:t>
+            <w:tcW w:type="dxa" w:w="2583"/>
+            <w:tcBorders/>
+          </w:tcPr>
+          <w:p>
+            <w:pPr>
+              <w:spacing w:lineRule="exact" w:line="280" w:before="0" w:after="0"/>
+              <w:jc w:val="center"/>
+            </w:pPr>
+            <w:r/>
+            <w:r>
+              <w:rPr>
+                <w:rFonts w:ascii="Times New Roman" w:hAnsi="Times New Roman" w:eastAsia="宋体"/>
+                <w:b w:val="0"/>
+                <w:sz w:val="21"/>
+              </w:rPr>
+              <w:t>username、role</w:t>
+            </w:r>
+          </w:p>
+        </w:tc>
+        <w:tc>
+          <w:tcPr>
+            <w:tcW w:type="dxa" w:w="1206"/>
+            <w:tcBorders/>
+          </w:tcPr>
+          <w:p>
+            <w:pPr>
+              <w:spacing w:lineRule="exact" w:line="280" w:before="0" w:after="0"/>
+              <w:jc w:val="center"/>
+            </w:pPr>
+            <w:r/>
+            <w:r>
+              <w:rPr>
+                <w:rFonts w:ascii="Times New Roman" w:hAnsi="Times New Roman" w:eastAsia="宋体"/>
+                <w:b w:val="0"/>
+                <w:sz w:val="21"/>
+              </w:rPr>
+              <w:t>令牌校验</w:t>
             </w:r>
           </w:p>
         </w:tc>
@@ -14320,7 +14792,7 @@
       <w:tr>
         <w:tc>
           <w:tcPr>
-            <w:tcW w:type="dxa" w:w="575"/>
+            <w:tcW w:type="dxa" w:w="574"/>
             <w:tcBorders/>
           </w:tcPr>
           <w:p>
@@ -14341,106 +14813,106 @@
         </w:tc>
         <w:tc>
           <w:tcPr>
-            <w:tcW w:type="dxa" w:w="575"/>
-            <w:tcBorders/>
-          </w:tcPr>
-          <w:p>
-            <w:pPr>
-              <w:spacing w:lineRule="exact" w:line="280" w:before="0" w:after="0"/>
-              <w:jc w:val="center"/>
-            </w:pPr>
-            <w:r/>
-            <w:r>
-              <w:rPr>
-                <w:rFonts w:ascii="Times New Roman" w:hAnsi="Times New Roman" w:eastAsia="宋体"/>
-                <w:b w:val="0"/>
-                <w:sz w:val="21"/>
-              </w:rPr>
-              <w:t>POST</w:t>
-            </w:r>
-          </w:p>
-        </w:tc>
-        <w:tc>
-          <w:tcPr>
-            <w:tcW w:type="dxa" w:w="1602"/>
-            <w:tcBorders/>
-          </w:tcPr>
-          <w:p>
-            <w:pPr>
-              <w:spacing w:lineRule="exact" w:line="280" w:before="0" w:after="0"/>
-              <w:jc w:val="center"/>
-            </w:pPr>
-            <w:r/>
-            <w:r>
-              <w:rPr>
-                <w:rFonts w:ascii="Times New Roman" w:hAnsi="Times New Roman" w:eastAsia="宋体"/>
-                <w:b w:val="0"/>
-                <w:sz w:val="21"/>
-              </w:rPr>
-              <w:t>/api/v1/admin/questions</w:t>
-            </w:r>
-          </w:p>
-        </w:tc>
-        <w:tc>
-          <w:tcPr>
-            <w:tcW w:type="dxa" w:w="2670"/>
-            <w:tcBorders/>
-          </w:tcPr>
-          <w:p>
-            <w:pPr>
-              <w:spacing w:lineRule="exact" w:line="280" w:before="0" w:after="0"/>
-              <w:jc w:val="center"/>
-            </w:pPr>
-            <w:r/>
-            <w:r>
-              <w:rPr>
-                <w:rFonts w:ascii="Times New Roman" w:hAnsi="Times New Roman" w:eastAsia="宋体"/>
-                <w:b w:val="0"/>
-                <w:sz w:val="21"/>
-              </w:rPr>
-              <w:t>theme、grade、stem、options、answer、analysis、knowledge_point、difficulty、enabled</w:t>
-            </w:r>
-          </w:p>
-        </w:tc>
-        <w:tc>
-          <w:tcPr>
-            <w:tcW w:type="dxa" w:w="2670"/>
-            <w:tcBorders/>
-          </w:tcPr>
-          <w:p>
-            <w:pPr>
-              <w:spacing w:lineRule="exact" w:line="280" w:before="0" w:after="0"/>
-              <w:jc w:val="center"/>
-            </w:pPr>
-            <w:r/>
-            <w:r>
-              <w:rPr>
-                <w:rFonts w:ascii="Times New Roman" w:hAnsi="Times New Roman" w:eastAsia="宋体"/>
-                <w:b w:val="0"/>
-                <w:sz w:val="21"/>
-              </w:rPr>
-              <w:t>id</w:t>
-            </w:r>
-          </w:p>
-        </w:tc>
-        <w:tc>
-          <w:tcPr>
-            <w:tcW w:type="dxa" w:w="979"/>
-            <w:tcBorders/>
-          </w:tcPr>
-          <w:p>
-            <w:pPr>
-              <w:spacing w:lineRule="exact" w:line="280" w:before="0" w:after="0"/>
-              <w:jc w:val="center"/>
-            </w:pPr>
-            <w:r/>
-            <w:r>
-              <w:rPr>
-                <w:rFonts w:ascii="Times New Roman" w:hAnsi="Times New Roman" w:eastAsia="宋体"/>
-                <w:b w:val="0"/>
-                <w:sz w:val="21"/>
-              </w:rPr>
-              <w:t>新增题目</w:t>
+            <w:tcW w:type="dxa" w:w="574"/>
+            <w:tcBorders/>
+          </w:tcPr>
+          <w:p>
+            <w:pPr>
+              <w:spacing w:lineRule="exact" w:line="280" w:before="0" w:after="0"/>
+              <w:jc w:val="center"/>
+            </w:pPr>
+            <w:r/>
+            <w:r>
+              <w:rPr>
+                <w:rFonts w:ascii="Times New Roman" w:hAnsi="Times New Roman" w:eastAsia="宋体"/>
+                <w:b w:val="0"/>
+                <w:sz w:val="21"/>
+              </w:rPr>
+              <w:t>GET</w:t>
+            </w:r>
+          </w:p>
+        </w:tc>
+        <w:tc>
+          <w:tcPr>
+            <w:tcW w:type="dxa" w:w="1550"/>
+            <w:tcBorders/>
+          </w:tcPr>
+          <w:p>
+            <w:pPr>
+              <w:spacing w:lineRule="exact" w:line="280" w:before="0" w:after="0"/>
+              <w:jc w:val="center"/>
+            </w:pPr>
+            <w:r/>
+            <w:r>
+              <w:rPr>
+                <w:rFonts w:ascii="Times New Roman" w:hAnsi="Times New Roman" w:eastAsia="宋体"/>
+                <w:b w:val="0"/>
+                <w:sz w:val="21"/>
+              </w:rPr>
+              <w:t>/api/v1/admin/dashboard</w:t>
+            </w:r>
+          </w:p>
+        </w:tc>
+        <w:tc>
+          <w:tcPr>
+            <w:tcW w:type="dxa" w:w="2583"/>
+            <w:tcBorders/>
+          </w:tcPr>
+          <w:p>
+            <w:pPr>
+              <w:spacing w:lineRule="exact" w:line="280" w:before="0" w:after="0"/>
+              <w:jc w:val="center"/>
+            </w:pPr>
+            <w:r/>
+            <w:r>
+              <w:rPr>
+                <w:rFonts w:ascii="Times New Roman" w:hAnsi="Times New Roman" w:eastAsia="宋体"/>
+                <w:b w:val="0"/>
+                <w:sz w:val="21"/>
+              </w:rPr>
+              <w:t>X-Admin-Token</w:t>
+            </w:r>
+          </w:p>
+        </w:tc>
+        <w:tc>
+          <w:tcPr>
+            <w:tcW w:type="dxa" w:w="2583"/>
+            <w:tcBorders/>
+          </w:tcPr>
+          <w:p>
+            <w:pPr>
+              <w:spacing w:lineRule="exact" w:line="280" w:before="0" w:after="0"/>
+              <w:jc w:val="center"/>
+            </w:pPr>
+            <w:r/>
+            <w:r>
+              <w:rPr>
+                <w:rFonts w:ascii="Times New Roman" w:hAnsi="Times New Roman" w:eastAsia="宋体"/>
+                <w:b w:val="0"/>
+                <w:sz w:val="21"/>
+              </w:rPr>
+              <w:t>users、quizzes、answers、wrongbook、knowledge、pool、llm</w:t>
+            </w:r>
+          </w:p>
+        </w:tc>
+        <w:tc>
+          <w:tcPr>
+            <w:tcW w:type="dxa" w:w="1206"/>
+            <w:tcBorders/>
+          </w:tcPr>
+          <w:p>
+            <w:pPr>
+              <w:spacing w:lineRule="exact" w:line="280" w:before="0" w:after="0"/>
+              <w:jc w:val="center"/>
+            </w:pPr>
+            <w:r/>
+            <w:r>
+              <w:rPr>
+                <w:rFonts w:ascii="Times New Roman" w:hAnsi="Times New Roman" w:eastAsia="宋体"/>
+                <w:b w:val="0"/>
+                <w:sz w:val="21"/>
+              </w:rPr>
+              <w:t>运行看板</w:t>
             </w:r>
           </w:p>
         </w:tc>
@@ -14448,7 +14920,7 @@
       <w:tr>
         <w:tc>
           <w:tcPr>
-            <w:tcW w:type="dxa" w:w="575"/>
+            <w:tcW w:type="dxa" w:w="574"/>
             <w:tcBorders/>
           </w:tcPr>
           <w:p>
@@ -14469,106 +14941,106 @@
         </w:tc>
         <w:tc>
           <w:tcPr>
-            <w:tcW w:type="dxa" w:w="575"/>
-            <w:tcBorders/>
-          </w:tcPr>
-          <w:p>
-            <w:pPr>
-              <w:spacing w:lineRule="exact" w:line="280" w:before="0" w:after="0"/>
-              <w:jc w:val="center"/>
-            </w:pPr>
-            <w:r/>
-            <w:r>
-              <w:rPr>
-                <w:rFonts w:ascii="Times New Roman" w:hAnsi="Times New Roman" w:eastAsia="宋体"/>
-                <w:b w:val="0"/>
-                <w:sz w:val="21"/>
-              </w:rPr>
-              <w:t>PUT</w:t>
-            </w:r>
-          </w:p>
-        </w:tc>
-        <w:tc>
-          <w:tcPr>
-            <w:tcW w:type="dxa" w:w="1602"/>
-            <w:tcBorders/>
-          </w:tcPr>
-          <w:p>
-            <w:pPr>
-              <w:spacing w:lineRule="exact" w:line="280" w:before="0" w:after="0"/>
-              <w:jc w:val="center"/>
-            </w:pPr>
-            <w:r/>
-            <w:r>
-              <w:rPr>
-                <w:rFonts w:ascii="Times New Roman" w:hAnsi="Times New Roman" w:eastAsia="宋体"/>
-                <w:b w:val="0"/>
-                <w:sz w:val="21"/>
-              </w:rPr>
-              <w:t>/api/v1/admin/questions/{id}</w:t>
-            </w:r>
-          </w:p>
-        </w:tc>
-        <w:tc>
-          <w:tcPr>
-            <w:tcW w:type="dxa" w:w="2670"/>
-            <w:tcBorders/>
-          </w:tcPr>
-          <w:p>
-            <w:pPr>
-              <w:spacing w:lineRule="exact" w:line="280" w:before="0" w:after="0"/>
-              <w:jc w:val="center"/>
-            </w:pPr>
-            <w:r/>
-            <w:r>
-              <w:rPr>
-                <w:rFonts w:ascii="Times New Roman" w:hAnsi="Times New Roman" w:eastAsia="宋体"/>
-                <w:b w:val="0"/>
-                <w:sz w:val="21"/>
-              </w:rPr>
-              <w:t>id、待更新字段</w:t>
-            </w:r>
-          </w:p>
-        </w:tc>
-        <w:tc>
-          <w:tcPr>
-            <w:tcW w:type="dxa" w:w="2670"/>
-            <w:tcBorders/>
-          </w:tcPr>
-          <w:p>
-            <w:pPr>
-              <w:spacing w:lineRule="exact" w:line="280" w:before="0" w:after="0"/>
-              <w:jc w:val="center"/>
-            </w:pPr>
-            <w:r/>
-            <w:r>
-              <w:rPr>
-                <w:rFonts w:ascii="Times New Roman" w:hAnsi="Times New Roman" w:eastAsia="宋体"/>
-                <w:b w:val="0"/>
-                <w:sz w:val="21"/>
-              </w:rPr>
-              <w:t>id</w:t>
-            </w:r>
-          </w:p>
-        </w:tc>
-        <w:tc>
-          <w:tcPr>
-            <w:tcW w:type="dxa" w:w="979"/>
-            <w:tcBorders/>
-          </w:tcPr>
-          <w:p>
-            <w:pPr>
-              <w:spacing w:lineRule="exact" w:line="280" w:before="0" w:after="0"/>
-              <w:jc w:val="center"/>
-            </w:pPr>
-            <w:r/>
-            <w:r>
-              <w:rPr>
-                <w:rFonts w:ascii="Times New Roman" w:hAnsi="Times New Roman" w:eastAsia="宋体"/>
-                <w:b w:val="0"/>
-                <w:sz w:val="21"/>
-              </w:rPr>
-              <w:t>修改题目，局部更新</w:t>
+            <w:tcW w:type="dxa" w:w="574"/>
+            <w:tcBorders/>
+          </w:tcPr>
+          <w:p>
+            <w:pPr>
+              <w:spacing w:lineRule="exact" w:line="280" w:before="0" w:after="0"/>
+              <w:jc w:val="center"/>
+            </w:pPr>
+            <w:r/>
+            <w:r>
+              <w:rPr>
+                <w:rFonts w:ascii="Times New Roman" w:hAnsi="Times New Roman" w:eastAsia="宋体"/>
+                <w:b w:val="0"/>
+                <w:sz w:val="21"/>
+              </w:rPr>
+              <w:t>GET</w:t>
+            </w:r>
+          </w:p>
+        </w:tc>
+        <w:tc>
+          <w:tcPr>
+            <w:tcW w:type="dxa" w:w="1550"/>
+            <w:tcBorders/>
+          </w:tcPr>
+          <w:p>
+            <w:pPr>
+              <w:spacing w:lineRule="exact" w:line="280" w:before="0" w:after="0"/>
+              <w:jc w:val="center"/>
+            </w:pPr>
+            <w:r/>
+            <w:r>
+              <w:rPr>
+                <w:rFonts w:ascii="Times New Roman" w:hAnsi="Times New Roman" w:eastAsia="宋体"/>
+                <w:b w:val="0"/>
+                <w:sz w:val="21"/>
+              </w:rPr>
+              <w:t>/api/v1/admin/trend?days=7</w:t>
+            </w:r>
+          </w:p>
+        </w:tc>
+        <w:tc>
+          <w:tcPr>
+            <w:tcW w:type="dxa" w:w="2583"/>
+            <w:tcBorders/>
+          </w:tcPr>
+          <w:p>
+            <w:pPr>
+              <w:spacing w:lineRule="exact" w:line="280" w:before="0" w:after="0"/>
+              <w:jc w:val="center"/>
+            </w:pPr>
+            <w:r/>
+            <w:r>
+              <w:rPr>
+                <w:rFonts w:ascii="Times New Roman" w:hAnsi="Times New Roman" w:eastAsia="宋体"/>
+                <w:b w:val="0"/>
+                <w:sz w:val="21"/>
+              </w:rPr>
+              <w:t>days</w:t>
+            </w:r>
+          </w:p>
+        </w:tc>
+        <w:tc>
+          <w:tcPr>
+            <w:tcW w:type="dxa" w:w="2583"/>
+            <w:tcBorders/>
+          </w:tcPr>
+          <w:p>
+            <w:pPr>
+              <w:spacing w:lineRule="exact" w:line="280" w:before="0" w:after="0"/>
+              <w:jc w:val="center"/>
+            </w:pPr>
+            <w:r/>
+            <w:r>
+              <w:rPr>
+                <w:rFonts w:ascii="Times New Roman" w:hAnsi="Times New Roman" w:eastAsia="宋体"/>
+                <w:b w:val="0"/>
+                <w:sz w:val="21"/>
+              </w:rPr>
+              <w:t>days、points</w:t>
+            </w:r>
+          </w:p>
+        </w:tc>
+        <w:tc>
+          <w:tcPr>
+            <w:tcW w:type="dxa" w:w="1206"/>
+            <w:tcBorders/>
+          </w:tcPr>
+          <w:p>
+            <w:pPr>
+              <w:spacing w:lineRule="exact" w:line="280" w:before="0" w:after="0"/>
+              <w:jc w:val="center"/>
+            </w:pPr>
+            <w:r/>
+            <w:r>
+              <w:rPr>
+                <w:rFonts w:ascii="Times New Roman" w:hAnsi="Times New Roman" w:eastAsia="宋体"/>
+                <w:b w:val="0"/>
+                <w:sz w:val="21"/>
+              </w:rPr>
+              <w:t>闯关量趋势</w:t>
             </w:r>
           </w:p>
         </w:tc>
@@ -14576,7 +15048,7 @@
       <w:tr>
         <w:tc>
           <w:tcPr>
-            <w:tcW w:type="dxa" w:w="575"/>
+            <w:tcW w:type="dxa" w:w="574"/>
             <w:tcBorders/>
           </w:tcPr>
           <w:p>
@@ -14597,106 +15069,106 @@
         </w:tc>
         <w:tc>
           <w:tcPr>
-            <w:tcW w:type="dxa" w:w="575"/>
-            <w:tcBorders/>
-          </w:tcPr>
-          <w:p>
-            <w:pPr>
-              <w:spacing w:lineRule="exact" w:line="280" w:before="0" w:after="0"/>
-              <w:jc w:val="center"/>
-            </w:pPr>
-            <w:r/>
-            <w:r>
-              <w:rPr>
-                <w:rFonts w:ascii="Times New Roman" w:hAnsi="Times New Roman" w:eastAsia="宋体"/>
-                <w:b w:val="0"/>
-                <w:sz w:val="21"/>
-              </w:rPr>
-              <w:t>DELETE</w:t>
-            </w:r>
-          </w:p>
-        </w:tc>
-        <w:tc>
-          <w:tcPr>
-            <w:tcW w:type="dxa" w:w="1602"/>
-            <w:tcBorders/>
-          </w:tcPr>
-          <w:p>
-            <w:pPr>
-              <w:spacing w:lineRule="exact" w:line="280" w:before="0" w:after="0"/>
-              <w:jc w:val="center"/>
-            </w:pPr>
-            <w:r/>
-            <w:r>
-              <w:rPr>
-                <w:rFonts w:ascii="Times New Roman" w:hAnsi="Times New Roman" w:eastAsia="宋体"/>
-                <w:b w:val="0"/>
-                <w:sz w:val="21"/>
-              </w:rPr>
-              <w:t>/api/v1/admin/questions/{id}</w:t>
-            </w:r>
-          </w:p>
-        </w:tc>
-        <w:tc>
-          <w:tcPr>
-            <w:tcW w:type="dxa" w:w="2670"/>
-            <w:tcBorders/>
-          </w:tcPr>
-          <w:p>
-            <w:pPr>
-              <w:spacing w:lineRule="exact" w:line="280" w:before="0" w:after="0"/>
-              <w:jc w:val="center"/>
-            </w:pPr>
-            <w:r/>
-            <w:r>
-              <w:rPr>
-                <w:rFonts w:ascii="Times New Roman" w:hAnsi="Times New Roman" w:eastAsia="宋体"/>
-                <w:b w:val="0"/>
-                <w:sz w:val="21"/>
-              </w:rPr>
-              <w:t>id</w:t>
-            </w:r>
-          </w:p>
-        </w:tc>
-        <w:tc>
-          <w:tcPr>
-            <w:tcW w:type="dxa" w:w="2670"/>
-            <w:tcBorders/>
-          </w:tcPr>
-          <w:p>
-            <w:pPr>
-              <w:spacing w:lineRule="exact" w:line="280" w:before="0" w:after="0"/>
-              <w:jc w:val="center"/>
-            </w:pPr>
-            <w:r/>
-            <w:r>
-              <w:rPr>
-                <w:rFonts w:ascii="Times New Roman" w:hAnsi="Times New Roman" w:eastAsia="宋体"/>
-                <w:b w:val="0"/>
-                <w:sz w:val="21"/>
-              </w:rPr>
-              <w:t>deleted</w:t>
-            </w:r>
-          </w:p>
-        </w:tc>
-        <w:tc>
-          <w:tcPr>
-            <w:tcW w:type="dxa" w:w="979"/>
-            <w:tcBorders/>
-          </w:tcPr>
-          <w:p>
-            <w:pPr>
-              <w:spacing w:lineRule="exact" w:line="280" w:before="0" w:after="0"/>
-              <w:jc w:val="center"/>
-            </w:pPr>
-            <w:r/>
-            <w:r>
-              <w:rPr>
-                <w:rFonts w:ascii="Times New Roman" w:hAnsi="Times New Roman" w:eastAsia="宋体"/>
-                <w:b w:val="0"/>
-                <w:sz w:val="21"/>
-              </w:rPr>
-              <w:t>删除题目</w:t>
+            <w:tcW w:type="dxa" w:w="574"/>
+            <w:tcBorders/>
+          </w:tcPr>
+          <w:p>
+            <w:pPr>
+              <w:spacing w:lineRule="exact" w:line="280" w:before="0" w:after="0"/>
+              <w:jc w:val="center"/>
+            </w:pPr>
+            <w:r/>
+            <w:r>
+              <w:rPr>
+                <w:rFonts w:ascii="Times New Roman" w:hAnsi="Times New Roman" w:eastAsia="宋体"/>
+                <w:b w:val="0"/>
+                <w:sz w:val="21"/>
+              </w:rPr>
+              <w:t>GET</w:t>
+            </w:r>
+          </w:p>
+        </w:tc>
+        <w:tc>
+          <w:tcPr>
+            <w:tcW w:type="dxa" w:w="1550"/>
+            <w:tcBorders/>
+          </w:tcPr>
+          <w:p>
+            <w:pPr>
+              <w:spacing w:lineRule="exact" w:line="280" w:before="0" w:after="0"/>
+              <w:jc w:val="center"/>
+            </w:pPr>
+            <w:r/>
+            <w:r>
+              <w:rPr>
+                <w:rFonts w:ascii="Times New Roman" w:hAnsi="Times New Roman" w:eastAsia="宋体"/>
+                <w:b w:val="0"/>
+                <w:sz w:val="21"/>
+              </w:rPr>
+              <w:t>/api/v1/admin/users</w:t>
+            </w:r>
+          </w:p>
+        </w:tc>
+        <w:tc>
+          <w:tcPr>
+            <w:tcW w:type="dxa" w:w="2583"/>
+            <w:tcBorders/>
+          </w:tcPr>
+          <w:p>
+            <w:pPr>
+              <w:spacing w:lineRule="exact" w:line="280" w:before="0" w:after="0"/>
+              <w:jc w:val="center"/>
+            </w:pPr>
+            <w:r/>
+            <w:r>
+              <w:rPr>
+                <w:rFonts w:ascii="Times New Roman" w:hAnsi="Times New Roman" w:eastAsia="宋体"/>
+                <w:b w:val="0"/>
+                <w:sz w:val="21"/>
+              </w:rPr>
+              <w:t>keyword?、page、size</w:t>
+            </w:r>
+          </w:p>
+        </w:tc>
+        <w:tc>
+          <w:tcPr>
+            <w:tcW w:type="dxa" w:w="2583"/>
+            <w:tcBorders/>
+          </w:tcPr>
+          <w:p>
+            <w:pPr>
+              <w:spacing w:lineRule="exact" w:line="280" w:before="0" w:after="0"/>
+              <w:jc w:val="center"/>
+            </w:pPr>
+            <w:r/>
+            <w:r>
+              <w:rPr>
+                <w:rFonts w:ascii="Times New Roman" w:hAnsi="Times New Roman" w:eastAsia="宋体"/>
+                <w:b w:val="0"/>
+                <w:sz w:val="21"/>
+              </w:rPr>
+              <w:t>items、total、page、size</w:t>
+            </w:r>
+          </w:p>
+        </w:tc>
+        <w:tc>
+          <w:tcPr>
+            <w:tcW w:type="dxa" w:w="1206"/>
+            <w:tcBorders/>
+          </w:tcPr>
+          <w:p>
+            <w:pPr>
+              <w:spacing w:lineRule="exact" w:line="280" w:before="0" w:after="0"/>
+              <w:jc w:val="center"/>
+            </w:pPr>
+            <w:r/>
+            <w:r>
+              <w:rPr>
+                <w:rFonts w:ascii="Times New Roman" w:hAnsi="Times New Roman" w:eastAsia="宋体"/>
+                <w:b w:val="0"/>
+                <w:sz w:val="21"/>
+              </w:rPr>
+              <w:t>用户查询（按登录名或昵称）</w:t>
             </w:r>
           </w:p>
         </w:tc>
@@ -14704,7 +15176,7 @@
       <w:tr>
         <w:tc>
           <w:tcPr>
-            <w:tcW w:type="dxa" w:w="575"/>
+            <w:tcW w:type="dxa" w:w="574"/>
             <w:tcBorders/>
           </w:tcPr>
           <w:p>
@@ -14725,7 +15197,7 @@
         </w:tc>
         <w:tc>
           <w:tcPr>
-            <w:tcW w:type="dxa" w:w="575"/>
+            <w:tcW w:type="dxa" w:w="574"/>
             <w:tcBorders/>
           </w:tcPr>
           <w:p>
@@ -14746,85 +15218,85 @@
         </w:tc>
         <w:tc>
           <w:tcPr>
-            <w:tcW w:type="dxa" w:w="1602"/>
-            <w:tcBorders/>
-          </w:tcPr>
-          <w:p>
-            <w:pPr>
-              <w:spacing w:lineRule="exact" w:line="280" w:before="0" w:after="0"/>
-              <w:jc w:val="center"/>
-            </w:pPr>
-            <w:r/>
-            <w:r>
-              <w:rPr>
-                <w:rFonts w:ascii="Times New Roman" w:hAnsi="Times New Roman" w:eastAsia="宋体"/>
-                <w:b w:val="0"/>
-                <w:sz w:val="21"/>
-              </w:rPr>
-              <w:t>/api/v1/admin/sessions</w:t>
-            </w:r>
-          </w:p>
-        </w:tc>
-        <w:tc>
-          <w:tcPr>
-            <w:tcW w:type="dxa" w:w="2670"/>
-            <w:tcBorders/>
-          </w:tcPr>
-          <w:p>
-            <w:pPr>
-              <w:spacing w:lineRule="exact" w:line="280" w:before="0" w:after="0"/>
-              <w:jc w:val="center"/>
-            </w:pPr>
-            <w:r/>
-            <w:r>
-              <w:rPr>
-                <w:rFonts w:ascii="Times New Roman" w:hAnsi="Times New Roman" w:eastAsia="宋体"/>
-                <w:b w:val="0"/>
-                <w:sz w:val="21"/>
-              </w:rPr>
-              <w:t>page、size、grade?、source?</w:t>
-            </w:r>
-          </w:p>
-        </w:tc>
-        <w:tc>
-          <w:tcPr>
-            <w:tcW w:type="dxa" w:w="2670"/>
-            <w:tcBorders/>
-          </w:tcPr>
-          <w:p>
-            <w:pPr>
-              <w:spacing w:lineRule="exact" w:line="280" w:before="0" w:after="0"/>
-              <w:jc w:val="center"/>
-            </w:pPr>
-            <w:r/>
-            <w:r>
-              <w:rPr>
-                <w:rFonts w:ascii="Times New Roman" w:hAnsi="Times New Roman" w:eastAsia="宋体"/>
-                <w:b w:val="0"/>
-                <w:sz w:val="21"/>
-              </w:rPr>
-              <w:t>items、total、page、size</w:t>
-            </w:r>
-          </w:p>
-        </w:tc>
-        <w:tc>
-          <w:tcPr>
-            <w:tcW w:type="dxa" w:w="979"/>
-            <w:tcBorders/>
-          </w:tcPr>
-          <w:p>
-            <w:pPr>
-              <w:spacing w:lineRule="exact" w:line="280" w:before="0" w:after="0"/>
-              <w:jc w:val="center"/>
-            </w:pPr>
-            <w:r/>
-            <w:r>
-              <w:rPr>
-                <w:rFonts w:ascii="Times New Roman" w:hAnsi="Times New Roman" w:eastAsia="宋体"/>
-                <w:b w:val="0"/>
-                <w:sz w:val="21"/>
-              </w:rPr>
-              <w:t>闯关记录</w:t>
+            <w:tcW w:type="dxa" w:w="1550"/>
+            <w:tcBorders/>
+          </w:tcPr>
+          <w:p>
+            <w:pPr>
+              <w:spacing w:lineRule="exact" w:line="280" w:before="0" w:after="0"/>
+              <w:jc w:val="center"/>
+            </w:pPr>
+            <w:r/>
+            <w:r>
+              <w:rPr>
+                <w:rFonts w:ascii="Times New Roman" w:hAnsi="Times New Roman" w:eastAsia="宋体"/>
+                <w:b w:val="0"/>
+                <w:sz w:val="21"/>
+              </w:rPr>
+              <w:t>/api/v1/admin/users/{user_id}</w:t>
+            </w:r>
+          </w:p>
+        </w:tc>
+        <w:tc>
+          <w:tcPr>
+            <w:tcW w:type="dxa" w:w="2583"/>
+            <w:tcBorders/>
+          </w:tcPr>
+          <w:p>
+            <w:pPr>
+              <w:spacing w:lineRule="exact" w:line="280" w:before="0" w:after="0"/>
+              <w:jc w:val="center"/>
+            </w:pPr>
+            <w:r/>
+            <w:r>
+              <w:rPr>
+                <w:rFonts w:ascii="Times New Roman" w:hAnsi="Times New Roman" w:eastAsia="宋体"/>
+                <w:b w:val="0"/>
+                <w:sz w:val="21"/>
+              </w:rPr>
+              <w:t>user_id</w:t>
+            </w:r>
+          </w:p>
+        </w:tc>
+        <w:tc>
+          <w:tcPr>
+            <w:tcW w:type="dxa" w:w="2583"/>
+            <w:tcBorders/>
+          </w:tcPr>
+          <w:p>
+            <w:pPr>
+              <w:spacing w:lineRule="exact" w:line="280" w:before="0" w:after="0"/>
+              <w:jc w:val="center"/>
+            </w:pPr>
+            <w:r/>
+            <w:r>
+              <w:rPr>
+                <w:rFonts w:ascii="Times New Roman" w:hAnsi="Times New Roman" w:eastAsia="宋体"/>
+                <w:b w:val="0"/>
+                <w:sz w:val="21"/>
+              </w:rPr>
+              <w:t>profile、stats、sessions、wrong_points、wrong_items、knowledge</w:t>
+            </w:r>
+          </w:p>
+        </w:tc>
+        <w:tc>
+          <w:tcPr>
+            <w:tcW w:type="dxa" w:w="1206"/>
+            <w:tcBorders/>
+          </w:tcPr>
+          <w:p>
+            <w:pPr>
+              <w:spacing w:lineRule="exact" w:line="280" w:before="0" w:after="0"/>
+              <w:jc w:val="center"/>
+            </w:pPr>
+            <w:r/>
+            <w:r>
+              <w:rPr>
+                <w:rFonts w:ascii="Times New Roman" w:hAnsi="Times New Roman" w:eastAsia="宋体"/>
+                <w:b w:val="0"/>
+                <w:sz w:val="21"/>
+              </w:rPr>
+              <w:t>单个学生的答题信息分类</w:t>
             </w:r>
           </w:p>
         </w:tc>
@@ -14832,7 +15304,903 @@
       <w:tr>
         <w:tc>
           <w:tcPr>
-            <w:tcW w:type="dxa" w:w="575"/>
+            <w:tcW w:type="dxa" w:w="574"/>
+            <w:tcBorders/>
+          </w:tcPr>
+          <w:p>
+            <w:pPr>
+              <w:spacing w:lineRule="exact" w:line="280" w:before="0" w:after="0"/>
+              <w:jc w:val="center"/>
+            </w:pPr>
+            <w:r/>
+            <w:r>
+              <w:rPr>
+                <w:rFonts w:ascii="Times New Roman" w:hAnsi="Times New Roman" w:eastAsia="宋体"/>
+                <w:b w:val="0"/>
+                <w:sz w:val="21"/>
+              </w:rPr>
+              <w:t>26</w:t>
+            </w:r>
+          </w:p>
+        </w:tc>
+        <w:tc>
+          <w:tcPr>
+            <w:tcW w:type="dxa" w:w="574"/>
+            <w:tcBorders/>
+          </w:tcPr>
+          <w:p>
+            <w:pPr>
+              <w:spacing w:lineRule="exact" w:line="280" w:before="0" w:after="0"/>
+              <w:jc w:val="center"/>
+            </w:pPr>
+            <w:r/>
+            <w:r>
+              <w:rPr>
+                <w:rFonts w:ascii="Times New Roman" w:hAnsi="Times New Roman" w:eastAsia="宋体"/>
+                <w:b w:val="0"/>
+                <w:sz w:val="21"/>
+              </w:rPr>
+              <w:t>POST</w:t>
+            </w:r>
+          </w:p>
+        </w:tc>
+        <w:tc>
+          <w:tcPr>
+            <w:tcW w:type="dxa" w:w="1550"/>
+            <w:tcBorders/>
+          </w:tcPr>
+          <w:p>
+            <w:pPr>
+              <w:spacing w:lineRule="exact" w:line="280" w:before="0" w:after="0"/>
+              <w:jc w:val="center"/>
+            </w:pPr>
+            <w:r/>
+            <w:r>
+              <w:rPr>
+                <w:rFonts w:ascii="Times New Roman" w:hAnsi="Times New Roman" w:eastAsia="宋体"/>
+                <w:b w:val="0"/>
+                <w:sz w:val="21"/>
+              </w:rPr>
+              <w:t>/api/v1/admin/users/{user_id}/status</w:t>
+            </w:r>
+          </w:p>
+        </w:tc>
+        <w:tc>
+          <w:tcPr>
+            <w:tcW w:type="dxa" w:w="2583"/>
+            <w:tcBorders/>
+          </w:tcPr>
+          <w:p>
+            <w:pPr>
+              <w:spacing w:lineRule="exact" w:line="280" w:before="0" w:after="0"/>
+              <w:jc w:val="center"/>
+            </w:pPr>
+            <w:r/>
+            <w:r>
+              <w:rPr>
+                <w:rFonts w:ascii="Times New Roman" w:hAnsi="Times New Roman" w:eastAsia="宋体"/>
+                <w:b w:val="0"/>
+                <w:sz w:val="21"/>
+              </w:rPr>
+              <w:t>user_id、status</w:t>
+            </w:r>
+          </w:p>
+        </w:tc>
+        <w:tc>
+          <w:tcPr>
+            <w:tcW w:type="dxa" w:w="2583"/>
+            <w:tcBorders/>
+          </w:tcPr>
+          <w:p>
+            <w:pPr>
+              <w:spacing w:lineRule="exact" w:line="280" w:before="0" w:after="0"/>
+              <w:jc w:val="center"/>
+            </w:pPr>
+            <w:r/>
+            <w:r>
+              <w:rPr>
+                <w:rFonts w:ascii="Times New Roman" w:hAnsi="Times New Roman" w:eastAsia="宋体"/>
+                <w:b w:val="0"/>
+                <w:sz w:val="21"/>
+              </w:rPr>
+              <w:t>user_id、status</w:t>
+            </w:r>
+          </w:p>
+        </w:tc>
+        <w:tc>
+          <w:tcPr>
+            <w:tcW w:type="dxa" w:w="1206"/>
+            <w:tcBorders/>
+          </w:tcPr>
+          <w:p>
+            <w:pPr>
+              <w:spacing w:lineRule="exact" w:line="280" w:before="0" w:after="0"/>
+              <w:jc w:val="center"/>
+            </w:pPr>
+            <w:r/>
+            <w:r>
+              <w:rPr>
+                <w:rFonts w:ascii="Times New Roman" w:hAnsi="Times New Roman" w:eastAsia="宋体"/>
+                <w:b w:val="0"/>
+                <w:sz w:val="21"/>
+              </w:rPr>
+              <w:t>用户状态调整</w:t>
+            </w:r>
+          </w:p>
+        </w:tc>
+      </w:tr>
+      <w:tr>
+        <w:tc>
+          <w:tcPr>
+            <w:tcW w:type="dxa" w:w="574"/>
+            <w:tcBorders/>
+          </w:tcPr>
+          <w:p>
+            <w:pPr>
+              <w:spacing w:lineRule="exact" w:line="280" w:before="0" w:after="0"/>
+              <w:jc w:val="center"/>
+            </w:pPr>
+            <w:r/>
+            <w:r>
+              <w:rPr>
+                <w:rFonts w:ascii="Times New Roman" w:hAnsi="Times New Roman" w:eastAsia="宋体"/>
+                <w:b w:val="0"/>
+                <w:sz w:val="21"/>
+              </w:rPr>
+              <w:t>27</w:t>
+            </w:r>
+          </w:p>
+        </w:tc>
+        <w:tc>
+          <w:tcPr>
+            <w:tcW w:type="dxa" w:w="574"/>
+            <w:tcBorders/>
+          </w:tcPr>
+          <w:p>
+            <w:pPr>
+              <w:spacing w:lineRule="exact" w:line="280" w:before="0" w:after="0"/>
+              <w:jc w:val="center"/>
+            </w:pPr>
+            <w:r/>
+            <w:r>
+              <w:rPr>
+                <w:rFonts w:ascii="Times New Roman" w:hAnsi="Times New Roman" w:eastAsia="宋体"/>
+                <w:b w:val="0"/>
+                <w:sz w:val="21"/>
+              </w:rPr>
+              <w:t>GET</w:t>
+            </w:r>
+          </w:p>
+        </w:tc>
+        <w:tc>
+          <w:tcPr>
+            <w:tcW w:type="dxa" w:w="1550"/>
+            <w:tcBorders/>
+          </w:tcPr>
+          <w:p>
+            <w:pPr>
+              <w:spacing w:lineRule="exact" w:line="280" w:before="0" w:after="0"/>
+              <w:jc w:val="center"/>
+            </w:pPr>
+            <w:r/>
+            <w:r>
+              <w:rPr>
+                <w:rFonts w:ascii="Times New Roman" w:hAnsi="Times New Roman" w:eastAsia="宋体"/>
+                <w:b w:val="0"/>
+                <w:sz w:val="21"/>
+              </w:rPr>
+              <w:t>/api/v1/admin/questions</w:t>
+            </w:r>
+          </w:p>
+        </w:tc>
+        <w:tc>
+          <w:tcPr>
+            <w:tcW w:type="dxa" w:w="2583"/>
+            <w:tcBorders/>
+          </w:tcPr>
+          <w:p>
+            <w:pPr>
+              <w:spacing w:lineRule="exact" w:line="280" w:before="0" w:after="0"/>
+              <w:jc w:val="center"/>
+            </w:pPr>
+            <w:r/>
+            <w:r>
+              <w:rPr>
+                <w:rFonts w:ascii="Times New Roman" w:hAnsi="Times New Roman" w:eastAsia="宋体"/>
+                <w:b w:val="0"/>
+                <w:sz w:val="21"/>
+              </w:rPr>
+              <w:t>theme?、grade?、keyword?、page、size</w:t>
+            </w:r>
+          </w:p>
+        </w:tc>
+        <w:tc>
+          <w:tcPr>
+            <w:tcW w:type="dxa" w:w="2583"/>
+            <w:tcBorders/>
+          </w:tcPr>
+          <w:p>
+            <w:pPr>
+              <w:spacing w:lineRule="exact" w:line="280" w:before="0" w:after="0"/>
+              <w:jc w:val="center"/>
+            </w:pPr>
+            <w:r/>
+            <w:r>
+              <w:rPr>
+                <w:rFonts w:ascii="Times New Roman" w:hAnsi="Times New Roman" w:eastAsia="宋体"/>
+                <w:b w:val="0"/>
+                <w:sz w:val="21"/>
+              </w:rPr>
+              <w:t>items、total、page、size</w:t>
+            </w:r>
+          </w:p>
+        </w:tc>
+        <w:tc>
+          <w:tcPr>
+            <w:tcW w:type="dxa" w:w="1206"/>
+            <w:tcBorders/>
+          </w:tcPr>
+          <w:p>
+            <w:pPr>
+              <w:spacing w:lineRule="exact" w:line="280" w:before="0" w:after="0"/>
+              <w:jc w:val="center"/>
+            </w:pPr>
+            <w:r/>
+            <w:r>
+              <w:rPr>
+                <w:rFonts w:ascii="Times New Roman" w:hAnsi="Times New Roman" w:eastAsia="宋体"/>
+                <w:b w:val="0"/>
+                <w:sz w:val="21"/>
+              </w:rPr>
+              <w:t>资源池查询</w:t>
+            </w:r>
+          </w:p>
+        </w:tc>
+      </w:tr>
+      <w:tr>
+        <w:tc>
+          <w:tcPr>
+            <w:tcW w:type="dxa" w:w="574"/>
+            <w:tcBorders/>
+          </w:tcPr>
+          <w:p>
+            <w:pPr>
+              <w:spacing w:lineRule="exact" w:line="280" w:before="0" w:after="0"/>
+              <w:jc w:val="center"/>
+            </w:pPr>
+            <w:r/>
+            <w:r>
+              <w:rPr>
+                <w:rFonts w:ascii="Times New Roman" w:hAnsi="Times New Roman" w:eastAsia="宋体"/>
+                <w:b w:val="0"/>
+                <w:sz w:val="21"/>
+              </w:rPr>
+              <w:t>28</w:t>
+            </w:r>
+          </w:p>
+        </w:tc>
+        <w:tc>
+          <w:tcPr>
+            <w:tcW w:type="dxa" w:w="574"/>
+            <w:tcBorders/>
+          </w:tcPr>
+          <w:p>
+            <w:pPr>
+              <w:spacing w:lineRule="exact" w:line="280" w:before="0" w:after="0"/>
+              <w:jc w:val="center"/>
+            </w:pPr>
+            <w:r/>
+            <w:r>
+              <w:rPr>
+                <w:rFonts w:ascii="Times New Roman" w:hAnsi="Times New Roman" w:eastAsia="宋体"/>
+                <w:b w:val="0"/>
+                <w:sz w:val="21"/>
+              </w:rPr>
+              <w:t>GET</w:t>
+            </w:r>
+          </w:p>
+        </w:tc>
+        <w:tc>
+          <w:tcPr>
+            <w:tcW w:type="dxa" w:w="1550"/>
+            <w:tcBorders/>
+          </w:tcPr>
+          <w:p>
+            <w:pPr>
+              <w:spacing w:lineRule="exact" w:line="280" w:before="0" w:after="0"/>
+              <w:jc w:val="center"/>
+            </w:pPr>
+            <w:r/>
+            <w:r>
+              <w:rPr>
+                <w:rFonts w:ascii="Times New Roman" w:hAnsi="Times New Roman" w:eastAsia="宋体"/>
+                <w:b w:val="0"/>
+                <w:sz w:val="21"/>
+              </w:rPr>
+              <w:t>/api/v1/admin/questions/themes</w:t>
+            </w:r>
+          </w:p>
+        </w:tc>
+        <w:tc>
+          <w:tcPr>
+            <w:tcW w:type="dxa" w:w="2583"/>
+            <w:tcBorders/>
+          </w:tcPr>
+          <w:p>
+            <w:pPr>
+              <w:spacing w:lineRule="exact" w:line="280" w:before="0" w:after="0"/>
+              <w:jc w:val="center"/>
+            </w:pPr>
+            <w:r/>
+            <w:r>
+              <w:rPr>
+                <w:rFonts w:ascii="Times New Roman" w:hAnsi="Times New Roman" w:eastAsia="宋体"/>
+                <w:b w:val="0"/>
+                <w:sz w:val="21"/>
+              </w:rPr>
+              <w:t>X-Admin-Token</w:t>
+            </w:r>
+          </w:p>
+        </w:tc>
+        <w:tc>
+          <w:tcPr>
+            <w:tcW w:type="dxa" w:w="2583"/>
+            <w:tcBorders/>
+          </w:tcPr>
+          <w:p>
+            <w:pPr>
+              <w:spacing w:lineRule="exact" w:line="280" w:before="0" w:after="0"/>
+              <w:jc w:val="center"/>
+            </w:pPr>
+            <w:r/>
+            <w:r>
+              <w:rPr>
+                <w:rFonts w:ascii="Times New Roman" w:hAnsi="Times New Roman" w:eastAsia="宋体"/>
+                <w:b w:val="0"/>
+                <w:sz w:val="21"/>
+              </w:rPr>
+              <w:t>themes</w:t>
+            </w:r>
+          </w:p>
+        </w:tc>
+        <w:tc>
+          <w:tcPr>
+            <w:tcW w:type="dxa" w:w="1206"/>
+            <w:tcBorders/>
+          </w:tcPr>
+          <w:p>
+            <w:pPr>
+              <w:spacing w:lineRule="exact" w:line="280" w:before="0" w:after="0"/>
+              <w:jc w:val="center"/>
+            </w:pPr>
+            <w:r/>
+            <w:r>
+              <w:rPr>
+                <w:rFonts w:ascii="Times New Roman" w:hAnsi="Times New Roman" w:eastAsia="宋体"/>
+                <w:b w:val="0"/>
+                <w:sz w:val="21"/>
+              </w:rPr>
+              <w:t>主题统计</w:t>
+            </w:r>
+          </w:p>
+        </w:tc>
+      </w:tr>
+      <w:tr>
+        <w:tc>
+          <w:tcPr>
+            <w:tcW w:type="dxa" w:w="574"/>
+            <w:tcBorders/>
+          </w:tcPr>
+          <w:p>
+            <w:pPr>
+              <w:spacing w:lineRule="exact" w:line="280" w:before="0" w:after="0"/>
+              <w:jc w:val="center"/>
+            </w:pPr>
+            <w:r/>
+            <w:r>
+              <w:rPr>
+                <w:rFonts w:ascii="Times New Roman" w:hAnsi="Times New Roman" w:eastAsia="宋体"/>
+                <w:b w:val="0"/>
+                <w:sz w:val="21"/>
+              </w:rPr>
+              <w:t>29</w:t>
+            </w:r>
+          </w:p>
+        </w:tc>
+        <w:tc>
+          <w:tcPr>
+            <w:tcW w:type="dxa" w:w="574"/>
+            <w:tcBorders/>
+          </w:tcPr>
+          <w:p>
+            <w:pPr>
+              <w:spacing w:lineRule="exact" w:line="280" w:before="0" w:after="0"/>
+              <w:jc w:val="center"/>
+            </w:pPr>
+            <w:r/>
+            <w:r>
+              <w:rPr>
+                <w:rFonts w:ascii="Times New Roman" w:hAnsi="Times New Roman" w:eastAsia="宋体"/>
+                <w:b w:val="0"/>
+                <w:sz w:val="21"/>
+              </w:rPr>
+              <w:t>POST</w:t>
+            </w:r>
+          </w:p>
+        </w:tc>
+        <w:tc>
+          <w:tcPr>
+            <w:tcW w:type="dxa" w:w="1550"/>
+            <w:tcBorders/>
+          </w:tcPr>
+          <w:p>
+            <w:pPr>
+              <w:spacing w:lineRule="exact" w:line="280" w:before="0" w:after="0"/>
+              <w:jc w:val="center"/>
+            </w:pPr>
+            <w:r/>
+            <w:r>
+              <w:rPr>
+                <w:rFonts w:ascii="Times New Roman" w:hAnsi="Times New Roman" w:eastAsia="宋体"/>
+                <w:b w:val="0"/>
+                <w:sz w:val="21"/>
+              </w:rPr>
+              <w:t>/api/v1/admin/questions</w:t>
+            </w:r>
+          </w:p>
+        </w:tc>
+        <w:tc>
+          <w:tcPr>
+            <w:tcW w:type="dxa" w:w="2583"/>
+            <w:tcBorders/>
+          </w:tcPr>
+          <w:p>
+            <w:pPr>
+              <w:spacing w:lineRule="exact" w:line="280" w:before="0" w:after="0"/>
+              <w:jc w:val="center"/>
+            </w:pPr>
+            <w:r/>
+            <w:r>
+              <w:rPr>
+                <w:rFonts w:ascii="Times New Roman" w:hAnsi="Times New Roman" w:eastAsia="宋体"/>
+                <w:b w:val="0"/>
+                <w:sz w:val="21"/>
+              </w:rPr>
+              <w:t>theme、grade、stem、options、answer、analysis、knowledge_point、difficulty、enabled</w:t>
+            </w:r>
+          </w:p>
+        </w:tc>
+        <w:tc>
+          <w:tcPr>
+            <w:tcW w:type="dxa" w:w="2583"/>
+            <w:tcBorders/>
+          </w:tcPr>
+          <w:p>
+            <w:pPr>
+              <w:spacing w:lineRule="exact" w:line="280" w:before="0" w:after="0"/>
+              <w:jc w:val="center"/>
+            </w:pPr>
+            <w:r/>
+            <w:r>
+              <w:rPr>
+                <w:rFonts w:ascii="Times New Roman" w:hAnsi="Times New Roman" w:eastAsia="宋体"/>
+                <w:b w:val="0"/>
+                <w:sz w:val="21"/>
+              </w:rPr>
+              <w:t>id</w:t>
+            </w:r>
+          </w:p>
+        </w:tc>
+        <w:tc>
+          <w:tcPr>
+            <w:tcW w:type="dxa" w:w="1206"/>
+            <w:tcBorders/>
+          </w:tcPr>
+          <w:p>
+            <w:pPr>
+              <w:spacing w:lineRule="exact" w:line="280" w:before="0" w:after="0"/>
+              <w:jc w:val="center"/>
+            </w:pPr>
+            <w:r/>
+            <w:r>
+              <w:rPr>
+                <w:rFonts w:ascii="Times New Roman" w:hAnsi="Times New Roman" w:eastAsia="宋体"/>
+                <w:b w:val="0"/>
+                <w:sz w:val="21"/>
+              </w:rPr>
+              <w:t>新增题目</w:t>
+            </w:r>
+          </w:p>
+        </w:tc>
+      </w:tr>
+      <w:tr>
+        <w:tc>
+          <w:tcPr>
+            <w:tcW w:type="dxa" w:w="574"/>
+            <w:tcBorders/>
+          </w:tcPr>
+          <w:p>
+            <w:pPr>
+              <w:spacing w:lineRule="exact" w:line="280" w:before="0" w:after="0"/>
+              <w:jc w:val="center"/>
+            </w:pPr>
+            <w:r/>
+            <w:r>
+              <w:rPr>
+                <w:rFonts w:ascii="Times New Roman" w:hAnsi="Times New Roman" w:eastAsia="宋体"/>
+                <w:b w:val="0"/>
+                <w:sz w:val="21"/>
+              </w:rPr>
+              <w:t>30</w:t>
+            </w:r>
+          </w:p>
+        </w:tc>
+        <w:tc>
+          <w:tcPr>
+            <w:tcW w:type="dxa" w:w="574"/>
+            <w:tcBorders/>
+          </w:tcPr>
+          <w:p>
+            <w:pPr>
+              <w:spacing w:lineRule="exact" w:line="280" w:before="0" w:after="0"/>
+              <w:jc w:val="center"/>
+            </w:pPr>
+            <w:r/>
+            <w:r>
+              <w:rPr>
+                <w:rFonts w:ascii="Times New Roman" w:hAnsi="Times New Roman" w:eastAsia="宋体"/>
+                <w:b w:val="0"/>
+                <w:sz w:val="21"/>
+              </w:rPr>
+              <w:t>PUT</w:t>
+            </w:r>
+          </w:p>
+        </w:tc>
+        <w:tc>
+          <w:tcPr>
+            <w:tcW w:type="dxa" w:w="1550"/>
+            <w:tcBorders/>
+          </w:tcPr>
+          <w:p>
+            <w:pPr>
+              <w:spacing w:lineRule="exact" w:line="280" w:before="0" w:after="0"/>
+              <w:jc w:val="center"/>
+            </w:pPr>
+            <w:r/>
+            <w:r>
+              <w:rPr>
+                <w:rFonts w:ascii="Times New Roman" w:hAnsi="Times New Roman" w:eastAsia="宋体"/>
+                <w:b w:val="0"/>
+                <w:sz w:val="21"/>
+              </w:rPr>
+              <w:t>/api/v1/admin/questions/{qid}</w:t>
+            </w:r>
+          </w:p>
+        </w:tc>
+        <w:tc>
+          <w:tcPr>
+            <w:tcW w:type="dxa" w:w="2583"/>
+            <w:tcBorders/>
+          </w:tcPr>
+          <w:p>
+            <w:pPr>
+              <w:spacing w:lineRule="exact" w:line="280" w:before="0" w:after="0"/>
+              <w:jc w:val="center"/>
+            </w:pPr>
+            <w:r/>
+            <w:r>
+              <w:rPr>
+                <w:rFonts w:ascii="Times New Roman" w:hAnsi="Times New Roman" w:eastAsia="宋体"/>
+                <w:b w:val="0"/>
+                <w:sz w:val="21"/>
+              </w:rPr>
+              <w:t>qid、待更新字段</w:t>
+            </w:r>
+          </w:p>
+        </w:tc>
+        <w:tc>
+          <w:tcPr>
+            <w:tcW w:type="dxa" w:w="2583"/>
+            <w:tcBorders/>
+          </w:tcPr>
+          <w:p>
+            <w:pPr>
+              <w:spacing w:lineRule="exact" w:line="280" w:before="0" w:after="0"/>
+              <w:jc w:val="center"/>
+            </w:pPr>
+            <w:r/>
+            <w:r>
+              <w:rPr>
+                <w:rFonts w:ascii="Times New Roman" w:hAnsi="Times New Roman" w:eastAsia="宋体"/>
+                <w:b w:val="0"/>
+                <w:sz w:val="21"/>
+              </w:rPr>
+              <w:t>id</w:t>
+            </w:r>
+          </w:p>
+        </w:tc>
+        <w:tc>
+          <w:tcPr>
+            <w:tcW w:type="dxa" w:w="1206"/>
+            <w:tcBorders/>
+          </w:tcPr>
+          <w:p>
+            <w:pPr>
+              <w:spacing w:lineRule="exact" w:line="280" w:before="0" w:after="0"/>
+              <w:jc w:val="center"/>
+            </w:pPr>
+            <w:r/>
+            <w:r>
+              <w:rPr>
+                <w:rFonts w:ascii="Times New Roman" w:hAnsi="Times New Roman" w:eastAsia="宋体"/>
+                <w:b w:val="0"/>
+                <w:sz w:val="21"/>
+              </w:rPr>
+              <w:t>修改题目，局部更新</w:t>
+            </w:r>
+          </w:p>
+        </w:tc>
+      </w:tr>
+      <w:tr>
+        <w:tc>
+          <w:tcPr>
+            <w:tcW w:type="dxa" w:w="574"/>
+            <w:tcBorders/>
+          </w:tcPr>
+          <w:p>
+            <w:pPr>
+              <w:spacing w:lineRule="exact" w:line="280" w:before="0" w:after="0"/>
+              <w:jc w:val="center"/>
+            </w:pPr>
+            <w:r/>
+            <w:r>
+              <w:rPr>
+                <w:rFonts w:ascii="Times New Roman" w:hAnsi="Times New Roman" w:eastAsia="宋体"/>
+                <w:b w:val="0"/>
+                <w:sz w:val="21"/>
+              </w:rPr>
+              <w:t>31</w:t>
+            </w:r>
+          </w:p>
+        </w:tc>
+        <w:tc>
+          <w:tcPr>
+            <w:tcW w:type="dxa" w:w="574"/>
+            <w:tcBorders/>
+          </w:tcPr>
+          <w:p>
+            <w:pPr>
+              <w:spacing w:lineRule="exact" w:line="280" w:before="0" w:after="0"/>
+              <w:jc w:val="center"/>
+            </w:pPr>
+            <w:r/>
+            <w:r>
+              <w:rPr>
+                <w:rFonts w:ascii="Times New Roman" w:hAnsi="Times New Roman" w:eastAsia="宋体"/>
+                <w:b w:val="0"/>
+                <w:sz w:val="21"/>
+              </w:rPr>
+              <w:t>DELETE</w:t>
+            </w:r>
+          </w:p>
+        </w:tc>
+        <w:tc>
+          <w:tcPr>
+            <w:tcW w:type="dxa" w:w="1550"/>
+            <w:tcBorders/>
+          </w:tcPr>
+          <w:p>
+            <w:pPr>
+              <w:spacing w:lineRule="exact" w:line="280" w:before="0" w:after="0"/>
+              <w:jc w:val="center"/>
+            </w:pPr>
+            <w:r/>
+            <w:r>
+              <w:rPr>
+                <w:rFonts w:ascii="Times New Roman" w:hAnsi="Times New Roman" w:eastAsia="宋体"/>
+                <w:b w:val="0"/>
+                <w:sz w:val="21"/>
+              </w:rPr>
+              <w:t>/api/v1/admin/questions/{qid}</w:t>
+            </w:r>
+          </w:p>
+        </w:tc>
+        <w:tc>
+          <w:tcPr>
+            <w:tcW w:type="dxa" w:w="2583"/>
+            <w:tcBorders/>
+          </w:tcPr>
+          <w:p>
+            <w:pPr>
+              <w:spacing w:lineRule="exact" w:line="280" w:before="0" w:after="0"/>
+              <w:jc w:val="center"/>
+            </w:pPr>
+            <w:r/>
+            <w:r>
+              <w:rPr>
+                <w:rFonts w:ascii="Times New Roman" w:hAnsi="Times New Roman" w:eastAsia="宋体"/>
+                <w:b w:val="0"/>
+                <w:sz w:val="21"/>
+              </w:rPr>
+              <w:t>qid</w:t>
+            </w:r>
+          </w:p>
+        </w:tc>
+        <w:tc>
+          <w:tcPr>
+            <w:tcW w:type="dxa" w:w="2583"/>
+            <w:tcBorders/>
+          </w:tcPr>
+          <w:p>
+            <w:pPr>
+              <w:spacing w:lineRule="exact" w:line="280" w:before="0" w:after="0"/>
+              <w:jc w:val="center"/>
+            </w:pPr>
+            <w:r/>
+            <w:r>
+              <w:rPr>
+                <w:rFonts w:ascii="Times New Roman" w:hAnsi="Times New Roman" w:eastAsia="宋体"/>
+                <w:b w:val="0"/>
+                <w:sz w:val="21"/>
+              </w:rPr>
+              <w:t>deleted</w:t>
+            </w:r>
+          </w:p>
+        </w:tc>
+        <w:tc>
+          <w:tcPr>
+            <w:tcW w:type="dxa" w:w="1206"/>
+            <w:tcBorders/>
+          </w:tcPr>
+          <w:p>
+            <w:pPr>
+              <w:spacing w:lineRule="exact" w:line="280" w:before="0" w:after="0"/>
+              <w:jc w:val="center"/>
+            </w:pPr>
+            <w:r/>
+            <w:r>
+              <w:rPr>
+                <w:rFonts w:ascii="Times New Roman" w:hAnsi="Times New Roman" w:eastAsia="宋体"/>
+                <w:b w:val="0"/>
+                <w:sz w:val="21"/>
+              </w:rPr>
+              <w:t>删除题目</w:t>
+            </w:r>
+          </w:p>
+        </w:tc>
+      </w:tr>
+      <w:tr>
+        <w:tc>
+          <w:tcPr>
+            <w:tcW w:type="dxa" w:w="574"/>
+            <w:tcBorders/>
+          </w:tcPr>
+          <w:p>
+            <w:pPr>
+              <w:spacing w:lineRule="exact" w:line="280" w:before="0" w:after="0"/>
+              <w:jc w:val="center"/>
+            </w:pPr>
+            <w:r/>
+            <w:r>
+              <w:rPr>
+                <w:rFonts w:ascii="Times New Roman" w:hAnsi="Times New Roman" w:eastAsia="宋体"/>
+                <w:b w:val="0"/>
+                <w:sz w:val="21"/>
+              </w:rPr>
+              <w:t>32</w:t>
+            </w:r>
+          </w:p>
+        </w:tc>
+        <w:tc>
+          <w:tcPr>
+            <w:tcW w:type="dxa" w:w="574"/>
+            <w:tcBorders/>
+          </w:tcPr>
+          <w:p>
+            <w:pPr>
+              <w:spacing w:lineRule="exact" w:line="280" w:before="0" w:after="0"/>
+              <w:jc w:val="center"/>
+            </w:pPr>
+            <w:r/>
+            <w:r>
+              <w:rPr>
+                <w:rFonts w:ascii="Times New Roman" w:hAnsi="Times New Roman" w:eastAsia="宋体"/>
+                <w:b w:val="0"/>
+                <w:sz w:val="21"/>
+              </w:rPr>
+              <w:t>GET</w:t>
+            </w:r>
+          </w:p>
+        </w:tc>
+        <w:tc>
+          <w:tcPr>
+            <w:tcW w:type="dxa" w:w="1550"/>
+            <w:tcBorders/>
+          </w:tcPr>
+          <w:p>
+            <w:pPr>
+              <w:spacing w:lineRule="exact" w:line="280" w:before="0" w:after="0"/>
+              <w:jc w:val="center"/>
+            </w:pPr>
+            <w:r/>
+            <w:r>
+              <w:rPr>
+                <w:rFonts w:ascii="Times New Roman" w:hAnsi="Times New Roman" w:eastAsia="宋体"/>
+                <w:b w:val="0"/>
+                <w:sz w:val="21"/>
+              </w:rPr>
+              <w:t>/api/v1/admin/sessions</w:t>
+            </w:r>
+          </w:p>
+        </w:tc>
+        <w:tc>
+          <w:tcPr>
+            <w:tcW w:type="dxa" w:w="2583"/>
+            <w:tcBorders/>
+          </w:tcPr>
+          <w:p>
+            <w:pPr>
+              <w:spacing w:lineRule="exact" w:line="280" w:before="0" w:after="0"/>
+              <w:jc w:val="center"/>
+            </w:pPr>
+            <w:r/>
+            <w:r>
+              <w:rPr>
+                <w:rFonts w:ascii="Times New Roman" w:hAnsi="Times New Roman" w:eastAsia="宋体"/>
+                <w:b w:val="0"/>
+                <w:sz w:val="21"/>
+              </w:rPr>
+              <w:t>page、size、grade?、source?</w:t>
+            </w:r>
+          </w:p>
+        </w:tc>
+        <w:tc>
+          <w:tcPr>
+            <w:tcW w:type="dxa" w:w="2583"/>
+            <w:tcBorders/>
+          </w:tcPr>
+          <w:p>
+            <w:pPr>
+              <w:spacing w:lineRule="exact" w:line="280" w:before="0" w:after="0"/>
+              <w:jc w:val="center"/>
+            </w:pPr>
+            <w:r/>
+            <w:r>
+              <w:rPr>
+                <w:rFonts w:ascii="Times New Roman" w:hAnsi="Times New Roman" w:eastAsia="宋体"/>
+                <w:b w:val="0"/>
+                <w:sz w:val="21"/>
+              </w:rPr>
+              <w:t>items、total、page、size</w:t>
+            </w:r>
+          </w:p>
+        </w:tc>
+        <w:tc>
+          <w:tcPr>
+            <w:tcW w:type="dxa" w:w="1206"/>
+            <w:tcBorders/>
+          </w:tcPr>
+          <w:p>
+            <w:pPr>
+              <w:spacing w:lineRule="exact" w:line="280" w:before="0" w:after="0"/>
+              <w:jc w:val="center"/>
+            </w:pPr>
+            <w:r/>
+            <w:r>
+              <w:rPr>
+                <w:rFonts w:ascii="Times New Roman" w:hAnsi="Times New Roman" w:eastAsia="宋体"/>
+                <w:b w:val="0"/>
+                <w:sz w:val="21"/>
+              </w:rPr>
+              <w:t>闯关记录</w:t>
+            </w:r>
+          </w:p>
+        </w:tc>
+      </w:tr>
+      <w:tr>
+        <w:tc>
+          <w:tcPr>
+            <w:tcW w:type="dxa" w:w="574"/>
             <w:tcBorders>
               <w:bottom w:val="single" w:sz="12" w:color="000000"/>
             </w:tcBorders>
@@ -14849,13 +16217,13 @@
                 <w:b w:val="0"/>
                 <w:sz w:val="21"/>
               </w:rPr>
-              <w:t>26</w:t>
-            </w:r>
-          </w:p>
-        </w:tc>
-        <w:tc>
-          <w:tcPr>
-            <w:tcW w:type="dxa" w:w="575"/>
+              <w:t>33</w:t>
+            </w:r>
+          </w:p>
+        </w:tc>
+        <w:tc>
+          <w:tcPr>
+            <w:tcW w:type="dxa" w:w="574"/>
             <w:tcBorders>
               <w:bottom w:val="single" w:sz="12" w:color="000000"/>
             </w:tcBorders>
@@ -14878,7 +16246,7 @@
         </w:tc>
         <w:tc>
           <w:tcPr>
-            <w:tcW w:type="dxa" w:w="1602"/>
+            <w:tcW w:type="dxa" w:w="1550"/>
             <w:tcBorders>
               <w:bottom w:val="single" w:sz="12" w:color="000000"/>
             </w:tcBorders>
@@ -14901,7 +16269,7 @@
         </w:tc>
         <w:tc>
           <w:tcPr>
-            <w:tcW w:type="dxa" w:w="2670"/>
+            <w:tcW w:type="dxa" w:w="2583"/>
             <w:tcBorders>
               <w:bottom w:val="single" w:sz="12" w:color="000000"/>
             </w:tcBorders>
@@ -14924,7 +16292,7 @@
         </w:tc>
         <w:tc>
           <w:tcPr>
-            <w:tcW w:type="dxa" w:w="2670"/>
+            <w:tcW w:type="dxa" w:w="2583"/>
             <w:tcBorders>
               <w:bottom w:val="single" w:sz="12" w:color="000000"/>
             </w:tcBorders>
@@ -14947,7 +16315,7 @@
         </w:tc>
         <w:tc>
           <w:tcPr>
-            <w:tcW w:type="dxa" w:w="979"/>
+            <w:tcW w:type="dxa" w:w="1206"/>
             <w:tcBorders>
               <w:bottom w:val="single" w:sz="12" w:color="000000"/>
             </w:tcBorders>
@@ -15214,7 +16582,7 @@
           <w:b w:val="0"/>
           <w:sz w:val="24"/>
         </w:rPr>
-        <w:t>安全机制含五方面。其一，配置外置：模型密钥、签名密钥与数据库路径等通过环境变量注入，源代码中不出现真实密钥。其二，身份认证：学生端以 HS256 签发 JWT，有效期七天；管理端令牌有效期两小时，管理端口令以 PBKDF2-HMAC-SHA256 加随机盐存储，连续失败登录会被临时锁定。其三，可选登录：游客可完整体验出题与答题，仅错题本与个人中心要求登录，微信登录预留通过 wx.login 换取 openid 的接入点。其四，内容安全：输入侧做敏感词与长度校验，输出侧对模型生成的题目与报告逐项过滤。其五，统一异常处理：响应体收敛为统一结构并覆盖全部异常分支。三层降级为出题降级到资源池与内置题库、报告降级到规则模板、只练错题不依赖大模型。</w:t>
+        <w:t>安全机制含五方面。其一，配置外置：模型密钥、签名密钥与数据库路径等通过环境变量注入，源代码中不出现真实密钥。其二，身份认证：学生端以 HS256 签发 JWT，有效期七天；管理端令牌有效期两小时，学生的登录口令与管理端口令均以 PBKDF2-HMAC-SHA256 加随机盐派生后入库，连续失败登录会被临时锁定。其三，账号入口：学生可用登录名与口令注册登录，也可先以游客身份完整体验出题与答题，仅错题本与个人中心要求登录，注册或登录后调用合并接口把游客期间的闯关记录、错题本与经验值并入正式账号，小程序端另预留通过 wx.login 换取 openid 的接入点。其四，内容安全：输入侧做敏感词与长度校验，输出侧对模型生成的题目与报告逐项过滤。其五，统一异常处理：响应体收敛为统一结构并覆盖全部异常分支。三层降级为出题降级到资源池与内置题库、报告降级到规则模板、只练错题不依赖大模型。</w:t>
       </w:r>
     </w:p>
     <w:p>
@@ -15242,7 +16610,7 @@
           <w:b w:val="0"/>
           <w:sz w:val="24"/>
         </w:rPr>
-        <w:t>学生端共六个页面。去闯关页提供学段选择、主题输入、六类快捷主题与出题等待区，等待期间轮播分档台词；答题闯关页展示进度条、题干、四个选项与即时判分，答错以暖橙色标注并给出解析；复盘报告页呈现掌握度、三句话知识总结、薄弱知识点与建议，并标注报告来源；错题本页展示错题列表、薄弱知识点排行与只练错题入口；知识库页支持上传讲义、列出资料、基于资料出题与删除；个人中心页展示经验值、错题数量与历史闯关。视觉上以天蓝为主色，采用胶囊按钮与圆角卡片，题干不小于 36rpx，可点按区域不小于 88rpx，不使用错误、失败、排名等字眼；吉祥物由纯 CSS 绘制，含待机、思考中、答对、差一点点、鼓励与通关六种状态。管理端为功能区切换的单页面布局，共五个功能区。</w:t>
+        <w:t>学生端共六个页面。去闯关页提供学段选择、主题输入、六类快捷主题与出题等待区，等待期间轮播分档台词；答题闯关页展示进度条、题干、四个选项与即时判分，答错以暖橙色标注并给出解析；复盘报告页呈现掌握度、三句话知识总结、薄弱知识点与建议，并标注报告来源；错题本页展示错题列表、薄弱知识点排行与只练错题入口；知识库页支持上传讲义、列出资料、基于资料出题与删除；个人中心页展示经验值、错题数量与历史闯关。视觉上以天蓝为主色，采用胶囊按钮与圆角卡片，题干不小于 36rpx，可点按区域不小于 88rpx，不使用错误、失败、排名等字眼；吉祥物由纯 CSS 绘制，含待机、思考中、答对、差一点点、鼓励与通关六种状态。网页版学生端为同一套业务流程的单页实现，未登录时以三个页签组织登录入口，分别对应学生登录、学生注册与管理端登录，登录后进入与小程序一致的闯关页面。管理端为功能区切换的单页面布局，共五个功能区，用户管理中的答题详情以宽弹窗呈现单个学生的分类信息。</w:t>
       </w:r>
     </w:p>
     <w:p>
@@ -15270,7 +16638,7 @@
           <w:b w:val="0"/>
           <w:sz w:val="24"/>
         </w:rPr>
-        <w:t>本章明确了以主题输入、出题、闯关答题、复盘提升为主线的设计思路；按主菜单、用户登录、角色、功能项四层描述了功能结构；设计了四层架构与前后端分离的接口约定；给出十张表的逻辑结构；给出 26 个接口清单与错误码约定；并设计了出题与检索增强链路、错题本与个性化复习机制、安全与三层降级机制。</w:t>
+        <w:t>本章明确了以主题输入、出题、闯关答题、复盘提升为主线的设计思路；按主菜单、用户登录、角色、功能项四层描述了功能结构；设计了四层架构与前后端分离的接口约定；给出十张表的逻辑结构；给出 33 个接口清单与错误码约定；并设计了出题与检索增强链路、错题本与个性化复习机制、安全与三层降级机制。</w:t>
       </w:r>
     </w:p>
     <w:p>
@@ -15298,7 +16666,7 @@
           <w:b w:val="0"/>
           <w:sz w:val="24"/>
         </w:rPr>
-        <w:t>针对“双减”政策背景下中小学生课外科普资源形式单一、互动不足、内容更新滞后的问题，本文设计并实现了一套以微信小程序为载体的科普知识闯关系统「小科闯关」。学生端采用微信小程序原生框架开发，包含去闯关、答题闯关、复盘报告、错题本、知识库与个人中心 6 个页面以及吉祥物「小科」组件；服务端基于 Python 3.13 与 FastAPI 框架，按路由层、业务服务层与数据访问层分层组织，采用 SQLite 建立 10 张数据表，提供 13 个学生端接口与 13 个管理端接口。系统以“一句话说出想学的主题—大模型现场出题—闯关答题—复盘报告”为主线：出题环节调用 DeepSeek 兼容接口并约束其输出结构化 JSON，经内容安全过滤与学段适配后下发；为提升私有资料利用率，系统实现轻量检索增强，采用中文 2-gram 词频向量与余弦相似度检索 Top-3 文档片段注入提示词。针对大语言模型不可用或输出不合规的情况，系统设计了出题降级内置题库、报告降级规则模板、只练错题不调用模型的三层降级机制。接口冒烟测试结果表明，40 条功能用例与 9 条降级用例全部通过，题库降级路径下各接口平均响应时间均在 30 ms 以内。此外，系统实现了零构建的 Web 管理端，支持运行看板、题库资源池、用户管理、闯关记录与操作日志 5 个功能区。</w:t>
+        <w:t>针对“双减”政策背景下中小学生课外科普资源形式单一、互动不足、内容更新滞后的问题，本文设计并实现了一套科普知识闯关系统「小科闯关」。学生端提供微信小程序与零构建的网页版两种载体，小程序包含去闯关、答题闯关、复盘报告、错题本、知识库与个人中心 6 个页面以及吉祥物「小科」组件；服务端基于 Python 3.13 与 FastAPI 框架，按路由层、业务服务层与数据访问层分层组织，采用 SQLite 建立 10 张数据表，提供 19 个学生端接口与 14 个管理端接口。学生可用登录名与口令注册登录，也可先以游客身份体验，之后把游客数据合并到正式账号。系统以“一句话说出想学的主题—大模型现场出题—闯关答题—复盘报告”为主线：出题环节调用 DeepSeek 兼容接口并约束其输出结构化 JSON，经内容安全过滤与学段适配后下发；系统实现轻量检索增强，采用中文 2-gram 词频向量与余弦相似度检索 Top-3 文档片段注入提示词。针对大语言模型不可用或输出不合规的情况，系统设计了出题降级内置题库、报告降级规则模板、只练错题不调用模型的三层降级机制。接口冒烟测试结果表明，40 条功能用例与 9 条降级用例全部通过，题库降级路径下各接口平均响应时间均在 30 ms 以内。此外，系统实现了零构建的 Web 管理端，支持运行看板、题库资源池、用户管理、闯关记录与操作日志 5 个功能区，并可按学生查看答题信息。</w:t>
       </w:r>
     </w:p>
     <w:p>
@@ -15340,7 +16708,7 @@
           <w:b w:val="0"/>
           <w:sz w:val="24"/>
         </w:rPr>
-        <w:t>Aiming at the problems of monotonous form, insufficient interaction and lagging content update of extracurricular science popularization resources for primary and secondary school students, this paper designs and implements a science popularization quiz system named Xiaoke Challenge, which is carried by a WeChat Mini Program. The student client is developed with the native WeChat Mini Program framework, and consists of six pages, namely topic entry, quiz answering, review report, wrong-question book, knowledge base and personal center, together with a mascot component. The server is implemented on Python 3.13 and the FastAPI framework in a layered structure of routing, business service and data access. Ten tables are created in SQLite, and twenty-six interfaces are provided, including thirteen for students and thirteen for the administration console. The system follows the main flow of "one-sentence topic input, on-site question generation by a large language model, quiz answering and review report". During question generation, a DeepSeek-compatible interface is invoked and constrained to return structured JSON, and the generated questions are delivered after content safety filtering and school-stage adaptation. To make better use of private materials, a lightweight retrieval-augmented generation module is implemented, which retrieves the top three document chunks by Chinese 2-gram term-frequency vectors and cosine similarity and injects them into the prompt. For the case that the large language model is unavailable or its output does not meet the requirements, a three-level degradation mechanism is designed, namely degrading question generation to the built-in question bank, degrading the report to a rule template, and answering wrong questions again without invoking the model. The interface smoke test shows that all forty functional cases and nine degradation cases are passed, and the average response time of each interface on the question-bank degradation path is less than 30 ms. In addition, a zero-build Web administration console is implemented, which supports five functional areas: operation dashboard, question bank pool, user management, quiz records and operation logs.</w:t>
+        <w:t>Aiming at the problems of monotonous form, insufficient interaction and lagging content update of extracurricular science popularization resources for primary and secondary school students, this paper designs and implements a science popularization quiz system named Xiaoke Challenge. Two student clients are provided: a native WeChat Mini Program, which consists of six pages, namely topic entry, quiz answering, review report, wrong-question book, knowledge base and personal center, together with a mascot component, and a zero-build web single-page application. Students may register and sign in with a user name and a password, or try the system as a guest first and merge the guest data into a formal account afterwards. The server is implemented on Python 3.13 and the FastAPI framework in a layered structure of routing, business service and data access. Ten tables are created in SQLite, and thirty-three interfaces are provided, including nineteen for students and fourteen for the administration console. The system follows the main flow of "one-sentence topic input, on-site question generation by a large language model, quiz answering and review report". During question generation, a DeepSeek-compatible interface is invoked and constrained to return structured JSON, and the generated questions are delivered after content safety filtering and school-stage adaptation. To make better use of private materials, a lightweight retrieval-augmented generation module is implemented, which retrieves the top three document chunks by Chinese 2-gram term-frequency vectors and cosine similarity and injects them into the prompt. For the case that the large language model is unavailable or its output does not meet the requirements, a three-level degradation mechanism is designed, namely degrading question generation to the built-in question bank, degrading the report to a rule template, and answering wrong questions again without invoking the model. The interface smoke test shows that all forty functional cases and nine degradation cases are passed, and the average response time of each interface on the question-bank degradation path is less than 30 ms. In addition, a zero-build Web administration console is implemented, which supports five functional areas: operation dashboard, question bank pool, user management, quiz records and operation logs, and can also show the answering information of a single student.</w:t>
       </w:r>
     </w:p>
     <w:p>
@@ -15396,7 +16764,7 @@
           <w:b w:val="0"/>
           <w:sz w:val="24"/>
         </w:rPr>
-        <w:t>系统开发环境为 Windows 操作系统，服务端运行于 Python 3.13 解释器，主要依赖 FastAPI、Uvicorn、Pydantic v2、httpx 与 PyJWT，数据持久化使用标准库 sqlite3 模块，不引入额外的数据库驱动；学生端使用微信开发者工具编码与调试；管理端为浏览器直接访问的原生静态页面，不需要构建工具。</w:t>
+        <w:t>系统开发环境为 Windows 操作系统，服务端运行于 Python 3.13 解释器，主要依赖 FastAPI、Uvicorn、Pydantic v2、httpx 与 PyJWT，数据持久化使用标准库 sqlite3 模块，不引入额外的数据库驱动；学生端小程序使用微信开发者工具编码与调试；网页版学生端与管理端均为浏览器直接访问的原生静态页面，源码分别位于 web 与 admin 目录，不需要构建工具，也不引入第三方前端依赖。</w:t>
       </w:r>
     </w:p>
     <w:p>
@@ -15410,7 +16778,7 @@
           <w:b w:val="0"/>
           <w:sz w:val="24"/>
         </w:rPr>
-        <w:t>后端按职责分层组织代码。main.py 为应用入口，负责创建应用、装配学生端与管理端路由、注册跨域中间件与统一异常处理器，并在管理端目录存在时以静态目录方式挂载；routers.py 只承担参数解析、鉴权依赖与响应封装；services.py 集中实现登录、出题、判题、复盘报告、知识库检索与错题本逻辑；database.py 为数据访问层；llm.py 负责大模型调用、输出解析与降级；question_bank.py 提供内置科普题库；grades.py 与 safety.py 分别承担学段适配与内容安全；wrongbook.py 与 admin_db.py 支撑错题本与管理端的数据访问。业务服务层不依赖 Web 框架，可脱离接口独立测试。</w:t>
+        <w:t>后端按职责分层组织代码。main.py 为应用入口，负责创建应用、装配学生端与管理端路由、注册跨域中间件与统一异常处理器，并分别以静态目录方式挂载网页版学生端与管理端；routers.py 只承担参数解析、鉴权依赖与响应封装；services.py 集中实现注册登录、出题、判题、复盘报告、知识库检索与错题本逻辑；database.py 为数据访问层；llm.py 负责大模型调用、输出解析与降级；question_bank.py 负责载入内置科普题库的数据文件；grades.py 与 safety.py 分别承担学段适配与内容安全；wrongbook.py 与 admin_db.py 支撑错题本与管理端的数据访问；web 目录存放学生端单页应用，admin 目录存放管理端控制台。业务服务层不依赖 Web 框架，可脱离接口独立测试。</w:t>
       </w:r>
     </w:p>
     <w:p>
@@ -15452,7 +16820,7 @@
           <w:b w:val="0"/>
           <w:sz w:val="24"/>
         </w:rPr>
-        <w:t>建表过程完全自动化。建表脚本使用 CREATE TABLE IF NOT EXISTS 一次性声明 10 张表，依次为用户表、闯关会话表、答题记录表、复盘报告表、知识库文档表、知识库分块表、错题本表、管理端账号表、题目资源池表与操作日志表；应用启动时调用 get_conn 即完成建库建表，配合启动钩子中创建的默认管理员账号，实现拉取代码后即可运行。针对早期版本数据库缺少字段的情况，模块中定义迁移表并由 _migrate 函数通过 PRAGMA table_info 判断字段是否存在，缺失时执行 ALTER TABLE 补齐，例如 users 表的 status、grade、last_login_at 与 quiz_sessions 表的 grade、source。由于建表语句不会为已存在的表补列，该逻辑保证旧数据库文件可直接被新版本打开。数据访问层对外只暴露 query、query_one、execute 与 scalar 四个函数，业务层因此不出现连接与游标管理代码。</w:t>
+        <w:t>建表过程完全自动化。建表脚本使用 CREATE TABLE IF NOT EXISTS 一次性声明 10 张表，依次为用户表、闯关会话表、答题记录表、复盘报告表、知识库文档表、知识库分块表、错题本表、管理端账号表、题目资源池表与操作日志表；应用启动时调用 get_conn 即完成建库建表，配合启动钩子中创建的默认管理员账号，实现拉取代码后即可运行。针对早期版本数据库缺少字段的情况，模块中定义迁移表并由 _migrate 函数通过 PRAGMA table_info 判断字段是否存在，缺失时执行 ALTER TABLE 补齐，例如 users 表的 status、grade、last_login_at 与 quiz_sessions 表的 grade、source；学生账号体系引入后，同一机制又为 users 表补齐了 username、password_hash 与 salt 三个字段，并为 username 建立唯一索引，使登录名在全库范围内不重复。由于建表语句不会为已存在的表补列，该逻辑保证旧数据库文件可直接被新版本打开。数据访问层对外只暴露 query、query_one、execute 与 scalar 四个函数，业务层因此不出现连接与游标管理代码。</w:t>
       </w:r>
     </w:p>
     <w:p>
@@ -15508,7 +16876,7 @@
           <w:b w:val="0"/>
           <w:sz w:val="24"/>
         </w:rPr>
-        <w:t>返回的题目还需经过两级过滤：第一级逐题检查题干、选项、解析与知识点是否命中敏感词，命中者整题丢弃；第二级以学段题干长度上限的两倍作为容忍阈值，超出的题目视为超出该年龄段认知范围并丢弃。过滤后的空缺由内置题库补齐，以维持题量体验。若过滤后题目全部被丢弃，或调用过程出现网络异常与解析异常，则转入降级分支，先按关键词匹配主题，优先从同一主题随机抽样，题量不足时再从其他主题补充。</w:t>
+        <w:t>返回的题目还需经过两级过滤：第一级逐题检查题干、选项、解析与知识点是否命中敏感词，命中者整题丢弃；第二级以学段题干长度上限的两倍作为容忍阈值，超出的题目视为超出该年龄段认知范围并丢弃。过滤后的空缺由内置题库补齐，以维持题量体验。内置题库共 150 题，覆盖天文、地理、生物、物理、化学、科技六个主题，每个主题 25 题；题目不再以内联字面量的形式写在 Python 代码里，而是存放在 bank_part_a.json（天文、地理、生物，75 题）与 bank_part_b.json（物理、化学、科技，75 题）两个数据文件中，由 question_bank.py 在首次使用时载入并缓存供降级出题使用。若过滤后题目全部被丢弃，或调用过程出现网络异常与解析异常，则转入降级分支，先按关键词匹配主题，优先从同一主题随机抽样，题量不足时再从其他主题补充。</w:t>
       </w:r>
     </w:p>
     <w:p>
@@ -15744,7 +17112,7 @@
           <w:b w:val="0"/>
           <w:sz w:val="24"/>
         </w:rPr>
-        <w:t>系统采用可选登录设计。登录接口接收可选的登录凭证、昵称与常用学段，当前以本地方式建立账号：携带凭证时以凭证截断后的字符串生成账号标识，未携带时生成随机标识，两者均不依赖外部服务；首次登录创建用户记录并写入昵称与学段，已存在时仅更新最近登录时间。系统预留了以 wx.login 换取用户唯一标识的接入点，接入时只需将凭证交由微信服务端校验并替换账号标识的生成方式，接口形态与数据表结构均无需变动。</w:t>
+        <w:t>账号体系提供三种进入方式：登录名与口令注册登录、游客体验，以及小程序凭证登录。</w:t>
       </w:r>
     </w:p>
     <w:p>
@@ -15758,7 +17126,35 @@
           <w:b w:val="0"/>
           <w:sz w:val="24"/>
         </w:rPr>
-        <w:t>登录成功后使用 HS256 算法签发 JWT，载荷包含用户编号、账号标识与过期时间，有效期默认为 7 天。客户端在后续请求中通过 Authorization 请求头以 Bearer 方式携带该令牌。路由层通过依赖注入提供可选鉴权函数：解析请求头中的令牌，签名合法且未过期时返回用户编号，否则返回空值并视作游客。出题与判题等核心功能对游客完全开放，只有错题本查询、只练错题与个人中心这三类需要把数据归属到具体账号的功能才强制要求登录，未登录时返回业务错误码 4010 并由前端统一提示。</w:t>
+        <w:t>注册接口接收登录名与口令，登录名限定为 3 至 20 位的字母、数字与下划线，口令长度为 6 至 32 位；校验通过后为账号生成独立的随机盐，以 PBKDF2-HMAC-SHA256 迭代 12 万次派生出口令摘要，只把摘要与盐写入用户表，明文口令不落库。登录接口同时接受两种入参：给出登录名与口令时，按登录名取出该账号的盐重新派生摘要，再用恒定时间比较函数与库中记录比对，一致则更新最近登录时间并签发令牌；给出小程序临时凭证时，按凭证生成账号标识并建立或复用账号。系统预留了把小程序临时凭证交由微信服务端校验并换取用户唯一标识的接入点，接入时只需替换账号标识的生成方式，接口形态与数据表结构均无需变动。</w:t>
+      </w:r>
+    </w:p>
+    <w:p>
+      <w:pPr>
+        <w:spacing w:lineRule="exact" w:line="400" w:before="0" w:after="0"/>
+        <w:jc w:val="both"/>
+      </w:pPr>
+      <w:r>
+        <w:rPr>
+          <w:rFonts w:ascii="Times New Roman" w:hAnsi="Times New Roman" w:eastAsia="宋体"/>
+          <w:b w:val="0"/>
+          <w:sz w:val="24"/>
+        </w:rPr>
+        <w:t>游客体验接口不要求任何凭证，服务端建立一个不带口令的临时账号并签发令牌，使游客不必先注册即可完整走通出题、判题与复盘流程。为避免先试后注册变成白玩，系统提供游客数据合并接口：注册或登录后调用该接口，服务端把游客账号名下的闯关会话、答题记录、复盘报告与知识库资料整体改归正式账号；错题的处理更细，逐条按用户标识与题干查找正式账号中的同题记录，已存在则只累加错误次数并删除游客侧那条，不存在才改归属，从而避开唯一索引冲突；游客累计的经验值累加到正式账号上，合并完成后游客账号置为停用，不再作为有效账号使用，接口返回本次迁移的记录条数。</w:t>
+      </w:r>
+    </w:p>
+    <w:p>
+      <w:pPr>
+        <w:spacing w:lineRule="exact" w:line="400" w:before="0" w:after="0"/>
+        <w:jc w:val="both"/>
+      </w:pPr>
+      <w:r>
+        <w:rPr>
+          <w:rFonts w:ascii="Times New Roman" w:hAnsi="Times New Roman" w:eastAsia="宋体"/>
+          <w:b w:val="0"/>
+          <w:sz w:val="24"/>
+        </w:rPr>
+        <w:t>登录成功后使用 HS256 算法签发 JWT，载荷包含用户编号、账号标识与过期时间，有效期默认为 7 天。客户端在后续请求中通过 Authorization 请求头以 Bearer 方式携带该令牌。路由层通过依赖注入提供可选鉴权函数：解析请求头中的令牌，签名合法且未过期时返回用户编号，否则返回空值。出题与判题等核心功能不要求携带令牌；错题本与个人中心需要把数据归属到具体账号，未携带合法令牌时返回业务错误码 4010 并由前端统一提示。</w:t>
       </w:r>
     </w:p>
     <w:p>
@@ -15926,7 +17322,21 @@
           <w:b w:val="0"/>
           <w:sz w:val="24"/>
         </w:rPr>
-        <w:t>管理端采用原生 HTML、CSS 与 JavaScript 编写，零构建、零第三方依赖，由 FastAPI 以静态目录方式挂载在 /admin/ 路径下，浏览器直接访问即可使用，页面内部通过哈希路由在 5 个功能区之间切换。运行看板一次汇总用户总数、启用用户数、当日新增用户数、闯关总数与今日闯关数、按来源划分的闯关分布、答题提交数与平均正确率、错题总数与薄弱知识点排行、知识库文档数与分块数、资源池题目数与模型配置状态，并绘制近若干天的闯关量趋势。题库资源池支持按主题、学段与关键词分页查询与题目增删改，修改时只更新请求中实际出现的字段，避免默认值覆盖已有记录；资源池中启用的题目在出题时被优先命中，与内置题库共同构成降级题源。用户管理支持按昵称或账号标识检索并启用、停用账号；闯关记录按学段与来源筛选分页展示，并统计每次会话产生的错题数；操作日志按时间倒序展示管理端的写操作记录。</w:t>
+        <w:t>管理端采用原生 HTML、CSS 与 JavaScript 编写，零构建、零第三方依赖，由 FastAPI 以静态目录方式挂载在 /admin/ 路径下，浏览器直接访问即可使用，页面内部通过哈希路由在 5 个功能区之间切换。运行看板一次汇总用户总数、启用用户数、当日新增用户数、闯关总数与今日闯关数、按来源划分的闯关分布、答题提交数与平均正确率、错题总数与薄弱知识点排行、知识库文档数与分块数、资源池题目数与模型配置状态，并绘制近若干天的闯关量趋势。题库资源池支持按主题、学段与关键词分页查询与题目增删改，修改时只更新请求中实际出现的字段，避免默认值覆盖已有记录；资源池中启用的题目在出题时被优先命中，与内置题库共同构成降级题源。用户管理支持按登录名或昵称检索并启用、停用账号，列表以登录名标识账号，未设置登录名的托管账号显示为游客；闯关记录按学段与来源筛选分页展示，并统计每次会话产生的错题数；操作日志按时间倒序展示管理端的写操作记录。</w:t>
+      </w:r>
+    </w:p>
+    <w:p>
+      <w:pPr>
+        <w:spacing w:lineRule="exact" w:line="400" w:before="0" w:after="0"/>
+        <w:jc w:val="both"/>
+      </w:pPr>
+      <w:r>
+        <w:rPr>
+          <w:rFonts w:ascii="Times New Roman" w:hAnsi="Times New Roman" w:eastAsia="宋体"/>
+          <w:b w:val="0"/>
+          <w:sz w:val="24"/>
+        </w:rPr>
+        <w:t>单个学生的答题信息以分类面板的形式呈现。用户管理列表中点击答题详情即调用单学生查询接口，该接口一次返回六部分数据：学生资料，含昵称、登录名或游客标记、学段、经验值、注册时间与最近登录；统计概览，含闯关次数、已判分次数、平均正确率、当前错题数与按学段、按出题来源的分布；逐次闯关记录，逐条列出时间、主题、学段、出题来源、答对题数与总题数、正确率、本次产生错题数与用时；薄弱知识点排行，按知识点聚合题数与错误次数；错题明细，含题干、知识点、错误次数、最近答错时间与解析；以及该学生上传的知识库资料清单。前端把返回结果分为四块展示：逐次闯关记录、薄弱知识点排行、错题明细与知识库资料，便于教师或家长定位学生具体卡在哪个知识点上。由于逐次闯关记录与错题明细都可能较长，该面板以宽弹窗承载，避免与列表页相互挤压。</w:t>
       </w:r>
     </w:p>
     <w:p>
@@ -15954,7 +17364,7 @@
           <w:b/>
           <w:sz w:val="28"/>
         </w:rPr>
-        <w:t>5.12 本章小结</w:t>
+        <w:t>5.12 网页版学生端实现</w:t>
       </w:r>
     </w:p>
     <w:p>
@@ -15968,7 +17378,63 @@
           <w:b w:val="0"/>
           <w:sz w:val="24"/>
         </w:rPr>
-        <w:t>本章按模块说明了系统实现过程，涵盖开发环境与分层结构、数据访问层的连接复用与自动建表迁移机制、出题与判题结算、复盘报告与轻量检索增强四条核心链路、登录鉴权、小程序前端、错题本、学段适配与内容安全，以及管理端的 5 个功能区与安全机制。各模块实现与第 4 章设计保持一致。</w:t>
+        <w:t>除微信小程序外，学生端另提供一套网页版实现。网页版位于 web 目录，由原生 HTML、CSS 与 JavaScript 编写，没有构建步骤，也不引入任何第三方库，由 FastAPI 与学生端接口挂在同一个进程上以静态目录方式托管在 /app/ 路径下。这样处理的理由是：小程序需要微信开发者工具与 AppID 才能运行，答辩现场与临时演示不便；同一套后端接口再配一个零构建的网页版，浏览器输入地址即可完整走通出题、答题、复盘与错题复习流程，同时也不必为第二个前端增加构建工具链与依赖管理成本。工程内另有一个 demo 目录，用于在浏览器里预览小程序页面，与网页版学生端相互独立。</w:t>
+      </w:r>
+    </w:p>
+    <w:p>
+      <w:pPr>
+        <w:spacing w:lineRule="exact" w:line="400" w:before="0" w:after="0"/>
+        <w:jc w:val="both"/>
+      </w:pPr>
+      <w:r>
+        <w:rPr>
+          <w:rFonts w:ascii="Times New Roman" w:hAnsi="Times New Roman" w:eastAsia="宋体"/>
+          <w:b w:val="0"/>
+          <w:sz w:val="24"/>
+        </w:rPr>
+        <w:t>网页版沿用小程序的功能划分，以哈希路由在同一页内切换视图，顶栏固定提供去闯关、错题本、知识库与我的四个入口，答题与复盘报告由闯关流程进入，不进入顶栏；请求封装沿用与小程序的统一约定相同的写法：拼接 /api/v1 前缀、从浏览器本地存储读取令牌并写入 Authorization 请求头、把统一响应体中的业务数据拆包后交给页面渲染，并在令牌失效时清理登录态并回到入口页。</w:t>
+      </w:r>
+    </w:p>
+    <w:p>
+      <w:pPr>
+        <w:spacing w:lineRule="exact" w:line="400" w:before="0" w:after="0"/>
+        <w:jc w:val="both"/>
+      </w:pPr>
+      <w:r>
+        <w:rPr>
+          <w:rFonts w:ascii="Times New Roman" w:hAnsi="Times New Roman" w:eastAsia="宋体"/>
+          <w:b w:val="0"/>
+          <w:sz w:val="24"/>
+        </w:rPr>
+        <w:t>入口页与账号流程是网页版特有的部分。未登录时页面以三个页签组织入口，分别是学生登录、学生注册与管理员。学生登录与注册直接调用学生端的登录与注册接口，成功后令牌写入浏览器本地存储并进入闯关主流程；管理员页签调用管理端登录接口，校验通过后携带管理员令牌跳转到管理端控制台，因此从入口页即可切换到管理端，不需要手工输入后台地址。入口页另提供游客体验入口，点击后调用游客体验接口取得令牌并直接进入闯关流程，同时把该令牌单独记录在本地存储中；此后一旦完成注册或登录，页面立即调用游客数据合并接口，把游客期间的闯关记录、错题与经验值并入正式账号，使先试后注册的过程不产生数据丢失。</w:t>
+      </w:r>
+    </w:p>
+    <w:p>
+      <w:pPr>
+        <w:spacing w:lineRule="exact" w:line="400" w:before="160" w:after="80"/>
+        <w:jc w:val="left"/>
+      </w:pPr>
+      <w:r>
+        <w:rPr>
+          <w:rFonts w:ascii="Times New Roman" w:hAnsi="Times New Roman" w:eastAsia="黑体"/>
+          <w:b/>
+          <w:sz w:val="28"/>
+        </w:rPr>
+        <w:t>5.13 本章小结</w:t>
+      </w:r>
+    </w:p>
+    <w:p>
+      <w:pPr>
+        <w:spacing w:lineRule="exact" w:line="400" w:before="0" w:after="0"/>
+        <w:jc w:val="both"/>
+      </w:pPr>
+      <w:r>
+        <w:rPr>
+          <w:rFonts w:ascii="Times New Roman" w:hAnsi="Times New Roman" w:eastAsia="宋体"/>
+          <w:b w:val="0"/>
+          <w:sz w:val="24"/>
+        </w:rPr>
+        <w:t>本章按模块说明了系统实现过程，涵盖开发环境与分层结构、数据访问层的连接复用与自动建表迁移机制、出题与判题结算、复盘报告与轻量检索增强四条核心链路、账号体系与登录鉴权、小程序前端、错题本、学段适配与内容安全、管理端的 5 个功能区与安全机制，以及网页版学生端的四个视图与登录入口。各模块实现与第 4 章设计保持一致。</w:t>
       </w:r>
     </w:p>
     <w:p>
@@ -16010,7 +17476,7 @@
           <w:b w:val="0"/>
           <w:sz w:val="24"/>
         </w:rPr>
-        <w:t>测试环境为 Windows 操作系统，服务端以 Uvicorn 单进程方式启动并监听本机回环地址，数据库为空库并由服务启动时自动建表，运行前未配置大模型访问密钥，因此出题与报告默认走降级路径，便于稳定复现。测试方法分三类：接口功能测试、异常与降级测试、响应时间测试，测试对象覆盖学生端 13 个接口与管理端 13 个接口。项目内提供了只依赖标准库的测试脚本 backend/tests/smoke_test.py，启动服务后直接运行即可自动完成全部用例并生成报告 backend/tests/smoke_report.md。本章表 6-1、表 6-2 与表 6-3 的数据均取自该报告的本次运行结果，数据由脚本自动生成，测试时间为 2026-09-19，脚本总耗时 2.4 秒，用例构成为 40 条功能用例、7 条性能用例与 9 条降级用例，共通过 49 条，通过率 100%。</w:t>
+        <w:t>测试环境为 Windows 操作系统，服务端以 Uvicorn 单进程方式启动并监听本机回环地址，数据库为空库并由服务启动时自动建表，运行前未配置大模型访问密钥，因此出题与报告默认走降级路径，便于稳定复现。测试方法分三类：接口功能测试、异常与降级测试、响应时间测试，测试对象覆盖学生端 19 个接口与管理端 14 个接口。项目内提供了只依赖标准库的测试脚本 backend/tests/smoke_test.py，启动服务后直接运行即可自动完成全部用例并生成报告 backend/tests/smoke_report.md。本章表 6-1、表 6-2 与表 6-3 的数据均取自该报告的本次运行结果，数据由脚本自动生成，测试时间为 2026-09-19，脚本总耗时 2.4 秒，用例构成为 40 条功能用例、7 条性能用例与 9 条降级用例，共通过 49 条，通过率 100%。除接口脚本外，项目还在 tools 目录下提供了一组验收脚本：网页版端到端验收由真实浏览器驱动，从入口页完成注册、登录、出题、答题、错题收录与错题本增删改，并截图留证；另有面向学生账号与错题收录、面向管理端答题详情分类面板的专项脚本。上述脚本连同后端冒烟、管理端接口联通性、前端静态检查、错题本增删改查、题库完整性与学段分离、学段分级出题与论文成稿检查分组，由一个入口脚本一次跑完，各组均通过。</w:t>
       </w:r>
     </w:p>
     <w:p>
@@ -16038,7 +17504,7 @@
           <w:b w:val="0"/>
           <w:sz w:val="24"/>
         </w:rPr>
-        <w:t>功能测试按接口设计正常路径与异常路径用例。正常路径覆盖健康检查、学段选项拉取、游客模式出题、题目字段完整性、答题提交与判题、经验值结算、错题自动入库、复盘报告生成、错题本总览、只练错题、个人中心数据、知识库上传与列表、检索增强出题、管理端登录、看板统计、题目增删改查与操作日志留痕等场景；异常路径覆盖空主题、超长主题、含敏感词的主题、无效的闯关编号、未提交先取报告、未登录访问受保护接口、不支持的资料格式、空文档、空错题本练习、管理端口令错误、未授权访问与题目参数越界等场景。全部 40 条功能用例均通过，表 6-1 列出其中 20 条代表性用例及实测结果。</w:t>
+        <w:t>功能测试按接口设计正常路径与异常路径用例。正常路径覆盖健康检查、学段选项拉取、游客模式出题、题目字段完整性、答题提交与判题、经验值结算、错题自动入库、复盘报告生成、错题本总览、只练错题、个人中心数据、知识库上传与列表、检索增强出题、管理端登录、看板统计、题目增删改查与操作日志留痕等场景；异常路径覆盖空主题、超长主题、含敏感词的主题、无效的闯关编号、未提交先取报告、未登录访问受保护接口、不支持的资料格式、空文档、空错题本练习、管理端口令错误、未授权访问与题目参数越界等场景。学生账号与网页版相关功能另由验收脚本覆盖：登录名与口令注册、重复登录名拒绝、口令错误拒绝、游客体验与游客数据合并、错题收录，以及管理端按学生查看答题信息。全部 40 条功能用例均通过，表 6-1 列出其中 20 条代表性用例及实测结果。</w:t>
       </w:r>
     </w:p>
     <w:p>
@@ -21207,7 +22673,7 @@
           <w:b w:val="0"/>
           <w:sz w:val="24"/>
         </w:rPr>
-        <w:t>第二，完成了系统需求分析与总体设计。按学生用户、教师与家长用户、系统管理员三类角色梳理典型使用场景，划分学生端与管理端两大模块，给出四层架构、数据库概念结构与逻辑结构，以及 26 个接口的清单、统一响应体与错误码体系，为后续实现提供了依据。</w:t>
+        <w:t>第二，完成了系统需求分析与总体设计。按学生用户、教师与家长用户、系统管理员三类角色梳理典型使用场景，划分学生端与管理端两大模块，给出四层架构、数据库概念结构与逻辑结构，以及 33 个接口的清单、统一响应体与错误码体系，为后续实现提供了依据。</w:t>
       </w:r>
     </w:p>
     <w:p>
@@ -21221,7 +22687,7 @@
           <w:b w:val="0"/>
           <w:sz w:val="24"/>
         </w:rPr>
-        <w:t>第三，实现并完成了系统核心链路。学生端 6 个页面与吉祥物组件全部实现，具备主题输入、分档等待体验、逐题作答与即时讲解、复盘报告、错题本复习与知识库管理能力；服务端实现了大模型出题、内容安全过滤、学段适配、判题与经验值结算、复盘报告生成、轻量检索增强、错题本沉淀与只练错题等业务逻辑；管理端以零构建方式实现了运行看板、题库资源池、用户管理、闯关记录与操作日志 5 个功能区，并对口令存储、登录锁定与操作留痕做了安全处理。</w:t>
+        <w:t>第三，实现并完成了系统核心链路。学生端 6 个页面与吉祥物组件全部实现，具备主题输入、分档等待体验、逐题作答与即时讲解、复盘报告、错题本复习与知识库管理能力，并另交付一套零构建的网页版学生端，在浏览器中即可走通同一条流程；服务端实现了学生账号体系、大模型出题、内容安全过滤、学段适配、判题与经验值结算、复盘报告生成、轻量检索增强、错题本沉淀与只练错题等业务逻辑；管理端以零构建方式实现了运行看板、题库资源池、用户管理、闯关记录与操作日志 5 个功能区，并对口令存储、登录锁定与操作留痕做了安全处理，用户管理中还可按学生查看分类整理后的答题信息。</w:t>
       </w:r>
     </w:p>
     <w:p>
@@ -21235,7 +22701,7 @@
           <w:b w:val="0"/>
           <w:sz w:val="24"/>
         </w:rPr>
-        <w:t>第四，完成了系统测试与验证。通过自动化测试脚本对 26 个接口执行功能、性能与降级三类测试，40 条功能用例与 9 条降级用例全部通过，验证了统一响应体、错误码、经验值结算规则、错题本语义与三层降级机制的正确性，也验证了系统在模型不可用时仍可完整演示与使用。由此，本文针对科普内容更新滞后、互动性不足以及大模型输出不可控导致系统不可用两个实际问题给出了可行的实现方案。</w:t>
+        <w:t>第四，完成了系统测试与验证。通过自动化测试脚本对 33 个接口执行功能、性能与降级三类测试，40 条功能用例与 9 条降级用例全部通过，验证了统一响应体、错误码、经验值结算规则、错题本语义与三层降级机制的正确性，也验证了系统在模型不可用时仍可完整演示与使用；账号注册登录、游客数据合并与管理端答题信息查看另由专项验收脚本覆盖。由此，本文针对科普内容更新滞后、互动性不足以及大模型输出不可控导致系统不可用两个实际问题给出了可行的实现方案。</w:t>
       </w:r>
     </w:p>
     <w:p>
@@ -21263,7 +22729,7 @@
           <w:b w:val="0"/>
           <w:sz w:val="24"/>
         </w:rPr>
-        <w:t>研究仍存在若干不足。其一，题型单一，系统仅支持单项选择题，提示词与内置题库都按单选设计，尚不能覆盖填空、简答等其他作答形式，对知识掌握程度的考查维度有限。其二，检索环节的语义匹配能力较弱，采用中文 2-gram 词频向量与余弦相似度进行匹配，对同义改写、语义相近但用词不同的查询召回效果有限，且分块粒度为固定长度，未做重叠切分与重排序。其三，出题与报告质量仍依赖模型输出，系统只能通过格式约束、安全过滤与长度校验做后置把关，无法从内容层面校验题目的科学准确性与答案唯一性。其四，账号体系以本地方式建立，微信登录仅预留了接入点，尚未完成与真实账号体系的对接，跨设备数据同步能力受限。其五，测试范围限于接口层面，缺少面向真实使用者的学习效果实验与更大规模的压力测试，系统在多用户并发访问下的表现尚未得到验证，也未开展针对不同机型与屏幕尺寸的兼容性测试。</w:t>
+        <w:t>研究仍存在若干不足。其一，题型单一，系统仅支持单项选择题，提示词与内置题库都按单选设计，尚不能覆盖填空、简答等其他作答形式，对知识掌握程度的考查维度有限。其二，检索环节的语义匹配能力较弱，采用中文 2-gram 词频向量与余弦相似度进行匹配，对同义改写、语义相近但用词不同的查询召回效果有限，且分块粒度为固定长度，未做重叠切分与重排序。其三，出题与报告质量仍依赖模型输出，系统只能通过格式约束、安全过滤与长度校验做后置把关，无法从内容层面校验题目的科学准确性与答案唯一性。其四，账号体系虽已支持以登录名与口令注册登录，也提供了游客体验与游客数据合并，但小程序端交由微信服务端校验凭证并换取用户唯一标识的环节仍属预留接入点，尚未完成与微信账号体系的对接，跨设备数据同步能力受限。其五，测试范围限于接口层面，缺少面向真实使用者的学习效果实验与更大规模的压力测试，系统在多用户并发访问下的表现尚未得到验证，也未开展针对不同机型与屏幕尺寸的兼容性测试。</w:t>
       </w:r>
     </w:p>
     <w:p>
